--- a/03-可行性分析报告/可行性分析报告(FAR).docx
+++ b/03-可行性分析报告/可行性分析报告(FAR).docx
@@ -2,7 +2,7 @@
 <file path=word/document.xml><?xml version="1.0" encoding="utf-8"?>
 <w:document xmlns:w="http://schemas.openxmlformats.org/wordprocessingml/2006/main" xmlns:m="http://schemas.openxmlformats.org/officeDocument/2006/math" xmlns:r="http://schemas.openxmlformats.org/officeDocument/2006/relationships" xmlns:o="urn:schemas-microsoft-com:office:office" xmlns:v="urn:schemas-microsoft-com:vml" xmlns:w10="urn:schemas-microsoft-com:office:word" xmlns:a="http://schemas.openxmlformats.org/drawingml/2006/main" xmlns:pic="http://schemas.openxmlformats.org/drawingml/2006/picture" xmlns:wp="http://schemas.openxmlformats.org/drawingml/2006/wordprocessingDrawing">
   <w:body>
-    <w:bookmarkStart w:id="26" w:name="可行性分析报告farv1.0"/>
+    <w:bookmarkStart w:id="26" w:name="可行性分析报告farv1.1"/>
     <w:p>
       <w:pPr>
         <w:pStyle w:val="Heading1"/>
@@ -11,7 +11,7 @@
         <w:rPr>
           <w:rFonts w:hint="eastAsia"/>
         </w:rPr>
-        <w:t xml:space="preserve">可行性分析报告（FAR）V1.0</w:t>
+        <w:t xml:space="preserve">可行性分析报告（FAR）V1.1</w:t>
       </w:r>
     </w:p>
     <w:tbl>
@@ -109,7 +109,7 @@
               <w:pStyle w:val="Compact"/>
             </w:pPr>
             <w:r>
-              <w:t xml:space="preserve">SRA2026-FAR-V1.0</w:t>
+              <w:t xml:space="preserve">SRA2026-FAR-V1.1</w:t>
             </w:r>
           </w:p>
         </w:tc>
@@ -136,7 +136,7 @@
               <w:pStyle w:val="Compact"/>
             </w:pPr>
             <w:r>
-              <w:t xml:space="preserve">V1.0</w:t>
+              <w:t xml:space="preserve">V1.1</w:t>
             </w:r>
           </w:p>
         </w:tc>
@@ -166,7 +166,7 @@
               <w:rPr>
                 <w:rFonts w:hint="eastAsia"/>
               </w:rPr>
-              <w:t xml:space="preserve">2026年3月15日</w:t>
+              <w:t xml:space="preserve">2026年3月22日</w:t>
             </w:r>
           </w:p>
         </w:tc>
@@ -196,7 +196,7 @@
               <w:rPr>
                 <w:rFonts w:hint="eastAsia"/>
               </w:rPr>
-              <w:t xml:space="preserve">初稿</w:t>
+              <w:t xml:space="preserve">修订稿</w:t>
             </w:r>
           </w:p>
         </w:tc>
@@ -396,14 +396,55 @@
               <w:rPr>
                 <w:rFonts w:hint="eastAsia"/>
               </w:rPr>
-              <w:t xml:space="preserve">建立可行性分析框架，完成项目背景、初步目标、初步技术、经济、操作与合规可行性判断。</w:t>
+              <w:t xml:space="preserve">建立可行性分析框架，完成项目背景、初步目标、初步技术与组织可行性判断。</w:t>
+            </w:r>
+          </w:p>
+        </w:tc>
+      </w:tr>
+      <w:tr>
+        <w:tc>
+          <w:tcPr/>
+          <w:p>
+            <w:pPr>
+              <w:pStyle w:val="Compact"/>
+            </w:pPr>
+            <w:r>
+              <w:t xml:space="preserve">V1.1</w:t>
+            </w:r>
+          </w:p>
+        </w:tc>
+        <w:tc>
+          <w:tcPr/>
+          <w:p>
+            <w:pPr>
+              <w:pStyle w:val="Compact"/>
+            </w:pPr>
+            <w:r>
+              <w:rPr>
+                <w:rFonts w:hint="eastAsia"/>
+              </w:rPr>
+              <w:t xml:space="preserve">2026年3月22日</w:t>
+            </w:r>
+          </w:p>
+        </w:tc>
+        <w:tc>
+          <w:tcPr/>
+          <w:p>
+            <w:pPr>
+              <w:pStyle w:val="Compact"/>
+            </w:pPr>
+            <w:r>
+              <w:rPr>
+                <w:rFonts w:hint="eastAsia"/>
+              </w:rPr>
+              <w:t xml:space="preserve">根据用户调研补充用户群体、问题场景、方案比较和阶段实施建议。</w:t>
             </w:r>
           </w:p>
         </w:tc>
       </w:tr>
     </w:tbl>
     <w:bookmarkEnd w:id="9"/>
-    <w:bookmarkStart w:id="13" w:name="引言"/>
+    <w:bookmarkStart w:id="12" w:name="引言"/>
     <w:p>
       <w:pPr>
         <w:pStyle w:val="Heading2"/>
@@ -441,7 +482,7 @@
         <w:rPr>
           <w:rFonts w:hint="eastAsia"/>
         </w:rPr>
-        <w:t xml:space="preserve">随着校园信息化建设不断推进，学生、教师、辅导员、行政人员和访客在日常学习、教学和管理过程中，需要频繁查询教务安排、学籍事务、校园服务、规章制度、办事流程等校务信息。现阶段相关信息分散在教务系统、OA系统、图书馆系统、校园门户、通知公告和人工咨询窗口中，用户检索成本较高，重复咨询较多，非工作时间服务能力不足。</w:t>
+        <w:t xml:space="preserve">校园校务信息分布在多个系统和部门渠道中，师生在查询课程安排、考试安排、学籍事务、奖助贷、校园卡、图书馆、宿舍维修、办事流程等信息时，常常需要反复搜索通知或咨询人工窗口。重复性咨询占比较高，人工窗口在高峰期响应压力大，非工作时间服务覆盖不足。</w:t>
       </w:r>
     </w:p>
     <w:p>
@@ -452,11 +493,11 @@
         <w:rPr>
           <w:rFonts w:hint="eastAsia"/>
         </w:rPr>
-        <w:t xml:space="preserve">本项目拟建设“校务问答机器人系统”，通过大语言模型（LLM）结合校务知识库，为校内外用户提供自然语言问答服务，提升校务信息获取效率，减轻职能部门人工咨询压力，并为后续智慧校园服务建设提供基础能力。</w:t>
+        <w:t xml:space="preserve">本项目提出建设基于大语言模型和校务知识库的问答机器人，以统一问答入口承载高频咨询，提升信息获取效率，并通过反馈数据帮助职能部门发现服务流程中的高频问题。</w:t>
       </w:r>
     </w:p>
     <w:bookmarkEnd w:id="10"/>
-    <w:bookmarkStart w:id="11" w:name="分析目的"/>
+    <w:bookmarkStart w:id="11" w:name="编写目的"/>
     <w:p>
       <w:pPr>
         <w:pStyle w:val="Heading3"/>
@@ -468,7 +509,7 @@
         <w:rPr>
           <w:rFonts w:hint="eastAsia"/>
         </w:rPr>
-        <w:t xml:space="preserve">分析目的</w:t>
+        <w:t xml:space="preserve">编写目的</w:t>
       </w:r>
     </w:p>
     <w:p>
@@ -479,477 +520,39 @@
         <w:rPr>
           <w:rFonts w:hint="eastAsia"/>
         </w:rPr>
-        <w:t xml:space="preserve">本报告用于判断校务问答机器人项目是否具备启动条件，重点分析项目在技术、经济、操作和合规方面的可行性，为项目章程、项目计划和后续需求分析提供依据。</w:t>
+        <w:t xml:space="preserve">V1.1版本在V1.0初稿基础上补充用户调研结论和方案比较，进一步判断项目是否具备继续进入需求规格说明和原型设计阶段的条件。</w:t>
       </w:r>
     </w:p>
     <w:bookmarkEnd w:id="11"/>
-    <w:bookmarkStart w:id="12" w:name="分析范围"/>
+    <w:bookmarkEnd w:id="12"/>
+    <w:bookmarkStart w:id="15" w:name="可行性分析前提"/>
+    <w:p>
+      <w:pPr>
+        <w:pStyle w:val="Heading2"/>
+      </w:pPr>
+      <w:r>
+        <w:t xml:space="preserve">2. </w:t>
+      </w:r>
+      <w:r>
+        <w:rPr>
+          <w:rFonts w:hint="eastAsia"/>
+        </w:rPr>
+        <w:t xml:space="preserve">可行性分析前提</w:t>
+      </w:r>
+    </w:p>
+    <w:bookmarkStart w:id="13" w:name="用户与使用场景"/>
     <w:p>
       <w:pPr>
         <w:pStyle w:val="Heading3"/>
       </w:pPr>
       <w:r>
-        <w:t xml:space="preserve">1.3 </w:t>
-      </w:r>
-      <w:r>
-        <w:rPr>
-          <w:rFonts w:hint="eastAsia"/>
-        </w:rPr>
-        <w:t xml:space="preserve">分析范围</w:t>
-      </w:r>
-    </w:p>
-    <w:p>
-      <w:pPr>
-        <w:pStyle w:val="FirstParagraph"/>
-      </w:pPr>
-      <w:r>
-        <w:rPr>
-          <w:rFonts w:hint="eastAsia"/>
-        </w:rPr>
-        <w:t xml:space="preserve">本版本分析范围为需求分析课程项目阶段，重点关注系统方案是否可行，不包含完整生产系统建设、真实业务系统上线部署和长期运维投入的详细测算。</w:t>
-      </w:r>
-    </w:p>
-    <w:bookmarkEnd w:id="12"/>
-    <w:bookmarkEnd w:id="13"/>
-    <w:bookmarkStart w:id="16" w:name="项目目标与基本要求"/>
-    <w:p>
-      <w:pPr>
-        <w:pStyle w:val="Heading2"/>
-      </w:pPr>
-      <w:r>
-        <w:t xml:space="preserve">2. </w:t>
-      </w:r>
-      <w:r>
-        <w:rPr>
-          <w:rFonts w:hint="eastAsia"/>
-        </w:rPr>
-        <w:t xml:space="preserve">项目目标与基本要求</w:t>
-      </w:r>
-    </w:p>
-    <w:bookmarkStart w:id="14" w:name="项目目标"/>
-    <w:p>
-      <w:pPr>
-        <w:pStyle w:val="Heading3"/>
-      </w:pPr>
-      <w:r>
         <w:t xml:space="preserve">2.1 </w:t>
       </w:r>
       <w:r>
         <w:rPr>
           <w:rFonts w:hint="eastAsia"/>
         </w:rPr>
-        <w:t xml:space="preserve">项目目标</w:t>
-      </w:r>
-    </w:p>
-    <w:p>
-      <w:pPr>
-        <w:pStyle w:val="FirstParagraph"/>
-      </w:pPr>
-      <w:r>
-        <w:rPr>
-          <w:rFonts w:hint="eastAsia"/>
-        </w:rPr>
-        <w:t xml:space="preserve">项目目标包括：</w:t>
-      </w:r>
-    </w:p>
-    <w:p>
-      <w:pPr>
-        <w:pStyle w:val="Compact"/>
-        <w:numPr>
-          <w:ilvl w:val="0"/>
-          <w:numId w:val="1001"/>
-        </w:numPr>
-      </w:pPr>
-      <w:r>
-        <w:rPr>
-          <w:rFonts w:hint="eastAsia"/>
-        </w:rPr>
-        <w:t xml:space="preserve">为师生提供7×24小时校务信息查询入口。</w:t>
-      </w:r>
-    </w:p>
-    <w:p>
-      <w:pPr>
-        <w:pStyle w:val="Compact"/>
-        <w:numPr>
-          <w:ilvl w:val="0"/>
-          <w:numId w:val="1001"/>
-        </w:numPr>
-      </w:pPr>
-      <w:r>
-        <w:rPr>
-          <w:rFonts w:hint="eastAsia"/>
-        </w:rPr>
-        <w:t xml:space="preserve">支持自然语言提问，减少用户在多个系统间切换查询的成本。</w:t>
-      </w:r>
-    </w:p>
-    <w:p>
-      <w:pPr>
-        <w:pStyle w:val="Compact"/>
-        <w:numPr>
-          <w:ilvl w:val="0"/>
-          <w:numId w:val="1001"/>
-        </w:numPr>
-      </w:pPr>
-      <w:r>
-        <w:rPr>
-          <w:rFonts w:hint="eastAsia"/>
-        </w:rPr>
-        <w:t xml:space="preserve">整理校务知识库，形成可维护、可扩展的问答内容基础。</w:t>
-      </w:r>
-    </w:p>
-    <w:p>
-      <w:pPr>
-        <w:pStyle w:val="Compact"/>
-        <w:numPr>
-          <w:ilvl w:val="0"/>
-          <w:numId w:val="1001"/>
-        </w:numPr>
-      </w:pPr>
-      <w:r>
-        <w:rPr>
-          <w:rFonts w:hint="eastAsia"/>
-        </w:rPr>
-        <w:t xml:space="preserve">建立用户反馈机制，持续优化回答质量。</w:t>
-      </w:r>
-    </w:p>
-    <w:p>
-      <w:pPr>
-        <w:pStyle w:val="Compact"/>
-        <w:numPr>
-          <w:ilvl w:val="0"/>
-          <w:numId w:val="1001"/>
-        </w:numPr>
-      </w:pPr>
-      <w:r>
-        <w:rPr>
-          <w:rFonts w:hint="eastAsia"/>
-        </w:rPr>
-        <w:t xml:space="preserve">为教务处、学工部、信息中心等部门提供咨询热点统计依据。</w:t>
-      </w:r>
-    </w:p>
-    <w:bookmarkEnd w:id="14"/>
-    <w:bookmarkStart w:id="15" w:name="初步功能范围"/>
-    <w:p>
-      <w:pPr>
-        <w:pStyle w:val="Heading3"/>
-      </w:pPr>
-      <w:r>
-        <w:t xml:space="preserve">2.2 </w:t>
-      </w:r>
-      <w:r>
-        <w:rPr>
-          <w:rFonts w:hint="eastAsia"/>
-        </w:rPr>
-        <w:t xml:space="preserve">初步功能范围</w:t>
-      </w:r>
-    </w:p>
-    <w:p>
-      <w:pPr>
-        <w:pStyle w:val="FirstParagraph"/>
-      </w:pPr>
-      <w:r>
-        <w:rPr>
-          <w:rFonts w:hint="eastAsia"/>
-        </w:rPr>
-        <w:t xml:space="preserve">V1.0阶段拟覆盖以下功能：</w:t>
-      </w:r>
-    </w:p>
-    <w:tbl>
-      <w:tblPr>
-        <w:tblStyle w:val="Table"/>
-        <w:tblW w:type="auto" w:w="0"/>
-        <w:tblLook w:firstRow="1" w:lastRow="0" w:firstColumn="0" w:lastColumn="0" w:noHBand="0" w:noVBand="0" w:val="0020"/>
-      </w:tblPr>
-      <w:tblGrid>
-        <w:gridCol w:w="3960"/>
-        <w:gridCol w:w="3960"/>
-      </w:tblGrid>
-      <w:tr>
-        <w:trPr>
-          <w:tblHeader w:val="on"/>
-        </w:trPr>
-        <w:tc>
-          <w:tcPr/>
-          <w:p>
-            <w:pPr>
-              <w:pStyle w:val="Compact"/>
-            </w:pPr>
-            <w:r>
-              <w:rPr>
-                <w:rFonts w:hint="eastAsia"/>
-              </w:rPr>
-              <w:t xml:space="preserve">功能类别</w:t>
-            </w:r>
-          </w:p>
-        </w:tc>
-        <w:tc>
-          <w:tcPr/>
-          <w:p>
-            <w:pPr>
-              <w:pStyle w:val="Compact"/>
-            </w:pPr>
-            <w:r>
-              <w:rPr>
-                <w:rFonts w:hint="eastAsia"/>
-              </w:rPr>
-              <w:t xml:space="preserve">初步内容</w:t>
-            </w:r>
-          </w:p>
-        </w:tc>
-      </w:tr>
-      <w:tr>
-        <w:tc>
-          <w:tcPr/>
-          <w:p>
-            <w:pPr>
-              <w:pStyle w:val="Compact"/>
-            </w:pPr>
-            <w:r>
-              <w:rPr>
-                <w:rFonts w:hint="eastAsia"/>
-              </w:rPr>
-              <w:t xml:space="preserve">智能问答</w:t>
-            </w:r>
-          </w:p>
-        </w:tc>
-        <w:tc>
-          <w:tcPr/>
-          <w:p>
-            <w:pPr>
-              <w:pStyle w:val="Compact"/>
-            </w:pPr>
-            <w:r>
-              <w:rPr>
-                <w:rFonts w:hint="eastAsia"/>
-              </w:rPr>
-              <w:t xml:space="preserve">支持基于知识库的常见校务问题回答</w:t>
-            </w:r>
-          </w:p>
-        </w:tc>
-      </w:tr>
-      <w:tr>
-        <w:tc>
-          <w:tcPr/>
-          <w:p>
-            <w:pPr>
-              <w:pStyle w:val="Compact"/>
-            </w:pPr>
-            <w:r>
-              <w:rPr>
-                <w:rFonts w:hint="eastAsia"/>
-              </w:rPr>
-              <w:t xml:space="preserve">知识库管理</w:t>
-            </w:r>
-          </w:p>
-        </w:tc>
-        <w:tc>
-          <w:tcPr/>
-          <w:p>
-            <w:pPr>
-              <w:pStyle w:val="Compact"/>
-            </w:pPr>
-            <w:r>
-              <w:rPr>
-                <w:rFonts w:hint="eastAsia"/>
-              </w:rPr>
-              <w:t xml:space="preserve">支持FAQ、制度文件和办事流程的整理与维护</w:t>
-            </w:r>
-          </w:p>
-        </w:tc>
-      </w:tr>
-      <w:tr>
-        <w:tc>
-          <w:tcPr/>
-          <w:p>
-            <w:pPr>
-              <w:pStyle w:val="Compact"/>
-            </w:pPr>
-            <w:r>
-              <w:rPr>
-                <w:rFonts w:hint="eastAsia"/>
-              </w:rPr>
-              <w:t xml:space="preserve">用户反馈</w:t>
-            </w:r>
-          </w:p>
-        </w:tc>
-        <w:tc>
-          <w:tcPr/>
-          <w:p>
-            <w:pPr>
-              <w:pStyle w:val="Compact"/>
-            </w:pPr>
-            <w:r>
-              <w:rPr>
-                <w:rFonts w:hint="eastAsia"/>
-              </w:rPr>
-              <w:t xml:space="preserve">支持用户对回答进行评价、纠错和补充反馈</w:t>
-            </w:r>
-          </w:p>
-        </w:tc>
-      </w:tr>
-      <w:tr>
-        <w:tc>
-          <w:tcPr/>
-          <w:p>
-            <w:pPr>
-              <w:pStyle w:val="Compact"/>
-            </w:pPr>
-            <w:r>
-              <w:rPr>
-                <w:rFonts w:hint="eastAsia"/>
-              </w:rPr>
-              <w:t xml:space="preserve">管理统计</w:t>
-            </w:r>
-          </w:p>
-        </w:tc>
-        <w:tc>
-          <w:tcPr/>
-          <w:p>
-            <w:pPr>
-              <w:pStyle w:val="Compact"/>
-            </w:pPr>
-            <w:r>
-              <w:rPr>
-                <w:rFonts w:hint="eastAsia"/>
-              </w:rPr>
-              <w:t xml:space="preserve">支持咨询量、热点问题、未命中问题统计</w:t>
-            </w:r>
-          </w:p>
-        </w:tc>
-      </w:tr>
-      <w:tr>
-        <w:tc>
-          <w:tcPr/>
-          <w:p>
-            <w:pPr>
-              <w:pStyle w:val="Compact"/>
-            </w:pPr>
-            <w:r>
-              <w:rPr>
-                <w:rFonts w:hint="eastAsia"/>
-              </w:rPr>
-              <w:t xml:space="preserve">多端访问</w:t>
-            </w:r>
-          </w:p>
-        </w:tc>
-        <w:tc>
-          <w:tcPr/>
-          <w:p>
-            <w:pPr>
-              <w:pStyle w:val="Compact"/>
-            </w:pPr>
-            <w:r>
-              <w:rPr>
-                <w:rFonts w:hint="eastAsia"/>
-              </w:rPr>
-              <w:t xml:space="preserve">优先支持Web端和移动端浏览器访问</w:t>
-            </w:r>
-          </w:p>
-        </w:tc>
-      </w:tr>
-    </w:tbl>
-    <w:bookmarkEnd w:id="15"/>
-    <w:bookmarkEnd w:id="16"/>
-    <w:bookmarkStart w:id="20" w:name="技术可行性分析"/>
-    <w:p>
-      <w:pPr>
-        <w:pStyle w:val="Heading2"/>
-      </w:pPr>
-      <w:r>
-        <w:t xml:space="preserve">3. </w:t>
-      </w:r>
-      <w:r>
-        <w:rPr>
-          <w:rFonts w:hint="eastAsia"/>
-        </w:rPr>
-        <w:t xml:space="preserve">技术可行性分析</w:t>
-      </w:r>
-    </w:p>
-    <w:bookmarkStart w:id="17" w:name="技术基础"/>
-    <w:p>
-      <w:pPr>
-        <w:pStyle w:val="Heading3"/>
-      </w:pPr>
-      <w:r>
-        <w:t xml:space="preserve">3.1 </w:t>
-      </w:r>
-      <w:r>
-        <w:rPr>
-          <w:rFonts w:hint="eastAsia"/>
-        </w:rPr>
-        <w:t xml:space="preserve">技术基础</w:t>
-      </w:r>
-    </w:p>
-    <w:p>
-      <w:pPr>
-        <w:pStyle w:val="FirstParagraph"/>
-      </w:pPr>
-      <w:r>
-        <w:rPr>
-          <w:rFonts w:hint="eastAsia"/>
-        </w:rPr>
-        <w:t xml:space="preserve">从当前技术条件看，建设校务问答机器人具备基本可行性。大语言模型已具备较好的自然语言理解和文本生成能力，结合检索增强生成（RAG）技术，可以在限定知识库范围内提高回答准确性并降低模型幻觉风险。学校已有统一认证、校园门户和若干业务系统，为后续身份识别和系统集成提供基础。</w:t>
-      </w:r>
-    </w:p>
-    <w:bookmarkEnd w:id="17"/>
-    <w:bookmarkStart w:id="18" w:name="技术方案初步判断"/>
-    <w:p>
-      <w:pPr>
-        <w:pStyle w:val="Heading3"/>
-      </w:pPr>
-      <w:r>
-        <w:t xml:space="preserve">3.2 </w:t>
-      </w:r>
-      <w:r>
-        <w:rPr>
-          <w:rFonts w:hint="eastAsia"/>
-        </w:rPr>
-        <w:t xml:space="preserve">技术方案初步判断</w:t>
-      </w:r>
-    </w:p>
-    <w:p>
-      <w:pPr>
-        <w:pStyle w:val="FirstParagraph"/>
-      </w:pPr>
-      <w:r>
-        <w:rPr>
-          <w:rFonts w:hint="eastAsia"/>
-        </w:rPr>
-        <w:t xml:space="preserve">推荐采用“LLM</w:t>
-      </w:r>
-      <w:r>
-        <w:t xml:space="preserve"> + </w:t>
-      </w:r>
-      <w:r>
-        <w:rPr>
-          <w:rFonts w:hint="eastAsia"/>
-        </w:rPr>
-        <w:t xml:space="preserve">校务知识库</w:t>
-      </w:r>
-      <w:r>
-        <w:t xml:space="preserve"> + </w:t>
-      </w:r>
-      <w:r>
-        <w:rPr>
-          <w:rFonts w:hint="eastAsia"/>
-        </w:rPr>
-        <w:t xml:space="preserve">问答服务平台”的总体方案。系统可由前端交互层、问答服务层、知识检索层、知识库管理层和统计分析层构成。课程阶段可通过原型和模拟知识库验证主要流程，不强制接入真实生产数据。</w:t>
-      </w:r>
-    </w:p>
-    <w:bookmarkEnd w:id="18"/>
-    <w:bookmarkStart w:id="19" w:name="技术风险"/>
-    <w:p>
-      <w:pPr>
-        <w:pStyle w:val="Heading3"/>
-      </w:pPr>
-      <w:r>
-        <w:t xml:space="preserve">3.3 </w:t>
-      </w:r>
-      <w:r>
-        <w:rPr>
-          <w:rFonts w:hint="eastAsia"/>
-        </w:rPr>
-        <w:t xml:space="preserve">技术风险</w:t>
+        <w:t xml:space="preserve">用户与使用场景</w:t>
       </w:r>
     </w:p>
     <w:tbl>
@@ -978,35 +581,35 @@
               <w:rPr>
                 <w:rFonts w:hint="eastAsia"/>
               </w:rPr>
-              <w:t xml:space="preserve">风险</w:t>
-            </w:r>
-          </w:p>
-        </w:tc>
-        <w:tc>
-          <w:tcPr/>
-          <w:p>
-            <w:pPr>
-              <w:pStyle w:val="Compact"/>
-            </w:pPr>
-            <w:r>
-              <w:rPr>
-                <w:rFonts w:hint="eastAsia"/>
-              </w:rPr>
-              <w:t xml:space="preserve">等级</w:t>
-            </w:r>
-          </w:p>
-        </w:tc>
-        <w:tc>
-          <w:tcPr/>
-          <w:p>
-            <w:pPr>
-              <w:pStyle w:val="Compact"/>
-            </w:pPr>
-            <w:r>
-              <w:rPr>
-                <w:rFonts w:hint="eastAsia"/>
-              </w:rPr>
-              <w:t xml:space="preserve">初步应对措施</w:t>
+              <w:t xml:space="preserve">用户群体</w:t>
+            </w:r>
+          </w:p>
+        </w:tc>
+        <w:tc>
+          <w:tcPr/>
+          <w:p>
+            <w:pPr>
+              <w:pStyle w:val="Compact"/>
+            </w:pPr>
+            <w:r>
+              <w:rPr>
+                <w:rFonts w:hint="eastAsia"/>
+              </w:rPr>
+              <w:t xml:space="preserve">典型问题</w:t>
+            </w:r>
+          </w:p>
+        </w:tc>
+        <w:tc>
+          <w:tcPr/>
+          <w:p>
+            <w:pPr>
+              <w:pStyle w:val="Compact"/>
+            </w:pPr>
+            <w:r>
+              <w:rPr>
+                <w:rFonts w:hint="eastAsia"/>
+              </w:rPr>
+              <w:t xml:space="preserve">使用特点</w:t>
             </w:r>
           </w:p>
         </w:tc>
@@ -1022,35 +625,35 @@
               <w:rPr>
                 <w:rFonts w:hint="eastAsia"/>
               </w:rPr>
-              <w:t xml:space="preserve">回答准确率不足</w:t>
-            </w:r>
-          </w:p>
-        </w:tc>
-        <w:tc>
-          <w:tcPr/>
-          <w:p>
-            <w:pPr>
-              <w:pStyle w:val="Compact"/>
-            </w:pPr>
-            <w:r>
-              <w:rPr>
-                <w:rFonts w:hint="eastAsia"/>
-              </w:rPr>
-              <w:t xml:space="preserve">中</w:t>
-            </w:r>
-          </w:p>
-        </w:tc>
-        <w:tc>
-          <w:tcPr/>
-          <w:p>
-            <w:pPr>
-              <w:pStyle w:val="Compact"/>
-            </w:pPr>
-            <w:r>
-              <w:rPr>
-                <w:rFonts w:hint="eastAsia"/>
-              </w:rPr>
-              <w:t xml:space="preserve">建立高质量FAQ样本，设置人工反馈与纠错流程</w:t>
+              <w:t xml:space="preserve">学生</w:t>
+            </w:r>
+          </w:p>
+        </w:tc>
+        <w:tc>
+          <w:tcPr/>
+          <w:p>
+            <w:pPr>
+              <w:pStyle w:val="Compact"/>
+            </w:pPr>
+            <w:r>
+              <w:rPr>
+                <w:rFonts w:hint="eastAsia"/>
+              </w:rPr>
+              <w:t xml:space="preserve">课表、考试、成绩、学籍、奖助贷、校园生活服务</w:t>
+            </w:r>
+          </w:p>
+        </w:tc>
+        <w:tc>
+          <w:tcPr/>
+          <w:p>
+            <w:pPr>
+              <w:pStyle w:val="Compact"/>
+            </w:pPr>
+            <w:r>
+              <w:rPr>
+                <w:rFonts w:hint="eastAsia"/>
+              </w:rPr>
+              <w:t xml:space="preserve">使用频率高，偏好移动端即时查询</w:t>
             </w:r>
           </w:p>
         </w:tc>
@@ -1066,35 +669,35 @@
               <w:rPr>
                 <w:rFonts w:hint="eastAsia"/>
               </w:rPr>
-              <w:t xml:space="preserve">知识库冷启动</w:t>
-            </w:r>
-          </w:p>
-        </w:tc>
-        <w:tc>
-          <w:tcPr/>
-          <w:p>
-            <w:pPr>
-              <w:pStyle w:val="Compact"/>
-            </w:pPr>
-            <w:r>
-              <w:rPr>
-                <w:rFonts w:hint="eastAsia"/>
-              </w:rPr>
-              <w:t xml:space="preserve">中</w:t>
-            </w:r>
-          </w:p>
-        </w:tc>
-        <w:tc>
-          <w:tcPr/>
-          <w:p>
-            <w:pPr>
-              <w:pStyle w:val="Compact"/>
-            </w:pPr>
-            <w:r>
-              <w:rPr>
-                <w:rFonts w:hint="eastAsia"/>
-              </w:rPr>
-              <w:t xml:space="preserve">优先收集高频办事流程、教务规定和常见咨询问题</w:t>
+              <w:t xml:space="preserve">教师</w:t>
+            </w:r>
+          </w:p>
+        </w:tc>
+        <w:tc>
+          <w:tcPr/>
+          <w:p>
+            <w:pPr>
+              <w:pStyle w:val="Compact"/>
+            </w:pPr>
+            <w:r>
+              <w:rPr>
+                <w:rFonts w:hint="eastAsia"/>
+              </w:rPr>
+              <w:t xml:space="preserve">教学安排、调课、教室、制度文件、办公流程</w:t>
+            </w:r>
+          </w:p>
+        </w:tc>
+        <w:tc>
+          <w:tcPr/>
+          <w:p>
+            <w:pPr>
+              <w:pStyle w:val="Compact"/>
+            </w:pPr>
+            <w:r>
+              <w:rPr>
+                <w:rFonts w:hint="eastAsia"/>
+              </w:rPr>
+              <w:t xml:space="preserve">关注回答准确性和流程依据</w:t>
             </w:r>
           </w:p>
         </w:tc>
@@ -1110,35 +713,35 @@
               <w:rPr>
                 <w:rFonts w:hint="eastAsia"/>
               </w:rPr>
-              <w:t xml:space="preserve">外部系统接口不明确</w:t>
-            </w:r>
-          </w:p>
-        </w:tc>
-        <w:tc>
-          <w:tcPr/>
-          <w:p>
-            <w:pPr>
-              <w:pStyle w:val="Compact"/>
-            </w:pPr>
-            <w:r>
-              <w:rPr>
-                <w:rFonts w:hint="eastAsia"/>
-              </w:rPr>
-              <w:t xml:space="preserve">中</w:t>
-            </w:r>
-          </w:p>
-        </w:tc>
-        <w:tc>
-          <w:tcPr/>
-          <w:p>
-            <w:pPr>
-              <w:pStyle w:val="Compact"/>
-            </w:pPr>
-            <w:r>
-              <w:rPr>
-                <w:rFonts w:hint="eastAsia"/>
-              </w:rPr>
-              <w:t xml:space="preserve">课程阶段使用模拟接口，后续由信息中心协调接口规范</w:t>
+              <w:t xml:space="preserve">辅导员</w:t>
+            </w:r>
+          </w:p>
+        </w:tc>
+        <w:tc>
+          <w:tcPr/>
+          <w:p>
+            <w:pPr>
+              <w:pStyle w:val="Compact"/>
+            </w:pPr>
+            <w:r>
+              <w:rPr>
+                <w:rFonts w:hint="eastAsia"/>
+              </w:rPr>
+              <w:t xml:space="preserve">学生事务、政策解释、批量咨询热点</w:t>
+            </w:r>
+          </w:p>
+        </w:tc>
+        <w:tc>
+          <w:tcPr/>
+          <w:p>
+            <w:pPr>
+              <w:pStyle w:val="Compact"/>
+            </w:pPr>
+            <w:r>
+              <w:rPr>
+                <w:rFonts w:hint="eastAsia"/>
+              </w:rPr>
+              <w:t xml:space="preserve">关注政策口径统一和统计分析</w:t>
             </w:r>
           </w:p>
         </w:tc>
@@ -1154,66 +757,260 @@
               <w:rPr>
                 <w:rFonts w:hint="eastAsia"/>
               </w:rPr>
-              <w:t xml:space="preserve">模型生成不当内容</w:t>
-            </w:r>
-          </w:p>
-        </w:tc>
-        <w:tc>
-          <w:tcPr/>
-          <w:p>
-            <w:pPr>
-              <w:pStyle w:val="Compact"/>
-            </w:pPr>
-            <w:r>
-              <w:rPr>
-                <w:rFonts w:hint="eastAsia"/>
-              </w:rPr>
-              <w:t xml:space="preserve">中</w:t>
-            </w:r>
-          </w:p>
-        </w:tc>
-        <w:tc>
-          <w:tcPr/>
-          <w:p>
-            <w:pPr>
-              <w:pStyle w:val="Compact"/>
-            </w:pPr>
-            <w:r>
-              <w:rPr>
-                <w:rFonts w:hint="eastAsia"/>
-              </w:rPr>
-              <w:t xml:space="preserve">增加敏感词过滤、引用来源提示和人工兜底机制</w:t>
+              <w:t xml:space="preserve">行政人员</w:t>
+            </w:r>
+          </w:p>
+        </w:tc>
+        <w:tc>
+          <w:tcPr/>
+          <w:p>
+            <w:pPr>
+              <w:pStyle w:val="Compact"/>
+            </w:pPr>
+            <w:r>
+              <w:rPr>
+                <w:rFonts w:hint="eastAsia"/>
+              </w:rPr>
+              <w:t xml:space="preserve">知识维护、热点统计、内容审核</w:t>
+            </w:r>
+          </w:p>
+        </w:tc>
+        <w:tc>
+          <w:tcPr/>
+          <w:p>
+            <w:pPr>
+              <w:pStyle w:val="Compact"/>
+            </w:pPr>
+            <w:r>
+              <w:rPr>
+                <w:rFonts w:hint="eastAsia"/>
+              </w:rPr>
+              <w:t xml:space="preserve">关注后台效率和权限控制</w:t>
+            </w:r>
+          </w:p>
+        </w:tc>
+      </w:tr>
+      <w:tr>
+        <w:tc>
+          <w:tcPr/>
+          <w:p>
+            <w:pPr>
+              <w:pStyle w:val="Compact"/>
+            </w:pPr>
+            <w:r>
+              <w:rPr>
+                <w:rFonts w:hint="eastAsia"/>
+              </w:rPr>
+              <w:t xml:space="preserve">家长</w:t>
+            </w:r>
+          </w:p>
+        </w:tc>
+        <w:tc>
+          <w:tcPr/>
+          <w:p>
+            <w:pPr>
+              <w:pStyle w:val="Compact"/>
+            </w:pPr>
+            <w:r>
+              <w:rPr>
+                <w:rFonts w:hint="eastAsia"/>
+              </w:rPr>
+              <w:t xml:space="preserve">报到、缴费、校园服务、联系方式</w:t>
+            </w:r>
+          </w:p>
+        </w:tc>
+        <w:tc>
+          <w:tcPr/>
+          <w:p>
+            <w:pPr>
+              <w:pStyle w:val="Compact"/>
+            </w:pPr>
+            <w:r>
+              <w:rPr>
+                <w:rFonts w:hint="eastAsia"/>
+              </w:rPr>
+              <w:t xml:space="preserve">需要简洁明确、低门槛入口</w:t>
+            </w:r>
+          </w:p>
+        </w:tc>
+      </w:tr>
+      <w:tr>
+        <w:tc>
+          <w:tcPr/>
+          <w:p>
+            <w:pPr>
+              <w:pStyle w:val="Compact"/>
+            </w:pPr>
+            <w:r>
+              <w:rPr>
+                <w:rFonts w:hint="eastAsia"/>
+              </w:rPr>
+              <w:t xml:space="preserve">访客</w:t>
+            </w:r>
+          </w:p>
+        </w:tc>
+        <w:tc>
+          <w:tcPr/>
+          <w:p>
+            <w:pPr>
+              <w:pStyle w:val="Compact"/>
+            </w:pPr>
+            <w:r>
+              <w:rPr>
+                <w:rFonts w:hint="eastAsia"/>
+              </w:rPr>
+              <w:t xml:space="preserve">招生、交通、校园地图、公开办事指南</w:t>
+            </w:r>
+          </w:p>
+        </w:tc>
+        <w:tc>
+          <w:tcPr/>
+          <w:p>
+            <w:pPr>
+              <w:pStyle w:val="Compact"/>
+            </w:pPr>
+            <w:r>
+              <w:rPr>
+                <w:rFonts w:hint="eastAsia"/>
+              </w:rPr>
+              <w:t xml:space="preserve">可使用公开知识库，无需认证</w:t>
             </w:r>
           </w:p>
         </w:tc>
       </w:tr>
     </w:tbl>
-    <w:p>
-      <w:pPr>
-        <w:pStyle w:val="BodyText"/>
-      </w:pPr>
-      <w:r>
-        <w:rPr>
-          <w:rFonts w:hint="eastAsia"/>
-        </w:rPr>
-        <w:t xml:space="preserve">技术可行性初步结论：可行。</w:t>
-      </w:r>
-    </w:p>
-    <w:bookmarkEnd w:id="19"/>
-    <w:bookmarkEnd w:id="20"/>
-    <w:bookmarkStart w:id="21" w:name="经济可行性分析"/>
+    <w:bookmarkEnd w:id="13"/>
+    <w:bookmarkStart w:id="14" w:name="基本约束"/>
+    <w:p>
+      <w:pPr>
+        <w:pStyle w:val="Heading3"/>
+      </w:pPr>
+      <w:r>
+        <w:t xml:space="preserve">2.2 </w:t>
+      </w:r>
+      <w:r>
+        <w:rPr>
+          <w:rFonts w:hint="eastAsia"/>
+        </w:rPr>
+        <w:t xml:space="preserve">基本约束</w:t>
+      </w:r>
+    </w:p>
+    <w:p>
+      <w:pPr>
+        <w:pStyle w:val="FirstParagraph"/>
+      </w:pPr>
+      <w:r>
+        <w:rPr>
+          <w:rFonts w:hint="eastAsia"/>
+        </w:rPr>
+        <w:t xml:space="preserve">项目应遵循以下约束：</w:t>
+      </w:r>
+    </w:p>
+    <w:p>
+      <w:pPr>
+        <w:pStyle w:val="Compact"/>
+        <w:numPr>
+          <w:ilvl w:val="0"/>
+          <w:numId w:val="1001"/>
+        </w:numPr>
+      </w:pPr>
+      <w:r>
+        <w:rPr>
+          <w:rFonts w:hint="eastAsia"/>
+        </w:rPr>
+        <w:t xml:space="preserve">课程阶段以需求分析、原型验证和文档交付为主，不接入真实生产系统。</w:t>
+      </w:r>
+    </w:p>
+    <w:p>
+      <w:pPr>
+        <w:pStyle w:val="Compact"/>
+        <w:numPr>
+          <w:ilvl w:val="0"/>
+          <w:numId w:val="1001"/>
+        </w:numPr>
+      </w:pPr>
+      <w:r>
+        <w:rPr>
+          <w:rFonts w:hint="eastAsia"/>
+        </w:rPr>
+        <w:t xml:space="preserve">后续生产建设应优先使用学校统一认证和校内基础设施。</w:t>
+      </w:r>
+    </w:p>
+    <w:p>
+      <w:pPr>
+        <w:pStyle w:val="Compact"/>
+        <w:numPr>
+          <w:ilvl w:val="0"/>
+          <w:numId w:val="1001"/>
+        </w:numPr>
+      </w:pPr>
+      <w:r>
+        <w:rPr>
+          <w:rFonts w:hint="eastAsia"/>
+        </w:rPr>
+        <w:t xml:space="preserve">涉及个人数据的问题必须在身份认证和授权后才能查询。</w:t>
+      </w:r>
+    </w:p>
+    <w:p>
+      <w:pPr>
+        <w:pStyle w:val="Compact"/>
+        <w:numPr>
+          <w:ilvl w:val="0"/>
+          <w:numId w:val="1001"/>
+        </w:numPr>
+      </w:pPr>
+      <w:r>
+        <w:rPr>
+          <w:rFonts w:hint="eastAsia"/>
+        </w:rPr>
+        <w:t xml:space="preserve">回答内容需要标注来源或依据，降低错误解释造成的管理风险。</w:t>
+      </w:r>
+    </w:p>
+    <w:p>
+      <w:pPr>
+        <w:pStyle w:val="Compact"/>
+        <w:numPr>
+          <w:ilvl w:val="0"/>
+          <w:numId w:val="1001"/>
+        </w:numPr>
+      </w:pPr>
+      <w:r>
+        <w:rPr>
+          <w:rFonts w:hint="eastAsia"/>
+        </w:rPr>
+        <w:t xml:space="preserve">系统应设置人工兜底和反馈渠道，不能完全替代职能部门正式解释权。</w:t>
+      </w:r>
+    </w:p>
+    <w:bookmarkEnd w:id="14"/>
+    <w:bookmarkEnd w:id="15"/>
+    <w:bookmarkStart w:id="19" w:name="技术可行性分析"/>
     <w:p>
       <w:pPr>
         <w:pStyle w:val="Heading2"/>
       </w:pPr>
       <w:r>
-        <w:t xml:space="preserve">4. </w:t>
-      </w:r>
-      <w:r>
-        <w:rPr>
-          <w:rFonts w:hint="eastAsia"/>
-        </w:rPr>
-        <w:t xml:space="preserve">经济可行性分析</w:t>
+        <w:t xml:space="preserve">3. </w:t>
+      </w:r>
+      <w:r>
+        <w:rPr>
+          <w:rFonts w:hint="eastAsia"/>
+        </w:rPr>
+        <w:t xml:space="preserve">技术可行性分析</w:t>
+      </w:r>
+    </w:p>
+    <w:bookmarkStart w:id="16" w:name="推荐技术路线"/>
+    <w:p>
+      <w:pPr>
+        <w:pStyle w:val="Heading3"/>
+      </w:pPr>
+      <w:r>
+        <w:t xml:space="preserve">3.1 </w:t>
+      </w:r>
+      <w:r>
+        <w:rPr>
+          <w:rFonts w:hint="eastAsia"/>
+        </w:rPr>
+        <w:t xml:space="preserve">推荐技术路线</w:t>
       </w:r>
     </w:p>
     <w:p>
@@ -1224,18 +1021,41 @@
         <w:rPr>
           <w:rFonts w:hint="eastAsia"/>
         </w:rPr>
-        <w:t xml:space="preserve">本项目在课程阶段主要投入为人员时间、调研成本和原型设计成本，不涉及大规模硬件采购。若后续进入真实建设阶段，主要成本将来自软件开发、知识库建设、模型服务、服务器资源、安全测评和运维支持。</w:t>
-      </w:r>
-    </w:p>
-    <w:p>
-      <w:pPr>
-        <w:pStyle w:val="BodyText"/>
-      </w:pPr>
-      <w:r>
-        <w:rPr>
-          <w:rFonts w:hint="eastAsia"/>
-        </w:rPr>
-        <w:t xml:space="preserve">初步成本与收益判断如下：</w:t>
+        <w:t xml:space="preserve">V1.1建议采用“检索增强生成（RAG）+</w:t>
+      </w:r>
+      <w:r>
+        <w:t xml:space="preserve"> </w:t>
+      </w:r>
+      <w:r>
+        <w:rPr>
+          <w:rFonts w:hint="eastAsia"/>
+        </w:rPr>
+        <w:t xml:space="preserve">规则兜底</w:t>
+      </w:r>
+      <w:r>
+        <w:t xml:space="preserve"> + </w:t>
+      </w:r>
+      <w:r>
+        <w:rPr>
+          <w:rFonts w:hint="eastAsia"/>
+        </w:rPr>
+        <w:t xml:space="preserve">人工反馈”的混合方案。系统先从校务知识库检索相关制度、流程或FAQ，再由模型生成面向用户的自然语言回答；当检索置信度不足、问题涉及敏感信息或超过权限范围时，系统应提示用户转人工或联系对应部门。</w:t>
+      </w:r>
+    </w:p>
+    <w:bookmarkEnd w:id="16"/>
+    <w:bookmarkStart w:id="17" w:name="系统组成"/>
+    <w:p>
+      <w:pPr>
+        <w:pStyle w:val="Heading3"/>
+      </w:pPr>
+      <w:r>
+        <w:t xml:space="preserve">3.2 </w:t>
+      </w:r>
+      <w:r>
+        <w:rPr>
+          <w:rFonts w:hint="eastAsia"/>
+        </w:rPr>
+        <w:t xml:space="preserve">系统组成</w:t>
       </w:r>
     </w:p>
     <w:tbl>
@@ -1262,21 +1082,21 @@
               <w:rPr>
                 <w:rFonts w:hint="eastAsia"/>
               </w:rPr>
-              <w:t xml:space="preserve">项目</w:t>
-            </w:r>
-          </w:p>
-        </w:tc>
-        <w:tc>
-          <w:tcPr/>
-          <w:p>
-            <w:pPr>
-              <w:pStyle w:val="Compact"/>
-            </w:pPr>
-            <w:r>
-              <w:rPr>
-                <w:rFonts w:hint="eastAsia"/>
-              </w:rPr>
-              <w:t xml:space="preserve">初步判断</w:t>
+              <w:t xml:space="preserve">模块</w:t>
+            </w:r>
+          </w:p>
+        </w:tc>
+        <w:tc>
+          <w:tcPr/>
+          <w:p>
+            <w:pPr>
+              <w:pStyle w:val="Compact"/>
+            </w:pPr>
+            <w:r>
+              <w:rPr>
+                <w:rFonts w:hint="eastAsia"/>
+              </w:rPr>
+              <w:t xml:space="preserve">主要职责</w:t>
             </w:r>
           </w:p>
         </w:tc>
@@ -1292,21 +1112,21 @@
               <w:rPr>
                 <w:rFonts w:hint="eastAsia"/>
               </w:rPr>
-              <w:t xml:space="preserve">开发成本</w:t>
-            </w:r>
-          </w:p>
-        </w:tc>
-        <w:tc>
-          <w:tcPr/>
-          <w:p>
-            <w:pPr>
-              <w:pStyle w:val="Compact"/>
-            </w:pPr>
-            <w:r>
-              <w:rPr>
-                <w:rFonts w:hint="eastAsia"/>
-              </w:rPr>
-              <w:t xml:space="preserve">课程阶段成本可控；生产阶段需要专门开发与运维投入</w:t>
+              <w:t xml:space="preserve">用户端</w:t>
+            </w:r>
+          </w:p>
+        </w:tc>
+        <w:tc>
+          <w:tcPr/>
+          <w:p>
+            <w:pPr>
+              <w:pStyle w:val="Compact"/>
+            </w:pPr>
+            <w:r>
+              <w:rPr>
+                <w:rFonts w:hint="eastAsia"/>
+              </w:rPr>
+              <w:t xml:space="preserve">提供聊天问答、历史记录、反馈评价和常见问题入口</w:t>
             </w:r>
           </w:p>
         </w:tc>
@@ -1322,21 +1142,21 @@
               <w:rPr>
                 <w:rFonts w:hint="eastAsia"/>
               </w:rPr>
-              <w:t xml:space="preserve">使用收益</w:t>
-            </w:r>
-          </w:p>
-        </w:tc>
-        <w:tc>
-          <w:tcPr/>
-          <w:p>
-            <w:pPr>
-              <w:pStyle w:val="Compact"/>
-            </w:pPr>
-            <w:r>
-              <w:rPr>
-                <w:rFonts w:hint="eastAsia"/>
-              </w:rPr>
-              <w:t xml:space="preserve">可减少重复咨询，提高用户获取校务信息效率</w:t>
+              <w:t xml:space="preserve">问答服务</w:t>
+            </w:r>
+          </w:p>
+        </w:tc>
+        <w:tc>
+          <w:tcPr/>
+          <w:p>
+            <w:pPr>
+              <w:pStyle w:val="Compact"/>
+            </w:pPr>
+            <w:r>
+              <w:rPr>
+                <w:rFonts w:hint="eastAsia"/>
+              </w:rPr>
+              <w:t xml:space="preserve">处理意图识别、知识检索、回答生成和兜底策略</w:t>
             </w:r>
           </w:p>
         </w:tc>
@@ -1352,21 +1172,21 @@
               <w:rPr>
                 <w:rFonts w:hint="eastAsia"/>
               </w:rPr>
-              <w:t xml:space="preserve">管理收益</w:t>
-            </w:r>
-          </w:p>
-        </w:tc>
-        <w:tc>
-          <w:tcPr/>
-          <w:p>
-            <w:pPr>
-              <w:pStyle w:val="Compact"/>
-            </w:pPr>
-            <w:r>
-              <w:rPr>
-                <w:rFonts w:hint="eastAsia"/>
-              </w:rPr>
-              <w:t xml:space="preserve">可沉淀咨询数据，支持职能部门优化服务流程</w:t>
+              <w:t xml:space="preserve">知识库</w:t>
+            </w:r>
+          </w:p>
+        </w:tc>
+        <w:tc>
+          <w:tcPr/>
+          <w:p>
+            <w:pPr>
+              <w:pStyle w:val="Compact"/>
+            </w:pPr>
+            <w:r>
+              <w:rPr>
+                <w:rFonts w:hint="eastAsia"/>
+              </w:rPr>
+              <w:t xml:space="preserve">管理FAQ、办事指南、制度文件、通知摘要和来源信息</w:t>
             </w:r>
           </w:p>
         </w:tc>
@@ -1382,26 +1202,351 @@
               <w:rPr>
                 <w:rFonts w:hint="eastAsia"/>
               </w:rPr>
-              <w:t xml:space="preserve">长期价值</w:t>
-            </w:r>
-          </w:p>
-        </w:tc>
-        <w:tc>
-          <w:tcPr/>
-          <w:p>
-            <w:pPr>
-              <w:pStyle w:val="Compact"/>
-            </w:pPr>
-            <w:r>
-              <w:rPr>
-                <w:rFonts w:hint="eastAsia"/>
-              </w:rPr>
-              <w:t xml:space="preserve">有助于形成智慧校园统一问答入口</w:t>
+              <w:t xml:space="preserve">管理后台</w:t>
+            </w:r>
+          </w:p>
+        </w:tc>
+        <w:tc>
+          <w:tcPr/>
+          <w:p>
+            <w:pPr>
+              <w:pStyle w:val="Compact"/>
+            </w:pPr>
+            <w:r>
+              <w:rPr>
+                <w:rFonts w:hint="eastAsia"/>
+              </w:rPr>
+              <w:t xml:space="preserve">支持内容维护、审核发布、用户反馈处理和统计分析</w:t>
+            </w:r>
+          </w:p>
+        </w:tc>
+      </w:tr>
+      <w:tr>
+        <w:tc>
+          <w:tcPr/>
+          <w:p>
+            <w:pPr>
+              <w:pStyle w:val="Compact"/>
+            </w:pPr>
+            <w:r>
+              <w:rPr>
+                <w:rFonts w:hint="eastAsia"/>
+              </w:rPr>
+              <w:t xml:space="preserve">安全与日志</w:t>
+            </w:r>
+          </w:p>
+        </w:tc>
+        <w:tc>
+          <w:tcPr/>
+          <w:p>
+            <w:pPr>
+              <w:pStyle w:val="Compact"/>
+            </w:pPr>
+            <w:r>
+              <w:rPr>
+                <w:rFonts w:hint="eastAsia"/>
+              </w:rPr>
+              <w:t xml:space="preserve">支持身份认证、权限控制、操作审计和异常追踪</w:t>
             </w:r>
           </w:p>
         </w:tc>
       </w:tr>
     </w:tbl>
+    <w:bookmarkEnd w:id="17"/>
+    <w:bookmarkStart w:id="18" w:name="技术成熟度"/>
+    <w:p>
+      <w:pPr>
+        <w:pStyle w:val="Heading3"/>
+      </w:pPr>
+      <w:r>
+        <w:t xml:space="preserve">3.3 </w:t>
+      </w:r>
+      <w:r>
+        <w:rPr>
+          <w:rFonts w:hint="eastAsia"/>
+        </w:rPr>
+        <w:t xml:space="preserve">技术成熟度</w:t>
+      </w:r>
+    </w:p>
+    <w:tbl>
+      <w:tblPr>
+        <w:tblStyle w:val="Table"/>
+        <w:tblW w:type="auto" w:w="0"/>
+        <w:tblLook w:firstRow="1" w:lastRow="0" w:firstColumn="0" w:lastColumn="0" w:noHBand="0" w:noVBand="0" w:val="0020"/>
+      </w:tblPr>
+      <w:tblGrid>
+        <w:gridCol w:w="2640"/>
+        <w:gridCol w:w="2640"/>
+        <w:gridCol w:w="2640"/>
+      </w:tblGrid>
+      <w:tr>
+        <w:trPr>
+          <w:tblHeader w:val="on"/>
+        </w:trPr>
+        <w:tc>
+          <w:tcPr/>
+          <w:p>
+            <w:pPr>
+              <w:pStyle w:val="Compact"/>
+            </w:pPr>
+            <w:r>
+              <w:rPr>
+                <w:rFonts w:hint="eastAsia"/>
+              </w:rPr>
+              <w:t xml:space="preserve">技术项</w:t>
+            </w:r>
+          </w:p>
+        </w:tc>
+        <w:tc>
+          <w:tcPr/>
+          <w:p>
+            <w:pPr>
+              <w:pStyle w:val="Compact"/>
+            </w:pPr>
+            <w:r>
+              <w:rPr>
+                <w:rFonts w:hint="eastAsia"/>
+              </w:rPr>
+              <w:t xml:space="preserve">成熟度</w:t>
+            </w:r>
+          </w:p>
+        </w:tc>
+        <w:tc>
+          <w:tcPr/>
+          <w:p>
+            <w:pPr>
+              <w:pStyle w:val="Compact"/>
+            </w:pPr>
+            <w:r>
+              <w:rPr>
+                <w:rFonts w:hint="eastAsia"/>
+              </w:rPr>
+              <w:t xml:space="preserve">结论</w:t>
+            </w:r>
+          </w:p>
+        </w:tc>
+      </w:tr>
+      <w:tr>
+        <w:tc>
+          <w:tcPr/>
+          <w:p>
+            <w:pPr>
+              <w:pStyle w:val="Compact"/>
+            </w:pPr>
+            <w:r>
+              <w:rPr>
+                <w:rFonts w:hint="eastAsia"/>
+              </w:rPr>
+              <w:t xml:space="preserve">FAQ知识库</w:t>
+            </w:r>
+          </w:p>
+        </w:tc>
+        <w:tc>
+          <w:tcPr/>
+          <w:p>
+            <w:pPr>
+              <w:pStyle w:val="Compact"/>
+            </w:pPr>
+            <w:r>
+              <w:rPr>
+                <w:rFonts w:hint="eastAsia"/>
+              </w:rPr>
+              <w:t xml:space="preserve">高</w:t>
+            </w:r>
+          </w:p>
+        </w:tc>
+        <w:tc>
+          <w:tcPr/>
+          <w:p>
+            <w:pPr>
+              <w:pStyle w:val="Compact"/>
+            </w:pPr>
+            <w:r>
+              <w:rPr>
+                <w:rFonts w:hint="eastAsia"/>
+              </w:rPr>
+              <w:t xml:space="preserve">可直接用于高频问答</w:t>
+            </w:r>
+          </w:p>
+        </w:tc>
+      </w:tr>
+      <w:tr>
+        <w:tc>
+          <w:tcPr/>
+          <w:p>
+            <w:pPr>
+              <w:pStyle w:val="Compact"/>
+            </w:pPr>
+            <w:r>
+              <w:rPr>
+                <w:rFonts w:hint="eastAsia"/>
+              </w:rPr>
+              <w:t xml:space="preserve">语义检索</w:t>
+            </w:r>
+          </w:p>
+        </w:tc>
+        <w:tc>
+          <w:tcPr/>
+          <w:p>
+            <w:pPr>
+              <w:pStyle w:val="Compact"/>
+            </w:pPr>
+            <w:r>
+              <w:rPr>
+                <w:rFonts w:hint="eastAsia"/>
+              </w:rPr>
+              <w:t xml:space="preserve">高</w:t>
+            </w:r>
+          </w:p>
+        </w:tc>
+        <w:tc>
+          <w:tcPr/>
+          <w:p>
+            <w:pPr>
+              <w:pStyle w:val="Compact"/>
+            </w:pPr>
+            <w:r>
+              <w:rPr>
+                <w:rFonts w:hint="eastAsia"/>
+              </w:rPr>
+              <w:t xml:space="preserve">适合处理同义表达和长文本政策检索</w:t>
+            </w:r>
+          </w:p>
+        </w:tc>
+      </w:tr>
+      <w:tr>
+        <w:tc>
+          <w:tcPr/>
+          <w:p>
+            <w:pPr>
+              <w:pStyle w:val="Compact"/>
+            </w:pPr>
+            <w:r>
+              <w:rPr>
+                <w:rFonts w:hint="eastAsia"/>
+              </w:rPr>
+              <w:t xml:space="preserve">大语言模型生成</w:t>
+            </w:r>
+          </w:p>
+        </w:tc>
+        <w:tc>
+          <w:tcPr/>
+          <w:p>
+            <w:pPr>
+              <w:pStyle w:val="Compact"/>
+            </w:pPr>
+            <w:r>
+              <w:rPr>
+                <w:rFonts w:hint="eastAsia"/>
+              </w:rPr>
+              <w:t xml:space="preserve">中高</w:t>
+            </w:r>
+          </w:p>
+        </w:tc>
+        <w:tc>
+          <w:tcPr/>
+          <w:p>
+            <w:pPr>
+              <w:pStyle w:val="Compact"/>
+            </w:pPr>
+            <w:r>
+              <w:rPr>
+                <w:rFonts w:hint="eastAsia"/>
+              </w:rPr>
+              <w:t xml:space="preserve">需通过知识库引用和提示词约束控制风险</w:t>
+            </w:r>
+          </w:p>
+        </w:tc>
+      </w:tr>
+      <w:tr>
+        <w:tc>
+          <w:tcPr/>
+          <w:p>
+            <w:pPr>
+              <w:pStyle w:val="Compact"/>
+            </w:pPr>
+            <w:r>
+              <w:rPr>
+                <w:rFonts w:hint="eastAsia"/>
+              </w:rPr>
+              <w:t xml:space="preserve">多轮对话</w:t>
+            </w:r>
+          </w:p>
+        </w:tc>
+        <w:tc>
+          <w:tcPr/>
+          <w:p>
+            <w:pPr>
+              <w:pStyle w:val="Compact"/>
+            </w:pPr>
+            <w:r>
+              <w:rPr>
+                <w:rFonts w:hint="eastAsia"/>
+              </w:rPr>
+              <w:t xml:space="preserve">中</w:t>
+            </w:r>
+          </w:p>
+        </w:tc>
+        <w:tc>
+          <w:tcPr/>
+          <w:p>
+            <w:pPr>
+              <w:pStyle w:val="Compact"/>
+            </w:pPr>
+            <w:r>
+              <w:rPr>
+                <w:rFonts w:hint="eastAsia"/>
+              </w:rPr>
+              <w:t xml:space="preserve">可作为后续增强能力，首期不应过度依赖</w:t>
+            </w:r>
+          </w:p>
+        </w:tc>
+      </w:tr>
+      <w:tr>
+        <w:tc>
+          <w:tcPr/>
+          <w:p>
+            <w:pPr>
+              <w:pStyle w:val="Compact"/>
+            </w:pPr>
+            <w:r>
+              <w:rPr>
+                <w:rFonts w:hint="eastAsia"/>
+              </w:rPr>
+              <w:t xml:space="preserve">外部系统集成</w:t>
+            </w:r>
+          </w:p>
+        </w:tc>
+        <w:tc>
+          <w:tcPr/>
+          <w:p>
+            <w:pPr>
+              <w:pStyle w:val="Compact"/>
+            </w:pPr>
+            <w:r>
+              <w:rPr>
+                <w:rFonts w:hint="eastAsia"/>
+              </w:rPr>
+              <w:t xml:space="preserve">中</w:t>
+            </w:r>
+          </w:p>
+        </w:tc>
+        <w:tc>
+          <w:tcPr/>
+          <w:p>
+            <w:pPr>
+              <w:pStyle w:val="Compact"/>
+            </w:pPr>
+            <w:r>
+              <w:rPr>
+                <w:rFonts w:hint="eastAsia"/>
+              </w:rPr>
+              <w:t xml:space="preserve">取决于接口文档、权限和数据开放程度</w:t>
+            </w:r>
+          </w:p>
+        </w:tc>
+      </w:tr>
+    </w:tbl>
     <w:p>
       <w:pPr>
         <w:pStyle w:val="BodyText"/>
@@ -1410,23 +1555,24 @@
         <w:rPr>
           <w:rFonts w:hint="eastAsia"/>
         </w:rPr>
-        <w:t xml:space="preserve">经济可行性初步结论：在课程项目范围内可行；生产建设需进一步细化预算。</w:t>
-      </w:r>
-    </w:p>
-    <w:bookmarkEnd w:id="21"/>
-    <w:bookmarkStart w:id="22" w:name="操作可行性分析"/>
+        <w:t xml:space="preserve">技术可行性结论：可行，建议先建设知识库问答和反馈闭环，再扩展个性化数据查询。</w:t>
+      </w:r>
+    </w:p>
+    <w:bookmarkEnd w:id="18"/>
+    <w:bookmarkEnd w:id="19"/>
+    <w:bookmarkStart w:id="20" w:name="经济可行性分析"/>
     <w:p>
       <w:pPr>
         <w:pStyle w:val="Heading2"/>
       </w:pPr>
       <w:r>
-        <w:t xml:space="preserve">5. </w:t>
-      </w:r>
-      <w:r>
-        <w:rPr>
-          <w:rFonts w:hint="eastAsia"/>
-        </w:rPr>
-        <w:t xml:space="preserve">操作可行性分析</w:t>
+        <w:t xml:space="preserve">4. </w:t>
+      </w:r>
+      <w:r>
+        <w:rPr>
+          <w:rFonts w:hint="eastAsia"/>
+        </w:rPr>
+        <w:t xml:space="preserve">经济可行性分析</w:t>
       </w:r>
     </w:p>
     <w:p>
@@ -1437,7 +1583,7 @@
         <w:rPr>
           <w:rFonts w:hint="eastAsia"/>
         </w:rPr>
-        <w:t xml:space="preserve">系统面向的主要用户为学生、教师、辅导员、行政人员、家长和访客。多数用户已习惯使用移动端应用和在线服务，对聊天式问答入口接受度较高。系统操作方式以自然语言输入为主，学习成本较低。</w:t>
+        <w:t xml:space="preserve">课程阶段成本主要为人员投入和文档编写，项目可承受。若按真实建设估算，成本由软件开发、模型部署、知识整理、接口适配、安全测评和运维组成。相比直接采购通用商业客服产品，自研或校内定制方案在数据安全、业务集成和长期可控性方面更符合校园场景。</w:t>
       </w:r>
     </w:p>
     <w:p>
@@ -1448,45 +1594,7 @@
         <w:rPr>
           <w:rFonts w:hint="eastAsia"/>
         </w:rPr>
-        <w:t xml:space="preserve">运维方面，知识库维护需要明确责任部门和更新流程。若缺少持续维护机制，系统回答内容可能过期。因此，后续需求分析应重点明确知识条目审核、发布、失效和反馈闭环。</w:t>
-      </w:r>
-    </w:p>
-    <w:p>
-      <w:pPr>
-        <w:pStyle w:val="BodyText"/>
-      </w:pPr>
-      <w:r>
-        <w:rPr>
-          <w:rFonts w:hint="eastAsia"/>
-        </w:rPr>
-        <w:t xml:space="preserve">操作可行性初步结论：可行，但依赖知识库维护制度。</w:t>
-      </w:r>
-    </w:p>
-    <w:bookmarkEnd w:id="22"/>
-    <w:bookmarkStart w:id="23" w:name="法律与合规可行性分析"/>
-    <w:p>
-      <w:pPr>
-        <w:pStyle w:val="Heading2"/>
-      </w:pPr>
-      <w:r>
-        <w:t xml:space="preserve">6. </w:t>
-      </w:r>
-      <w:r>
-        <w:rPr>
-          <w:rFonts w:hint="eastAsia"/>
-        </w:rPr>
-        <w:t xml:space="preserve">法律与合规可行性分析</w:t>
-      </w:r>
-    </w:p>
-    <w:p>
-      <w:pPr>
-        <w:pStyle w:val="FirstParagraph"/>
-      </w:pPr>
-      <w:r>
-        <w:rPr>
-          <w:rFonts w:hint="eastAsia"/>
-        </w:rPr>
-        <w:t xml:space="preserve">系统涉及用户身份、咨询内容、部分校务数据和日志数据，需要遵守个人信息保护、网络安全和教育数据管理相关要求。初步合规措施包括：</w:t>
+        <w:t xml:space="preserve">初步收益包括：</w:t>
       </w:r>
     </w:p>
     <w:p>
@@ -1501,7 +1609,7 @@
         <w:rPr>
           <w:rFonts w:hint="eastAsia"/>
         </w:rPr>
-        <w:t xml:space="preserve">对接学校统一认证，避免系统自行保存明文密码。</w:t>
+        <w:t xml:space="preserve">减少重复性人工咨询，释放职能部门时间。</w:t>
       </w:r>
     </w:p>
     <w:p>
@@ -1516,7 +1624,7 @@
         <w:rPr>
           <w:rFonts w:hint="eastAsia"/>
         </w:rPr>
-        <w:t xml:space="preserve">采用最小必要原则收集用户数据。</w:t>
+        <w:t xml:space="preserve">提供非工作时间服务，提升师生满意度。</w:t>
       </w:r>
     </w:p>
     <w:p>
@@ -1531,7 +1639,7 @@
         <w:rPr>
           <w:rFonts w:hint="eastAsia"/>
         </w:rPr>
-        <w:t xml:space="preserve">对日志、对话记录和敏感字段进行脱敏处理。</w:t>
+        <w:t xml:space="preserve">沉淀咨询问题和知识资产，提高制度解释一致性。</w:t>
       </w:r>
     </w:p>
     <w:p>
@@ -1546,7 +1654,56 @@
         <w:rPr>
           <w:rFonts w:hint="eastAsia"/>
         </w:rPr>
-        <w:t xml:space="preserve">课程阶段不使用真实个人敏感数据。</w:t>
+        <w:t xml:space="preserve">为智慧校园服务入口建设提供可复用能力。</w:t>
+      </w:r>
+    </w:p>
+    <w:p>
+      <w:pPr>
+        <w:pStyle w:val="FirstParagraph"/>
+      </w:pPr>
+      <w:r>
+        <w:rPr>
+          <w:rFonts w:hint="eastAsia"/>
+        </w:rPr>
+        <w:t xml:space="preserve">经济可行性结论：课程阶段可行；生产阶段建议采用分期建设控制投入。</w:t>
+      </w:r>
+    </w:p>
+    <w:bookmarkEnd w:id="20"/>
+    <w:bookmarkStart w:id="21" w:name="操作可行性分析"/>
+    <w:p>
+      <w:pPr>
+        <w:pStyle w:val="Heading2"/>
+      </w:pPr>
+      <w:r>
+        <w:t xml:space="preserve">5. </w:t>
+      </w:r>
+      <w:r>
+        <w:rPr>
+          <w:rFonts w:hint="eastAsia"/>
+        </w:rPr>
+        <w:t xml:space="preserve">操作可行性分析</w:t>
+      </w:r>
+    </w:p>
+    <w:p>
+      <w:pPr>
+        <w:pStyle w:val="FirstParagraph"/>
+      </w:pPr>
+      <w:r>
+        <w:rPr>
+          <w:rFonts w:hint="eastAsia"/>
+        </w:rPr>
+        <w:t xml:space="preserve">问答机器人使用方式接近即时通讯，对学生和教师学习成本较低。对行政人员而言，主要变化在于需要维护知识条目和处理用户反馈。为了保证系统长期有效，需要在项目计划中明确知识库更新责任、内容审核流程、问题归档规则和过期内容清理机制。</w:t>
+      </w:r>
+    </w:p>
+    <w:p>
+      <w:pPr>
+        <w:pStyle w:val="BodyText"/>
+      </w:pPr>
+      <w:r>
+        <w:rPr>
+          <w:rFonts w:hint="eastAsia"/>
+        </w:rPr>
+        <w:t xml:space="preserve">建议设置以下运营流程：</w:t>
       </w:r>
     </w:p>
     <w:p>
@@ -1554,14 +1711,74 @@
         <w:pStyle w:val="Compact"/>
         <w:numPr>
           <w:ilvl w:val="0"/>
-          <w:numId w:val="1002"/>
+          <w:numId w:val="1003"/>
         </w:numPr>
       </w:pPr>
       <w:r>
         <w:rPr>
           <w:rFonts w:hint="eastAsia"/>
         </w:rPr>
-        <w:t xml:space="preserve">后续生产建设需满足等保2.0二级相关要求。</w:t>
+        <w:t xml:space="preserve">各职能部门提供原始制度、流程和高频问题。</w:t>
+      </w:r>
+    </w:p>
+    <w:p>
+      <w:pPr>
+        <w:pStyle w:val="Compact"/>
+        <w:numPr>
+          <w:ilvl w:val="0"/>
+          <w:numId w:val="1003"/>
+        </w:numPr>
+      </w:pPr>
+      <w:r>
+        <w:rPr>
+          <w:rFonts w:hint="eastAsia"/>
+        </w:rPr>
+        <w:t xml:space="preserve">项目团队将资料整理为结构化知识条目。</w:t>
+      </w:r>
+    </w:p>
+    <w:p>
+      <w:pPr>
+        <w:pStyle w:val="Compact"/>
+        <w:numPr>
+          <w:ilvl w:val="0"/>
+          <w:numId w:val="1003"/>
+        </w:numPr>
+      </w:pPr>
+      <w:r>
+        <w:rPr>
+          <w:rFonts w:hint="eastAsia"/>
+        </w:rPr>
+        <w:t xml:space="preserve">部门管理员审核并发布知识条目。</w:t>
+      </w:r>
+    </w:p>
+    <w:p>
+      <w:pPr>
+        <w:pStyle w:val="Compact"/>
+        <w:numPr>
+          <w:ilvl w:val="0"/>
+          <w:numId w:val="1003"/>
+        </w:numPr>
+      </w:pPr>
+      <w:r>
+        <w:rPr>
+          <w:rFonts w:hint="eastAsia"/>
+        </w:rPr>
+        <w:t xml:space="preserve">系统收集未命中问题和低评分回答。</w:t>
+      </w:r>
+    </w:p>
+    <w:p>
+      <w:pPr>
+        <w:pStyle w:val="Compact"/>
+        <w:numPr>
+          <w:ilvl w:val="0"/>
+          <w:numId w:val="1003"/>
+        </w:numPr>
+      </w:pPr>
+      <w:r>
+        <w:rPr>
+          <w:rFonts w:hint="eastAsia"/>
+        </w:rPr>
+        <w:t xml:space="preserve">管理员定期修订知识库并形成版本记录。</w:t>
       </w:r>
     </w:p>
     <w:p>
@@ -1572,23 +1789,326 @@
         <w:rPr>
           <w:rFonts w:hint="eastAsia"/>
         </w:rPr>
-        <w:t xml:space="preserve">法律与合规可行性初步结论：可行，但必须把数据安全作为约束条件。</w:t>
-      </w:r>
-    </w:p>
+        <w:t xml:space="preserve">操作可行性结论：可行，前提是建立知识维护责任机制。</w:t>
+      </w:r>
+    </w:p>
+    <w:bookmarkEnd w:id="21"/>
+    <w:bookmarkStart w:id="22" w:name="法律与合规可行性分析"/>
+    <w:p>
+      <w:pPr>
+        <w:pStyle w:val="Heading2"/>
+      </w:pPr>
+      <w:r>
+        <w:t xml:space="preserve">6. </w:t>
+      </w:r>
+      <w:r>
+        <w:rPr>
+          <w:rFonts w:hint="eastAsia"/>
+        </w:rPr>
+        <w:t xml:space="preserve">法律与合规可行性分析</w:t>
+      </w:r>
+    </w:p>
+    <w:p>
+      <w:pPr>
+        <w:pStyle w:val="FirstParagraph"/>
+      </w:pPr>
+      <w:r>
+        <w:rPr>
+          <w:rFonts w:hint="eastAsia"/>
+        </w:rPr>
+        <w:t xml:space="preserve">系统涉及教育数据和个人信息，应坚持“公开问题公开回答、个人问题认证授权、敏感问题人工处理”的原则。课程阶段仅使用模拟数据和公开材料，不处理真实个人敏感信息。生产建设阶段需满足统一认证、访问控制、日志审计、数据脱敏、用户知情同意和等保测评要求。</w:t>
+      </w:r>
+    </w:p>
+    <w:p>
+      <w:pPr>
+        <w:pStyle w:val="BodyText"/>
+      </w:pPr>
+      <w:r>
+        <w:rPr>
+          <w:rFonts w:hint="eastAsia"/>
+        </w:rPr>
+        <w:t xml:space="preserve">法律与合规可行性结论：可行，但需把个人信息保护和权限控制纳入核心需求。</w:t>
+      </w:r>
+    </w:p>
+    <w:bookmarkEnd w:id="22"/>
+    <w:bookmarkStart w:id="23" w:name="方案比较"/>
+    <w:p>
+      <w:pPr>
+        <w:pStyle w:val="Heading2"/>
+      </w:pPr>
+      <w:r>
+        <w:t xml:space="preserve">7. </w:t>
+      </w:r>
+      <w:r>
+        <w:rPr>
+          <w:rFonts w:hint="eastAsia"/>
+        </w:rPr>
+        <w:t xml:space="preserve">方案比较</w:t>
+      </w:r>
+    </w:p>
+    <w:tbl>
+      <w:tblPr>
+        <w:tblStyle w:val="Table"/>
+        <w:tblW w:type="pct" w:w="5000"/>
+        <w:tblLayout w:type="fixed"/>
+        <w:tblLook w:firstRow="1" w:lastRow="0" w:firstColumn="0" w:lastColumn="0" w:noHBand="0" w:noVBand="0" w:val="0020"/>
+      </w:tblPr>
+      <w:tblGrid>
+        <w:gridCol w:w="1980"/>
+        <w:gridCol w:w="1980"/>
+        <w:gridCol w:w="1980"/>
+        <w:gridCol w:w="1980"/>
+      </w:tblGrid>
+      <w:tr>
+        <w:trPr>
+          <w:tblHeader w:val="on"/>
+        </w:trPr>
+        <w:tc>
+          <w:tcPr/>
+          <w:p>
+            <w:pPr>
+              <w:pStyle w:val="Compact"/>
+            </w:pPr>
+            <w:r>
+              <w:rPr>
+                <w:rFonts w:hint="eastAsia"/>
+              </w:rPr>
+              <w:t xml:space="preserve">方案</w:t>
+            </w:r>
+          </w:p>
+        </w:tc>
+        <w:tc>
+          <w:tcPr/>
+          <w:p>
+            <w:pPr>
+              <w:pStyle w:val="Compact"/>
+            </w:pPr>
+            <w:r>
+              <w:rPr>
+                <w:rFonts w:hint="eastAsia"/>
+              </w:rPr>
+              <w:t xml:space="preserve">优点</w:t>
+            </w:r>
+          </w:p>
+        </w:tc>
+        <w:tc>
+          <w:tcPr/>
+          <w:p>
+            <w:pPr>
+              <w:pStyle w:val="Compact"/>
+            </w:pPr>
+            <w:r>
+              <w:rPr>
+                <w:rFonts w:hint="eastAsia"/>
+              </w:rPr>
+              <w:t xml:space="preserve">缺点</w:t>
+            </w:r>
+          </w:p>
+        </w:tc>
+        <w:tc>
+          <w:tcPr/>
+          <w:p>
+            <w:pPr>
+              <w:pStyle w:val="Compact"/>
+            </w:pPr>
+            <w:r>
+              <w:rPr>
+                <w:rFonts w:hint="eastAsia"/>
+              </w:rPr>
+              <w:t xml:space="preserve">适用性</w:t>
+            </w:r>
+          </w:p>
+        </w:tc>
+      </w:tr>
+      <w:tr>
+        <w:tc>
+          <w:tcPr/>
+          <w:p>
+            <w:pPr>
+              <w:pStyle w:val="Compact"/>
+            </w:pPr>
+            <w:r>
+              <w:rPr>
+                <w:rFonts w:hint="eastAsia"/>
+              </w:rPr>
+              <w:t xml:space="preserve">方案A：校内定制问答机器人</w:t>
+            </w:r>
+          </w:p>
+        </w:tc>
+        <w:tc>
+          <w:tcPr/>
+          <w:p>
+            <w:pPr>
+              <w:pStyle w:val="Compact"/>
+            </w:pPr>
+            <w:r>
+              <w:rPr>
+                <w:rFonts w:hint="eastAsia"/>
+              </w:rPr>
+              <w:t xml:space="preserve">数据可控，能贴合校务流程，可扩展对接校园系统</w:t>
+            </w:r>
+          </w:p>
+        </w:tc>
+        <w:tc>
+          <w:tcPr/>
+          <w:p>
+            <w:pPr>
+              <w:pStyle w:val="Compact"/>
+            </w:pPr>
+            <w:r>
+              <w:rPr>
+                <w:rFonts w:hint="eastAsia"/>
+              </w:rPr>
+              <w:t xml:space="preserve">前期建设和维护成本较高</w:t>
+            </w:r>
+          </w:p>
+        </w:tc>
+        <w:tc>
+          <w:tcPr/>
+          <w:p>
+            <w:pPr>
+              <w:pStyle w:val="Compact"/>
+            </w:pPr>
+            <w:r>
+              <w:rPr>
+                <w:rFonts w:hint="eastAsia"/>
+              </w:rPr>
+              <w:t xml:space="preserve">推荐</w:t>
+            </w:r>
+          </w:p>
+        </w:tc>
+      </w:tr>
+      <w:tr>
+        <w:tc>
+          <w:tcPr/>
+          <w:p>
+            <w:pPr>
+              <w:pStyle w:val="Compact"/>
+            </w:pPr>
+            <w:r>
+              <w:rPr>
+                <w:rFonts w:hint="eastAsia"/>
+              </w:rPr>
+              <w:t xml:space="preserve">方案B：采购商业客服SaaS</w:t>
+            </w:r>
+          </w:p>
+        </w:tc>
+        <w:tc>
+          <w:tcPr/>
+          <w:p>
+            <w:pPr>
+              <w:pStyle w:val="Compact"/>
+            </w:pPr>
+            <w:r>
+              <w:rPr>
+                <w:rFonts w:hint="eastAsia"/>
+              </w:rPr>
+              <w:t xml:space="preserve">上线快，运维压力小</w:t>
+            </w:r>
+          </w:p>
+        </w:tc>
+        <w:tc>
+          <w:tcPr/>
+          <w:p>
+            <w:pPr>
+              <w:pStyle w:val="Compact"/>
+            </w:pPr>
+            <w:r>
+              <w:rPr>
+                <w:rFonts w:hint="eastAsia"/>
+              </w:rPr>
+              <w:t xml:space="preserve">数据外流风险较高，业务定制和系统集成受限</w:t>
+            </w:r>
+          </w:p>
+        </w:tc>
+        <w:tc>
+          <w:tcPr/>
+          <w:p>
+            <w:pPr>
+              <w:pStyle w:val="Compact"/>
+            </w:pPr>
+            <w:r>
+              <w:rPr>
+                <w:rFonts w:hint="eastAsia"/>
+              </w:rPr>
+              <w:t xml:space="preserve">不作为首选</w:t>
+            </w:r>
+          </w:p>
+        </w:tc>
+      </w:tr>
+      <w:tr>
+        <w:tc>
+          <w:tcPr/>
+          <w:p>
+            <w:pPr>
+              <w:pStyle w:val="Compact"/>
+            </w:pPr>
+            <w:r>
+              <w:rPr>
+                <w:rFonts w:hint="eastAsia"/>
+              </w:rPr>
+              <w:t xml:space="preserve">方案C：传统FAQ网页</w:t>
+            </w:r>
+          </w:p>
+        </w:tc>
+        <w:tc>
+          <w:tcPr/>
+          <w:p>
+            <w:pPr>
+              <w:pStyle w:val="Compact"/>
+            </w:pPr>
+            <w:r>
+              <w:rPr>
+                <w:rFonts w:hint="eastAsia"/>
+              </w:rPr>
+              <w:t xml:space="preserve">成本低，维护简单</w:t>
+            </w:r>
+          </w:p>
+        </w:tc>
+        <w:tc>
+          <w:tcPr/>
+          <w:p>
+            <w:pPr>
+              <w:pStyle w:val="Compact"/>
+            </w:pPr>
+            <w:r>
+              <w:rPr>
+                <w:rFonts w:hint="eastAsia"/>
+              </w:rPr>
+              <w:t xml:space="preserve">交互体验弱，难处理自然语言和复杂问题</w:t>
+            </w:r>
+          </w:p>
+        </w:tc>
+        <w:tc>
+          <w:tcPr/>
+          <w:p>
+            <w:pPr>
+              <w:pStyle w:val="Compact"/>
+            </w:pPr>
+            <w:r>
+              <w:rPr>
+                <w:rFonts w:hint="eastAsia"/>
+              </w:rPr>
+              <w:t xml:space="preserve">可作为兜底补充</w:t>
+            </w:r>
+          </w:p>
+        </w:tc>
+      </w:tr>
+    </w:tbl>
     <w:bookmarkEnd w:id="23"/>
-    <w:bookmarkStart w:id="24" w:name="初步方案建议"/>
+    <w:bookmarkStart w:id="24" w:name="实施建议"/>
     <w:p>
       <w:pPr>
         <w:pStyle w:val="Heading2"/>
       </w:pPr>
       <w:r>
-        <w:t xml:space="preserve">7. </w:t>
-      </w:r>
-      <w:r>
-        <w:rPr>
-          <w:rFonts w:hint="eastAsia"/>
-        </w:rPr>
-        <w:t xml:space="preserve">初步方案建议</w:t>
+        <w:t xml:space="preserve">8. </w:t>
+      </w:r>
+      <w:r>
+        <w:rPr>
+          <w:rFonts w:hint="eastAsia"/>
+        </w:rPr>
+        <w:t xml:space="preserve">实施建议</w:t>
       </w:r>
     </w:p>
     <w:p>
@@ -1599,7 +2119,67 @@
         <w:rPr>
           <w:rFonts w:hint="eastAsia"/>
         </w:rPr>
-        <w:t xml:space="preserve">本版本建议项目继续推进。课程阶段应优先完成需求调研、用户分类、知识库样例整理、核心问答流程原型和非功能需求分析。生产建设阶段可采用分期实施方式，先实现高频问答和人工兜底，再逐步扩展到个性化数据查询和跨系统集成。</w:t>
+        <w:t xml:space="preserve">V1.1建议按阶段推进：</w:t>
+      </w:r>
+    </w:p>
+    <w:p>
+      <w:pPr>
+        <w:pStyle w:val="Compact"/>
+        <w:numPr>
+          <w:ilvl w:val="0"/>
+          <w:numId w:val="1004"/>
+        </w:numPr>
+      </w:pPr>
+      <w:r>
+        <w:rPr>
+          <w:rFonts w:hint="eastAsia"/>
+        </w:rPr>
+        <w:t xml:space="preserve">第一阶段：完成用户调研、知识分类、核心用例和原型设计。</w:t>
+      </w:r>
+    </w:p>
+    <w:p>
+      <w:pPr>
+        <w:pStyle w:val="Compact"/>
+        <w:numPr>
+          <w:ilvl w:val="0"/>
+          <w:numId w:val="1004"/>
+        </w:numPr>
+      </w:pPr>
+      <w:r>
+        <w:rPr>
+          <w:rFonts w:hint="eastAsia"/>
+        </w:rPr>
+        <w:t xml:space="preserve">第二阶段：建设高频FAQ知识库和问答流程，验证回答准确率。</w:t>
+      </w:r>
+    </w:p>
+    <w:p>
+      <w:pPr>
+        <w:pStyle w:val="Compact"/>
+        <w:numPr>
+          <w:ilvl w:val="0"/>
+          <w:numId w:val="1004"/>
+        </w:numPr>
+      </w:pPr>
+      <w:r>
+        <w:rPr>
+          <w:rFonts w:hint="eastAsia"/>
+        </w:rPr>
+        <w:t xml:space="preserve">第三阶段：建设管理后台、反馈闭环和统计分析。</w:t>
+      </w:r>
+    </w:p>
+    <w:p>
+      <w:pPr>
+        <w:pStyle w:val="Compact"/>
+        <w:numPr>
+          <w:ilvl w:val="0"/>
+          <w:numId w:val="1004"/>
+        </w:numPr>
+      </w:pPr>
+      <w:r>
+        <w:rPr>
+          <w:rFonts w:hint="eastAsia"/>
+        </w:rPr>
+        <w:t xml:space="preserve">第四阶段：在合规前提下探索与教务、OA、图书馆等系统的查询接口集成。</w:t>
       </w:r>
     </w:p>
     <w:bookmarkEnd w:id="24"/>
@@ -1609,7 +2189,7 @@
         <w:pStyle w:val="Heading2"/>
       </w:pPr>
       <w:r>
-        <w:t xml:space="preserve">8. </w:t>
+        <w:t xml:space="preserve">9. </w:t>
       </w:r>
       <w:r>
         <w:rPr>
@@ -1626,7 +2206,7 @@
         <w:rPr>
           <w:rFonts w:hint="eastAsia"/>
         </w:rPr>
-        <w:t xml:space="preserve">经初步分析，校务问答机器人项目在技术、经济、操作和合规方面均具备启动条件。V1.0报告建议立项开展需求分析与原型验证，并在后续版本中补充成本测算、系统方案对比、风险控制和验收指标。</w:t>
+        <w:t xml:space="preserve">综合分析，校务问答机器人项目具备进一步推进条件。V1.1版本建议将建设重点从“能否做”调整为“如何分期做、如何保证内容准确和可维护”，并在后续版本中补充更细化的成本测算、非功能指标和风险控制措施。</w:t>
       </w:r>
     </w:p>
     <w:bookmarkEnd w:id="25"/>
@@ -1860,6 +2440,66 @@
     </w:lvlOverride>
   </w:num>
   <w:num w:numId="1002">
+    <w:abstractNumId w:val="99411"/>
+    <w:lvlOverride w:ilvl="0">
+      <w:startOverride w:val="1"/>
+    </w:lvlOverride>
+    <w:lvlOverride w:ilvl="1">
+      <w:startOverride w:val="1"/>
+    </w:lvlOverride>
+    <w:lvlOverride w:ilvl="2">
+      <w:startOverride w:val="1"/>
+    </w:lvlOverride>
+    <w:lvlOverride w:ilvl="3">
+      <w:startOverride w:val="1"/>
+    </w:lvlOverride>
+    <w:lvlOverride w:ilvl="4">
+      <w:startOverride w:val="1"/>
+    </w:lvlOverride>
+    <w:lvlOverride w:ilvl="5">
+      <w:startOverride w:val="1"/>
+    </w:lvlOverride>
+    <w:lvlOverride w:ilvl="6">
+      <w:startOverride w:val="1"/>
+    </w:lvlOverride>
+    <w:lvlOverride w:ilvl="7">
+      <w:startOverride w:val="1"/>
+    </w:lvlOverride>
+    <w:lvlOverride w:ilvl="8">
+      <w:startOverride w:val="1"/>
+    </w:lvlOverride>
+  </w:num>
+  <w:num w:numId="1003">
+    <w:abstractNumId w:val="99411"/>
+    <w:lvlOverride w:ilvl="0">
+      <w:startOverride w:val="1"/>
+    </w:lvlOverride>
+    <w:lvlOverride w:ilvl="1">
+      <w:startOverride w:val="1"/>
+    </w:lvlOverride>
+    <w:lvlOverride w:ilvl="2">
+      <w:startOverride w:val="1"/>
+    </w:lvlOverride>
+    <w:lvlOverride w:ilvl="3">
+      <w:startOverride w:val="1"/>
+    </w:lvlOverride>
+    <w:lvlOverride w:ilvl="4">
+      <w:startOverride w:val="1"/>
+    </w:lvlOverride>
+    <w:lvlOverride w:ilvl="5">
+      <w:startOverride w:val="1"/>
+    </w:lvlOverride>
+    <w:lvlOverride w:ilvl="6">
+      <w:startOverride w:val="1"/>
+    </w:lvlOverride>
+    <w:lvlOverride w:ilvl="7">
+      <w:startOverride w:val="1"/>
+    </w:lvlOverride>
+    <w:lvlOverride w:ilvl="8">
+      <w:startOverride w:val="1"/>
+    </w:lvlOverride>
+  </w:num>
+  <w:num w:numId="1004">
     <w:abstractNumId w:val="99411"/>
     <w:lvlOverride w:ilvl="0">
       <w:startOverride w:val="1"/>

--- a/03-可行性分析报告/可行性分析报告(FAR).docx
+++ b/03-可行性分析报告/可行性分析报告(FAR).docx
@@ -2,7 +2,7 @@
 <file path=word/document.xml><?xml version="1.0" encoding="utf-8"?>
 <w:document xmlns:w="http://schemas.openxmlformats.org/wordprocessingml/2006/main" xmlns:m="http://schemas.openxmlformats.org/officeDocument/2006/math" xmlns:r="http://schemas.openxmlformats.org/officeDocument/2006/relationships" xmlns:o="urn:schemas-microsoft-com:office:office" xmlns:v="urn:schemas-microsoft-com:vml" xmlns:w10="urn:schemas-microsoft-com:office:word" xmlns:a="http://schemas.openxmlformats.org/drawingml/2006/main" xmlns:pic="http://schemas.openxmlformats.org/drawingml/2006/picture" xmlns:wp="http://schemas.openxmlformats.org/drawingml/2006/wordprocessingDrawing">
   <w:body>
-    <w:bookmarkStart w:id="26" w:name="可行性分析报告farv1.1"/>
+    <w:bookmarkStart w:id="31" w:name="可行性分析报告farv1.2"/>
     <w:p>
       <w:pPr>
         <w:pStyle w:val="Heading1"/>
@@ -11,7 +11,7 @@
         <w:rPr>
           <w:rFonts w:hint="eastAsia"/>
         </w:rPr>
-        <w:t xml:space="preserve">可行性分析报告（FAR）V1.1</w:t>
+        <w:t xml:space="preserve">可行性分析报告（FAR）V1.2</w:t>
       </w:r>
     </w:p>
     <w:tbl>
@@ -109,7 +109,7 @@
               <w:pStyle w:val="Compact"/>
             </w:pPr>
             <w:r>
-              <w:t xml:space="preserve">SRA2026-FAR-V1.1</w:t>
+              <w:t xml:space="preserve">SRA2026-FAR-V1.2</w:t>
             </w:r>
           </w:p>
         </w:tc>
@@ -136,7 +136,7 @@
               <w:pStyle w:val="Compact"/>
             </w:pPr>
             <w:r>
-              <w:t xml:space="preserve">V1.1</w:t>
+              <w:t xml:space="preserve">V1.2</w:t>
             </w:r>
           </w:p>
         </w:tc>
@@ -166,7 +166,7 @@
               <w:rPr>
                 <w:rFonts w:hint="eastAsia"/>
               </w:rPr>
-              <w:t xml:space="preserve">2026年3月22日</w:t>
+              <w:t xml:space="preserve">2026年4月5日</w:t>
             </w:r>
           </w:p>
         </w:tc>
@@ -196,7 +196,7 @@
               <w:rPr>
                 <w:rFonts w:hint="eastAsia"/>
               </w:rPr>
-              <w:t xml:space="preserve">修订稿</w:t>
+              <w:t xml:space="preserve">评审稿</w:t>
             </w:r>
           </w:p>
         </w:tc>
@@ -442,6 +442,47 @@
           </w:p>
         </w:tc>
       </w:tr>
+      <w:tr>
+        <w:tc>
+          <w:tcPr/>
+          <w:p>
+            <w:pPr>
+              <w:pStyle w:val="Compact"/>
+            </w:pPr>
+            <w:r>
+              <w:t xml:space="preserve">V1.2</w:t>
+            </w:r>
+          </w:p>
+        </w:tc>
+        <w:tc>
+          <w:tcPr/>
+          <w:p>
+            <w:pPr>
+              <w:pStyle w:val="Compact"/>
+            </w:pPr>
+            <w:r>
+              <w:rPr>
+                <w:rFonts w:hint="eastAsia"/>
+              </w:rPr>
+              <w:t xml:space="preserve">2026年4月5日</w:t>
+            </w:r>
+          </w:p>
+        </w:tc>
+        <w:tc>
+          <w:tcPr/>
+          <w:p>
+            <w:pPr>
+              <w:pStyle w:val="Compact"/>
+            </w:pPr>
+            <w:r>
+              <w:rPr>
+                <w:rFonts w:hint="eastAsia"/>
+              </w:rPr>
+              <w:t xml:space="preserve">补充成本收益估算、非功能指标、风险矩阵和合规控制措施，形成评审稿。</w:t>
+            </w:r>
+          </w:p>
+        </w:tc>
+      </w:tr>
     </w:tbl>
     <w:bookmarkEnd w:id="9"/>
     <w:bookmarkStart w:id="12" w:name="引言"/>
@@ -482,7 +523,7 @@
         <w:rPr>
           <w:rFonts w:hint="eastAsia"/>
         </w:rPr>
-        <w:t xml:space="preserve">校园校务信息分布在多个系统和部门渠道中，师生在查询课程安排、考试安排、学籍事务、奖助贷、校园卡、图书馆、宿舍维修、办事流程等信息时，常常需要反复搜索通知或咨询人工窗口。重复性咨询占比较高，人工窗口在高峰期响应压力大，非工作时间服务覆盖不足。</w:t>
+        <w:t xml:space="preserve">校务信息服务存在信息入口分散、重复咨询较多、人工响应受工作时间限制、政策解释口径不一致等问题。建设校务问答机器人，有助于将高频校务问题转化为可复用知识资产，并通过自然语言交互降低用户查询门槛。</w:t>
       </w:r>
     </w:p>
     <w:p>
@@ -493,11 +534,11 @@
         <w:rPr>
           <w:rFonts w:hint="eastAsia"/>
         </w:rPr>
-        <w:t xml:space="preserve">本项目提出建设基于大语言模型和校务知识库的问答机器人，以统一问答入口承载高频咨询，提升信息获取效率，并通过反馈数据帮助职能部门发现服务流程中的高频问题。</w:t>
+        <w:t xml:space="preserve">本项目采用大语言模型、语义检索和校务知识库相结合的方式，面向学生、教师、辅导员、行政人员、家长和访客提供问答服务。V1.2版本在前两个版本基础上细化成本收益、非功能指标和风险控制，用于项目阶段评审。</w:t>
       </w:r>
     </w:p>
     <w:bookmarkEnd w:id="10"/>
-    <w:bookmarkStart w:id="11" w:name="编写目的"/>
+    <w:bookmarkStart w:id="11" w:name="建设原则"/>
     <w:p>
       <w:pPr>
         <w:pStyle w:val="Heading3"/>
@@ -509,23 +550,87 @@
         <w:rPr>
           <w:rFonts w:hint="eastAsia"/>
         </w:rPr>
-        <w:t xml:space="preserve">编写目的</w:t>
-      </w:r>
-    </w:p>
-    <w:p>
-      <w:pPr>
-        <w:pStyle w:val="FirstParagraph"/>
-      </w:pPr>
-      <w:r>
-        <w:rPr>
-          <w:rFonts w:hint="eastAsia"/>
-        </w:rPr>
-        <w:t xml:space="preserve">V1.1版本在V1.0初稿基础上补充用户调研结论和方案比较，进一步判断项目是否具备继续进入需求规格说明和原型设计阶段的条件。</w:t>
+        <w:t xml:space="preserve">建设原则</w:t>
+      </w:r>
+    </w:p>
+    <w:p>
+      <w:pPr>
+        <w:pStyle w:val="Compact"/>
+        <w:numPr>
+          <w:ilvl w:val="0"/>
+          <w:numId w:val="1001"/>
+        </w:numPr>
+      </w:pPr>
+      <w:r>
+        <w:rPr>
+          <w:rFonts w:hint="eastAsia"/>
+        </w:rPr>
+        <w:t xml:space="preserve">先高频、后扩展：先覆盖高频公开校务咨询，再扩展到个性化数据查询。</w:t>
+      </w:r>
+    </w:p>
+    <w:p>
+      <w:pPr>
+        <w:pStyle w:val="Compact"/>
+        <w:numPr>
+          <w:ilvl w:val="0"/>
+          <w:numId w:val="1001"/>
+        </w:numPr>
+      </w:pPr>
+      <w:r>
+        <w:rPr>
+          <w:rFonts w:hint="eastAsia"/>
+        </w:rPr>
+        <w:t xml:space="preserve">先知识库、后接口：先建立可审核知识库，再逐步接入业务系统。</w:t>
+      </w:r>
+    </w:p>
+    <w:p>
+      <w:pPr>
+        <w:pStyle w:val="Compact"/>
+        <w:numPr>
+          <w:ilvl w:val="0"/>
+          <w:numId w:val="1001"/>
+        </w:numPr>
+      </w:pPr>
+      <w:r>
+        <w:rPr>
+          <w:rFonts w:hint="eastAsia"/>
+        </w:rPr>
+        <w:t xml:space="preserve">先准确、后智能：优先保证回答依据清晰、口径统一，再提升对话体验。</w:t>
+      </w:r>
+    </w:p>
+    <w:p>
+      <w:pPr>
+        <w:pStyle w:val="Compact"/>
+        <w:numPr>
+          <w:ilvl w:val="0"/>
+          <w:numId w:val="1001"/>
+        </w:numPr>
+      </w:pPr>
+      <w:r>
+        <w:rPr>
+          <w:rFonts w:hint="eastAsia"/>
+        </w:rPr>
+        <w:t xml:space="preserve">数据最小化：除必要身份识别和服务日志外，不额外采集个人敏感数据。</w:t>
+      </w:r>
+    </w:p>
+    <w:p>
+      <w:pPr>
+        <w:pStyle w:val="Compact"/>
+        <w:numPr>
+          <w:ilvl w:val="0"/>
+          <w:numId w:val="1001"/>
+        </w:numPr>
+      </w:pPr>
+      <w:r>
+        <w:rPr>
+          <w:rFonts w:hint="eastAsia"/>
+        </w:rPr>
+        <w:t xml:space="preserve">人工可接管：对模型无法确认的问题，应提供转人工或部门联系方式。</w:t>
       </w:r>
     </w:p>
     <w:bookmarkEnd w:id="11"/>
     <w:bookmarkEnd w:id="12"/>
-    <w:bookmarkStart w:id="15" w:name="可行性分析前提"/>
+    <w:bookmarkStart w:id="15" w:name="项目范围"/>
     <w:p>
       <w:pPr>
         <w:pStyle w:val="Heading2"/>
@@ -537,10 +642,10 @@
         <w:rPr>
           <w:rFonts w:hint="eastAsia"/>
         </w:rPr>
-        <w:t xml:space="preserve">可行性分析前提</w:t>
-      </w:r>
-    </w:p>
-    <w:bookmarkStart w:id="13" w:name="用户与使用场景"/>
+        <w:t xml:space="preserve">项目范围</w:t>
+      </w:r>
+    </w:p>
+    <w:bookmarkStart w:id="13" w:name="范围内内容"/>
     <w:p>
       <w:pPr>
         <w:pStyle w:val="Heading3"/>
@@ -552,7 +657,336 @@
         <w:rPr>
           <w:rFonts w:hint="eastAsia"/>
         </w:rPr>
-        <w:t xml:space="preserve">用户与使用场景</w:t>
+        <w:t xml:space="preserve">范围内内容</w:t>
+      </w:r>
+    </w:p>
+    <w:tbl>
+      <w:tblPr>
+        <w:tblStyle w:val="Table"/>
+        <w:tblW w:type="auto" w:w="0"/>
+        <w:tblLook w:firstRow="1" w:lastRow="0" w:firstColumn="0" w:lastColumn="0" w:noHBand="0" w:noVBand="0" w:val="0020"/>
+      </w:tblPr>
+      <w:tblGrid>
+        <w:gridCol w:w="3960"/>
+        <w:gridCol w:w="3960"/>
+      </w:tblGrid>
+      <w:tr>
+        <w:trPr>
+          <w:tblHeader w:val="on"/>
+        </w:trPr>
+        <w:tc>
+          <w:tcPr/>
+          <w:p>
+            <w:pPr>
+              <w:pStyle w:val="Compact"/>
+            </w:pPr>
+            <w:r>
+              <w:rPr>
+                <w:rFonts w:hint="eastAsia"/>
+              </w:rPr>
+              <w:t xml:space="preserve">类别</w:t>
+            </w:r>
+          </w:p>
+        </w:tc>
+        <w:tc>
+          <w:tcPr/>
+          <w:p>
+            <w:pPr>
+              <w:pStyle w:val="Compact"/>
+            </w:pPr>
+            <w:r>
+              <w:rPr>
+                <w:rFonts w:hint="eastAsia"/>
+              </w:rPr>
+              <w:t xml:space="preserve">内容</w:t>
+            </w:r>
+          </w:p>
+        </w:tc>
+      </w:tr>
+      <w:tr>
+        <w:tc>
+          <w:tcPr/>
+          <w:p>
+            <w:pPr>
+              <w:pStyle w:val="Compact"/>
+            </w:pPr>
+            <w:r>
+              <w:rPr>
+                <w:rFonts w:hint="eastAsia"/>
+              </w:rPr>
+              <w:t xml:space="preserve">问答服务</w:t>
+            </w:r>
+          </w:p>
+        </w:tc>
+        <w:tc>
+          <w:tcPr/>
+          <w:p>
+            <w:pPr>
+              <w:pStyle w:val="Compact"/>
+            </w:pPr>
+            <w:r>
+              <w:rPr>
+                <w:rFonts w:hint="eastAsia"/>
+              </w:rPr>
+              <w:t xml:space="preserve">高频FAQ、制度解释、办事流程、公开通知查询</w:t>
+            </w:r>
+          </w:p>
+        </w:tc>
+      </w:tr>
+      <w:tr>
+        <w:tc>
+          <w:tcPr/>
+          <w:p>
+            <w:pPr>
+              <w:pStyle w:val="Compact"/>
+            </w:pPr>
+            <w:r>
+              <w:rPr>
+                <w:rFonts w:hint="eastAsia"/>
+              </w:rPr>
+              <w:t xml:space="preserve">用户交互</w:t>
+            </w:r>
+          </w:p>
+        </w:tc>
+        <w:tc>
+          <w:tcPr/>
+          <w:p>
+            <w:pPr>
+              <w:pStyle w:val="Compact"/>
+            </w:pPr>
+            <w:r>
+              <w:rPr>
+                <w:rFonts w:hint="eastAsia"/>
+              </w:rPr>
+              <w:t xml:space="preserve">自然语言提问、常见问题入口、历史记录、点赞/纠错/反馈</w:t>
+            </w:r>
+          </w:p>
+        </w:tc>
+      </w:tr>
+      <w:tr>
+        <w:tc>
+          <w:tcPr/>
+          <w:p>
+            <w:pPr>
+              <w:pStyle w:val="Compact"/>
+            </w:pPr>
+            <w:r>
+              <w:rPr>
+                <w:rFonts w:hint="eastAsia"/>
+              </w:rPr>
+              <w:t xml:space="preserve">知识管理</w:t>
+            </w:r>
+          </w:p>
+        </w:tc>
+        <w:tc>
+          <w:tcPr/>
+          <w:p>
+            <w:pPr>
+              <w:pStyle w:val="Compact"/>
+            </w:pPr>
+            <w:r>
+              <w:rPr>
+                <w:rFonts w:hint="eastAsia"/>
+              </w:rPr>
+              <w:t xml:space="preserve">知识条目新增、修改、审核、发布、下线和版本记录</w:t>
+            </w:r>
+          </w:p>
+        </w:tc>
+      </w:tr>
+      <w:tr>
+        <w:tc>
+          <w:tcPr/>
+          <w:p>
+            <w:pPr>
+              <w:pStyle w:val="Compact"/>
+            </w:pPr>
+            <w:r>
+              <w:rPr>
+                <w:rFonts w:hint="eastAsia"/>
+              </w:rPr>
+              <w:t xml:space="preserve">统计分析</w:t>
+            </w:r>
+          </w:p>
+        </w:tc>
+        <w:tc>
+          <w:tcPr/>
+          <w:p>
+            <w:pPr>
+              <w:pStyle w:val="Compact"/>
+            </w:pPr>
+            <w:r>
+              <w:rPr>
+                <w:rFonts w:hint="eastAsia"/>
+              </w:rPr>
+              <w:t xml:space="preserve">咨询量、热点问题、未命中问题、低评分回答统计</w:t>
+            </w:r>
+          </w:p>
+        </w:tc>
+      </w:tr>
+      <w:tr>
+        <w:tc>
+          <w:tcPr/>
+          <w:p>
+            <w:pPr>
+              <w:pStyle w:val="Compact"/>
+            </w:pPr>
+            <w:r>
+              <w:rPr>
+                <w:rFonts w:hint="eastAsia"/>
+              </w:rPr>
+              <w:t xml:space="preserve">安全控制</w:t>
+            </w:r>
+          </w:p>
+        </w:tc>
+        <w:tc>
+          <w:tcPr/>
+          <w:p>
+            <w:pPr>
+              <w:pStyle w:val="Compact"/>
+            </w:pPr>
+            <w:r>
+              <w:rPr>
+                <w:rFonts w:hint="eastAsia"/>
+              </w:rPr>
+              <w:t xml:space="preserve">统一认证、角色权限、日志审计、敏感信息脱敏</w:t>
+            </w:r>
+          </w:p>
+        </w:tc>
+      </w:tr>
+    </w:tbl>
+    <w:bookmarkEnd w:id="13"/>
+    <w:bookmarkStart w:id="14" w:name="范围外内容"/>
+    <w:p>
+      <w:pPr>
+        <w:pStyle w:val="Heading3"/>
+      </w:pPr>
+      <w:r>
+        <w:t xml:space="preserve">2.2 </w:t>
+      </w:r>
+      <w:r>
+        <w:rPr>
+          <w:rFonts w:hint="eastAsia"/>
+        </w:rPr>
+        <w:t xml:space="preserve">范围外内容</w:t>
+      </w:r>
+    </w:p>
+    <w:p>
+      <w:pPr>
+        <w:pStyle w:val="Compact"/>
+        <w:numPr>
+          <w:ilvl w:val="0"/>
+          <w:numId w:val="1002"/>
+        </w:numPr>
+      </w:pPr>
+      <w:r>
+        <w:rPr>
+          <w:rFonts w:hint="eastAsia"/>
+        </w:rPr>
+        <w:t xml:space="preserve">不在课程阶段接入真实生产系统和真实个人数据。</w:t>
+      </w:r>
+    </w:p>
+    <w:p>
+      <w:pPr>
+        <w:pStyle w:val="Compact"/>
+        <w:numPr>
+          <w:ilvl w:val="0"/>
+          <w:numId w:val="1002"/>
+        </w:numPr>
+      </w:pPr>
+      <w:r>
+        <w:rPr>
+          <w:rFonts w:hint="eastAsia"/>
+        </w:rPr>
+        <w:t xml:space="preserve">不替代职能部门的正式审批、解释和人工服务职责。</w:t>
+      </w:r>
+    </w:p>
+    <w:p>
+      <w:pPr>
+        <w:pStyle w:val="Compact"/>
+        <w:numPr>
+          <w:ilvl w:val="0"/>
+          <w:numId w:val="1002"/>
+        </w:numPr>
+      </w:pPr>
+      <w:r>
+        <w:rPr>
+          <w:rFonts w:hint="eastAsia"/>
+        </w:rPr>
+        <w:t xml:space="preserve">不承诺覆盖所有政策细节和所有历史通知。</w:t>
+      </w:r>
+    </w:p>
+    <w:p>
+      <w:pPr>
+        <w:pStyle w:val="Compact"/>
+        <w:numPr>
+          <w:ilvl w:val="0"/>
+          <w:numId w:val="1002"/>
+        </w:numPr>
+      </w:pPr>
+      <w:r>
+        <w:rPr>
+          <w:rFonts w:hint="eastAsia"/>
+        </w:rPr>
+        <w:t xml:space="preserve">不在首期建设复杂业务办理流程，仅提供咨询和引导。</w:t>
+      </w:r>
+    </w:p>
+    <w:bookmarkEnd w:id="14"/>
+    <w:bookmarkEnd w:id="15"/>
+    <w:bookmarkStart w:id="19" w:name="技术可行性分析"/>
+    <w:p>
+      <w:pPr>
+        <w:pStyle w:val="Heading2"/>
+      </w:pPr>
+      <w:r>
+        <w:t xml:space="preserve">3. </w:t>
+      </w:r>
+      <w:r>
+        <w:rPr>
+          <w:rFonts w:hint="eastAsia"/>
+        </w:rPr>
+        <w:t xml:space="preserve">技术可行性分析</w:t>
+      </w:r>
+    </w:p>
+    <w:bookmarkStart w:id="16" w:name="总体技术方案"/>
+    <w:p>
+      <w:pPr>
+        <w:pStyle w:val="Heading3"/>
+      </w:pPr>
+      <w:r>
+        <w:t xml:space="preserve">3.1 </w:t>
+      </w:r>
+      <w:r>
+        <w:rPr>
+          <w:rFonts w:hint="eastAsia"/>
+        </w:rPr>
+        <w:t xml:space="preserve">总体技术方案</w:t>
+      </w:r>
+    </w:p>
+    <w:p>
+      <w:pPr>
+        <w:pStyle w:val="FirstParagraph"/>
+      </w:pPr>
+      <w:r>
+        <w:rPr>
+          <w:rFonts w:hint="eastAsia"/>
+        </w:rPr>
+        <w:t xml:space="preserve">系统拟采用前后端分离架构，前端提供聊天式问答和管理后台，后端提供问答服务、知识检索、权限控制、统计分析和接口适配。知识检索可采用向量检索和关键词检索结合的方式，模型回答必须基于检索结果生成，并在答案中尽量提示来源或适用范围。</w:t>
+      </w:r>
+    </w:p>
+    <w:bookmarkEnd w:id="16"/>
+    <w:bookmarkStart w:id="17" w:name="技术组件评估"/>
+    <w:p>
+      <w:pPr>
+        <w:pStyle w:val="Heading3"/>
+      </w:pPr>
+      <w:r>
+        <w:t xml:space="preserve">3.2 </w:t>
+      </w:r>
+      <w:r>
+        <w:rPr>
+          <w:rFonts w:hint="eastAsia"/>
+        </w:rPr>
+        <w:t xml:space="preserve">技术组件评估</w:t>
       </w:r>
     </w:p>
     <w:tbl>
@@ -581,679 +1015,306 @@
               <w:rPr>
                 <w:rFonts w:hint="eastAsia"/>
               </w:rPr>
-              <w:t xml:space="preserve">用户群体</w:t>
-            </w:r>
-          </w:p>
-        </w:tc>
-        <w:tc>
-          <w:tcPr/>
-          <w:p>
-            <w:pPr>
-              <w:pStyle w:val="Compact"/>
-            </w:pPr>
-            <w:r>
-              <w:rPr>
-                <w:rFonts w:hint="eastAsia"/>
-              </w:rPr>
-              <w:t xml:space="preserve">典型问题</w:t>
-            </w:r>
-          </w:p>
-        </w:tc>
-        <w:tc>
-          <w:tcPr/>
-          <w:p>
-            <w:pPr>
-              <w:pStyle w:val="Compact"/>
-            </w:pPr>
-            <w:r>
-              <w:rPr>
-                <w:rFonts w:hint="eastAsia"/>
-              </w:rPr>
-              <w:t xml:space="preserve">使用特点</w:t>
-            </w:r>
-          </w:p>
-        </w:tc>
-      </w:tr>
-      <w:tr>
-        <w:tc>
-          <w:tcPr/>
-          <w:p>
-            <w:pPr>
-              <w:pStyle w:val="Compact"/>
-            </w:pPr>
-            <w:r>
-              <w:rPr>
-                <w:rFonts w:hint="eastAsia"/>
-              </w:rPr>
-              <w:t xml:space="preserve">学生</w:t>
-            </w:r>
-          </w:p>
-        </w:tc>
-        <w:tc>
-          <w:tcPr/>
-          <w:p>
-            <w:pPr>
-              <w:pStyle w:val="Compact"/>
-            </w:pPr>
-            <w:r>
-              <w:rPr>
-                <w:rFonts w:hint="eastAsia"/>
-              </w:rPr>
-              <w:t xml:space="preserve">课表、考试、成绩、学籍、奖助贷、校园生活服务</w:t>
-            </w:r>
-          </w:p>
-        </w:tc>
-        <w:tc>
-          <w:tcPr/>
-          <w:p>
-            <w:pPr>
-              <w:pStyle w:val="Compact"/>
-            </w:pPr>
-            <w:r>
-              <w:rPr>
-                <w:rFonts w:hint="eastAsia"/>
-              </w:rPr>
-              <w:t xml:space="preserve">使用频率高，偏好移动端即时查询</w:t>
-            </w:r>
-          </w:p>
-        </w:tc>
-      </w:tr>
-      <w:tr>
-        <w:tc>
-          <w:tcPr/>
-          <w:p>
-            <w:pPr>
-              <w:pStyle w:val="Compact"/>
-            </w:pPr>
-            <w:r>
-              <w:rPr>
-                <w:rFonts w:hint="eastAsia"/>
-              </w:rPr>
-              <w:t xml:space="preserve">教师</w:t>
-            </w:r>
-          </w:p>
-        </w:tc>
-        <w:tc>
-          <w:tcPr/>
-          <w:p>
-            <w:pPr>
-              <w:pStyle w:val="Compact"/>
-            </w:pPr>
-            <w:r>
-              <w:rPr>
-                <w:rFonts w:hint="eastAsia"/>
-              </w:rPr>
-              <w:t xml:space="preserve">教学安排、调课、教室、制度文件、办公流程</w:t>
-            </w:r>
-          </w:p>
-        </w:tc>
-        <w:tc>
-          <w:tcPr/>
-          <w:p>
-            <w:pPr>
-              <w:pStyle w:val="Compact"/>
-            </w:pPr>
-            <w:r>
-              <w:rPr>
-                <w:rFonts w:hint="eastAsia"/>
-              </w:rPr>
-              <w:t xml:space="preserve">关注回答准确性和流程依据</w:t>
-            </w:r>
-          </w:p>
-        </w:tc>
-      </w:tr>
-      <w:tr>
-        <w:tc>
-          <w:tcPr/>
-          <w:p>
-            <w:pPr>
-              <w:pStyle w:val="Compact"/>
-            </w:pPr>
-            <w:r>
-              <w:rPr>
-                <w:rFonts w:hint="eastAsia"/>
-              </w:rPr>
-              <w:t xml:space="preserve">辅导员</w:t>
-            </w:r>
-          </w:p>
-        </w:tc>
-        <w:tc>
-          <w:tcPr/>
-          <w:p>
-            <w:pPr>
-              <w:pStyle w:val="Compact"/>
-            </w:pPr>
-            <w:r>
-              <w:rPr>
-                <w:rFonts w:hint="eastAsia"/>
-              </w:rPr>
-              <w:t xml:space="preserve">学生事务、政策解释、批量咨询热点</w:t>
-            </w:r>
-          </w:p>
-        </w:tc>
-        <w:tc>
-          <w:tcPr/>
-          <w:p>
-            <w:pPr>
-              <w:pStyle w:val="Compact"/>
-            </w:pPr>
-            <w:r>
-              <w:rPr>
-                <w:rFonts w:hint="eastAsia"/>
-              </w:rPr>
-              <w:t xml:space="preserve">关注政策口径统一和统计分析</w:t>
-            </w:r>
-          </w:p>
-        </w:tc>
-      </w:tr>
-      <w:tr>
-        <w:tc>
-          <w:tcPr/>
-          <w:p>
-            <w:pPr>
-              <w:pStyle w:val="Compact"/>
-            </w:pPr>
-            <w:r>
-              <w:rPr>
-                <w:rFonts w:hint="eastAsia"/>
-              </w:rPr>
-              <w:t xml:space="preserve">行政人员</w:t>
-            </w:r>
-          </w:p>
-        </w:tc>
-        <w:tc>
-          <w:tcPr/>
-          <w:p>
-            <w:pPr>
-              <w:pStyle w:val="Compact"/>
-            </w:pPr>
-            <w:r>
-              <w:rPr>
-                <w:rFonts w:hint="eastAsia"/>
-              </w:rPr>
-              <w:t xml:space="preserve">知识维护、热点统计、内容审核</w:t>
-            </w:r>
-          </w:p>
-        </w:tc>
-        <w:tc>
-          <w:tcPr/>
-          <w:p>
-            <w:pPr>
-              <w:pStyle w:val="Compact"/>
-            </w:pPr>
-            <w:r>
-              <w:rPr>
-                <w:rFonts w:hint="eastAsia"/>
-              </w:rPr>
-              <w:t xml:space="preserve">关注后台效率和权限控制</w:t>
-            </w:r>
-          </w:p>
-        </w:tc>
-      </w:tr>
-      <w:tr>
-        <w:tc>
-          <w:tcPr/>
-          <w:p>
-            <w:pPr>
-              <w:pStyle w:val="Compact"/>
-            </w:pPr>
-            <w:r>
-              <w:rPr>
-                <w:rFonts w:hint="eastAsia"/>
-              </w:rPr>
-              <w:t xml:space="preserve">家长</w:t>
-            </w:r>
-          </w:p>
-        </w:tc>
-        <w:tc>
-          <w:tcPr/>
-          <w:p>
-            <w:pPr>
-              <w:pStyle w:val="Compact"/>
-            </w:pPr>
-            <w:r>
-              <w:rPr>
-                <w:rFonts w:hint="eastAsia"/>
-              </w:rPr>
-              <w:t xml:space="preserve">报到、缴费、校园服务、联系方式</w:t>
-            </w:r>
-          </w:p>
-        </w:tc>
-        <w:tc>
-          <w:tcPr/>
-          <w:p>
-            <w:pPr>
-              <w:pStyle w:val="Compact"/>
-            </w:pPr>
-            <w:r>
-              <w:rPr>
-                <w:rFonts w:hint="eastAsia"/>
-              </w:rPr>
-              <w:t xml:space="preserve">需要简洁明确、低门槛入口</w:t>
-            </w:r>
-          </w:p>
-        </w:tc>
-      </w:tr>
-      <w:tr>
-        <w:tc>
-          <w:tcPr/>
-          <w:p>
-            <w:pPr>
-              <w:pStyle w:val="Compact"/>
-            </w:pPr>
-            <w:r>
-              <w:rPr>
-                <w:rFonts w:hint="eastAsia"/>
-              </w:rPr>
-              <w:t xml:space="preserve">访客</w:t>
-            </w:r>
-          </w:p>
-        </w:tc>
-        <w:tc>
-          <w:tcPr/>
-          <w:p>
-            <w:pPr>
-              <w:pStyle w:val="Compact"/>
-            </w:pPr>
-            <w:r>
-              <w:rPr>
-                <w:rFonts w:hint="eastAsia"/>
-              </w:rPr>
-              <w:t xml:space="preserve">招生、交通、校园地图、公开办事指南</w:t>
-            </w:r>
-          </w:p>
-        </w:tc>
-        <w:tc>
-          <w:tcPr/>
-          <w:p>
-            <w:pPr>
-              <w:pStyle w:val="Compact"/>
-            </w:pPr>
-            <w:r>
-              <w:rPr>
-                <w:rFonts w:hint="eastAsia"/>
-              </w:rPr>
-              <w:t xml:space="preserve">可使用公开知识库，无需认证</w:t>
-            </w:r>
-          </w:p>
-        </w:tc>
-      </w:tr>
-    </w:tbl>
-    <w:bookmarkEnd w:id="13"/>
-    <w:bookmarkStart w:id="14" w:name="基本约束"/>
-    <w:p>
-      <w:pPr>
-        <w:pStyle w:val="Heading3"/>
-      </w:pPr>
-      <w:r>
-        <w:t xml:space="preserve">2.2 </w:t>
-      </w:r>
-      <w:r>
-        <w:rPr>
-          <w:rFonts w:hint="eastAsia"/>
-        </w:rPr>
-        <w:t xml:space="preserve">基本约束</w:t>
-      </w:r>
-    </w:p>
-    <w:p>
-      <w:pPr>
-        <w:pStyle w:val="FirstParagraph"/>
-      </w:pPr>
-      <w:r>
-        <w:rPr>
-          <w:rFonts w:hint="eastAsia"/>
-        </w:rPr>
-        <w:t xml:space="preserve">项目应遵循以下约束：</w:t>
-      </w:r>
-    </w:p>
-    <w:p>
-      <w:pPr>
-        <w:pStyle w:val="Compact"/>
-        <w:numPr>
-          <w:ilvl w:val="0"/>
-          <w:numId w:val="1001"/>
-        </w:numPr>
-      </w:pPr>
-      <w:r>
-        <w:rPr>
-          <w:rFonts w:hint="eastAsia"/>
-        </w:rPr>
-        <w:t xml:space="preserve">课程阶段以需求分析、原型验证和文档交付为主，不接入真实生产系统。</w:t>
-      </w:r>
-    </w:p>
-    <w:p>
-      <w:pPr>
-        <w:pStyle w:val="Compact"/>
-        <w:numPr>
-          <w:ilvl w:val="0"/>
-          <w:numId w:val="1001"/>
-        </w:numPr>
-      </w:pPr>
-      <w:r>
-        <w:rPr>
-          <w:rFonts w:hint="eastAsia"/>
-        </w:rPr>
-        <w:t xml:space="preserve">后续生产建设应优先使用学校统一认证和校内基础设施。</w:t>
-      </w:r>
-    </w:p>
-    <w:p>
-      <w:pPr>
-        <w:pStyle w:val="Compact"/>
-        <w:numPr>
-          <w:ilvl w:val="0"/>
-          <w:numId w:val="1001"/>
-        </w:numPr>
-      </w:pPr>
-      <w:r>
-        <w:rPr>
-          <w:rFonts w:hint="eastAsia"/>
-        </w:rPr>
-        <w:t xml:space="preserve">涉及个人数据的问题必须在身份认证和授权后才能查询。</w:t>
-      </w:r>
-    </w:p>
-    <w:p>
-      <w:pPr>
-        <w:pStyle w:val="Compact"/>
-        <w:numPr>
-          <w:ilvl w:val="0"/>
-          <w:numId w:val="1001"/>
-        </w:numPr>
-      </w:pPr>
-      <w:r>
-        <w:rPr>
-          <w:rFonts w:hint="eastAsia"/>
-        </w:rPr>
-        <w:t xml:space="preserve">回答内容需要标注来源或依据，降低错误解释造成的管理风险。</w:t>
-      </w:r>
-    </w:p>
-    <w:p>
-      <w:pPr>
-        <w:pStyle w:val="Compact"/>
-        <w:numPr>
-          <w:ilvl w:val="0"/>
-          <w:numId w:val="1001"/>
-        </w:numPr>
-      </w:pPr>
-      <w:r>
-        <w:rPr>
-          <w:rFonts w:hint="eastAsia"/>
-        </w:rPr>
-        <w:t xml:space="preserve">系统应设置人工兜底和反馈渠道，不能完全替代职能部门正式解释权。</w:t>
-      </w:r>
-    </w:p>
-    <w:bookmarkEnd w:id="14"/>
-    <w:bookmarkEnd w:id="15"/>
-    <w:bookmarkStart w:id="19" w:name="技术可行性分析"/>
-    <w:p>
-      <w:pPr>
-        <w:pStyle w:val="Heading2"/>
-      </w:pPr>
-      <w:r>
-        <w:t xml:space="preserve">3. </w:t>
-      </w:r>
-      <w:r>
-        <w:rPr>
-          <w:rFonts w:hint="eastAsia"/>
-        </w:rPr>
-        <w:t xml:space="preserve">技术可行性分析</w:t>
-      </w:r>
-    </w:p>
-    <w:bookmarkStart w:id="16" w:name="推荐技术路线"/>
-    <w:p>
-      <w:pPr>
-        <w:pStyle w:val="Heading3"/>
-      </w:pPr>
-      <w:r>
-        <w:t xml:space="preserve">3.1 </w:t>
-      </w:r>
-      <w:r>
-        <w:rPr>
-          <w:rFonts w:hint="eastAsia"/>
-        </w:rPr>
-        <w:t xml:space="preserve">推荐技术路线</w:t>
-      </w:r>
-    </w:p>
-    <w:p>
-      <w:pPr>
-        <w:pStyle w:val="FirstParagraph"/>
-      </w:pPr>
-      <w:r>
-        <w:rPr>
-          <w:rFonts w:hint="eastAsia"/>
-        </w:rPr>
-        <w:t xml:space="preserve">V1.1建议采用“检索增强生成（RAG）+</w:t>
-      </w:r>
-      <w:r>
-        <w:t xml:space="preserve"> </w:t>
-      </w:r>
-      <w:r>
-        <w:rPr>
-          <w:rFonts w:hint="eastAsia"/>
-        </w:rPr>
-        <w:t xml:space="preserve">规则兜底</w:t>
-      </w:r>
-      <w:r>
-        <w:t xml:space="preserve"> + </w:t>
-      </w:r>
-      <w:r>
-        <w:rPr>
-          <w:rFonts w:hint="eastAsia"/>
-        </w:rPr>
-        <w:t xml:space="preserve">人工反馈”的混合方案。系统先从校务知识库检索相关制度、流程或FAQ，再由模型生成面向用户的自然语言回答；当检索置信度不足、问题涉及敏感信息或超过权限范围时，系统应提示用户转人工或联系对应部门。</w:t>
-      </w:r>
-    </w:p>
-    <w:bookmarkEnd w:id="16"/>
-    <w:bookmarkStart w:id="17" w:name="系统组成"/>
-    <w:p>
-      <w:pPr>
-        <w:pStyle w:val="Heading3"/>
-      </w:pPr>
-      <w:r>
-        <w:t xml:space="preserve">3.2 </w:t>
-      </w:r>
-      <w:r>
-        <w:rPr>
-          <w:rFonts w:hint="eastAsia"/>
-        </w:rPr>
-        <w:t xml:space="preserve">系统组成</w:t>
-      </w:r>
-    </w:p>
-    <w:tbl>
-      <w:tblPr>
-        <w:tblStyle w:val="Table"/>
-        <w:tblW w:type="auto" w:w="0"/>
-        <w:tblLook w:firstRow="1" w:lastRow="0" w:firstColumn="0" w:lastColumn="0" w:noHBand="0" w:noVBand="0" w:val="0020"/>
-      </w:tblPr>
-      <w:tblGrid>
-        <w:gridCol w:w="3960"/>
-        <w:gridCol w:w="3960"/>
-      </w:tblGrid>
-      <w:tr>
-        <w:trPr>
-          <w:tblHeader w:val="on"/>
-        </w:trPr>
-        <w:tc>
-          <w:tcPr/>
-          <w:p>
-            <w:pPr>
-              <w:pStyle w:val="Compact"/>
-            </w:pPr>
-            <w:r>
-              <w:rPr>
-                <w:rFonts w:hint="eastAsia"/>
-              </w:rPr>
-              <w:t xml:space="preserve">模块</w:t>
-            </w:r>
-          </w:p>
-        </w:tc>
-        <w:tc>
-          <w:tcPr/>
-          <w:p>
-            <w:pPr>
-              <w:pStyle w:val="Compact"/>
-            </w:pPr>
-            <w:r>
-              <w:rPr>
-                <w:rFonts w:hint="eastAsia"/>
-              </w:rPr>
-              <w:t xml:space="preserve">主要职责</w:t>
-            </w:r>
-          </w:p>
-        </w:tc>
-      </w:tr>
-      <w:tr>
-        <w:tc>
-          <w:tcPr/>
-          <w:p>
-            <w:pPr>
-              <w:pStyle w:val="Compact"/>
-            </w:pPr>
-            <w:r>
-              <w:rPr>
-                <w:rFonts w:hint="eastAsia"/>
-              </w:rPr>
-              <w:t xml:space="preserve">用户端</w:t>
-            </w:r>
-          </w:p>
-        </w:tc>
-        <w:tc>
-          <w:tcPr/>
-          <w:p>
-            <w:pPr>
-              <w:pStyle w:val="Compact"/>
-            </w:pPr>
-            <w:r>
-              <w:rPr>
-                <w:rFonts w:hint="eastAsia"/>
-              </w:rPr>
-              <w:t xml:space="preserve">提供聊天问答、历史记录、反馈评价和常见问题入口</w:t>
-            </w:r>
-          </w:p>
-        </w:tc>
-      </w:tr>
-      <w:tr>
-        <w:tc>
-          <w:tcPr/>
-          <w:p>
-            <w:pPr>
-              <w:pStyle w:val="Compact"/>
-            </w:pPr>
-            <w:r>
-              <w:rPr>
-                <w:rFonts w:hint="eastAsia"/>
-              </w:rPr>
-              <w:t xml:space="preserve">问答服务</w:t>
-            </w:r>
-          </w:p>
-        </w:tc>
-        <w:tc>
-          <w:tcPr/>
-          <w:p>
-            <w:pPr>
-              <w:pStyle w:val="Compact"/>
-            </w:pPr>
-            <w:r>
-              <w:rPr>
-                <w:rFonts w:hint="eastAsia"/>
-              </w:rPr>
-              <w:t xml:space="preserve">处理意图识别、知识检索、回答生成和兜底策略</w:t>
-            </w:r>
-          </w:p>
-        </w:tc>
-      </w:tr>
-      <w:tr>
-        <w:tc>
-          <w:tcPr/>
-          <w:p>
-            <w:pPr>
-              <w:pStyle w:val="Compact"/>
-            </w:pPr>
-            <w:r>
-              <w:rPr>
-                <w:rFonts w:hint="eastAsia"/>
-              </w:rPr>
-              <w:t xml:space="preserve">知识库</w:t>
-            </w:r>
-          </w:p>
-        </w:tc>
-        <w:tc>
-          <w:tcPr/>
-          <w:p>
-            <w:pPr>
-              <w:pStyle w:val="Compact"/>
-            </w:pPr>
-            <w:r>
-              <w:rPr>
-                <w:rFonts w:hint="eastAsia"/>
-              </w:rPr>
-              <w:t xml:space="preserve">管理FAQ、办事指南、制度文件、通知摘要和来源信息</w:t>
-            </w:r>
-          </w:p>
-        </w:tc>
-      </w:tr>
-      <w:tr>
-        <w:tc>
-          <w:tcPr/>
-          <w:p>
-            <w:pPr>
-              <w:pStyle w:val="Compact"/>
-            </w:pPr>
-            <w:r>
-              <w:rPr>
-                <w:rFonts w:hint="eastAsia"/>
-              </w:rPr>
-              <w:t xml:space="preserve">管理后台</w:t>
-            </w:r>
-          </w:p>
-        </w:tc>
-        <w:tc>
-          <w:tcPr/>
-          <w:p>
-            <w:pPr>
-              <w:pStyle w:val="Compact"/>
-            </w:pPr>
-            <w:r>
-              <w:rPr>
-                <w:rFonts w:hint="eastAsia"/>
-              </w:rPr>
-              <w:t xml:space="preserve">支持内容维护、审核发布、用户反馈处理和统计分析</w:t>
-            </w:r>
-          </w:p>
-        </w:tc>
-      </w:tr>
-      <w:tr>
-        <w:tc>
-          <w:tcPr/>
-          <w:p>
-            <w:pPr>
-              <w:pStyle w:val="Compact"/>
-            </w:pPr>
-            <w:r>
-              <w:rPr>
-                <w:rFonts w:hint="eastAsia"/>
-              </w:rPr>
-              <w:t xml:space="preserve">安全与日志</w:t>
-            </w:r>
-          </w:p>
-        </w:tc>
-        <w:tc>
-          <w:tcPr/>
-          <w:p>
-            <w:pPr>
-              <w:pStyle w:val="Compact"/>
-            </w:pPr>
-            <w:r>
-              <w:rPr>
-                <w:rFonts w:hint="eastAsia"/>
-              </w:rPr>
-              <w:t xml:space="preserve">支持身份认证、权限控制、操作审计和异常追踪</w:t>
+              <w:t xml:space="preserve">技术组件</w:t>
+            </w:r>
+          </w:p>
+        </w:tc>
+        <w:tc>
+          <w:tcPr/>
+          <w:p>
+            <w:pPr>
+              <w:pStyle w:val="Compact"/>
+            </w:pPr>
+            <w:r>
+              <w:rPr>
+                <w:rFonts w:hint="eastAsia"/>
+              </w:rPr>
+              <w:t xml:space="preserve">可行性</w:t>
+            </w:r>
+          </w:p>
+        </w:tc>
+        <w:tc>
+          <w:tcPr/>
+          <w:p>
+            <w:pPr>
+              <w:pStyle w:val="Compact"/>
+            </w:pPr>
+            <w:r>
+              <w:rPr>
+                <w:rFonts w:hint="eastAsia"/>
+              </w:rPr>
+              <w:t xml:space="preserve">说明</w:t>
+            </w:r>
+          </w:p>
+        </w:tc>
+      </w:tr>
+      <w:tr>
+        <w:tc>
+          <w:tcPr/>
+          <w:p>
+            <w:pPr>
+              <w:pStyle w:val="Compact"/>
+            </w:pPr>
+            <w:r>
+              <w:rPr>
+                <w:rFonts w:hint="eastAsia"/>
+              </w:rPr>
+              <w:t xml:space="preserve">前端交互</w:t>
+            </w:r>
+          </w:p>
+        </w:tc>
+        <w:tc>
+          <w:tcPr/>
+          <w:p>
+            <w:pPr>
+              <w:pStyle w:val="Compact"/>
+            </w:pPr>
+            <w:r>
+              <w:rPr>
+                <w:rFonts w:hint="eastAsia"/>
+              </w:rPr>
+              <w:t xml:space="preserve">高</w:t>
+            </w:r>
+          </w:p>
+        </w:tc>
+        <w:tc>
+          <w:tcPr/>
+          <w:p>
+            <w:pPr>
+              <w:pStyle w:val="Compact"/>
+            </w:pPr>
+            <w:r>
+              <w:rPr>
+                <w:rFonts w:hint="eastAsia"/>
+              </w:rPr>
+              <w:t xml:space="preserve">Web和移动端浏览器均可实现，后续可扩展微信小程序</w:t>
+            </w:r>
+          </w:p>
+        </w:tc>
+      </w:tr>
+      <w:tr>
+        <w:tc>
+          <w:tcPr/>
+          <w:p>
+            <w:pPr>
+              <w:pStyle w:val="Compact"/>
+            </w:pPr>
+            <w:r>
+              <w:rPr>
+                <w:rFonts w:hint="eastAsia"/>
+              </w:rPr>
+              <w:t xml:space="preserve">语义检索</w:t>
+            </w:r>
+          </w:p>
+        </w:tc>
+        <w:tc>
+          <w:tcPr/>
+          <w:p>
+            <w:pPr>
+              <w:pStyle w:val="Compact"/>
+            </w:pPr>
+            <w:r>
+              <w:rPr>
+                <w:rFonts w:hint="eastAsia"/>
+              </w:rPr>
+              <w:t xml:space="preserve">高</w:t>
+            </w:r>
+          </w:p>
+        </w:tc>
+        <w:tc>
+          <w:tcPr/>
+          <w:p>
+            <w:pPr>
+              <w:pStyle w:val="Compact"/>
+            </w:pPr>
+            <w:r>
+              <w:rPr>
+                <w:rFonts w:hint="eastAsia"/>
+              </w:rPr>
+              <w:t xml:space="preserve">适合处理口语化提问和政策长文本检索</w:t>
+            </w:r>
+          </w:p>
+        </w:tc>
+      </w:tr>
+      <w:tr>
+        <w:tc>
+          <w:tcPr/>
+          <w:p>
+            <w:pPr>
+              <w:pStyle w:val="Compact"/>
+            </w:pPr>
+            <w:r>
+              <w:rPr>
+                <w:rFonts w:hint="eastAsia"/>
+              </w:rPr>
+              <w:t xml:space="preserve">大语言模型</w:t>
+            </w:r>
+          </w:p>
+        </w:tc>
+        <w:tc>
+          <w:tcPr/>
+          <w:p>
+            <w:pPr>
+              <w:pStyle w:val="Compact"/>
+            </w:pPr>
+            <w:r>
+              <w:rPr>
+                <w:rFonts w:hint="eastAsia"/>
+              </w:rPr>
+              <w:t xml:space="preserve">中高</w:t>
+            </w:r>
+          </w:p>
+        </w:tc>
+        <w:tc>
+          <w:tcPr/>
+          <w:p>
+            <w:pPr>
+              <w:pStyle w:val="Compact"/>
+            </w:pPr>
+            <w:r>
+              <w:rPr>
+                <w:rFonts w:hint="eastAsia"/>
+              </w:rPr>
+              <w:t xml:space="preserve">可提升回答自然度，但需通过知识库、提示词和审核机制约束</w:t>
+            </w:r>
+          </w:p>
+        </w:tc>
+      </w:tr>
+      <w:tr>
+        <w:tc>
+          <w:tcPr/>
+          <w:p>
+            <w:pPr>
+              <w:pStyle w:val="Compact"/>
+            </w:pPr>
+            <w:r>
+              <w:rPr>
+                <w:rFonts w:hint="eastAsia"/>
+              </w:rPr>
+              <w:t xml:space="preserve">知识库管理</w:t>
+            </w:r>
+          </w:p>
+        </w:tc>
+        <w:tc>
+          <w:tcPr/>
+          <w:p>
+            <w:pPr>
+              <w:pStyle w:val="Compact"/>
+            </w:pPr>
+            <w:r>
+              <w:rPr>
+                <w:rFonts w:hint="eastAsia"/>
+              </w:rPr>
+              <w:t xml:space="preserve">高</w:t>
+            </w:r>
+          </w:p>
+        </w:tc>
+        <w:tc>
+          <w:tcPr/>
+          <w:p>
+            <w:pPr>
+              <w:pStyle w:val="Compact"/>
+            </w:pPr>
+            <w:r>
+              <w:rPr>
+                <w:rFonts w:hint="eastAsia"/>
+              </w:rPr>
+              <w:t xml:space="preserve">可使用关系数据库保存结构化条目和版本记录</w:t>
+            </w:r>
+          </w:p>
+        </w:tc>
+      </w:tr>
+      <w:tr>
+        <w:tc>
+          <w:tcPr/>
+          <w:p>
+            <w:pPr>
+              <w:pStyle w:val="Compact"/>
+            </w:pPr>
+            <w:r>
+              <w:rPr>
+                <w:rFonts w:hint="eastAsia"/>
+              </w:rPr>
+              <w:t xml:space="preserve">权限控制</w:t>
+            </w:r>
+          </w:p>
+        </w:tc>
+        <w:tc>
+          <w:tcPr/>
+          <w:p>
+            <w:pPr>
+              <w:pStyle w:val="Compact"/>
+            </w:pPr>
+            <w:r>
+              <w:rPr>
+                <w:rFonts w:hint="eastAsia"/>
+              </w:rPr>
+              <w:t xml:space="preserve">高</w:t>
+            </w:r>
+          </w:p>
+        </w:tc>
+        <w:tc>
+          <w:tcPr/>
+          <w:p>
+            <w:pPr>
+              <w:pStyle w:val="Compact"/>
+            </w:pPr>
+            <w:r>
+              <w:rPr>
+                <w:rFonts w:hint="eastAsia"/>
+              </w:rPr>
+              <w:t xml:space="preserve">可对接CAS/OAuth2.0并结合RBAC实现</w:t>
+            </w:r>
+          </w:p>
+        </w:tc>
+      </w:tr>
+      <w:tr>
+        <w:tc>
+          <w:tcPr/>
+          <w:p>
+            <w:pPr>
+              <w:pStyle w:val="Compact"/>
+            </w:pPr>
+            <w:r>
+              <w:rPr>
+                <w:rFonts w:hint="eastAsia"/>
+              </w:rPr>
+              <w:t xml:space="preserve">外部系统接口</w:t>
+            </w:r>
+          </w:p>
+        </w:tc>
+        <w:tc>
+          <w:tcPr/>
+          <w:p>
+            <w:pPr>
+              <w:pStyle w:val="Compact"/>
+            </w:pPr>
+            <w:r>
+              <w:rPr>
+                <w:rFonts w:hint="eastAsia"/>
+              </w:rPr>
+              <w:t xml:space="preserve">中</w:t>
+            </w:r>
+          </w:p>
+        </w:tc>
+        <w:tc>
+          <w:tcPr/>
+          <w:p>
+            <w:pPr>
+              <w:pStyle w:val="Compact"/>
+            </w:pPr>
+            <w:r>
+              <w:rPr>
+                <w:rFonts w:hint="eastAsia"/>
+              </w:rPr>
+              <w:t xml:space="preserve">取决于接口开放情况，首期可采用模拟数据和缓存机制</w:t>
             </w:r>
           </w:p>
         </w:tc>
       </w:tr>
     </w:tbl>
     <w:bookmarkEnd w:id="17"/>
-    <w:bookmarkStart w:id="18" w:name="技术成熟度"/>
+    <w:bookmarkStart w:id="18" w:name="关键非功能指标"/>
     <w:p>
       <w:pPr>
         <w:pStyle w:val="Heading3"/>
@@ -1265,7 +1326,7 @@
         <w:rPr>
           <w:rFonts w:hint="eastAsia"/>
         </w:rPr>
-        <w:t xml:space="preserve">技术成熟度</w:t>
+        <w:t xml:space="preserve">关键非功能指标</w:t>
       </w:r>
     </w:p>
     <w:tbl>
@@ -1293,255 +1354,296 @@
               <w:rPr>
                 <w:rFonts w:hint="eastAsia"/>
               </w:rPr>
-              <w:t xml:space="preserve">技术项</w:t>
-            </w:r>
-          </w:p>
-        </w:tc>
-        <w:tc>
-          <w:tcPr/>
-          <w:p>
-            <w:pPr>
-              <w:pStyle w:val="Compact"/>
-            </w:pPr>
-            <w:r>
-              <w:rPr>
-                <w:rFonts w:hint="eastAsia"/>
-              </w:rPr>
-              <w:t xml:space="preserve">成熟度</w:t>
-            </w:r>
-          </w:p>
-        </w:tc>
-        <w:tc>
-          <w:tcPr/>
-          <w:p>
-            <w:pPr>
-              <w:pStyle w:val="Compact"/>
-            </w:pPr>
-            <w:r>
-              <w:rPr>
-                <w:rFonts w:hint="eastAsia"/>
-              </w:rPr>
-              <w:t xml:space="preserve">结论</w:t>
-            </w:r>
-          </w:p>
-        </w:tc>
-      </w:tr>
-      <w:tr>
-        <w:tc>
-          <w:tcPr/>
-          <w:p>
-            <w:pPr>
-              <w:pStyle w:val="Compact"/>
-            </w:pPr>
-            <w:r>
-              <w:rPr>
-                <w:rFonts w:hint="eastAsia"/>
-              </w:rPr>
-              <w:t xml:space="preserve">FAQ知识库</w:t>
-            </w:r>
-          </w:p>
-        </w:tc>
-        <w:tc>
-          <w:tcPr/>
-          <w:p>
-            <w:pPr>
-              <w:pStyle w:val="Compact"/>
-            </w:pPr>
-            <w:r>
-              <w:rPr>
-                <w:rFonts w:hint="eastAsia"/>
-              </w:rPr>
-              <w:t xml:space="preserve">高</w:t>
-            </w:r>
-          </w:p>
-        </w:tc>
-        <w:tc>
-          <w:tcPr/>
-          <w:p>
-            <w:pPr>
-              <w:pStyle w:val="Compact"/>
-            </w:pPr>
-            <w:r>
-              <w:rPr>
-                <w:rFonts w:hint="eastAsia"/>
-              </w:rPr>
-              <w:t xml:space="preserve">可直接用于高频问答</w:t>
-            </w:r>
-          </w:p>
-        </w:tc>
-      </w:tr>
-      <w:tr>
-        <w:tc>
-          <w:tcPr/>
-          <w:p>
-            <w:pPr>
-              <w:pStyle w:val="Compact"/>
-            </w:pPr>
-            <w:r>
-              <w:rPr>
-                <w:rFonts w:hint="eastAsia"/>
-              </w:rPr>
-              <w:t xml:space="preserve">语义检索</w:t>
-            </w:r>
-          </w:p>
-        </w:tc>
-        <w:tc>
-          <w:tcPr/>
-          <w:p>
-            <w:pPr>
-              <w:pStyle w:val="Compact"/>
-            </w:pPr>
-            <w:r>
-              <w:rPr>
-                <w:rFonts w:hint="eastAsia"/>
-              </w:rPr>
-              <w:t xml:space="preserve">高</w:t>
-            </w:r>
-          </w:p>
-        </w:tc>
-        <w:tc>
-          <w:tcPr/>
-          <w:p>
-            <w:pPr>
-              <w:pStyle w:val="Compact"/>
-            </w:pPr>
-            <w:r>
-              <w:rPr>
-                <w:rFonts w:hint="eastAsia"/>
-              </w:rPr>
-              <w:t xml:space="preserve">适合处理同义表达和长文本政策检索</w:t>
-            </w:r>
-          </w:p>
-        </w:tc>
-      </w:tr>
-      <w:tr>
-        <w:tc>
-          <w:tcPr/>
-          <w:p>
-            <w:pPr>
-              <w:pStyle w:val="Compact"/>
-            </w:pPr>
-            <w:r>
-              <w:rPr>
-                <w:rFonts w:hint="eastAsia"/>
-              </w:rPr>
-              <w:t xml:space="preserve">大语言模型生成</w:t>
-            </w:r>
-          </w:p>
-        </w:tc>
-        <w:tc>
-          <w:tcPr/>
-          <w:p>
-            <w:pPr>
-              <w:pStyle w:val="Compact"/>
-            </w:pPr>
-            <w:r>
-              <w:rPr>
-                <w:rFonts w:hint="eastAsia"/>
-              </w:rPr>
-              <w:t xml:space="preserve">中高</w:t>
-            </w:r>
-          </w:p>
-        </w:tc>
-        <w:tc>
-          <w:tcPr/>
-          <w:p>
-            <w:pPr>
-              <w:pStyle w:val="Compact"/>
-            </w:pPr>
-            <w:r>
-              <w:rPr>
-                <w:rFonts w:hint="eastAsia"/>
-              </w:rPr>
-              <w:t xml:space="preserve">需通过知识库引用和提示词约束控制风险</w:t>
-            </w:r>
-          </w:p>
-        </w:tc>
-      </w:tr>
-      <w:tr>
-        <w:tc>
-          <w:tcPr/>
-          <w:p>
-            <w:pPr>
-              <w:pStyle w:val="Compact"/>
-            </w:pPr>
-            <w:r>
-              <w:rPr>
-                <w:rFonts w:hint="eastAsia"/>
-              </w:rPr>
-              <w:t xml:space="preserve">多轮对话</w:t>
-            </w:r>
-          </w:p>
-        </w:tc>
-        <w:tc>
-          <w:tcPr/>
-          <w:p>
-            <w:pPr>
-              <w:pStyle w:val="Compact"/>
-            </w:pPr>
-            <w:r>
-              <w:rPr>
-                <w:rFonts w:hint="eastAsia"/>
-              </w:rPr>
-              <w:t xml:space="preserve">中</w:t>
-            </w:r>
-          </w:p>
-        </w:tc>
-        <w:tc>
-          <w:tcPr/>
-          <w:p>
-            <w:pPr>
-              <w:pStyle w:val="Compact"/>
-            </w:pPr>
-            <w:r>
-              <w:rPr>
-                <w:rFonts w:hint="eastAsia"/>
-              </w:rPr>
-              <w:t xml:space="preserve">可作为后续增强能力，首期不应过度依赖</w:t>
-            </w:r>
-          </w:p>
-        </w:tc>
-      </w:tr>
-      <w:tr>
-        <w:tc>
-          <w:tcPr/>
-          <w:p>
-            <w:pPr>
-              <w:pStyle w:val="Compact"/>
-            </w:pPr>
-            <w:r>
-              <w:rPr>
-                <w:rFonts w:hint="eastAsia"/>
-              </w:rPr>
-              <w:t xml:space="preserve">外部系统集成</w:t>
-            </w:r>
-          </w:p>
-        </w:tc>
-        <w:tc>
-          <w:tcPr/>
-          <w:p>
-            <w:pPr>
-              <w:pStyle w:val="Compact"/>
-            </w:pPr>
-            <w:r>
-              <w:rPr>
-                <w:rFonts w:hint="eastAsia"/>
-              </w:rPr>
-              <w:t xml:space="preserve">中</w:t>
-            </w:r>
-          </w:p>
-        </w:tc>
-        <w:tc>
-          <w:tcPr/>
-          <w:p>
-            <w:pPr>
-              <w:pStyle w:val="Compact"/>
-            </w:pPr>
-            <w:r>
-              <w:rPr>
-                <w:rFonts w:hint="eastAsia"/>
-              </w:rPr>
-              <w:t xml:space="preserve">取决于接口文档、权限和数据开放程度</w:t>
+              <w:t xml:space="preserve">指标</w:t>
+            </w:r>
+          </w:p>
+        </w:tc>
+        <w:tc>
+          <w:tcPr/>
+          <w:p>
+            <w:pPr>
+              <w:pStyle w:val="Compact"/>
+            </w:pPr>
+            <w:r>
+              <w:rPr>
+                <w:rFonts w:hint="eastAsia"/>
+              </w:rPr>
+              <w:t xml:space="preserve">目标值</w:t>
+            </w:r>
+          </w:p>
+        </w:tc>
+        <w:tc>
+          <w:tcPr/>
+          <w:p>
+            <w:pPr>
+              <w:pStyle w:val="Compact"/>
+            </w:pPr>
+            <w:r>
+              <w:rPr>
+                <w:rFonts w:hint="eastAsia"/>
+              </w:rPr>
+              <w:t xml:space="preserve">说明</w:t>
+            </w:r>
+          </w:p>
+        </w:tc>
+      </w:tr>
+      <w:tr>
+        <w:tc>
+          <w:tcPr/>
+          <w:p>
+            <w:pPr>
+              <w:pStyle w:val="Compact"/>
+            </w:pPr>
+            <w:r>
+              <w:rPr>
+                <w:rFonts w:hint="eastAsia"/>
+              </w:rPr>
+              <w:t xml:space="preserve">文本问答响应时间</w:t>
+            </w:r>
+          </w:p>
+        </w:tc>
+        <w:tc>
+          <w:tcPr/>
+          <w:p>
+            <w:pPr>
+              <w:pStyle w:val="Compact"/>
+            </w:pPr>
+            <w:r>
+              <w:t xml:space="preserve">P95 ≤ </w:t>
+            </w:r>
+            <w:r>
+              <w:rPr>
+                <w:rFonts w:hint="eastAsia"/>
+              </w:rPr>
+              <w:t xml:space="preserve">3秒</w:t>
+            </w:r>
+          </w:p>
+        </w:tc>
+        <w:tc>
+          <w:tcPr/>
+          <w:p>
+            <w:pPr>
+              <w:pStyle w:val="Compact"/>
+            </w:pPr>
+            <w:r>
+              <w:rPr>
+                <w:rFonts w:hint="eastAsia"/>
+              </w:rPr>
+              <w:t xml:space="preserve">知识库命中场景</w:t>
+            </w:r>
+          </w:p>
+        </w:tc>
+      </w:tr>
+      <w:tr>
+        <w:tc>
+          <w:tcPr/>
+          <w:p>
+            <w:pPr>
+              <w:pStyle w:val="Compact"/>
+            </w:pPr>
+            <w:r>
+              <w:rPr>
+                <w:rFonts w:hint="eastAsia"/>
+              </w:rPr>
+              <w:t xml:space="preserve">数据查询响应时间</w:t>
+            </w:r>
+          </w:p>
+        </w:tc>
+        <w:tc>
+          <w:tcPr/>
+          <w:p>
+            <w:pPr>
+              <w:pStyle w:val="Compact"/>
+            </w:pPr>
+            <w:r>
+              <w:t xml:space="preserve">P95 ≤ </w:t>
+            </w:r>
+            <w:r>
+              <w:rPr>
+                <w:rFonts w:hint="eastAsia"/>
+              </w:rPr>
+              <w:t xml:space="preserve">5秒</w:t>
+            </w:r>
+          </w:p>
+        </w:tc>
+        <w:tc>
+          <w:tcPr/>
+          <w:p>
+            <w:pPr>
+              <w:pStyle w:val="Compact"/>
+            </w:pPr>
+            <w:r>
+              <w:rPr>
+                <w:rFonts w:hint="eastAsia"/>
+              </w:rPr>
+              <w:t xml:space="preserve">含外部接口调用时</w:t>
+            </w:r>
+          </w:p>
+        </w:tc>
+      </w:tr>
+      <w:tr>
+        <w:tc>
+          <w:tcPr/>
+          <w:p>
+            <w:pPr>
+              <w:pStyle w:val="Compact"/>
+            </w:pPr>
+            <w:r>
+              <w:rPr>
+                <w:rFonts w:hint="eastAsia"/>
+              </w:rPr>
+              <w:t xml:space="preserve">系统可用率</w:t>
+            </w:r>
+          </w:p>
+        </w:tc>
+        <w:tc>
+          <w:tcPr/>
+          <w:p>
+            <w:pPr>
+              <w:pStyle w:val="Compact"/>
+            </w:pPr>
+            <w:r>
+              <w:t xml:space="preserve">≥ 99.5%</w:t>
+            </w:r>
+          </w:p>
+        </w:tc>
+        <w:tc>
+          <w:tcPr/>
+          <w:p>
+            <w:pPr>
+              <w:pStyle w:val="Compact"/>
+            </w:pPr>
+            <w:r>
+              <w:rPr>
+                <w:rFonts w:hint="eastAsia"/>
+              </w:rPr>
+              <w:t xml:space="preserve">生产建设目标</w:t>
+            </w:r>
+          </w:p>
+        </w:tc>
+      </w:tr>
+      <w:tr>
+        <w:tc>
+          <w:tcPr/>
+          <w:p>
+            <w:pPr>
+              <w:pStyle w:val="Compact"/>
+            </w:pPr>
+            <w:r>
+              <w:rPr>
+                <w:rFonts w:hint="eastAsia"/>
+              </w:rPr>
+              <w:t xml:space="preserve">知识库答案正确率</w:t>
+            </w:r>
+          </w:p>
+        </w:tc>
+        <w:tc>
+          <w:tcPr/>
+          <w:p>
+            <w:pPr>
+              <w:pStyle w:val="Compact"/>
+            </w:pPr>
+            <w:r>
+              <w:t xml:space="preserve">≥ 95%</w:t>
+            </w:r>
+          </w:p>
+        </w:tc>
+        <w:tc>
+          <w:tcPr/>
+          <w:p>
+            <w:pPr>
+              <w:pStyle w:val="Compact"/>
+            </w:pPr>
+            <w:r>
+              <w:rPr>
+                <w:rFonts w:hint="eastAsia"/>
+              </w:rPr>
+              <w:t xml:space="preserve">以评审样本和用户反馈统计</w:t>
+            </w:r>
+          </w:p>
+        </w:tc>
+      </w:tr>
+      <w:tr>
+        <w:tc>
+          <w:tcPr/>
+          <w:p>
+            <w:pPr>
+              <w:pStyle w:val="Compact"/>
+            </w:pPr>
+            <w:r>
+              <w:rPr>
+                <w:rFonts w:hint="eastAsia"/>
+              </w:rPr>
+              <w:t xml:space="preserve">意图识别准确率</w:t>
+            </w:r>
+          </w:p>
+        </w:tc>
+        <w:tc>
+          <w:tcPr/>
+          <w:p>
+            <w:pPr>
+              <w:pStyle w:val="Compact"/>
+            </w:pPr>
+            <w:r>
+              <w:t xml:space="preserve">≥ 85%</w:t>
+            </w:r>
+          </w:p>
+        </w:tc>
+        <w:tc>
+          <w:tcPr/>
+          <w:p>
+            <w:pPr>
+              <w:pStyle w:val="Compact"/>
+            </w:pPr>
+            <w:r>
+              <w:rPr>
+                <w:rFonts w:hint="eastAsia"/>
+              </w:rPr>
+              <w:t xml:space="preserve">针对常见意图测试集</w:t>
+            </w:r>
+          </w:p>
+        </w:tc>
+      </w:tr>
+      <w:tr>
+        <w:tc>
+          <w:tcPr/>
+          <w:p>
+            <w:pPr>
+              <w:pStyle w:val="Compact"/>
+            </w:pPr>
+            <w:r>
+              <w:rPr>
+                <w:rFonts w:hint="eastAsia"/>
+              </w:rPr>
+              <w:t xml:space="preserve">单用户频率限制</w:t>
+            </w:r>
+          </w:p>
+        </w:tc>
+        <w:tc>
+          <w:tcPr/>
+          <w:p>
+            <w:pPr>
+              <w:pStyle w:val="Compact"/>
+            </w:pPr>
+            <w:r>
+              <w:rPr>
+                <w:rFonts w:hint="eastAsia"/>
+              </w:rPr>
+              <w:t xml:space="preserve">30次/分钟</w:t>
+            </w:r>
+          </w:p>
+        </w:tc>
+        <w:tc>
+          <w:tcPr/>
+          <w:p>
+            <w:pPr>
+              <w:pStyle w:val="Compact"/>
+            </w:pPr>
+            <w:r>
+              <w:rPr>
+                <w:rFonts w:hint="eastAsia"/>
+              </w:rPr>
+              <w:t xml:space="preserve">防止滥用和异常请求</w:t>
             </w:r>
           </w:p>
         </w:tc>
@@ -1555,12 +1657,12 @@
         <w:rPr>
           <w:rFonts w:hint="eastAsia"/>
         </w:rPr>
-        <w:t xml:space="preserve">技术可行性结论：可行，建议先建设知识库问答和反馈闭环，再扩展个性化数据查询。</w:t>
+        <w:t xml:space="preserve">技术可行性结论：可行。系统核心能力可通过现有Web技术、数据库、检索技术和LLM服务实现；主要挑战在知识质量、权限控制和外部接口协调。</w:t>
       </w:r>
     </w:p>
     <w:bookmarkEnd w:id="18"/>
     <w:bookmarkEnd w:id="19"/>
-    <w:bookmarkStart w:id="20" w:name="经济可行性分析"/>
+    <w:bookmarkStart w:id="23" w:name="经济可行性分析"/>
     <w:p>
       <w:pPr>
         <w:pStyle w:val="Heading2"/>
@@ -1575,275 +1677,19 @@
         <w:t xml:space="preserve">经济可行性分析</w:t>
       </w:r>
     </w:p>
-    <w:p>
-      <w:pPr>
-        <w:pStyle w:val="FirstParagraph"/>
-      </w:pPr>
-      <w:r>
-        <w:rPr>
-          <w:rFonts w:hint="eastAsia"/>
-        </w:rPr>
-        <w:t xml:space="preserve">课程阶段成本主要为人员投入和文档编写，项目可承受。若按真实建设估算，成本由软件开发、模型部署、知识整理、接口适配、安全测评和运维组成。相比直接采购通用商业客服产品，自研或校内定制方案在数据安全、业务集成和长期可控性方面更符合校园场景。</w:t>
-      </w:r>
-    </w:p>
-    <w:p>
-      <w:pPr>
-        <w:pStyle w:val="BodyText"/>
-      </w:pPr>
-      <w:r>
-        <w:rPr>
-          <w:rFonts w:hint="eastAsia"/>
-        </w:rPr>
-        <w:t xml:space="preserve">初步收益包括：</w:t>
-      </w:r>
-    </w:p>
-    <w:p>
-      <w:pPr>
-        <w:pStyle w:val="Compact"/>
-        <w:numPr>
-          <w:ilvl w:val="0"/>
-          <w:numId w:val="1002"/>
-        </w:numPr>
-      </w:pPr>
-      <w:r>
-        <w:rPr>
-          <w:rFonts w:hint="eastAsia"/>
-        </w:rPr>
-        <w:t xml:space="preserve">减少重复性人工咨询，释放职能部门时间。</w:t>
-      </w:r>
-    </w:p>
-    <w:p>
-      <w:pPr>
-        <w:pStyle w:val="Compact"/>
-        <w:numPr>
-          <w:ilvl w:val="0"/>
-          <w:numId w:val="1002"/>
-        </w:numPr>
-      </w:pPr>
-      <w:r>
-        <w:rPr>
-          <w:rFonts w:hint="eastAsia"/>
-        </w:rPr>
-        <w:t xml:space="preserve">提供非工作时间服务，提升师生满意度。</w:t>
-      </w:r>
-    </w:p>
-    <w:p>
-      <w:pPr>
-        <w:pStyle w:val="Compact"/>
-        <w:numPr>
-          <w:ilvl w:val="0"/>
-          <w:numId w:val="1002"/>
-        </w:numPr>
-      </w:pPr>
-      <w:r>
-        <w:rPr>
-          <w:rFonts w:hint="eastAsia"/>
-        </w:rPr>
-        <w:t xml:space="preserve">沉淀咨询问题和知识资产，提高制度解释一致性。</w:t>
-      </w:r>
-    </w:p>
-    <w:p>
-      <w:pPr>
-        <w:pStyle w:val="Compact"/>
-        <w:numPr>
-          <w:ilvl w:val="0"/>
-          <w:numId w:val="1002"/>
-        </w:numPr>
-      </w:pPr>
-      <w:r>
-        <w:rPr>
-          <w:rFonts w:hint="eastAsia"/>
-        </w:rPr>
-        <w:t xml:space="preserve">为智慧校园服务入口建设提供可复用能力。</w:t>
-      </w:r>
-    </w:p>
-    <w:p>
-      <w:pPr>
-        <w:pStyle w:val="FirstParagraph"/>
-      </w:pPr>
-      <w:r>
-        <w:rPr>
-          <w:rFonts w:hint="eastAsia"/>
-        </w:rPr>
-        <w:t xml:space="preserve">经济可行性结论：课程阶段可行；生产阶段建议采用分期建设控制投入。</w:t>
-      </w:r>
-    </w:p>
-    <w:bookmarkEnd w:id="20"/>
-    <w:bookmarkStart w:id="21" w:name="操作可行性分析"/>
-    <w:p>
-      <w:pPr>
-        <w:pStyle w:val="Heading2"/>
-      </w:pPr>
-      <w:r>
-        <w:t xml:space="preserve">5. </w:t>
-      </w:r>
-      <w:r>
-        <w:rPr>
-          <w:rFonts w:hint="eastAsia"/>
-        </w:rPr>
-        <w:t xml:space="preserve">操作可行性分析</w:t>
-      </w:r>
-    </w:p>
-    <w:p>
-      <w:pPr>
-        <w:pStyle w:val="FirstParagraph"/>
-      </w:pPr>
-      <w:r>
-        <w:rPr>
-          <w:rFonts w:hint="eastAsia"/>
-        </w:rPr>
-        <w:t xml:space="preserve">问答机器人使用方式接近即时通讯，对学生和教师学习成本较低。对行政人员而言，主要变化在于需要维护知识条目和处理用户反馈。为了保证系统长期有效，需要在项目计划中明确知识库更新责任、内容审核流程、问题归档规则和过期内容清理机制。</w:t>
-      </w:r>
-    </w:p>
-    <w:p>
-      <w:pPr>
-        <w:pStyle w:val="BodyText"/>
-      </w:pPr>
-      <w:r>
-        <w:rPr>
-          <w:rFonts w:hint="eastAsia"/>
-        </w:rPr>
-        <w:t xml:space="preserve">建议设置以下运营流程：</w:t>
-      </w:r>
-    </w:p>
-    <w:p>
-      <w:pPr>
-        <w:pStyle w:val="Compact"/>
-        <w:numPr>
-          <w:ilvl w:val="0"/>
-          <w:numId w:val="1003"/>
-        </w:numPr>
-      </w:pPr>
-      <w:r>
-        <w:rPr>
-          <w:rFonts w:hint="eastAsia"/>
-        </w:rPr>
-        <w:t xml:space="preserve">各职能部门提供原始制度、流程和高频问题。</w:t>
-      </w:r>
-    </w:p>
-    <w:p>
-      <w:pPr>
-        <w:pStyle w:val="Compact"/>
-        <w:numPr>
-          <w:ilvl w:val="0"/>
-          <w:numId w:val="1003"/>
-        </w:numPr>
-      </w:pPr>
-      <w:r>
-        <w:rPr>
-          <w:rFonts w:hint="eastAsia"/>
-        </w:rPr>
-        <w:t xml:space="preserve">项目团队将资料整理为结构化知识条目。</w:t>
-      </w:r>
-    </w:p>
-    <w:p>
-      <w:pPr>
-        <w:pStyle w:val="Compact"/>
-        <w:numPr>
-          <w:ilvl w:val="0"/>
-          <w:numId w:val="1003"/>
-        </w:numPr>
-      </w:pPr>
-      <w:r>
-        <w:rPr>
-          <w:rFonts w:hint="eastAsia"/>
-        </w:rPr>
-        <w:t xml:space="preserve">部门管理员审核并发布知识条目。</w:t>
-      </w:r>
-    </w:p>
-    <w:p>
-      <w:pPr>
-        <w:pStyle w:val="Compact"/>
-        <w:numPr>
-          <w:ilvl w:val="0"/>
-          <w:numId w:val="1003"/>
-        </w:numPr>
-      </w:pPr>
-      <w:r>
-        <w:rPr>
-          <w:rFonts w:hint="eastAsia"/>
-        </w:rPr>
-        <w:t xml:space="preserve">系统收集未命中问题和低评分回答。</w:t>
-      </w:r>
-    </w:p>
-    <w:p>
-      <w:pPr>
-        <w:pStyle w:val="Compact"/>
-        <w:numPr>
-          <w:ilvl w:val="0"/>
-          <w:numId w:val="1003"/>
-        </w:numPr>
-      </w:pPr>
-      <w:r>
-        <w:rPr>
-          <w:rFonts w:hint="eastAsia"/>
-        </w:rPr>
-        <w:t xml:space="preserve">管理员定期修订知识库并形成版本记录。</w:t>
-      </w:r>
-    </w:p>
-    <w:p>
-      <w:pPr>
-        <w:pStyle w:val="FirstParagraph"/>
-      </w:pPr>
-      <w:r>
-        <w:rPr>
-          <w:rFonts w:hint="eastAsia"/>
-        </w:rPr>
-        <w:t xml:space="preserve">操作可行性结论：可行，前提是建立知识维护责任机制。</w:t>
-      </w:r>
-    </w:p>
-    <w:bookmarkEnd w:id="21"/>
-    <w:bookmarkStart w:id="22" w:name="法律与合规可行性分析"/>
-    <w:p>
-      <w:pPr>
-        <w:pStyle w:val="Heading2"/>
-      </w:pPr>
-      <w:r>
-        <w:t xml:space="preserve">6. </w:t>
-      </w:r>
-      <w:r>
-        <w:rPr>
-          <w:rFonts w:hint="eastAsia"/>
-        </w:rPr>
-        <w:t xml:space="preserve">法律与合规可行性分析</w:t>
-      </w:r>
-    </w:p>
-    <w:p>
-      <w:pPr>
-        <w:pStyle w:val="FirstParagraph"/>
-      </w:pPr>
-      <w:r>
-        <w:rPr>
-          <w:rFonts w:hint="eastAsia"/>
-        </w:rPr>
-        <w:t xml:space="preserve">系统涉及教育数据和个人信息，应坚持“公开问题公开回答、个人问题认证授权、敏感问题人工处理”的原则。课程阶段仅使用模拟数据和公开材料，不处理真实个人敏感信息。生产建设阶段需满足统一认证、访问控制、日志审计、数据脱敏、用户知情同意和等保测评要求。</w:t>
-      </w:r>
-    </w:p>
-    <w:p>
-      <w:pPr>
-        <w:pStyle w:val="BodyText"/>
-      </w:pPr>
-      <w:r>
-        <w:rPr>
-          <w:rFonts w:hint="eastAsia"/>
-        </w:rPr>
-        <w:t xml:space="preserve">法律与合规可行性结论：可行，但需把个人信息保护和权限控制纳入核心需求。</w:t>
-      </w:r>
-    </w:p>
-    <w:bookmarkEnd w:id="22"/>
-    <w:bookmarkStart w:id="23" w:name="方案比较"/>
-    <w:p>
-      <w:pPr>
-        <w:pStyle w:val="Heading2"/>
-      </w:pPr>
-      <w:r>
-        <w:t xml:space="preserve">7. </w:t>
-      </w:r>
-      <w:r>
-        <w:rPr>
-          <w:rFonts w:hint="eastAsia"/>
-        </w:rPr>
-        <w:t xml:space="preserve">方案比较</w:t>
+    <w:bookmarkStart w:id="20" w:name="成本估算"/>
+    <w:p>
+      <w:pPr>
+        <w:pStyle w:val="Heading3"/>
+      </w:pPr>
+      <w:r>
+        <w:t xml:space="preserve">4.1 </w:t>
+      </w:r>
+      <w:r>
+        <w:rPr>
+          <w:rFonts w:hint="eastAsia"/>
+        </w:rPr>
+        <w:t xml:space="preserve">成本估算</w:t>
       </w:r>
     </w:p>
     <w:tbl>
@@ -1873,235 +1719,1527 @@
               <w:rPr>
                 <w:rFonts w:hint="eastAsia"/>
               </w:rPr>
-              <w:t xml:space="preserve">方案</w:t>
-            </w:r>
-          </w:p>
-        </w:tc>
-        <w:tc>
-          <w:tcPr/>
-          <w:p>
-            <w:pPr>
-              <w:pStyle w:val="Compact"/>
-            </w:pPr>
-            <w:r>
-              <w:rPr>
-                <w:rFonts w:hint="eastAsia"/>
-              </w:rPr>
-              <w:t xml:space="preserve">优点</w:t>
-            </w:r>
-          </w:p>
-        </w:tc>
-        <w:tc>
-          <w:tcPr/>
-          <w:p>
-            <w:pPr>
-              <w:pStyle w:val="Compact"/>
-            </w:pPr>
-            <w:r>
-              <w:rPr>
-                <w:rFonts w:hint="eastAsia"/>
-              </w:rPr>
-              <w:t xml:space="preserve">缺点</w:t>
-            </w:r>
-          </w:p>
-        </w:tc>
-        <w:tc>
-          <w:tcPr/>
-          <w:p>
-            <w:pPr>
-              <w:pStyle w:val="Compact"/>
-            </w:pPr>
-            <w:r>
-              <w:rPr>
-                <w:rFonts w:hint="eastAsia"/>
-              </w:rPr>
-              <w:t xml:space="preserve">适用性</w:t>
-            </w:r>
-          </w:p>
-        </w:tc>
-      </w:tr>
-      <w:tr>
-        <w:tc>
-          <w:tcPr/>
-          <w:p>
-            <w:pPr>
-              <w:pStyle w:val="Compact"/>
-            </w:pPr>
-            <w:r>
-              <w:rPr>
-                <w:rFonts w:hint="eastAsia"/>
-              </w:rPr>
-              <w:t xml:space="preserve">方案A：校内定制问答机器人</w:t>
-            </w:r>
-          </w:p>
-        </w:tc>
-        <w:tc>
-          <w:tcPr/>
-          <w:p>
-            <w:pPr>
-              <w:pStyle w:val="Compact"/>
-            </w:pPr>
-            <w:r>
-              <w:rPr>
-                <w:rFonts w:hint="eastAsia"/>
-              </w:rPr>
-              <w:t xml:space="preserve">数据可控，能贴合校务流程，可扩展对接校园系统</w:t>
-            </w:r>
-          </w:p>
-        </w:tc>
-        <w:tc>
-          <w:tcPr/>
-          <w:p>
-            <w:pPr>
-              <w:pStyle w:val="Compact"/>
-            </w:pPr>
-            <w:r>
-              <w:rPr>
-                <w:rFonts w:hint="eastAsia"/>
-              </w:rPr>
-              <w:t xml:space="preserve">前期建设和维护成本较高</w:t>
-            </w:r>
-          </w:p>
-        </w:tc>
-        <w:tc>
-          <w:tcPr/>
-          <w:p>
-            <w:pPr>
-              <w:pStyle w:val="Compact"/>
-            </w:pPr>
-            <w:r>
-              <w:rPr>
-                <w:rFonts w:hint="eastAsia"/>
-              </w:rPr>
-              <w:t xml:space="preserve">推荐</w:t>
-            </w:r>
-          </w:p>
-        </w:tc>
-      </w:tr>
-      <w:tr>
-        <w:tc>
-          <w:tcPr/>
-          <w:p>
-            <w:pPr>
-              <w:pStyle w:val="Compact"/>
-            </w:pPr>
-            <w:r>
-              <w:rPr>
-                <w:rFonts w:hint="eastAsia"/>
-              </w:rPr>
-              <w:t xml:space="preserve">方案B：采购商业客服SaaS</w:t>
-            </w:r>
-          </w:p>
-        </w:tc>
-        <w:tc>
-          <w:tcPr/>
-          <w:p>
-            <w:pPr>
-              <w:pStyle w:val="Compact"/>
-            </w:pPr>
-            <w:r>
-              <w:rPr>
-                <w:rFonts w:hint="eastAsia"/>
-              </w:rPr>
-              <w:t xml:space="preserve">上线快，运维压力小</w:t>
-            </w:r>
-          </w:p>
-        </w:tc>
-        <w:tc>
-          <w:tcPr/>
-          <w:p>
-            <w:pPr>
-              <w:pStyle w:val="Compact"/>
-            </w:pPr>
-            <w:r>
-              <w:rPr>
-                <w:rFonts w:hint="eastAsia"/>
-              </w:rPr>
-              <w:t xml:space="preserve">数据外流风险较高，业务定制和系统集成受限</w:t>
-            </w:r>
-          </w:p>
-        </w:tc>
-        <w:tc>
-          <w:tcPr/>
-          <w:p>
-            <w:pPr>
-              <w:pStyle w:val="Compact"/>
-            </w:pPr>
-            <w:r>
-              <w:rPr>
-                <w:rFonts w:hint="eastAsia"/>
-              </w:rPr>
-              <w:t xml:space="preserve">不作为首选</w:t>
-            </w:r>
-          </w:p>
-        </w:tc>
-      </w:tr>
-      <w:tr>
-        <w:tc>
-          <w:tcPr/>
-          <w:p>
-            <w:pPr>
-              <w:pStyle w:val="Compact"/>
-            </w:pPr>
-            <w:r>
-              <w:rPr>
-                <w:rFonts w:hint="eastAsia"/>
-              </w:rPr>
-              <w:t xml:space="preserve">方案C：传统FAQ网页</w:t>
-            </w:r>
-          </w:p>
-        </w:tc>
-        <w:tc>
-          <w:tcPr/>
-          <w:p>
-            <w:pPr>
-              <w:pStyle w:val="Compact"/>
-            </w:pPr>
-            <w:r>
-              <w:rPr>
-                <w:rFonts w:hint="eastAsia"/>
-              </w:rPr>
-              <w:t xml:space="preserve">成本低，维护简单</w:t>
-            </w:r>
-          </w:p>
-        </w:tc>
-        <w:tc>
-          <w:tcPr/>
-          <w:p>
-            <w:pPr>
-              <w:pStyle w:val="Compact"/>
-            </w:pPr>
-            <w:r>
-              <w:rPr>
-                <w:rFonts w:hint="eastAsia"/>
-              </w:rPr>
-              <w:t xml:space="preserve">交互体验弱，难处理自然语言和复杂问题</w:t>
-            </w:r>
-          </w:p>
-        </w:tc>
-        <w:tc>
-          <w:tcPr/>
-          <w:p>
-            <w:pPr>
-              <w:pStyle w:val="Compact"/>
-            </w:pPr>
-            <w:r>
-              <w:rPr>
-                <w:rFonts w:hint="eastAsia"/>
-              </w:rPr>
-              <w:t xml:space="preserve">可作为兜底补充</w:t>
+              <w:t xml:space="preserve">成本类别</w:t>
+            </w:r>
+          </w:p>
+        </w:tc>
+        <w:tc>
+          <w:tcPr/>
+          <w:p>
+            <w:pPr>
+              <w:pStyle w:val="Compact"/>
+            </w:pPr>
+            <w:r>
+              <w:rPr>
+                <w:rFonts w:hint="eastAsia"/>
+              </w:rPr>
+              <w:t xml:space="preserve">估算内容</w:t>
+            </w:r>
+          </w:p>
+        </w:tc>
+        <w:tc>
+          <w:tcPr/>
+          <w:p>
+            <w:pPr>
+              <w:pStyle w:val="Compact"/>
+            </w:pPr>
+            <w:r>
+              <w:rPr>
+                <w:rFonts w:hint="eastAsia"/>
+              </w:rPr>
+              <w:t xml:space="preserve">课程阶段</w:t>
+            </w:r>
+          </w:p>
+        </w:tc>
+        <w:tc>
+          <w:tcPr/>
+          <w:p>
+            <w:pPr>
+              <w:pStyle w:val="Compact"/>
+            </w:pPr>
+            <w:r>
+              <w:rPr>
+                <w:rFonts w:hint="eastAsia"/>
+              </w:rPr>
+              <w:t xml:space="preserve">生产阶段参考</w:t>
+            </w:r>
+          </w:p>
+        </w:tc>
+      </w:tr>
+      <w:tr>
+        <w:tc>
+          <w:tcPr/>
+          <w:p>
+            <w:pPr>
+              <w:pStyle w:val="Compact"/>
+            </w:pPr>
+            <w:r>
+              <w:rPr>
+                <w:rFonts w:hint="eastAsia"/>
+              </w:rPr>
+              <w:t xml:space="preserve">人员投入</w:t>
+            </w:r>
+          </w:p>
+        </w:tc>
+        <w:tc>
+          <w:tcPr/>
+          <w:p>
+            <w:pPr>
+              <w:pStyle w:val="Compact"/>
+            </w:pPr>
+            <w:r>
+              <w:rPr>
+                <w:rFonts w:hint="eastAsia"/>
+              </w:rPr>
+              <w:t xml:space="preserve">需求调研、设计、开发、测试、文档</w:t>
+            </w:r>
+          </w:p>
+        </w:tc>
+        <w:tc>
+          <w:tcPr/>
+          <w:p>
+            <w:pPr>
+              <w:pStyle w:val="Compact"/>
+            </w:pPr>
+            <w:r>
+              <w:rPr>
+                <w:rFonts w:hint="eastAsia"/>
+              </w:rPr>
+              <w:t xml:space="preserve">小组成员投入</w:t>
+            </w:r>
+          </w:p>
+        </w:tc>
+        <w:tc>
+          <w:tcPr/>
+          <w:p>
+            <w:pPr>
+              <w:pStyle w:val="Compact"/>
+            </w:pPr>
+            <w:r>
+              <w:rPr>
+                <w:rFonts w:hint="eastAsia"/>
+              </w:rPr>
+              <w:t xml:space="preserve">4至6人，约3至6个月</w:t>
+            </w:r>
+          </w:p>
+        </w:tc>
+      </w:tr>
+      <w:tr>
+        <w:tc>
+          <w:tcPr/>
+          <w:p>
+            <w:pPr>
+              <w:pStyle w:val="Compact"/>
+            </w:pPr>
+            <w:r>
+              <w:rPr>
+                <w:rFonts w:hint="eastAsia"/>
+              </w:rPr>
+              <w:t xml:space="preserve">知识库建设</w:t>
+            </w:r>
+          </w:p>
+        </w:tc>
+        <w:tc>
+          <w:tcPr/>
+          <w:p>
+            <w:pPr>
+              <w:pStyle w:val="Compact"/>
+            </w:pPr>
+            <w:r>
+              <w:rPr>
+                <w:rFonts w:hint="eastAsia"/>
+              </w:rPr>
+              <w:t xml:space="preserve">FAQ整理、制度梳理、标注和审核</w:t>
+            </w:r>
+          </w:p>
+        </w:tc>
+        <w:tc>
+          <w:tcPr/>
+          <w:p>
+            <w:pPr>
+              <w:pStyle w:val="Compact"/>
+            </w:pPr>
+            <w:r>
+              <w:rPr>
+                <w:rFonts w:hint="eastAsia"/>
+              </w:rPr>
+              <w:t xml:space="preserve">样例库</w:t>
+            </w:r>
+          </w:p>
+        </w:tc>
+        <w:tc>
+          <w:tcPr/>
+          <w:p>
+            <w:pPr>
+              <w:pStyle w:val="Compact"/>
+            </w:pPr>
+            <w:r>
+              <w:rPr>
+                <w:rFonts w:hint="eastAsia"/>
+              </w:rPr>
+              <w:t xml:space="preserve">需各部门持续参与</w:t>
+            </w:r>
+          </w:p>
+        </w:tc>
+      </w:tr>
+      <w:tr>
+        <w:tc>
+          <w:tcPr/>
+          <w:p>
+            <w:pPr>
+              <w:pStyle w:val="Compact"/>
+            </w:pPr>
+            <w:r>
+              <w:rPr>
+                <w:rFonts w:hint="eastAsia"/>
+              </w:rPr>
+              <w:t xml:space="preserve">基础资源</w:t>
+            </w:r>
+          </w:p>
+        </w:tc>
+        <w:tc>
+          <w:tcPr/>
+          <w:p>
+            <w:pPr>
+              <w:pStyle w:val="Compact"/>
+            </w:pPr>
+            <w:r>
+              <w:rPr>
+                <w:rFonts w:hint="eastAsia"/>
+              </w:rPr>
+              <w:t xml:space="preserve">服务器、数据库、模型推理资源</w:t>
+            </w:r>
+          </w:p>
+        </w:tc>
+        <w:tc>
+          <w:tcPr/>
+          <w:p>
+            <w:pPr>
+              <w:pStyle w:val="Compact"/>
+            </w:pPr>
+            <w:r>
+              <w:rPr>
+                <w:rFonts w:hint="eastAsia"/>
+              </w:rPr>
+              <w:t xml:space="preserve">本地或模拟环境</w:t>
+            </w:r>
+          </w:p>
+        </w:tc>
+        <w:tc>
+          <w:tcPr/>
+          <w:p>
+            <w:pPr>
+              <w:pStyle w:val="Compact"/>
+            </w:pPr>
+            <w:r>
+              <w:rPr>
+                <w:rFonts w:hint="eastAsia"/>
+              </w:rPr>
+              <w:t xml:space="preserve">校内私有云或专用资源</w:t>
+            </w:r>
+          </w:p>
+        </w:tc>
+      </w:tr>
+      <w:tr>
+        <w:tc>
+          <w:tcPr/>
+          <w:p>
+            <w:pPr>
+              <w:pStyle w:val="Compact"/>
+            </w:pPr>
+            <w:r>
+              <w:rPr>
+                <w:rFonts w:hint="eastAsia"/>
+              </w:rPr>
+              <w:t xml:space="preserve">安全合规</w:t>
+            </w:r>
+          </w:p>
+        </w:tc>
+        <w:tc>
+          <w:tcPr/>
+          <w:p>
+            <w:pPr>
+              <w:pStyle w:val="Compact"/>
+            </w:pPr>
+            <w:r>
+              <w:rPr>
+                <w:rFonts w:hint="eastAsia"/>
+              </w:rPr>
+              <w:t xml:space="preserve">权限设计、日志审计、测评整改</w:t>
+            </w:r>
+          </w:p>
+        </w:tc>
+        <w:tc>
+          <w:tcPr/>
+          <w:p>
+            <w:pPr>
+              <w:pStyle w:val="Compact"/>
+            </w:pPr>
+            <w:r>
+              <w:rPr>
+                <w:rFonts w:hint="eastAsia"/>
+              </w:rPr>
+              <w:t xml:space="preserve">文档分析</w:t>
+            </w:r>
+          </w:p>
+        </w:tc>
+        <w:tc>
+          <w:tcPr/>
+          <w:p>
+            <w:pPr>
+              <w:pStyle w:val="Compact"/>
+            </w:pPr>
+            <w:r>
+              <w:rPr>
+                <w:rFonts w:hint="eastAsia"/>
+              </w:rPr>
+              <w:t xml:space="preserve">等保测评与安全加固</w:t>
+            </w:r>
+          </w:p>
+        </w:tc>
+      </w:tr>
+      <w:tr>
+        <w:tc>
+          <w:tcPr/>
+          <w:p>
+            <w:pPr>
+              <w:pStyle w:val="Compact"/>
+            </w:pPr>
+            <w:r>
+              <w:rPr>
+                <w:rFonts w:hint="eastAsia"/>
+              </w:rPr>
+              <w:t xml:space="preserve">运维迭代</w:t>
+            </w:r>
+          </w:p>
+        </w:tc>
+        <w:tc>
+          <w:tcPr/>
+          <w:p>
+            <w:pPr>
+              <w:pStyle w:val="Compact"/>
+            </w:pPr>
+            <w:r>
+              <w:rPr>
+                <w:rFonts w:hint="eastAsia"/>
+              </w:rPr>
+              <w:t xml:space="preserve">内容维护、故障处理、模型优化</w:t>
+            </w:r>
+          </w:p>
+        </w:tc>
+        <w:tc>
+          <w:tcPr/>
+          <w:p>
+            <w:pPr>
+              <w:pStyle w:val="Compact"/>
+            </w:pPr>
+            <w:r>
+              <w:rPr>
+                <w:rFonts w:hint="eastAsia"/>
+              </w:rPr>
+              <w:t xml:space="preserve">不纳入</w:t>
+            </w:r>
+          </w:p>
+        </w:tc>
+        <w:tc>
+          <w:tcPr/>
+          <w:p>
+            <w:pPr>
+              <w:pStyle w:val="Compact"/>
+            </w:pPr>
+            <w:r>
+              <w:rPr>
+                <w:rFonts w:hint="eastAsia"/>
+              </w:rPr>
+              <w:t xml:space="preserve">需长期人员支持</w:t>
             </w:r>
           </w:p>
         </w:tc>
       </w:tr>
     </w:tbl>
+    <w:bookmarkEnd w:id="20"/>
+    <w:bookmarkStart w:id="21" w:name="收益分析"/>
+    <w:p>
+      <w:pPr>
+        <w:pStyle w:val="Heading3"/>
+      </w:pPr>
+      <w:r>
+        <w:t xml:space="preserve">4.2 </w:t>
+      </w:r>
+      <w:r>
+        <w:rPr>
+          <w:rFonts w:hint="eastAsia"/>
+        </w:rPr>
+        <w:t xml:space="preserve">收益分析</w:t>
+      </w:r>
+    </w:p>
+    <w:tbl>
+      <w:tblPr>
+        <w:tblStyle w:val="Table"/>
+        <w:tblW w:type="pct" w:w="5000"/>
+        <w:tblLayout w:type="fixed"/>
+        <w:tblLook w:firstRow="1" w:lastRow="0" w:firstColumn="0" w:lastColumn="0" w:noHBand="0" w:noVBand="0" w:val="0020"/>
+      </w:tblPr>
+      <w:tblGrid>
+        <w:gridCol w:w="3960"/>
+        <w:gridCol w:w="3960"/>
+      </w:tblGrid>
+      <w:tr>
+        <w:trPr>
+          <w:tblHeader w:val="on"/>
+        </w:trPr>
+        <w:tc>
+          <w:tcPr/>
+          <w:p>
+            <w:pPr>
+              <w:pStyle w:val="Compact"/>
+            </w:pPr>
+            <w:r>
+              <w:rPr>
+                <w:rFonts w:hint="eastAsia"/>
+              </w:rPr>
+              <w:t xml:space="preserve">收益类别</w:t>
+            </w:r>
+          </w:p>
+        </w:tc>
+        <w:tc>
+          <w:tcPr/>
+          <w:p>
+            <w:pPr>
+              <w:pStyle w:val="Compact"/>
+            </w:pPr>
+            <w:r>
+              <w:rPr>
+                <w:rFonts w:hint="eastAsia"/>
+              </w:rPr>
+              <w:t xml:space="preserve">说明</w:t>
+            </w:r>
+          </w:p>
+        </w:tc>
+      </w:tr>
+      <w:tr>
+        <w:tc>
+          <w:tcPr/>
+          <w:p>
+            <w:pPr>
+              <w:pStyle w:val="Compact"/>
+            </w:pPr>
+            <w:r>
+              <w:rPr>
+                <w:rFonts w:hint="eastAsia"/>
+              </w:rPr>
+              <w:t xml:space="preserve">服务效率</w:t>
+            </w:r>
+          </w:p>
+        </w:tc>
+        <w:tc>
+          <w:tcPr/>
+          <w:p>
+            <w:pPr>
+              <w:pStyle w:val="Compact"/>
+            </w:pPr>
+            <w:r>
+              <w:rPr>
+                <w:rFonts w:hint="eastAsia"/>
+              </w:rPr>
+              <w:t xml:space="preserve">用户可直接通过自然语言获取校务信息，减少搜索和电话咨询时间</w:t>
+            </w:r>
+          </w:p>
+        </w:tc>
+      </w:tr>
+      <w:tr>
+        <w:tc>
+          <w:tcPr/>
+          <w:p>
+            <w:pPr>
+              <w:pStyle w:val="Compact"/>
+            </w:pPr>
+            <w:r>
+              <w:rPr>
+                <w:rFonts w:hint="eastAsia"/>
+              </w:rPr>
+              <w:t xml:space="preserve">人工减负</w:t>
+            </w:r>
+          </w:p>
+        </w:tc>
+        <w:tc>
+          <w:tcPr/>
+          <w:p>
+            <w:pPr>
+              <w:pStyle w:val="Compact"/>
+            </w:pPr>
+            <w:r>
+              <w:rPr>
+                <w:rFonts w:hint="eastAsia"/>
+              </w:rPr>
+              <w:t xml:space="preserve">高频重复问题由系统承担，人工窗口处理复杂问题</w:t>
+            </w:r>
+          </w:p>
+        </w:tc>
+      </w:tr>
+      <w:tr>
+        <w:tc>
+          <w:tcPr/>
+          <w:p>
+            <w:pPr>
+              <w:pStyle w:val="Compact"/>
+            </w:pPr>
+            <w:r>
+              <w:rPr>
+                <w:rFonts w:hint="eastAsia"/>
+              </w:rPr>
+              <w:t xml:space="preserve">管理改进</w:t>
+            </w:r>
+          </w:p>
+        </w:tc>
+        <w:tc>
+          <w:tcPr/>
+          <w:p>
+            <w:pPr>
+              <w:pStyle w:val="Compact"/>
+            </w:pPr>
+            <w:r>
+              <w:rPr>
+                <w:rFonts w:hint="eastAsia"/>
+              </w:rPr>
+              <w:t xml:space="preserve">热点问题统计可反映制度理解难点和服务流程问题</w:t>
+            </w:r>
+          </w:p>
+        </w:tc>
+      </w:tr>
+      <w:tr>
+        <w:tc>
+          <w:tcPr/>
+          <w:p>
+            <w:pPr>
+              <w:pStyle w:val="Compact"/>
+            </w:pPr>
+            <w:r>
+              <w:rPr>
+                <w:rFonts w:hint="eastAsia"/>
+              </w:rPr>
+              <w:t xml:space="preserve">知识沉淀</w:t>
+            </w:r>
+          </w:p>
+        </w:tc>
+        <w:tc>
+          <w:tcPr/>
+          <w:p>
+            <w:pPr>
+              <w:pStyle w:val="Compact"/>
+            </w:pPr>
+            <w:r>
+              <w:rPr>
+                <w:rFonts w:hint="eastAsia"/>
+              </w:rPr>
+              <w:t xml:space="preserve">将分散制度、通知和经验问答沉淀为结构化知识资产</w:t>
+            </w:r>
+          </w:p>
+        </w:tc>
+      </w:tr>
+      <w:tr>
+        <w:tc>
+          <w:tcPr/>
+          <w:p>
+            <w:pPr>
+              <w:pStyle w:val="Compact"/>
+            </w:pPr>
+            <w:r>
+              <w:rPr>
+                <w:rFonts w:hint="eastAsia"/>
+              </w:rPr>
+              <w:t xml:space="preserve">服务形象</w:t>
+            </w:r>
+          </w:p>
+        </w:tc>
+        <w:tc>
+          <w:tcPr/>
+          <w:p>
+            <w:pPr>
+              <w:pStyle w:val="Compact"/>
+            </w:pPr>
+            <w:r>
+              <w:rPr>
+                <w:rFonts w:hint="eastAsia"/>
+              </w:rPr>
+              <w:t xml:space="preserve">体现学校智慧校园建设能力，改善用户体验</w:t>
+            </w:r>
+          </w:p>
+        </w:tc>
+      </w:tr>
+    </w:tbl>
+    <w:bookmarkEnd w:id="21"/>
+    <w:bookmarkStart w:id="22" w:name="经济性结论"/>
+    <w:p>
+      <w:pPr>
+        <w:pStyle w:val="Heading3"/>
+      </w:pPr>
+      <w:r>
+        <w:t xml:space="preserve">4.3 </w:t>
+      </w:r>
+      <w:r>
+        <w:rPr>
+          <w:rFonts w:hint="eastAsia"/>
+        </w:rPr>
+        <w:t xml:space="preserve">经济性结论</w:t>
+      </w:r>
+    </w:p>
+    <w:p>
+      <w:pPr>
+        <w:pStyle w:val="FirstParagraph"/>
+      </w:pPr>
+      <w:r>
+        <w:rPr>
+          <w:rFonts w:hint="eastAsia"/>
+        </w:rPr>
+        <w:t xml:space="preserve">本项目不宜仅以直接财务回报衡量。作为校园公共信息服务系统，其主要收益体现在服务质量、管理效率和知识资产沉淀。采用分期建设、优先覆盖高频场景的方式，可以控制投入并较快形成可见效果。</w:t>
+      </w:r>
+    </w:p>
+    <w:p>
+      <w:pPr>
+        <w:pStyle w:val="BodyText"/>
+      </w:pPr>
+      <w:r>
+        <w:rPr>
+          <w:rFonts w:hint="eastAsia"/>
+        </w:rPr>
+        <w:t xml:space="preserve">经济可行性结论：可行。</w:t>
+      </w:r>
+    </w:p>
+    <w:bookmarkEnd w:id="22"/>
     <w:bookmarkEnd w:id="23"/>
-    <w:bookmarkStart w:id="24" w:name="实施建议"/>
+    <w:bookmarkStart w:id="26" w:name="操作可行性分析"/>
     <w:p>
       <w:pPr>
         <w:pStyle w:val="Heading2"/>
       </w:pPr>
       <w:r>
+        <w:t xml:space="preserve">5. </w:t>
+      </w:r>
+      <w:r>
+        <w:rPr>
+          <w:rFonts w:hint="eastAsia"/>
+        </w:rPr>
+        <w:t xml:space="preserve">操作可行性分析</w:t>
+      </w:r>
+    </w:p>
+    <w:bookmarkStart w:id="24" w:name="用户接受度"/>
+    <w:p>
+      <w:pPr>
+        <w:pStyle w:val="Heading3"/>
+      </w:pPr>
+      <w:r>
+        <w:t xml:space="preserve">5.1 </w:t>
+      </w:r>
+      <w:r>
+        <w:rPr>
+          <w:rFonts w:hint="eastAsia"/>
+        </w:rPr>
+        <w:t xml:space="preserve">用户接受度</w:t>
+      </w:r>
+    </w:p>
+    <w:p>
+      <w:pPr>
+        <w:pStyle w:val="FirstParagraph"/>
+      </w:pPr>
+      <w:r>
+        <w:rPr>
+          <w:rFonts w:hint="eastAsia"/>
+        </w:rPr>
+        <w:t xml:space="preserve">聊天式问答入口对主要用户群体具有较高可接受性。学生和教师可通过自然语言提问减少查找成本；行政人员可通过后台维护知识和查看统计结果；家长和访客可在无需复杂登录的情况下查询公开信息。</w:t>
+      </w:r>
+    </w:p>
+    <w:bookmarkEnd w:id="24"/>
+    <w:bookmarkStart w:id="25" w:name="运营机制"/>
+    <w:p>
+      <w:pPr>
+        <w:pStyle w:val="Heading3"/>
+      </w:pPr>
+      <w:r>
+        <w:t xml:space="preserve">5.2 </w:t>
+      </w:r>
+      <w:r>
+        <w:rPr>
+          <w:rFonts w:hint="eastAsia"/>
+        </w:rPr>
+        <w:t xml:space="preserve">运营机制</w:t>
+      </w:r>
+    </w:p>
+    <w:p>
+      <w:pPr>
+        <w:pStyle w:val="FirstParagraph"/>
+      </w:pPr>
+      <w:r>
+        <w:rPr>
+          <w:rFonts w:hint="eastAsia"/>
+        </w:rPr>
+        <w:t xml:space="preserve">为保证系统长期有效，应建立以下机制：</w:t>
+      </w:r>
+    </w:p>
+    <w:p>
+      <w:pPr>
+        <w:pStyle w:val="Compact"/>
+        <w:numPr>
+          <w:ilvl w:val="0"/>
+          <w:numId w:val="1003"/>
+        </w:numPr>
+      </w:pPr>
+      <w:r>
+        <w:rPr>
+          <w:rFonts w:hint="eastAsia"/>
+        </w:rPr>
+        <w:t xml:space="preserve">知识条目必须标明来源、适用对象、生效日期和维护部门。</w:t>
+      </w:r>
+    </w:p>
+    <w:p>
+      <w:pPr>
+        <w:pStyle w:val="Compact"/>
+        <w:numPr>
+          <w:ilvl w:val="0"/>
+          <w:numId w:val="1003"/>
+        </w:numPr>
+      </w:pPr>
+      <w:r>
+        <w:rPr>
+          <w:rFonts w:hint="eastAsia"/>
+        </w:rPr>
+        <w:t xml:space="preserve">重要政策条目需经部门管理员审核后发布。</w:t>
+      </w:r>
+    </w:p>
+    <w:p>
+      <w:pPr>
+        <w:pStyle w:val="Compact"/>
+        <w:numPr>
+          <w:ilvl w:val="0"/>
+          <w:numId w:val="1003"/>
+        </w:numPr>
+      </w:pPr>
+      <w:r>
+        <w:rPr>
+          <w:rFonts w:hint="eastAsia"/>
+        </w:rPr>
+        <w:t xml:space="preserve">对低评分回答和未命中问题定期复盘。</w:t>
+      </w:r>
+    </w:p>
+    <w:p>
+      <w:pPr>
+        <w:pStyle w:val="Compact"/>
+        <w:numPr>
+          <w:ilvl w:val="0"/>
+          <w:numId w:val="1003"/>
+        </w:numPr>
+      </w:pPr>
+      <w:r>
+        <w:rPr>
+          <w:rFonts w:hint="eastAsia"/>
+        </w:rPr>
+        <w:t xml:space="preserve">对过期通知和失效流程设置自动提醒或人工检查。</w:t>
+      </w:r>
+    </w:p>
+    <w:p>
+      <w:pPr>
+        <w:pStyle w:val="Compact"/>
+        <w:numPr>
+          <w:ilvl w:val="0"/>
+          <w:numId w:val="1003"/>
+        </w:numPr>
+      </w:pPr>
+      <w:r>
+        <w:rPr>
+          <w:rFonts w:hint="eastAsia"/>
+        </w:rPr>
+        <w:t xml:space="preserve">高风险问题应默认转人工处理，不由模型直接判断。</w:t>
+      </w:r>
+    </w:p>
+    <w:p>
+      <w:pPr>
+        <w:pStyle w:val="FirstParagraph"/>
+      </w:pPr>
+      <w:r>
+        <w:rPr>
+          <w:rFonts w:hint="eastAsia"/>
+        </w:rPr>
+        <w:t xml:space="preserve">操作可行性结论：可行，需配套知识治理和部门协作流程。</w:t>
+      </w:r>
+    </w:p>
+    <w:bookmarkEnd w:id="25"/>
+    <w:bookmarkEnd w:id="26"/>
+    <w:bookmarkStart w:id="27" w:name="法律与合规可行性分析"/>
+    <w:p>
+      <w:pPr>
+        <w:pStyle w:val="Heading2"/>
+      </w:pPr>
+      <w:r>
+        <w:t xml:space="preserve">6. </w:t>
+      </w:r>
+      <w:r>
+        <w:rPr>
+          <w:rFonts w:hint="eastAsia"/>
+        </w:rPr>
+        <w:t xml:space="preserve">法律与合规可行性分析</w:t>
+      </w:r>
+    </w:p>
+    <w:p>
+      <w:pPr>
+        <w:pStyle w:val="FirstParagraph"/>
+      </w:pPr>
+      <w:r>
+        <w:rPr>
+          <w:rFonts w:hint="eastAsia"/>
+        </w:rPr>
+        <w:t xml:space="preserve">系统应遵守个人信息保护、网络安全、数据安全和教育管理相关要求。重点控制措施如下：</w:t>
+      </w:r>
+    </w:p>
+    <w:tbl>
+      <w:tblPr>
+        <w:tblStyle w:val="Table"/>
+        <w:tblW w:type="auto" w:w="0"/>
+        <w:tblLook w:firstRow="1" w:lastRow="0" w:firstColumn="0" w:lastColumn="0" w:noHBand="0" w:noVBand="0" w:val="0020"/>
+      </w:tblPr>
+      <w:tblGrid>
+        <w:gridCol w:w="3960"/>
+        <w:gridCol w:w="3960"/>
+      </w:tblGrid>
+      <w:tr>
+        <w:trPr>
+          <w:tblHeader w:val="on"/>
+        </w:trPr>
+        <w:tc>
+          <w:tcPr/>
+          <w:p>
+            <w:pPr>
+              <w:pStyle w:val="Compact"/>
+            </w:pPr>
+            <w:r>
+              <w:rPr>
+                <w:rFonts w:hint="eastAsia"/>
+              </w:rPr>
+              <w:t xml:space="preserve">合规事项</w:t>
+            </w:r>
+          </w:p>
+        </w:tc>
+        <w:tc>
+          <w:tcPr/>
+          <w:p>
+            <w:pPr>
+              <w:pStyle w:val="Compact"/>
+            </w:pPr>
+            <w:r>
+              <w:rPr>
+                <w:rFonts w:hint="eastAsia"/>
+              </w:rPr>
+              <w:t xml:space="preserve">控制措施</w:t>
+            </w:r>
+          </w:p>
+        </w:tc>
+      </w:tr>
+      <w:tr>
+        <w:tc>
+          <w:tcPr/>
+          <w:p>
+            <w:pPr>
+              <w:pStyle w:val="Compact"/>
+            </w:pPr>
+            <w:r>
+              <w:rPr>
+                <w:rFonts w:hint="eastAsia"/>
+              </w:rPr>
+              <w:t xml:space="preserve">个人信息保护</w:t>
+            </w:r>
+          </w:p>
+        </w:tc>
+        <w:tc>
+          <w:tcPr/>
+          <w:p>
+            <w:pPr>
+              <w:pStyle w:val="Compact"/>
+            </w:pPr>
+            <w:r>
+              <w:rPr>
+                <w:rFonts w:hint="eastAsia"/>
+              </w:rPr>
+              <w:t xml:space="preserve">最小化采集、用户授权、敏感字段脱敏</w:t>
+            </w:r>
+          </w:p>
+        </w:tc>
+      </w:tr>
+      <w:tr>
+        <w:tc>
+          <w:tcPr/>
+          <w:p>
+            <w:pPr>
+              <w:pStyle w:val="Compact"/>
+            </w:pPr>
+            <w:r>
+              <w:rPr>
+                <w:rFonts w:hint="eastAsia"/>
+              </w:rPr>
+              <w:t xml:space="preserve">数据安全</w:t>
+            </w:r>
+          </w:p>
+        </w:tc>
+        <w:tc>
+          <w:tcPr/>
+          <w:p>
+            <w:pPr>
+              <w:pStyle w:val="Compact"/>
+            </w:pPr>
+            <w:r>
+              <w:rPr>
+                <w:rFonts w:hint="eastAsia"/>
+              </w:rPr>
+              <w:t xml:space="preserve">数据分级分类、访问控制、备份恢复</w:t>
+            </w:r>
+          </w:p>
+        </w:tc>
+      </w:tr>
+      <w:tr>
+        <w:tc>
+          <w:tcPr/>
+          <w:p>
+            <w:pPr>
+              <w:pStyle w:val="Compact"/>
+            </w:pPr>
+            <w:r>
+              <w:rPr>
+                <w:rFonts w:hint="eastAsia"/>
+              </w:rPr>
+              <w:t xml:space="preserve">网络安全</w:t>
+            </w:r>
+          </w:p>
+        </w:tc>
+        <w:tc>
+          <w:tcPr/>
+          <w:p>
+            <w:pPr>
+              <w:pStyle w:val="Compact"/>
+            </w:pPr>
+            <w:r>
+              <w:rPr>
+                <w:rFonts w:hint="eastAsia"/>
+              </w:rPr>
+              <w:t xml:space="preserve">HTTPS传输、接口鉴权、日志审计、异常告警</w:t>
+            </w:r>
+          </w:p>
+        </w:tc>
+      </w:tr>
+      <w:tr>
+        <w:tc>
+          <w:tcPr/>
+          <w:p>
+            <w:pPr>
+              <w:pStyle w:val="Compact"/>
+            </w:pPr>
+            <w:r>
+              <w:rPr>
+                <w:rFonts w:hint="eastAsia"/>
+              </w:rPr>
+              <w:t xml:space="preserve">教育数据管理</w:t>
+            </w:r>
+          </w:p>
+        </w:tc>
+        <w:tc>
+          <w:tcPr/>
+          <w:p>
+            <w:pPr>
+              <w:pStyle w:val="Compact"/>
+            </w:pPr>
+            <w:r>
+              <w:rPr>
+                <w:rFonts w:hint="eastAsia"/>
+              </w:rPr>
+              <w:t xml:space="preserve">校内数据不用于无关用途，生产数据不出校内受控环境</w:t>
+            </w:r>
+          </w:p>
+        </w:tc>
+      </w:tr>
+      <w:tr>
+        <w:tc>
+          <w:tcPr/>
+          <w:p>
+            <w:pPr>
+              <w:pStyle w:val="Compact"/>
+            </w:pPr>
+            <w:r>
+              <w:rPr>
+                <w:rFonts w:hint="eastAsia"/>
+              </w:rPr>
+              <w:t xml:space="preserve">内容合规</w:t>
+            </w:r>
+          </w:p>
+        </w:tc>
+        <w:tc>
+          <w:tcPr/>
+          <w:p>
+            <w:pPr>
+              <w:pStyle w:val="Compact"/>
+            </w:pPr>
+            <w:r>
+              <w:rPr>
+                <w:rFonts w:hint="eastAsia"/>
+              </w:rPr>
+              <w:t xml:space="preserve">敏感词过滤、来源标注、人工审核和投诉处理</w:t>
+            </w:r>
+          </w:p>
+        </w:tc>
+      </w:tr>
+    </w:tbl>
+    <w:p>
+      <w:pPr>
+        <w:pStyle w:val="BodyText"/>
+      </w:pPr>
+      <w:r>
+        <w:rPr>
+          <w:rFonts w:hint="eastAsia"/>
+        </w:rPr>
+        <w:t xml:space="preserve">法律与合规可行性结论：可行，但需在设计阶段落实安全需求。</w:t>
+      </w:r>
+    </w:p>
+    <w:bookmarkEnd w:id="27"/>
+    <w:bookmarkStart w:id="28" w:name="风险矩阵"/>
+    <w:p>
+      <w:pPr>
+        <w:pStyle w:val="Heading2"/>
+      </w:pPr>
+      <w:r>
+        <w:t xml:space="preserve">7. </w:t>
+      </w:r>
+      <w:r>
+        <w:rPr>
+          <w:rFonts w:hint="eastAsia"/>
+        </w:rPr>
+        <w:t xml:space="preserve">风险矩阵</w:t>
+      </w:r>
+    </w:p>
+    <w:tbl>
+      <w:tblPr>
+        <w:tblStyle w:val="Table"/>
+        <w:tblW w:type="pct" w:w="5000"/>
+        <w:tblLayout w:type="fixed"/>
+        <w:tblLook w:firstRow="1" w:lastRow="0" w:firstColumn="0" w:lastColumn="0" w:noHBand="0" w:noVBand="0" w:val="0020"/>
+      </w:tblPr>
+      <w:tblGrid>
+        <w:gridCol w:w="1584"/>
+        <w:gridCol w:w="1584"/>
+        <w:gridCol w:w="1584"/>
+        <w:gridCol w:w="1584"/>
+        <w:gridCol w:w="1584"/>
+      </w:tblGrid>
+      <w:tr>
+        <w:trPr>
+          <w:tblHeader w:val="on"/>
+        </w:trPr>
+        <w:tc>
+          <w:tcPr/>
+          <w:p>
+            <w:pPr>
+              <w:pStyle w:val="Compact"/>
+            </w:pPr>
+            <w:r>
+              <w:rPr>
+                <w:rFonts w:hint="eastAsia"/>
+              </w:rPr>
+              <w:t xml:space="preserve">风险</w:t>
+            </w:r>
+          </w:p>
+        </w:tc>
+        <w:tc>
+          <w:tcPr/>
+          <w:p>
+            <w:pPr>
+              <w:pStyle w:val="Compact"/>
+            </w:pPr>
+            <w:r>
+              <w:rPr>
+                <w:rFonts w:hint="eastAsia"/>
+              </w:rPr>
+              <w:t xml:space="preserve">概率</w:t>
+            </w:r>
+          </w:p>
+        </w:tc>
+        <w:tc>
+          <w:tcPr/>
+          <w:p>
+            <w:pPr>
+              <w:pStyle w:val="Compact"/>
+            </w:pPr>
+            <w:r>
+              <w:rPr>
+                <w:rFonts w:hint="eastAsia"/>
+              </w:rPr>
+              <w:t xml:space="preserve">影响</w:t>
+            </w:r>
+          </w:p>
+        </w:tc>
+        <w:tc>
+          <w:tcPr/>
+          <w:p>
+            <w:pPr>
+              <w:pStyle w:val="Compact"/>
+            </w:pPr>
+            <w:r>
+              <w:rPr>
+                <w:rFonts w:hint="eastAsia"/>
+              </w:rPr>
+              <w:t xml:space="preserve">等级</w:t>
+            </w:r>
+          </w:p>
+        </w:tc>
+        <w:tc>
+          <w:tcPr/>
+          <w:p>
+            <w:pPr>
+              <w:pStyle w:val="Compact"/>
+            </w:pPr>
+            <w:r>
+              <w:rPr>
+                <w:rFonts w:hint="eastAsia"/>
+              </w:rPr>
+              <w:t xml:space="preserve">应对措施</w:t>
+            </w:r>
+          </w:p>
+        </w:tc>
+      </w:tr>
+      <w:tr>
+        <w:tc>
+          <w:tcPr/>
+          <w:p>
+            <w:pPr>
+              <w:pStyle w:val="Compact"/>
+            </w:pPr>
+            <w:r>
+              <w:rPr>
+                <w:rFonts w:hint="eastAsia"/>
+              </w:rPr>
+              <w:t xml:space="preserve">知识库内容不完整</w:t>
+            </w:r>
+          </w:p>
+        </w:tc>
+        <w:tc>
+          <w:tcPr/>
+          <w:p>
+            <w:pPr>
+              <w:pStyle w:val="Compact"/>
+            </w:pPr>
+            <w:r>
+              <w:rPr>
+                <w:rFonts w:hint="eastAsia"/>
+              </w:rPr>
+              <w:t xml:space="preserve">中</w:t>
+            </w:r>
+          </w:p>
+        </w:tc>
+        <w:tc>
+          <w:tcPr/>
+          <w:p>
+            <w:pPr>
+              <w:pStyle w:val="Compact"/>
+            </w:pPr>
+            <w:r>
+              <w:rPr>
+                <w:rFonts w:hint="eastAsia"/>
+              </w:rPr>
+              <w:t xml:space="preserve">高</w:t>
+            </w:r>
+          </w:p>
+        </w:tc>
+        <w:tc>
+          <w:tcPr/>
+          <w:p>
+            <w:pPr>
+              <w:pStyle w:val="Compact"/>
+            </w:pPr>
+            <w:r>
+              <w:rPr>
+                <w:rFonts w:hint="eastAsia"/>
+              </w:rPr>
+              <w:t xml:space="preserve">高</w:t>
+            </w:r>
+          </w:p>
+        </w:tc>
+        <w:tc>
+          <w:tcPr/>
+          <w:p>
+            <w:pPr>
+              <w:pStyle w:val="Compact"/>
+            </w:pPr>
+            <w:r>
+              <w:rPr>
+                <w:rFonts w:hint="eastAsia"/>
+              </w:rPr>
+              <w:t xml:space="preserve">优先建设高频场景，按部门补充知识条目</w:t>
+            </w:r>
+          </w:p>
+        </w:tc>
+      </w:tr>
+      <w:tr>
+        <w:tc>
+          <w:tcPr/>
+          <w:p>
+            <w:pPr>
+              <w:pStyle w:val="Compact"/>
+            </w:pPr>
+            <w:r>
+              <w:rPr>
+                <w:rFonts w:hint="eastAsia"/>
+              </w:rPr>
+              <w:t xml:space="preserve">回答与政策原文不一致</w:t>
+            </w:r>
+          </w:p>
+        </w:tc>
+        <w:tc>
+          <w:tcPr/>
+          <w:p>
+            <w:pPr>
+              <w:pStyle w:val="Compact"/>
+            </w:pPr>
+            <w:r>
+              <w:rPr>
+                <w:rFonts w:hint="eastAsia"/>
+              </w:rPr>
+              <w:t xml:space="preserve">中</w:t>
+            </w:r>
+          </w:p>
+        </w:tc>
+        <w:tc>
+          <w:tcPr/>
+          <w:p>
+            <w:pPr>
+              <w:pStyle w:val="Compact"/>
+            </w:pPr>
+            <w:r>
+              <w:rPr>
+                <w:rFonts w:hint="eastAsia"/>
+              </w:rPr>
+              <w:t xml:space="preserve">高</w:t>
+            </w:r>
+          </w:p>
+        </w:tc>
+        <w:tc>
+          <w:tcPr/>
+          <w:p>
+            <w:pPr>
+              <w:pStyle w:val="Compact"/>
+            </w:pPr>
+            <w:r>
+              <w:rPr>
+                <w:rFonts w:hint="eastAsia"/>
+              </w:rPr>
+              <w:t xml:space="preserve">高</w:t>
+            </w:r>
+          </w:p>
+        </w:tc>
+        <w:tc>
+          <w:tcPr/>
+          <w:p>
+            <w:pPr>
+              <w:pStyle w:val="Compact"/>
+            </w:pPr>
+            <w:r>
+              <w:rPr>
+                <w:rFonts w:hint="eastAsia"/>
+              </w:rPr>
+              <w:t xml:space="preserve">强制引用知识来源，设置审核和纠错流程</w:t>
+            </w:r>
+          </w:p>
+        </w:tc>
+      </w:tr>
+      <w:tr>
+        <w:tc>
+          <w:tcPr/>
+          <w:p>
+            <w:pPr>
+              <w:pStyle w:val="Compact"/>
+            </w:pPr>
+            <w:r>
+              <w:rPr>
+                <w:rFonts w:hint="eastAsia"/>
+              </w:rPr>
+              <w:t xml:space="preserve">外部接口对接延期</w:t>
+            </w:r>
+          </w:p>
+        </w:tc>
+        <w:tc>
+          <w:tcPr/>
+          <w:p>
+            <w:pPr>
+              <w:pStyle w:val="Compact"/>
+            </w:pPr>
+            <w:r>
+              <w:rPr>
+                <w:rFonts w:hint="eastAsia"/>
+              </w:rPr>
+              <w:t xml:space="preserve">中</w:t>
+            </w:r>
+          </w:p>
+        </w:tc>
+        <w:tc>
+          <w:tcPr/>
+          <w:p>
+            <w:pPr>
+              <w:pStyle w:val="Compact"/>
+            </w:pPr>
+            <w:r>
+              <w:rPr>
+                <w:rFonts w:hint="eastAsia"/>
+              </w:rPr>
+              <w:t xml:space="preserve">中</w:t>
+            </w:r>
+          </w:p>
+        </w:tc>
+        <w:tc>
+          <w:tcPr/>
+          <w:p>
+            <w:pPr>
+              <w:pStyle w:val="Compact"/>
+            </w:pPr>
+            <w:r>
+              <w:rPr>
+                <w:rFonts w:hint="eastAsia"/>
+              </w:rPr>
+              <w:t xml:space="preserve">中</w:t>
+            </w:r>
+          </w:p>
+        </w:tc>
+        <w:tc>
+          <w:tcPr/>
+          <w:p>
+            <w:pPr>
+              <w:pStyle w:val="Compact"/>
+            </w:pPr>
+            <w:r>
+              <w:rPr>
+                <w:rFonts w:hint="eastAsia"/>
+              </w:rPr>
+              <w:t xml:space="preserve">首期使用模拟接口和缓存数据，降低依赖</w:t>
+            </w:r>
+          </w:p>
+        </w:tc>
+      </w:tr>
+      <w:tr>
+        <w:tc>
+          <w:tcPr/>
+          <w:p>
+            <w:pPr>
+              <w:pStyle w:val="Compact"/>
+            </w:pPr>
+            <w:r>
+              <w:rPr>
+                <w:rFonts w:hint="eastAsia"/>
+              </w:rPr>
+              <w:t xml:space="preserve">用户反馈处理不及时</w:t>
+            </w:r>
+          </w:p>
+        </w:tc>
+        <w:tc>
+          <w:tcPr/>
+          <w:p>
+            <w:pPr>
+              <w:pStyle w:val="Compact"/>
+            </w:pPr>
+            <w:r>
+              <w:rPr>
+                <w:rFonts w:hint="eastAsia"/>
+              </w:rPr>
+              <w:t xml:space="preserve">中</w:t>
+            </w:r>
+          </w:p>
+        </w:tc>
+        <w:tc>
+          <w:tcPr/>
+          <w:p>
+            <w:pPr>
+              <w:pStyle w:val="Compact"/>
+            </w:pPr>
+            <w:r>
+              <w:rPr>
+                <w:rFonts w:hint="eastAsia"/>
+              </w:rPr>
+              <w:t xml:space="preserve">中</w:t>
+            </w:r>
+          </w:p>
+        </w:tc>
+        <w:tc>
+          <w:tcPr/>
+          <w:p>
+            <w:pPr>
+              <w:pStyle w:val="Compact"/>
+            </w:pPr>
+            <w:r>
+              <w:rPr>
+                <w:rFonts w:hint="eastAsia"/>
+              </w:rPr>
+              <w:t xml:space="preserve">中</w:t>
+            </w:r>
+          </w:p>
+        </w:tc>
+        <w:tc>
+          <w:tcPr/>
+          <w:p>
+            <w:pPr>
+              <w:pStyle w:val="Compact"/>
+            </w:pPr>
+            <w:r>
+              <w:rPr>
+                <w:rFonts w:hint="eastAsia"/>
+              </w:rPr>
+              <w:t xml:space="preserve">建立反馈处理SLA和责任人</w:t>
+            </w:r>
+          </w:p>
+        </w:tc>
+      </w:tr>
+      <w:tr>
+        <w:tc>
+          <w:tcPr/>
+          <w:p>
+            <w:pPr>
+              <w:pStyle w:val="Compact"/>
+            </w:pPr>
+            <w:r>
+              <w:rPr>
+                <w:rFonts w:hint="eastAsia"/>
+              </w:rPr>
+              <w:t xml:space="preserve">模型输出不当内容</w:t>
+            </w:r>
+          </w:p>
+        </w:tc>
+        <w:tc>
+          <w:tcPr/>
+          <w:p>
+            <w:pPr>
+              <w:pStyle w:val="Compact"/>
+            </w:pPr>
+            <w:r>
+              <w:rPr>
+                <w:rFonts w:hint="eastAsia"/>
+              </w:rPr>
+              <w:t xml:space="preserve">低</w:t>
+            </w:r>
+          </w:p>
+        </w:tc>
+        <w:tc>
+          <w:tcPr/>
+          <w:p>
+            <w:pPr>
+              <w:pStyle w:val="Compact"/>
+            </w:pPr>
+            <w:r>
+              <w:rPr>
+                <w:rFonts w:hint="eastAsia"/>
+              </w:rPr>
+              <w:t xml:space="preserve">高</w:t>
+            </w:r>
+          </w:p>
+        </w:tc>
+        <w:tc>
+          <w:tcPr/>
+          <w:p>
+            <w:pPr>
+              <w:pStyle w:val="Compact"/>
+            </w:pPr>
+            <w:r>
+              <w:rPr>
+                <w:rFonts w:hint="eastAsia"/>
+              </w:rPr>
+              <w:t xml:space="preserve">中</w:t>
+            </w:r>
+          </w:p>
+        </w:tc>
+        <w:tc>
+          <w:tcPr/>
+          <w:p>
+            <w:pPr>
+              <w:pStyle w:val="Compact"/>
+            </w:pPr>
+            <w:r>
+              <w:rPr>
+                <w:rFonts w:hint="eastAsia"/>
+              </w:rPr>
+              <w:t xml:space="preserve">敏感词过滤、提示词约束、人工兜底</w:t>
+            </w:r>
+          </w:p>
+        </w:tc>
+      </w:tr>
+      <w:tr>
+        <w:tc>
+          <w:tcPr/>
+          <w:p>
+            <w:pPr>
+              <w:pStyle w:val="Compact"/>
+            </w:pPr>
+            <w:r>
+              <w:rPr>
+                <w:rFonts w:hint="eastAsia"/>
+              </w:rPr>
+              <w:t xml:space="preserve">运维资源不足</w:t>
+            </w:r>
+          </w:p>
+        </w:tc>
+        <w:tc>
+          <w:tcPr/>
+          <w:p>
+            <w:pPr>
+              <w:pStyle w:val="Compact"/>
+            </w:pPr>
+            <w:r>
+              <w:rPr>
+                <w:rFonts w:hint="eastAsia"/>
+              </w:rPr>
+              <w:t xml:space="preserve">中</w:t>
+            </w:r>
+          </w:p>
+        </w:tc>
+        <w:tc>
+          <w:tcPr/>
+          <w:p>
+            <w:pPr>
+              <w:pStyle w:val="Compact"/>
+            </w:pPr>
+            <w:r>
+              <w:rPr>
+                <w:rFonts w:hint="eastAsia"/>
+              </w:rPr>
+              <w:t xml:space="preserve">中</w:t>
+            </w:r>
+          </w:p>
+        </w:tc>
+        <w:tc>
+          <w:tcPr/>
+          <w:p>
+            <w:pPr>
+              <w:pStyle w:val="Compact"/>
+            </w:pPr>
+            <w:r>
+              <w:rPr>
+                <w:rFonts w:hint="eastAsia"/>
+              </w:rPr>
+              <w:t xml:space="preserve">中</w:t>
+            </w:r>
+          </w:p>
+        </w:tc>
+        <w:tc>
+          <w:tcPr/>
+          <w:p>
+            <w:pPr>
+              <w:pStyle w:val="Compact"/>
+            </w:pPr>
+            <w:r>
+              <w:rPr>
+                <w:rFonts w:hint="eastAsia"/>
+              </w:rPr>
+              <w:t xml:space="preserve">采用分期建设，明确上线后的维护角色</w:t>
+            </w:r>
+          </w:p>
+        </w:tc>
+      </w:tr>
+    </w:tbl>
+    <w:bookmarkEnd w:id="28"/>
+    <w:bookmarkStart w:id="29" w:name="实施建议"/>
+    <w:p>
+      <w:pPr>
+        <w:pStyle w:val="Heading2"/>
+      </w:pPr>
+      <w:r>
         <w:t xml:space="preserve">8. </w:t>
       </w:r>
       <w:r>
@@ -2119,7 +3257,7 @@
         <w:rPr>
           <w:rFonts w:hint="eastAsia"/>
         </w:rPr>
-        <w:t xml:space="preserve">V1.1建议按阶段推进：</w:t>
+        <w:t xml:space="preserve">建议按以下步骤推进：</w:t>
       </w:r>
     </w:p>
     <w:p>
@@ -2134,7 +3272,7 @@
         <w:rPr>
           <w:rFonts w:hint="eastAsia"/>
         </w:rPr>
-        <w:t xml:space="preserve">第一阶段：完成用户调研、知识分类、核心用例和原型设计。</w:t>
+        <w:t xml:space="preserve">完成核心用户访谈和问卷分析，确定首期高频问题清单。</w:t>
       </w:r>
     </w:p>
     <w:p>
@@ -2149,7 +3287,7 @@
         <w:rPr>
           <w:rFonts w:hint="eastAsia"/>
         </w:rPr>
-        <w:t xml:space="preserve">第二阶段：建设高频FAQ知识库和问答流程，验证回答准确率。</w:t>
+        <w:t xml:space="preserve">建立校务知识分类体系，形成不少于100条样例知识条目。</w:t>
       </w:r>
     </w:p>
     <w:p>
@@ -2164,7 +3302,7 @@
         <w:rPr>
           <w:rFonts w:hint="eastAsia"/>
         </w:rPr>
-        <w:t xml:space="preserve">第三阶段：建设管理后台、反馈闭环和统计分析。</w:t>
+        <w:t xml:space="preserve">完成问答原型、管理后台原型和反馈流程设计。</w:t>
       </w:r>
     </w:p>
     <w:p>
@@ -2179,11 +3317,26 @@
         <w:rPr>
           <w:rFonts w:hint="eastAsia"/>
         </w:rPr>
-        <w:t xml:space="preserve">第四阶段：在合规前提下探索与教务、OA、图书馆等系统的查询接口集成。</w:t>
-      </w:r>
-    </w:p>
-    <w:bookmarkEnd w:id="24"/>
-    <w:bookmarkStart w:id="25" w:name="结论"/>
+        <w:t xml:space="preserve">制定非功能需求和测试计划，覆盖性能、安全、易用性和准确率。</w:t>
+      </w:r>
+    </w:p>
+    <w:p>
+      <w:pPr>
+        <w:pStyle w:val="Compact"/>
+        <w:numPr>
+          <w:ilvl w:val="0"/>
+          <w:numId w:val="1004"/>
+        </w:numPr>
+      </w:pPr>
+      <w:r>
+        <w:rPr>
+          <w:rFonts w:hint="eastAsia"/>
+        </w:rPr>
+        <w:t xml:space="preserve">在阶段评审后进入SRS基线确认，并同步规划后续设计文档。</w:t>
+      </w:r>
+    </w:p>
+    <w:bookmarkEnd w:id="29"/>
+    <w:bookmarkStart w:id="30" w:name="结论"/>
     <w:p>
       <w:pPr>
         <w:pStyle w:val="Heading2"/>
@@ -2206,11 +3359,11 @@
         <w:rPr>
           <w:rFonts w:hint="eastAsia"/>
         </w:rPr>
-        <w:t xml:space="preserve">综合分析，校务问答机器人项目具备进一步推进条件。V1.1版本建议将建设重点从“能否做”调整为“如何分期做、如何保证内容准确和可维护”，并在后续版本中补充更细化的成本测算、非功能指标和风险控制措施。</w:t>
-      </w:r>
-    </w:p>
-    <w:bookmarkEnd w:id="25"/>
-    <w:bookmarkEnd w:id="26"/>
+        <w:t xml:space="preserve">V1.2评审稿认为，校务问答机器人项目具备技术可行性、经济合理性、操作可接受性和合规可控性。项目可以继续推进，但必须将知识库质量、内容审核、数据权限和反馈闭环作为核心建设条件。</w:t>
+      </w:r>
+    </w:p>
+    <w:bookmarkEnd w:id="30"/>
+    <w:bookmarkEnd w:id="31"/>
     <w:sectPr>
       <w:footnotePr>
         <w:numRestart w:val="eachSect"/>

--- a/03-可行性分析报告/可行性分析报告(FAR).docx
+++ b/03-可行性分析报告/可行性分析报告(FAR).docx
@@ -2,7 +2,7 @@
 <file path=word/document.xml><?xml version="1.0" encoding="utf-8"?>
 <w:document xmlns:w="http://schemas.openxmlformats.org/wordprocessingml/2006/main" xmlns:m="http://schemas.openxmlformats.org/officeDocument/2006/math" xmlns:r="http://schemas.openxmlformats.org/officeDocument/2006/relationships" xmlns:o="urn:schemas-microsoft-com:office:office" xmlns:v="urn:schemas-microsoft-com:vml" xmlns:w10="urn:schemas-microsoft-com:office:word" xmlns:a="http://schemas.openxmlformats.org/drawingml/2006/main" xmlns:pic="http://schemas.openxmlformats.org/drawingml/2006/picture" xmlns:wp="http://schemas.openxmlformats.org/drawingml/2006/wordprocessingDrawing">
   <w:body>
-    <w:bookmarkStart w:id="31" w:name="可行性分析报告farv1.2"/>
+    <w:bookmarkStart w:id="37" w:name="可行性分析报告farv1.3"/>
     <w:p>
       <w:pPr>
         <w:pStyle w:val="Heading1"/>
@@ -11,7 +11,7 @@
         <w:rPr>
           <w:rFonts w:hint="eastAsia"/>
         </w:rPr>
-        <w:t xml:space="preserve">可行性分析报告（FAR）V1.2</w:t>
+        <w:t xml:space="preserve">可行性分析报告（FAR）V1.3</w:t>
       </w:r>
     </w:p>
     <w:tbl>
@@ -109,7 +109,7 @@
               <w:pStyle w:val="Compact"/>
             </w:pPr>
             <w:r>
-              <w:t xml:space="preserve">SRA2026-FAR-V1.2</w:t>
+              <w:t xml:space="preserve">SRA2026-FAR-V1.3</w:t>
             </w:r>
           </w:p>
         </w:tc>
@@ -136,7 +136,7 @@
               <w:pStyle w:val="Compact"/>
             </w:pPr>
             <w:r>
-              <w:t xml:space="preserve">V1.2</w:t>
+              <w:t xml:space="preserve">V1.3</w:t>
             </w:r>
           </w:p>
         </w:tc>
@@ -166,7 +166,7 @@
               <w:rPr>
                 <w:rFonts w:hint="eastAsia"/>
               </w:rPr>
-              <w:t xml:space="preserve">2026年4月5日</w:t>
+              <w:t xml:space="preserve">2026年4月21日</w:t>
             </w:r>
           </w:p>
         </w:tc>
@@ -196,7 +196,7 @@
               <w:rPr>
                 <w:rFonts w:hint="eastAsia"/>
               </w:rPr>
-              <w:t xml:space="preserve">评审稿</w:t>
+              <w:t xml:space="preserve">定稿</w:t>
             </w:r>
           </w:p>
         </w:tc>
@@ -483,9 +483,50 @@
           </w:p>
         </w:tc>
       </w:tr>
+      <w:tr>
+        <w:tc>
+          <w:tcPr/>
+          <w:p>
+            <w:pPr>
+              <w:pStyle w:val="Compact"/>
+            </w:pPr>
+            <w:r>
+              <w:t xml:space="preserve">V1.3</w:t>
+            </w:r>
+          </w:p>
+        </w:tc>
+        <w:tc>
+          <w:tcPr/>
+          <w:p>
+            <w:pPr>
+              <w:pStyle w:val="Compact"/>
+            </w:pPr>
+            <w:r>
+              <w:rPr>
+                <w:rFonts w:hint="eastAsia"/>
+              </w:rPr>
+              <w:t xml:space="preserve">2026年4月21日</w:t>
+            </w:r>
+          </w:p>
+        </w:tc>
+        <w:tc>
+          <w:tcPr/>
+          <w:p>
+            <w:pPr>
+              <w:pStyle w:val="Compact"/>
+            </w:pPr>
+            <w:r>
+              <w:rPr>
+                <w:rFonts w:hint="eastAsia"/>
+              </w:rPr>
+              <w:t xml:space="preserve">根据评审意见统一项目范围、关键指标和结论，形成可行性分析定稿。</w:t>
+            </w:r>
+          </w:p>
+        </w:tc>
+      </w:tr>
     </w:tbl>
     <w:bookmarkEnd w:id="9"/>
-    <w:bookmarkStart w:id="12" w:name="引言"/>
+    <w:bookmarkStart w:id="13" w:name="引言"/>
     <w:p>
       <w:pPr>
         <w:pStyle w:val="Heading2"/>
@@ -523,7 +564,7 @@
         <w:rPr>
           <w:rFonts w:hint="eastAsia"/>
         </w:rPr>
-        <w:t xml:space="preserve">校务信息服务存在信息入口分散、重复咨询较多、人工响应受工作时间限制、政策解释口径不一致等问题。建设校务问答机器人，有助于将高频校务问题转化为可复用知识资产，并通过自然语言交互降低用户查询门槛。</w:t>
+        <w:t xml:space="preserve">在校园数字化服务不断丰富的背景下，师生需要查询的信息来源越来越多，包括教务系统、学工通知、OA流程、校园门户、图书馆服务、校园卡服务和各类办事指南。由于入口分散、通知更新频繁、人工咨询时间有限，用户经常面临“找不到、看不懂、问不到、重复问”的问题。</w:t>
       </w:r>
     </w:p>
     <w:p>
@@ -534,11 +575,11 @@
         <w:rPr>
           <w:rFonts w:hint="eastAsia"/>
         </w:rPr>
-        <w:t xml:space="preserve">本项目采用大语言模型、语义检索和校务知识库相结合的方式，面向学生、教师、辅导员、行政人员、家长和访客提供问答服务。V1.2版本在前两个版本基础上细化成本收益、非功能指标和风险控制，用于项目阶段评审。</w:t>
+        <w:t xml:space="preserve">校务问答机器人通过自然语言问答方式整合校务知识，为用户提供统一、便捷、可追溯的信息服务入口。系统不替代正式业务系统和人工审批，而是承担政策解释、流程引导、高频问题回答、咨询分流和数据统计等任务。</w:t>
       </w:r>
     </w:p>
     <w:bookmarkEnd w:id="10"/>
-    <w:bookmarkStart w:id="11" w:name="建设原则"/>
+    <w:bookmarkStart w:id="11" w:name="编写目的"/>
     <w:p>
       <w:pPr>
         <w:pStyle w:val="Heading3"/>
@@ -550,114 +591,34 @@
         <w:rPr>
           <w:rFonts w:hint="eastAsia"/>
         </w:rPr>
-        <w:t xml:space="preserve">建设原则</w:t>
-      </w:r>
-    </w:p>
-    <w:p>
-      <w:pPr>
-        <w:pStyle w:val="Compact"/>
-        <w:numPr>
-          <w:ilvl w:val="0"/>
-          <w:numId w:val="1001"/>
-        </w:numPr>
-      </w:pPr>
-      <w:r>
-        <w:rPr>
-          <w:rFonts w:hint="eastAsia"/>
-        </w:rPr>
-        <w:t xml:space="preserve">先高频、后扩展：先覆盖高频公开校务咨询，再扩展到个性化数据查询。</w:t>
-      </w:r>
-    </w:p>
-    <w:p>
-      <w:pPr>
-        <w:pStyle w:val="Compact"/>
-        <w:numPr>
-          <w:ilvl w:val="0"/>
-          <w:numId w:val="1001"/>
-        </w:numPr>
-      </w:pPr>
-      <w:r>
-        <w:rPr>
-          <w:rFonts w:hint="eastAsia"/>
-        </w:rPr>
-        <w:t xml:space="preserve">先知识库、后接口：先建立可审核知识库，再逐步接入业务系统。</w:t>
-      </w:r>
-    </w:p>
-    <w:p>
-      <w:pPr>
-        <w:pStyle w:val="Compact"/>
-        <w:numPr>
-          <w:ilvl w:val="0"/>
-          <w:numId w:val="1001"/>
-        </w:numPr>
-      </w:pPr>
-      <w:r>
-        <w:rPr>
-          <w:rFonts w:hint="eastAsia"/>
-        </w:rPr>
-        <w:t xml:space="preserve">先准确、后智能：优先保证回答依据清晰、口径统一，再提升对话体验。</w:t>
-      </w:r>
-    </w:p>
-    <w:p>
-      <w:pPr>
-        <w:pStyle w:val="Compact"/>
-        <w:numPr>
-          <w:ilvl w:val="0"/>
-          <w:numId w:val="1001"/>
-        </w:numPr>
-      </w:pPr>
-      <w:r>
-        <w:rPr>
-          <w:rFonts w:hint="eastAsia"/>
-        </w:rPr>
-        <w:t xml:space="preserve">数据最小化：除必要身份识别和服务日志外，不额外采集个人敏感数据。</w:t>
-      </w:r>
-    </w:p>
-    <w:p>
-      <w:pPr>
-        <w:pStyle w:val="Compact"/>
-        <w:numPr>
-          <w:ilvl w:val="0"/>
-          <w:numId w:val="1001"/>
-        </w:numPr>
-      </w:pPr>
-      <w:r>
-        <w:rPr>
-          <w:rFonts w:hint="eastAsia"/>
-        </w:rPr>
-        <w:t xml:space="preserve">人工可接管：对模型无法确认的问题，应提供转人工或部门联系方式。</w:t>
+        <w:t xml:space="preserve">编写目的</w:t>
+      </w:r>
+    </w:p>
+    <w:p>
+      <w:pPr>
+        <w:pStyle w:val="FirstParagraph"/>
+      </w:pPr>
+      <w:r>
+        <w:rPr>
+          <w:rFonts w:hint="eastAsia"/>
+        </w:rPr>
+        <w:t xml:space="preserve">本定稿用于确认校务问答机器人项目的总体可行性，明确建设边界、推荐方案、实施约束和风险控制措施，为项目计划、SRS、原型设计、概要设计和测试计划提供依据。</w:t>
       </w:r>
     </w:p>
     <w:bookmarkEnd w:id="11"/>
-    <w:bookmarkEnd w:id="12"/>
-    <w:bookmarkStart w:id="15" w:name="项目范围"/>
-    <w:p>
-      <w:pPr>
-        <w:pStyle w:val="Heading2"/>
-      </w:pPr>
-      <w:r>
-        <w:t xml:space="preserve">2. </w:t>
-      </w:r>
-      <w:r>
-        <w:rPr>
-          <w:rFonts w:hint="eastAsia"/>
-        </w:rPr>
-        <w:t xml:space="preserve">项目范围</w:t>
-      </w:r>
-    </w:p>
-    <w:bookmarkStart w:id="13" w:name="范围内内容"/>
+    <w:bookmarkStart w:id="12" w:name="术语说明"/>
     <w:p>
       <w:pPr>
         <w:pStyle w:val="Heading3"/>
       </w:pPr>
       <w:r>
-        <w:t xml:space="preserve">2.1 </w:t>
-      </w:r>
-      <w:r>
-        <w:rPr>
-          <w:rFonts w:hint="eastAsia"/>
-        </w:rPr>
-        <w:t xml:space="preserve">范围内内容</w:t>
+        <w:t xml:space="preserve">1.3 </w:t>
+      </w:r>
+      <w:r>
+        <w:rPr>
+          <w:rFonts w:hint="eastAsia"/>
+        </w:rPr>
+        <w:t xml:space="preserve">术语说明</w:t>
       </w:r>
     </w:p>
     <w:tbl>
@@ -684,6 +645,353 @@
               <w:rPr>
                 <w:rFonts w:hint="eastAsia"/>
               </w:rPr>
+              <w:t xml:space="preserve">术语</w:t>
+            </w:r>
+          </w:p>
+        </w:tc>
+        <w:tc>
+          <w:tcPr/>
+          <w:p>
+            <w:pPr>
+              <w:pStyle w:val="Compact"/>
+            </w:pPr>
+            <w:r>
+              <w:rPr>
+                <w:rFonts w:hint="eastAsia"/>
+              </w:rPr>
+              <w:t xml:space="preserve">说明</w:t>
+            </w:r>
+          </w:p>
+        </w:tc>
+      </w:tr>
+      <w:tr>
+        <w:tc>
+          <w:tcPr/>
+          <w:p>
+            <w:pPr>
+              <w:pStyle w:val="Compact"/>
+            </w:pPr>
+            <w:r>
+              <w:t xml:space="preserve">LLM</w:t>
+            </w:r>
+          </w:p>
+        </w:tc>
+        <w:tc>
+          <w:tcPr/>
+          <w:p>
+            <w:pPr>
+              <w:pStyle w:val="Compact"/>
+            </w:pPr>
+            <w:r>
+              <w:t xml:space="preserve">Large Language </w:t>
+            </w:r>
+            <w:r>
+              <w:rPr>
+                <w:rFonts w:hint="eastAsia"/>
+              </w:rPr>
+              <w:t xml:space="preserve">Model，大语言模型</w:t>
+            </w:r>
+          </w:p>
+        </w:tc>
+      </w:tr>
+      <w:tr>
+        <w:tc>
+          <w:tcPr/>
+          <w:p>
+            <w:pPr>
+              <w:pStyle w:val="Compact"/>
+            </w:pPr>
+            <w:r>
+              <w:t xml:space="preserve">RAG</w:t>
+            </w:r>
+          </w:p>
+        </w:tc>
+        <w:tc>
+          <w:tcPr/>
+          <w:p>
+            <w:pPr>
+              <w:pStyle w:val="Compact"/>
+            </w:pPr>
+            <w:r>
+              <w:t xml:space="preserve">Retrieval-Augmented </w:t>
+            </w:r>
+            <w:r>
+              <w:rPr>
+                <w:rFonts w:hint="eastAsia"/>
+              </w:rPr>
+              <w:t xml:space="preserve">Generation，检索增强生成</w:t>
+            </w:r>
+          </w:p>
+        </w:tc>
+      </w:tr>
+      <w:tr>
+        <w:tc>
+          <w:tcPr/>
+          <w:p>
+            <w:pPr>
+              <w:pStyle w:val="Compact"/>
+            </w:pPr>
+            <w:r>
+              <w:t xml:space="preserve">FAQ</w:t>
+            </w:r>
+          </w:p>
+        </w:tc>
+        <w:tc>
+          <w:tcPr/>
+          <w:p>
+            <w:pPr>
+              <w:pStyle w:val="Compact"/>
+            </w:pPr>
+            <w:r>
+              <w:t xml:space="preserve">Frequently Asked </w:t>
+            </w:r>
+            <w:r>
+              <w:rPr>
+                <w:rFonts w:hint="eastAsia"/>
+              </w:rPr>
+              <w:t xml:space="preserve">Questions，常见问题</w:t>
+            </w:r>
+          </w:p>
+        </w:tc>
+      </w:tr>
+      <w:tr>
+        <w:tc>
+          <w:tcPr/>
+          <w:p>
+            <w:pPr>
+              <w:pStyle w:val="Compact"/>
+            </w:pPr>
+            <w:r>
+              <w:t xml:space="preserve">CAS</w:t>
+            </w:r>
+          </w:p>
+        </w:tc>
+        <w:tc>
+          <w:tcPr/>
+          <w:p>
+            <w:pPr>
+              <w:pStyle w:val="Compact"/>
+            </w:pPr>
+            <w:r>
+              <w:t xml:space="preserve">Central Authentication </w:t>
+            </w:r>
+            <w:r>
+              <w:rPr>
+                <w:rFonts w:hint="eastAsia"/>
+              </w:rPr>
+              <w:t xml:space="preserve">Service，统一身份认证</w:t>
+            </w:r>
+          </w:p>
+        </w:tc>
+      </w:tr>
+      <w:tr>
+        <w:tc>
+          <w:tcPr/>
+          <w:p>
+            <w:pPr>
+              <w:pStyle w:val="Compact"/>
+            </w:pPr>
+            <w:r>
+              <w:t xml:space="preserve">RBAC</w:t>
+            </w:r>
+          </w:p>
+        </w:tc>
+        <w:tc>
+          <w:tcPr/>
+          <w:p>
+            <w:pPr>
+              <w:pStyle w:val="Compact"/>
+            </w:pPr>
+            <w:r>
+              <w:t xml:space="preserve">Role-Based Access </w:t>
+            </w:r>
+            <w:r>
+              <w:rPr>
+                <w:rFonts w:hint="eastAsia"/>
+              </w:rPr>
+              <w:t xml:space="preserve">Control，基于角色的访问控制</w:t>
+            </w:r>
+          </w:p>
+        </w:tc>
+      </w:tr>
+      <w:tr>
+        <w:tc>
+          <w:tcPr/>
+          <w:p>
+            <w:pPr>
+              <w:pStyle w:val="Compact"/>
+            </w:pPr>
+            <w:r>
+              <w:t xml:space="preserve">MVP</w:t>
+            </w:r>
+          </w:p>
+        </w:tc>
+        <w:tc>
+          <w:tcPr/>
+          <w:p>
+            <w:pPr>
+              <w:pStyle w:val="Compact"/>
+            </w:pPr>
+            <w:r>
+              <w:t xml:space="preserve">Minimum Viable </w:t>
+            </w:r>
+            <w:r>
+              <w:rPr>
+                <w:rFonts w:hint="eastAsia"/>
+              </w:rPr>
+              <w:t xml:space="preserve">Product，最小可行产品</w:t>
+            </w:r>
+          </w:p>
+        </w:tc>
+      </w:tr>
+    </w:tbl>
+    <w:bookmarkEnd w:id="12"/>
+    <w:bookmarkEnd w:id="13"/>
+    <w:bookmarkStart w:id="17" w:name="项目目标与范围"/>
+    <w:p>
+      <w:pPr>
+        <w:pStyle w:val="Heading2"/>
+      </w:pPr>
+      <w:r>
+        <w:t xml:space="preserve">2. </w:t>
+      </w:r>
+      <w:r>
+        <w:rPr>
+          <w:rFonts w:hint="eastAsia"/>
+        </w:rPr>
+        <w:t xml:space="preserve">项目目标与范围</w:t>
+      </w:r>
+    </w:p>
+    <w:bookmarkStart w:id="14" w:name="项目目标"/>
+    <w:p>
+      <w:pPr>
+        <w:pStyle w:val="Heading3"/>
+      </w:pPr>
+      <w:r>
+        <w:t xml:space="preserve">2.1 </w:t>
+      </w:r>
+      <w:r>
+        <w:rPr>
+          <w:rFonts w:hint="eastAsia"/>
+        </w:rPr>
+        <w:t xml:space="preserve">项目目标</w:t>
+      </w:r>
+    </w:p>
+    <w:p>
+      <w:pPr>
+        <w:pStyle w:val="Compact"/>
+        <w:numPr>
+          <w:ilvl w:val="0"/>
+          <w:numId w:val="1001"/>
+        </w:numPr>
+      </w:pPr>
+      <w:r>
+        <w:rPr>
+          <w:rFonts w:hint="eastAsia"/>
+        </w:rPr>
+        <w:t xml:space="preserve">建设面向学生、教师、辅导员、行政人员、家长和访客的统一校务问答入口。</w:t>
+      </w:r>
+    </w:p>
+    <w:p>
+      <w:pPr>
+        <w:pStyle w:val="Compact"/>
+        <w:numPr>
+          <w:ilvl w:val="0"/>
+          <w:numId w:val="1001"/>
+        </w:numPr>
+      </w:pPr>
+      <w:r>
+        <w:rPr>
+          <w:rFonts w:hint="eastAsia"/>
+        </w:rPr>
+        <w:t xml:space="preserve">支持基于校务知识库的自然语言问答，提高高频问题响应效率。</w:t>
+      </w:r>
+    </w:p>
+    <w:p>
+      <w:pPr>
+        <w:pStyle w:val="Compact"/>
+        <w:numPr>
+          <w:ilvl w:val="0"/>
+          <w:numId w:val="1001"/>
+        </w:numPr>
+      </w:pPr>
+      <w:r>
+        <w:rPr>
+          <w:rFonts w:hint="eastAsia"/>
+        </w:rPr>
+        <w:t xml:space="preserve">建立知识库维护、审核、发布、反馈和版本管理机制。</w:t>
+      </w:r>
+    </w:p>
+    <w:p>
+      <w:pPr>
+        <w:pStyle w:val="Compact"/>
+        <w:numPr>
+          <w:ilvl w:val="0"/>
+          <w:numId w:val="1001"/>
+        </w:numPr>
+      </w:pPr>
+      <w:r>
+        <w:rPr>
+          <w:rFonts w:hint="eastAsia"/>
+        </w:rPr>
+        <w:t xml:space="preserve">支持咨询热点、未命中问题、用户满意度和低质量回答统计。</w:t>
+      </w:r>
+    </w:p>
+    <w:p>
+      <w:pPr>
+        <w:pStyle w:val="Compact"/>
+        <w:numPr>
+          <w:ilvl w:val="0"/>
+          <w:numId w:val="1001"/>
+        </w:numPr>
+      </w:pPr>
+      <w:r>
+        <w:rPr>
+          <w:rFonts w:hint="eastAsia"/>
+        </w:rPr>
+        <w:t xml:space="preserve">为后续对接教务、OA、图书馆、一卡通等系统预留接口和权限设计。</w:t>
+      </w:r>
+    </w:p>
+    <w:bookmarkEnd w:id="14"/>
+    <w:bookmarkStart w:id="15" w:name="范围内内容"/>
+    <w:p>
+      <w:pPr>
+        <w:pStyle w:val="Heading3"/>
+      </w:pPr>
+      <w:r>
+        <w:t xml:space="preserve">2.2 </w:t>
+      </w:r>
+      <w:r>
+        <w:rPr>
+          <w:rFonts w:hint="eastAsia"/>
+        </w:rPr>
+        <w:t xml:space="preserve">范围内内容</w:t>
+      </w:r>
+    </w:p>
+    <w:tbl>
+      <w:tblPr>
+        <w:tblStyle w:val="Table"/>
+        <w:tblW w:type="auto" w:w="0"/>
+        <w:tblLook w:firstRow="1" w:lastRow="0" w:firstColumn="0" w:lastColumn="0" w:noHBand="0" w:noVBand="0" w:val="0020"/>
+      </w:tblPr>
+      <w:tblGrid>
+        <w:gridCol w:w="3960"/>
+        <w:gridCol w:w="3960"/>
+      </w:tblGrid>
+      <w:tr>
+        <w:trPr>
+          <w:tblHeader w:val="on"/>
+        </w:trPr>
+        <w:tc>
+          <w:tcPr/>
+          <w:p>
+            <w:pPr>
+              <w:pStyle w:val="Compact"/>
+            </w:pPr>
+            <w:r>
+              <w:rPr>
+                <w:rFonts w:hint="eastAsia"/>
+              </w:rPr>
               <w:t xml:space="preserve">类别</w:t>
             </w:r>
           </w:p>
@@ -714,51 +1022,51 @@
               <w:rPr>
                 <w:rFonts w:hint="eastAsia"/>
               </w:rPr>
-              <w:t xml:space="preserve">问答服务</w:t>
-            </w:r>
-          </w:p>
-        </w:tc>
-        <w:tc>
-          <w:tcPr/>
-          <w:p>
-            <w:pPr>
-              <w:pStyle w:val="Compact"/>
-            </w:pPr>
-            <w:r>
-              <w:rPr>
-                <w:rFonts w:hint="eastAsia"/>
-              </w:rPr>
-              <w:t xml:space="preserve">高频FAQ、制度解释、办事流程、公开通知查询</w:t>
-            </w:r>
-          </w:p>
-        </w:tc>
-      </w:tr>
-      <w:tr>
-        <w:tc>
-          <w:tcPr/>
-          <w:p>
-            <w:pPr>
-              <w:pStyle w:val="Compact"/>
-            </w:pPr>
-            <w:r>
-              <w:rPr>
-                <w:rFonts w:hint="eastAsia"/>
-              </w:rPr>
-              <w:t xml:space="preserve">用户交互</w:t>
-            </w:r>
-          </w:p>
-        </w:tc>
-        <w:tc>
-          <w:tcPr/>
-          <w:p>
-            <w:pPr>
-              <w:pStyle w:val="Compact"/>
-            </w:pPr>
-            <w:r>
-              <w:rPr>
-                <w:rFonts w:hint="eastAsia"/>
-              </w:rPr>
-              <w:t xml:space="preserve">自然语言提问、常见问题入口、历史记录、点赞/纠错/反馈</w:t>
+              <w:t xml:space="preserve">智能问答</w:t>
+            </w:r>
+          </w:p>
+        </w:tc>
+        <w:tc>
+          <w:tcPr/>
+          <w:p>
+            <w:pPr>
+              <w:pStyle w:val="Compact"/>
+            </w:pPr>
+            <w:r>
+              <w:rPr>
+                <w:rFonts w:hint="eastAsia"/>
+              </w:rPr>
+              <w:t xml:space="preserve">高频校务FAQ、制度解释、办事流程、公开通知摘要</w:t>
+            </w:r>
+          </w:p>
+        </w:tc>
+      </w:tr>
+      <w:tr>
+        <w:tc>
+          <w:tcPr/>
+          <w:p>
+            <w:pPr>
+              <w:pStyle w:val="Compact"/>
+            </w:pPr>
+            <w:r>
+              <w:rPr>
+                <w:rFonts w:hint="eastAsia"/>
+              </w:rPr>
+              <w:t xml:space="preserve">用户服务</w:t>
+            </w:r>
+          </w:p>
+        </w:tc>
+        <w:tc>
+          <w:tcPr/>
+          <w:p>
+            <w:pPr>
+              <w:pStyle w:val="Compact"/>
+            </w:pPr>
+            <w:r>
+              <w:rPr>
+                <w:rFonts w:hint="eastAsia"/>
+              </w:rPr>
+              <w:t xml:space="preserve">聊天式问答、常见问题推荐、历史记录、回答评价、问题反馈</w:t>
             </w:r>
           </w:p>
         </w:tc>
@@ -788,80 +1096,80 @@
               <w:rPr>
                 <w:rFonts w:hint="eastAsia"/>
               </w:rPr>
-              <w:t xml:space="preserve">知识条目新增、修改、审核、发布、下线和版本记录</w:t>
-            </w:r>
-          </w:p>
-        </w:tc>
-      </w:tr>
-      <w:tr>
-        <w:tc>
-          <w:tcPr/>
-          <w:p>
-            <w:pPr>
-              <w:pStyle w:val="Compact"/>
-            </w:pPr>
-            <w:r>
-              <w:rPr>
-                <w:rFonts w:hint="eastAsia"/>
-              </w:rPr>
-              <w:t xml:space="preserve">统计分析</w:t>
-            </w:r>
-          </w:p>
-        </w:tc>
-        <w:tc>
-          <w:tcPr/>
-          <w:p>
-            <w:pPr>
-              <w:pStyle w:val="Compact"/>
-            </w:pPr>
-            <w:r>
-              <w:rPr>
-                <w:rFonts w:hint="eastAsia"/>
-              </w:rPr>
-              <w:t xml:space="preserve">咨询量、热点问题、未命中问题、低评分回答统计</w:t>
-            </w:r>
-          </w:p>
-        </w:tc>
-      </w:tr>
-      <w:tr>
-        <w:tc>
-          <w:tcPr/>
-          <w:p>
-            <w:pPr>
-              <w:pStyle w:val="Compact"/>
-            </w:pPr>
-            <w:r>
-              <w:rPr>
-                <w:rFonts w:hint="eastAsia"/>
-              </w:rPr>
-              <w:t xml:space="preserve">安全控制</w:t>
-            </w:r>
-          </w:p>
-        </w:tc>
-        <w:tc>
-          <w:tcPr/>
-          <w:p>
-            <w:pPr>
-              <w:pStyle w:val="Compact"/>
-            </w:pPr>
-            <w:r>
-              <w:rPr>
-                <w:rFonts w:hint="eastAsia"/>
-              </w:rPr>
-              <w:t xml:space="preserve">统一认证、角色权限、日志审计、敏感信息脱敏</w:t>
+              <w:t xml:space="preserve">知识条目分类、编辑、审核、发布、下线、版本记录</w:t>
+            </w:r>
+          </w:p>
+        </w:tc>
+      </w:tr>
+      <w:tr>
+        <w:tc>
+          <w:tcPr/>
+          <w:p>
+            <w:pPr>
+              <w:pStyle w:val="Compact"/>
+            </w:pPr>
+            <w:r>
+              <w:rPr>
+                <w:rFonts w:hint="eastAsia"/>
+              </w:rPr>
+              <w:t xml:space="preserve">管理分析</w:t>
+            </w:r>
+          </w:p>
+        </w:tc>
+        <w:tc>
+          <w:tcPr/>
+          <w:p>
+            <w:pPr>
+              <w:pStyle w:val="Compact"/>
+            </w:pPr>
+            <w:r>
+              <w:rPr>
+                <w:rFonts w:hint="eastAsia"/>
+              </w:rPr>
+              <w:t xml:space="preserve">热点问题统计、未命中统计、反馈处理、内容质量分析</w:t>
+            </w:r>
+          </w:p>
+        </w:tc>
+      </w:tr>
+      <w:tr>
+        <w:tc>
+          <w:tcPr/>
+          <w:p>
+            <w:pPr>
+              <w:pStyle w:val="Compact"/>
+            </w:pPr>
+            <w:r>
+              <w:rPr>
+                <w:rFonts w:hint="eastAsia"/>
+              </w:rPr>
+              <w:t xml:space="preserve">安全合规</w:t>
+            </w:r>
+          </w:p>
+        </w:tc>
+        <w:tc>
+          <w:tcPr/>
+          <w:p>
+            <w:pPr>
+              <w:pStyle w:val="Compact"/>
+            </w:pPr>
+            <w:r>
+              <w:rPr>
+                <w:rFonts w:hint="eastAsia"/>
+              </w:rPr>
+              <w:t xml:space="preserve">统一认证、角色权限、敏感数据脱敏、日志审计</w:t>
             </w:r>
           </w:p>
         </w:tc>
       </w:tr>
     </w:tbl>
-    <w:bookmarkEnd w:id="13"/>
-    <w:bookmarkStart w:id="14" w:name="范围外内容"/>
+    <w:bookmarkEnd w:id="15"/>
+    <w:bookmarkStart w:id="16" w:name="范围外内容"/>
     <w:p>
       <w:pPr>
         <w:pStyle w:val="Heading3"/>
       </w:pPr>
       <w:r>
-        <w:t xml:space="preserve">2.2 </w:t>
+        <w:t xml:space="preserve">2.3 </w:t>
       </w:r>
       <w:r>
         <w:rPr>
@@ -882,7 +1190,7 @@
         <w:rPr>
           <w:rFonts w:hint="eastAsia"/>
         </w:rPr>
-        <w:t xml:space="preserve">不在课程阶段接入真实生产系统和真实个人数据。</w:t>
+        <w:t xml:space="preserve">首期不直接办理审批、选课、缴费、请假等正式业务。</w:t>
       </w:r>
     </w:p>
     <w:p>
@@ -897,7 +1205,7 @@
         <w:rPr>
           <w:rFonts w:hint="eastAsia"/>
         </w:rPr>
-        <w:t xml:space="preserve">不替代职能部门的正式审批、解释和人工服务职责。</w:t>
+        <w:t xml:space="preserve">课程阶段不接入真实生产数据，不处理真实个人敏感信息。</w:t>
       </w:r>
     </w:p>
     <w:p>
@@ -912,7 +1220,7 @@
         <w:rPr>
           <w:rFonts w:hint="eastAsia"/>
         </w:rPr>
-        <w:t xml:space="preserve">不承诺覆盖所有政策细节和所有历史通知。</w:t>
+        <w:t xml:space="preserve">系统回答不作为学校规章制度的唯一解释来源，正式口径以相关职能部门发布内容为准。</w:t>
       </w:r>
     </w:p>
     <w:p>
@@ -927,12 +1235,12 @@
         <w:rPr>
           <w:rFonts w:hint="eastAsia"/>
         </w:rPr>
-        <w:t xml:space="preserve">不在首期建设复杂业务办理流程，仅提供咨询和引导。</w:t>
-      </w:r>
-    </w:p>
-    <w:bookmarkEnd w:id="14"/>
-    <w:bookmarkEnd w:id="15"/>
-    <w:bookmarkStart w:id="19" w:name="技术可行性分析"/>
+        <w:t xml:space="preserve">个性化数据查询和跨系统联动作为后续扩展能力，不作为首期验收必需项。</w:t>
+      </w:r>
+    </w:p>
+    <w:bookmarkEnd w:id="16"/>
+    <w:bookmarkEnd w:id="17"/>
+    <w:bookmarkStart w:id="22" w:name="技术可行性分析"/>
     <w:p>
       <w:pPr>
         <w:pStyle w:val="Heading2"/>
@@ -947,7 +1255,7 @@
         <w:t xml:space="preserve">技术可行性分析</w:t>
       </w:r>
     </w:p>
-    <w:bookmarkStart w:id="16" w:name="总体技术方案"/>
+    <w:bookmarkStart w:id="18" w:name="推荐方案"/>
     <w:p>
       <w:pPr>
         <w:pStyle w:val="Heading3"/>
@@ -959,7 +1267,7 @@
         <w:rPr>
           <w:rFonts w:hint="eastAsia"/>
         </w:rPr>
-        <w:t xml:space="preserve">总体技术方案</w:t>
+        <w:t xml:space="preserve">推荐方案</w:t>
       </w:r>
     </w:p>
     <w:p>
@@ -970,11 +1278,29 @@
         <w:rPr>
           <w:rFonts w:hint="eastAsia"/>
         </w:rPr>
-        <w:t xml:space="preserve">系统拟采用前后端分离架构，前端提供聊天式问答和管理后台，后端提供问答服务、知识检索、权限控制、统计分析和接口适配。知识检索可采用向量检索和关键词检索结合的方式，模型回答必须基于检索结果生成，并在答案中尽量提示来源或适用范围。</w:t>
-      </w:r>
-    </w:p>
-    <w:bookmarkEnd w:id="16"/>
-    <w:bookmarkStart w:id="17" w:name="技术组件评估"/>
+        <w:t xml:space="preserve">推荐采用校内定制的“RAG问答</w:t>
+      </w:r>
+      <w:r>
+        <w:t xml:space="preserve"> + </w:t>
+      </w:r>
+      <w:r>
+        <w:rPr>
+          <w:rFonts w:hint="eastAsia"/>
+        </w:rPr>
+        <w:t xml:space="preserve">规则兜底</w:t>
+      </w:r>
+      <w:r>
+        <w:t xml:space="preserve"> + </w:t>
+      </w:r>
+      <w:r>
+        <w:rPr>
+          <w:rFonts w:hint="eastAsia"/>
+        </w:rPr>
+        <w:t xml:space="preserve">人工反馈”方案。系统以校务知识库为主要事实来源，通过语义检索获取相关条目，再由大语言模型生成面向用户的自然语言回答。对于检索置信度不足、权限不足、涉及敏感信息或政策解释风险较高的问题，系统应拒绝直接生成结论，并引导用户查看原文、联系部门或转人工处理。</w:t>
+      </w:r>
+    </w:p>
+    <w:bookmarkEnd w:id="18"/>
+    <w:bookmarkStart w:id="19" w:name="架构可行性"/>
     <w:p>
       <w:pPr>
         <w:pStyle w:val="Heading3"/>
@@ -986,7 +1312,7 @@
         <w:rPr>
           <w:rFonts w:hint="eastAsia"/>
         </w:rPr>
-        <w:t xml:space="preserve">技术组件评估</w:t>
+        <w:t xml:space="preserve">架构可行性</w:t>
       </w:r>
     </w:p>
     <w:tbl>
@@ -1015,306 +1341,262 @@
               <w:rPr>
                 <w:rFonts w:hint="eastAsia"/>
               </w:rPr>
-              <w:t xml:space="preserve">技术组件</w:t>
-            </w:r>
-          </w:p>
-        </w:tc>
-        <w:tc>
-          <w:tcPr/>
-          <w:p>
-            <w:pPr>
-              <w:pStyle w:val="Compact"/>
-            </w:pPr>
-            <w:r>
-              <w:rPr>
-                <w:rFonts w:hint="eastAsia"/>
-              </w:rPr>
-              <w:t xml:space="preserve">可行性</w:t>
-            </w:r>
-          </w:p>
-        </w:tc>
-        <w:tc>
-          <w:tcPr/>
-          <w:p>
-            <w:pPr>
-              <w:pStyle w:val="Compact"/>
-            </w:pPr>
-            <w:r>
-              <w:rPr>
-                <w:rFonts w:hint="eastAsia"/>
-              </w:rPr>
-              <w:t xml:space="preserve">说明</w:t>
-            </w:r>
-          </w:p>
-        </w:tc>
-      </w:tr>
-      <w:tr>
-        <w:tc>
-          <w:tcPr/>
-          <w:p>
-            <w:pPr>
-              <w:pStyle w:val="Compact"/>
-            </w:pPr>
-            <w:r>
-              <w:rPr>
-                <w:rFonts w:hint="eastAsia"/>
-              </w:rPr>
-              <w:t xml:space="preserve">前端交互</w:t>
-            </w:r>
-          </w:p>
-        </w:tc>
-        <w:tc>
-          <w:tcPr/>
-          <w:p>
-            <w:pPr>
-              <w:pStyle w:val="Compact"/>
-            </w:pPr>
-            <w:r>
-              <w:rPr>
-                <w:rFonts w:hint="eastAsia"/>
-              </w:rPr>
-              <w:t xml:space="preserve">高</w:t>
-            </w:r>
-          </w:p>
-        </w:tc>
-        <w:tc>
-          <w:tcPr/>
-          <w:p>
-            <w:pPr>
-              <w:pStyle w:val="Compact"/>
-            </w:pPr>
-            <w:r>
-              <w:rPr>
-                <w:rFonts w:hint="eastAsia"/>
-              </w:rPr>
-              <w:t xml:space="preserve">Web和移动端浏览器均可实现，后续可扩展微信小程序</w:t>
-            </w:r>
-          </w:p>
-        </w:tc>
-      </w:tr>
-      <w:tr>
-        <w:tc>
-          <w:tcPr/>
-          <w:p>
-            <w:pPr>
-              <w:pStyle w:val="Compact"/>
-            </w:pPr>
-            <w:r>
-              <w:rPr>
-                <w:rFonts w:hint="eastAsia"/>
-              </w:rPr>
-              <w:t xml:space="preserve">语义检索</w:t>
-            </w:r>
-          </w:p>
-        </w:tc>
-        <w:tc>
-          <w:tcPr/>
-          <w:p>
-            <w:pPr>
-              <w:pStyle w:val="Compact"/>
-            </w:pPr>
-            <w:r>
-              <w:rPr>
-                <w:rFonts w:hint="eastAsia"/>
-              </w:rPr>
-              <w:t xml:space="preserve">高</w:t>
-            </w:r>
-          </w:p>
-        </w:tc>
-        <w:tc>
-          <w:tcPr/>
-          <w:p>
-            <w:pPr>
-              <w:pStyle w:val="Compact"/>
-            </w:pPr>
-            <w:r>
-              <w:rPr>
-                <w:rFonts w:hint="eastAsia"/>
-              </w:rPr>
-              <w:t xml:space="preserve">适合处理口语化提问和政策长文本检索</w:t>
-            </w:r>
-          </w:p>
-        </w:tc>
-      </w:tr>
-      <w:tr>
-        <w:tc>
-          <w:tcPr/>
-          <w:p>
-            <w:pPr>
-              <w:pStyle w:val="Compact"/>
-            </w:pPr>
-            <w:r>
-              <w:rPr>
-                <w:rFonts w:hint="eastAsia"/>
-              </w:rPr>
-              <w:t xml:space="preserve">大语言模型</w:t>
-            </w:r>
-          </w:p>
-        </w:tc>
-        <w:tc>
-          <w:tcPr/>
-          <w:p>
-            <w:pPr>
-              <w:pStyle w:val="Compact"/>
-            </w:pPr>
-            <w:r>
-              <w:rPr>
-                <w:rFonts w:hint="eastAsia"/>
-              </w:rPr>
-              <w:t xml:space="preserve">中高</w:t>
-            </w:r>
-          </w:p>
-        </w:tc>
-        <w:tc>
-          <w:tcPr/>
-          <w:p>
-            <w:pPr>
-              <w:pStyle w:val="Compact"/>
-            </w:pPr>
-            <w:r>
-              <w:rPr>
-                <w:rFonts w:hint="eastAsia"/>
-              </w:rPr>
-              <w:t xml:space="preserve">可提升回答自然度，但需通过知识库、提示词和审核机制约束</w:t>
-            </w:r>
-          </w:p>
-        </w:tc>
-      </w:tr>
-      <w:tr>
-        <w:tc>
-          <w:tcPr/>
-          <w:p>
-            <w:pPr>
-              <w:pStyle w:val="Compact"/>
-            </w:pPr>
-            <w:r>
-              <w:rPr>
-                <w:rFonts w:hint="eastAsia"/>
-              </w:rPr>
-              <w:t xml:space="preserve">知识库管理</w:t>
-            </w:r>
-          </w:p>
-        </w:tc>
-        <w:tc>
-          <w:tcPr/>
-          <w:p>
-            <w:pPr>
-              <w:pStyle w:val="Compact"/>
-            </w:pPr>
-            <w:r>
-              <w:rPr>
-                <w:rFonts w:hint="eastAsia"/>
-              </w:rPr>
-              <w:t xml:space="preserve">高</w:t>
-            </w:r>
-          </w:p>
-        </w:tc>
-        <w:tc>
-          <w:tcPr/>
-          <w:p>
-            <w:pPr>
-              <w:pStyle w:val="Compact"/>
-            </w:pPr>
-            <w:r>
-              <w:rPr>
-                <w:rFonts w:hint="eastAsia"/>
-              </w:rPr>
-              <w:t xml:space="preserve">可使用关系数据库保存结构化条目和版本记录</w:t>
-            </w:r>
-          </w:p>
-        </w:tc>
-      </w:tr>
-      <w:tr>
-        <w:tc>
-          <w:tcPr/>
-          <w:p>
-            <w:pPr>
-              <w:pStyle w:val="Compact"/>
-            </w:pPr>
-            <w:r>
-              <w:rPr>
-                <w:rFonts w:hint="eastAsia"/>
-              </w:rPr>
-              <w:t xml:space="preserve">权限控制</w:t>
-            </w:r>
-          </w:p>
-        </w:tc>
-        <w:tc>
-          <w:tcPr/>
-          <w:p>
-            <w:pPr>
-              <w:pStyle w:val="Compact"/>
-            </w:pPr>
-            <w:r>
-              <w:rPr>
-                <w:rFonts w:hint="eastAsia"/>
-              </w:rPr>
-              <w:t xml:space="preserve">高</w:t>
-            </w:r>
-          </w:p>
-        </w:tc>
-        <w:tc>
-          <w:tcPr/>
-          <w:p>
-            <w:pPr>
-              <w:pStyle w:val="Compact"/>
-            </w:pPr>
-            <w:r>
-              <w:rPr>
-                <w:rFonts w:hint="eastAsia"/>
-              </w:rPr>
-              <w:t xml:space="preserve">可对接CAS/OAuth2.0并结合RBAC实现</w:t>
-            </w:r>
-          </w:p>
-        </w:tc>
-      </w:tr>
-      <w:tr>
-        <w:tc>
-          <w:tcPr/>
-          <w:p>
-            <w:pPr>
-              <w:pStyle w:val="Compact"/>
-            </w:pPr>
-            <w:r>
-              <w:rPr>
-                <w:rFonts w:hint="eastAsia"/>
-              </w:rPr>
-              <w:t xml:space="preserve">外部系统接口</w:t>
-            </w:r>
-          </w:p>
-        </w:tc>
-        <w:tc>
-          <w:tcPr/>
-          <w:p>
-            <w:pPr>
-              <w:pStyle w:val="Compact"/>
-            </w:pPr>
-            <w:r>
-              <w:rPr>
-                <w:rFonts w:hint="eastAsia"/>
-              </w:rPr>
-              <w:t xml:space="preserve">中</w:t>
-            </w:r>
-          </w:p>
-        </w:tc>
-        <w:tc>
-          <w:tcPr/>
-          <w:p>
-            <w:pPr>
-              <w:pStyle w:val="Compact"/>
-            </w:pPr>
-            <w:r>
-              <w:rPr>
-                <w:rFonts w:hint="eastAsia"/>
-              </w:rPr>
-              <w:t xml:space="preserve">取决于接口开放情况，首期可采用模拟数据和缓存机制</w:t>
+              <w:t xml:space="preserve">层次</w:t>
+            </w:r>
+          </w:p>
+        </w:tc>
+        <w:tc>
+          <w:tcPr/>
+          <w:p>
+            <w:pPr>
+              <w:pStyle w:val="Compact"/>
+            </w:pPr>
+            <w:r>
+              <w:rPr>
+                <w:rFonts w:hint="eastAsia"/>
+              </w:rPr>
+              <w:t xml:space="preserve">主要能力</w:t>
+            </w:r>
+          </w:p>
+        </w:tc>
+        <w:tc>
+          <w:tcPr/>
+          <w:p>
+            <w:pPr>
+              <w:pStyle w:val="Compact"/>
+            </w:pPr>
+            <w:r>
+              <w:rPr>
+                <w:rFonts w:hint="eastAsia"/>
+              </w:rPr>
+              <w:t xml:space="preserve">可行性判断</w:t>
+            </w:r>
+          </w:p>
+        </w:tc>
+      </w:tr>
+      <w:tr>
+        <w:tc>
+          <w:tcPr/>
+          <w:p>
+            <w:pPr>
+              <w:pStyle w:val="Compact"/>
+            </w:pPr>
+            <w:r>
+              <w:rPr>
+                <w:rFonts w:hint="eastAsia"/>
+              </w:rPr>
+              <w:t xml:space="preserve">访问层</w:t>
+            </w:r>
+          </w:p>
+        </w:tc>
+        <w:tc>
+          <w:tcPr/>
+          <w:p>
+            <w:pPr>
+              <w:pStyle w:val="Compact"/>
+            </w:pPr>
+            <w:r>
+              <w:rPr>
+                <w:rFonts w:hint="eastAsia"/>
+              </w:rPr>
+              <w:t xml:space="preserve">Web端、移动端、后续微信小程序</w:t>
+            </w:r>
+          </w:p>
+        </w:tc>
+        <w:tc>
+          <w:tcPr/>
+          <w:p>
+            <w:pPr>
+              <w:pStyle w:val="Compact"/>
+            </w:pPr>
+            <w:r>
+              <w:rPr>
+                <w:rFonts w:hint="eastAsia"/>
+              </w:rPr>
+              <w:t xml:space="preserve">可行，技术成熟</w:t>
+            </w:r>
+          </w:p>
+        </w:tc>
+      </w:tr>
+      <w:tr>
+        <w:tc>
+          <w:tcPr/>
+          <w:p>
+            <w:pPr>
+              <w:pStyle w:val="Compact"/>
+            </w:pPr>
+            <w:r>
+              <w:rPr>
+                <w:rFonts w:hint="eastAsia"/>
+              </w:rPr>
+              <w:t xml:space="preserve">服务层</w:t>
+            </w:r>
+          </w:p>
+        </w:tc>
+        <w:tc>
+          <w:tcPr/>
+          <w:p>
+            <w:pPr>
+              <w:pStyle w:val="Compact"/>
+            </w:pPr>
+            <w:r>
+              <w:rPr>
+                <w:rFonts w:hint="eastAsia"/>
+              </w:rPr>
+              <w:t xml:space="preserve">问答编排、权限判断、反馈处理、统计分析</w:t>
+            </w:r>
+          </w:p>
+        </w:tc>
+        <w:tc>
+          <w:tcPr/>
+          <w:p>
+            <w:pPr>
+              <w:pStyle w:val="Compact"/>
+            </w:pPr>
+            <w:r>
+              <w:rPr>
+                <w:rFonts w:hint="eastAsia"/>
+              </w:rPr>
+              <w:t xml:space="preserve">可行，复杂度可控</w:t>
+            </w:r>
+          </w:p>
+        </w:tc>
+      </w:tr>
+      <w:tr>
+        <w:tc>
+          <w:tcPr/>
+          <w:p>
+            <w:pPr>
+              <w:pStyle w:val="Compact"/>
+            </w:pPr>
+            <w:r>
+              <w:rPr>
+                <w:rFonts w:hint="eastAsia"/>
+              </w:rPr>
+              <w:t xml:space="preserve">知识层</w:t>
+            </w:r>
+          </w:p>
+        </w:tc>
+        <w:tc>
+          <w:tcPr/>
+          <w:p>
+            <w:pPr>
+              <w:pStyle w:val="Compact"/>
+            </w:pPr>
+            <w:r>
+              <w:rPr>
+                <w:rFonts w:hint="eastAsia"/>
+              </w:rPr>
+              <w:t xml:space="preserve">FAQ、制度文件、流程说明、通知摘要、向量索引</w:t>
+            </w:r>
+          </w:p>
+        </w:tc>
+        <w:tc>
+          <w:tcPr/>
+          <w:p>
+            <w:pPr>
+              <w:pStyle w:val="Compact"/>
+            </w:pPr>
+            <w:r>
+              <w:rPr>
+                <w:rFonts w:hint="eastAsia"/>
+              </w:rPr>
+              <w:t xml:space="preserve">可行，需持续维护</w:t>
+            </w:r>
+          </w:p>
+        </w:tc>
+      </w:tr>
+      <w:tr>
+        <w:tc>
+          <w:tcPr/>
+          <w:p>
+            <w:pPr>
+              <w:pStyle w:val="Compact"/>
+            </w:pPr>
+            <w:r>
+              <w:rPr>
+                <w:rFonts w:hint="eastAsia"/>
+              </w:rPr>
+              <w:t xml:space="preserve">模型层</w:t>
+            </w:r>
+          </w:p>
+        </w:tc>
+        <w:tc>
+          <w:tcPr/>
+          <w:p>
+            <w:pPr>
+              <w:pStyle w:val="Compact"/>
+            </w:pPr>
+            <w:r>
+              <w:rPr>
+                <w:rFonts w:hint="eastAsia"/>
+              </w:rPr>
+              <w:t xml:space="preserve">意图识别、语义检索、回答生成、敏感内容检测</w:t>
+            </w:r>
+          </w:p>
+        </w:tc>
+        <w:tc>
+          <w:tcPr/>
+          <w:p>
+            <w:pPr>
+              <w:pStyle w:val="Compact"/>
+            </w:pPr>
+            <w:r>
+              <w:rPr>
+                <w:rFonts w:hint="eastAsia"/>
+              </w:rPr>
+              <w:t xml:space="preserve">可行，需限制生成边界</w:t>
+            </w:r>
+          </w:p>
+        </w:tc>
+      </w:tr>
+      <w:tr>
+        <w:tc>
+          <w:tcPr/>
+          <w:p>
+            <w:pPr>
+              <w:pStyle w:val="Compact"/>
+            </w:pPr>
+            <w:r>
+              <w:rPr>
+                <w:rFonts w:hint="eastAsia"/>
+              </w:rPr>
+              <w:t xml:space="preserve">数据层</w:t>
+            </w:r>
+          </w:p>
+        </w:tc>
+        <w:tc>
+          <w:tcPr/>
+          <w:p>
+            <w:pPr>
+              <w:pStyle w:val="Compact"/>
+            </w:pPr>
+            <w:r>
+              <w:rPr>
+                <w:rFonts w:hint="eastAsia"/>
+              </w:rPr>
+              <w:t xml:space="preserve">用户、角色、日志、知识版本、反馈记录</w:t>
+            </w:r>
+          </w:p>
+        </w:tc>
+        <w:tc>
+          <w:tcPr/>
+          <w:p>
+            <w:pPr>
+              <w:pStyle w:val="Compact"/>
+            </w:pPr>
+            <w:r>
+              <w:rPr>
+                <w:rFonts w:hint="eastAsia"/>
+              </w:rPr>
+              <w:t xml:space="preserve">可行，需数据分级和权限控制</w:t>
             </w:r>
           </w:p>
         </w:tc>
       </w:tr>
     </w:tbl>
-    <w:bookmarkEnd w:id="17"/>
-    <w:bookmarkStart w:id="18" w:name="关键非功能指标"/>
+    <w:bookmarkEnd w:id="19"/>
+    <w:bookmarkStart w:id="20" w:name="关键指标"/>
     <w:p>
       <w:pPr>
         <w:pStyle w:val="Heading3"/>
@@ -1326,7 +1608,317 @@
         <w:rPr>
           <w:rFonts w:hint="eastAsia"/>
         </w:rPr>
-        <w:t xml:space="preserve">关键非功能指标</w:t>
+        <w:t xml:space="preserve">关键指标</w:t>
+      </w:r>
+    </w:p>
+    <w:tbl>
+      <w:tblPr>
+        <w:tblStyle w:val="Table"/>
+        <w:tblW w:type="auto" w:w="0"/>
+        <w:tblLook w:firstRow="1" w:lastRow="0" w:firstColumn="0" w:lastColumn="0" w:noHBand="0" w:noVBand="0" w:val="0020"/>
+      </w:tblPr>
+      <w:tblGrid>
+        <w:gridCol w:w="3960"/>
+        <w:gridCol w:w="3960"/>
+      </w:tblGrid>
+      <w:tr>
+        <w:trPr>
+          <w:tblHeader w:val="on"/>
+        </w:trPr>
+        <w:tc>
+          <w:tcPr/>
+          <w:p>
+            <w:pPr>
+              <w:pStyle w:val="Compact"/>
+            </w:pPr>
+            <w:r>
+              <w:rPr>
+                <w:rFonts w:hint="eastAsia"/>
+              </w:rPr>
+              <w:t xml:space="preserve">指标</w:t>
+            </w:r>
+          </w:p>
+        </w:tc>
+        <w:tc>
+          <w:tcPr/>
+          <w:p>
+            <w:pPr>
+              <w:pStyle w:val="Compact"/>
+            </w:pPr>
+            <w:r>
+              <w:rPr>
+                <w:rFonts w:hint="eastAsia"/>
+              </w:rPr>
+              <w:t xml:space="preserve">建议目标</w:t>
+            </w:r>
+          </w:p>
+        </w:tc>
+      </w:tr>
+      <w:tr>
+        <w:tc>
+          <w:tcPr/>
+          <w:p>
+            <w:pPr>
+              <w:pStyle w:val="Compact"/>
+            </w:pPr>
+            <w:r>
+              <w:rPr>
+                <w:rFonts w:hint="eastAsia"/>
+              </w:rPr>
+              <w:t xml:space="preserve">知识库命中问答响应时间</w:t>
+            </w:r>
+          </w:p>
+        </w:tc>
+        <w:tc>
+          <w:tcPr/>
+          <w:p>
+            <w:pPr>
+              <w:pStyle w:val="Compact"/>
+            </w:pPr>
+            <w:r>
+              <w:t xml:space="preserve">P95 ≤ </w:t>
+            </w:r>
+            <w:r>
+              <w:rPr>
+                <w:rFonts w:hint="eastAsia"/>
+              </w:rPr>
+              <w:t xml:space="preserve">3秒</w:t>
+            </w:r>
+          </w:p>
+        </w:tc>
+      </w:tr>
+      <w:tr>
+        <w:tc>
+          <w:tcPr/>
+          <w:p>
+            <w:pPr>
+              <w:pStyle w:val="Compact"/>
+            </w:pPr>
+            <w:r>
+              <w:rPr>
+                <w:rFonts w:hint="eastAsia"/>
+              </w:rPr>
+              <w:t xml:space="preserve">含外部接口查询响应时间</w:t>
+            </w:r>
+          </w:p>
+        </w:tc>
+        <w:tc>
+          <w:tcPr/>
+          <w:p>
+            <w:pPr>
+              <w:pStyle w:val="Compact"/>
+            </w:pPr>
+            <w:r>
+              <w:t xml:space="preserve">P95 ≤ </w:t>
+            </w:r>
+            <w:r>
+              <w:rPr>
+                <w:rFonts w:hint="eastAsia"/>
+              </w:rPr>
+              <w:t xml:space="preserve">5秒</w:t>
+            </w:r>
+          </w:p>
+        </w:tc>
+      </w:tr>
+      <w:tr>
+        <w:tc>
+          <w:tcPr/>
+          <w:p>
+            <w:pPr>
+              <w:pStyle w:val="Compact"/>
+            </w:pPr>
+            <w:r>
+              <w:rPr>
+                <w:rFonts w:hint="eastAsia"/>
+              </w:rPr>
+              <w:t xml:space="preserve">系统可用率</w:t>
+            </w:r>
+          </w:p>
+        </w:tc>
+        <w:tc>
+          <w:tcPr/>
+          <w:p>
+            <w:pPr>
+              <w:pStyle w:val="Compact"/>
+            </w:pPr>
+            <w:r>
+              <w:t xml:space="preserve">≥ 99.5%</w:t>
+            </w:r>
+          </w:p>
+        </w:tc>
+      </w:tr>
+      <w:tr>
+        <w:tc>
+          <w:tcPr/>
+          <w:p>
+            <w:pPr>
+              <w:pStyle w:val="Compact"/>
+            </w:pPr>
+            <w:r>
+              <w:rPr>
+                <w:rFonts w:hint="eastAsia"/>
+              </w:rPr>
+              <w:t xml:space="preserve">知识库覆盖范围内答案正确率</w:t>
+            </w:r>
+          </w:p>
+        </w:tc>
+        <w:tc>
+          <w:tcPr/>
+          <w:p>
+            <w:pPr>
+              <w:pStyle w:val="Compact"/>
+            </w:pPr>
+            <w:r>
+              <w:t xml:space="preserve">≥ 95%</w:t>
+            </w:r>
+          </w:p>
+        </w:tc>
+      </w:tr>
+      <w:tr>
+        <w:tc>
+          <w:tcPr/>
+          <w:p>
+            <w:pPr>
+              <w:pStyle w:val="Compact"/>
+            </w:pPr>
+            <w:r>
+              <w:rPr>
+                <w:rFonts w:hint="eastAsia"/>
+              </w:rPr>
+              <w:t xml:space="preserve">常见意图识别准确率</w:t>
+            </w:r>
+          </w:p>
+        </w:tc>
+        <w:tc>
+          <w:tcPr/>
+          <w:p>
+            <w:pPr>
+              <w:pStyle w:val="Compact"/>
+            </w:pPr>
+            <w:r>
+              <w:t xml:space="preserve">≥ 85%</w:t>
+            </w:r>
+          </w:p>
+        </w:tc>
+      </w:tr>
+      <w:tr>
+        <w:tc>
+          <w:tcPr/>
+          <w:p>
+            <w:pPr>
+              <w:pStyle w:val="Compact"/>
+            </w:pPr>
+            <w:r>
+              <w:rPr>
+                <w:rFonts w:hint="eastAsia"/>
+              </w:rPr>
+              <w:t xml:space="preserve">高频问题首期覆盖量</w:t>
+            </w:r>
+          </w:p>
+        </w:tc>
+        <w:tc>
+          <w:tcPr/>
+          <w:p>
+            <w:pPr>
+              <w:pStyle w:val="Compact"/>
+            </w:pPr>
+            <w:r>
+              <w:rPr>
+                <w:rFonts w:hint="eastAsia"/>
+              </w:rPr>
+              <w:t xml:space="preserve">不少于100条知识条目</w:t>
+            </w:r>
+          </w:p>
+        </w:tc>
+      </w:tr>
+      <w:tr>
+        <w:tc>
+          <w:tcPr/>
+          <w:p>
+            <w:pPr>
+              <w:pStyle w:val="Compact"/>
+            </w:pPr>
+            <w:r>
+              <w:rPr>
+                <w:rFonts w:hint="eastAsia"/>
+              </w:rPr>
+              <w:t xml:space="preserve">用户反馈闭环</w:t>
+            </w:r>
+          </w:p>
+        </w:tc>
+        <w:tc>
+          <w:tcPr/>
+          <w:p>
+            <w:pPr>
+              <w:pStyle w:val="Compact"/>
+            </w:pPr>
+            <w:r>
+              <w:rPr>
+                <w:rFonts w:hint="eastAsia"/>
+              </w:rPr>
+              <w:t xml:space="preserve">低评分和未命中问题定期处理</w:t>
+            </w:r>
+          </w:p>
+        </w:tc>
+      </w:tr>
+    </w:tbl>
+    <w:bookmarkEnd w:id="20"/>
+    <w:bookmarkStart w:id="21" w:name="技术结论"/>
+    <w:p>
+      <w:pPr>
+        <w:pStyle w:val="Heading3"/>
+      </w:pPr>
+      <w:r>
+        <w:t xml:space="preserve">3.4 </w:t>
+      </w:r>
+      <w:r>
+        <w:rPr>
+          <w:rFonts w:hint="eastAsia"/>
+        </w:rPr>
+        <w:t xml:space="preserve">技术结论</w:t>
+      </w:r>
+    </w:p>
+    <w:p>
+      <w:pPr>
+        <w:pStyle w:val="FirstParagraph"/>
+      </w:pPr>
+      <w:r>
+        <w:rPr>
+          <w:rFonts w:hint="eastAsia"/>
+        </w:rPr>
+        <w:t xml:space="preserve">项目所需的Web开发、数据库、权限控制、语义检索和大语言模型应用技术均具备现实基础。主要技术难点不是单点技术不可实现，而是知识质量、回答边界、权限控制和外部系统协调。因此，只要采用分期建设并设置人工兜底，技术上可行。</w:t>
+      </w:r>
+    </w:p>
+    <w:bookmarkEnd w:id="21"/>
+    <w:bookmarkEnd w:id="22"/>
+    <w:bookmarkStart w:id="26" w:name="经济可行性分析"/>
+    <w:p>
+      <w:pPr>
+        <w:pStyle w:val="Heading2"/>
+      </w:pPr>
+      <w:r>
+        <w:t xml:space="preserve">4. </w:t>
+      </w:r>
+      <w:r>
+        <w:rPr>
+          <w:rFonts w:hint="eastAsia"/>
+        </w:rPr>
+        <w:t xml:space="preserve">经济可行性分析</w:t>
+      </w:r>
+    </w:p>
+    <w:bookmarkStart w:id="23" w:name="投入分析"/>
+    <w:p>
+      <w:pPr>
+        <w:pStyle w:val="Heading3"/>
+      </w:pPr>
+      <w:r>
+        <w:t xml:space="preserve">4.1 </w:t>
+      </w:r>
+      <w:r>
+        <w:rPr>
+          <w:rFonts w:hint="eastAsia"/>
+        </w:rPr>
+        <w:t xml:space="preserve">投入分析</w:t>
       </w:r>
     </w:p>
     <w:tbl>
@@ -1354,21 +1946,21 @@
               <w:rPr>
                 <w:rFonts w:hint="eastAsia"/>
               </w:rPr>
-              <w:t xml:space="preserve">指标</w:t>
-            </w:r>
-          </w:p>
-        </w:tc>
-        <w:tc>
-          <w:tcPr/>
-          <w:p>
-            <w:pPr>
-              <w:pStyle w:val="Compact"/>
-            </w:pPr>
-            <w:r>
-              <w:rPr>
-                <w:rFonts w:hint="eastAsia"/>
-              </w:rPr>
-              <w:t xml:space="preserve">目标值</w:t>
+              <w:t xml:space="preserve">投入类别</w:t>
+            </w:r>
+          </w:p>
+        </w:tc>
+        <w:tc>
+          <w:tcPr/>
+          <w:p>
+            <w:pPr>
+              <w:pStyle w:val="Compact"/>
+            </w:pPr>
+            <w:r>
+              <w:rPr>
+                <w:rFonts w:hint="eastAsia"/>
+              </w:rPr>
+              <w:t xml:space="preserve">内容</w:t>
             </w:r>
           </w:p>
         </w:tc>
@@ -1398,257 +1990,506 @@
               <w:rPr>
                 <w:rFonts w:hint="eastAsia"/>
               </w:rPr>
-              <w:t xml:space="preserve">文本问答响应时间</w:t>
-            </w:r>
-          </w:p>
-        </w:tc>
-        <w:tc>
-          <w:tcPr/>
-          <w:p>
-            <w:pPr>
-              <w:pStyle w:val="Compact"/>
-            </w:pPr>
-            <w:r>
-              <w:t xml:space="preserve">P95 ≤ </w:t>
-            </w:r>
-            <w:r>
-              <w:rPr>
-                <w:rFonts w:hint="eastAsia"/>
-              </w:rPr>
-              <w:t xml:space="preserve">3秒</w:t>
-            </w:r>
-          </w:p>
-        </w:tc>
-        <w:tc>
-          <w:tcPr/>
-          <w:p>
-            <w:pPr>
-              <w:pStyle w:val="Compact"/>
-            </w:pPr>
-            <w:r>
-              <w:rPr>
-                <w:rFonts w:hint="eastAsia"/>
-              </w:rPr>
-              <w:t xml:space="preserve">知识库命中场景</w:t>
-            </w:r>
-          </w:p>
-        </w:tc>
-      </w:tr>
-      <w:tr>
-        <w:tc>
-          <w:tcPr/>
-          <w:p>
-            <w:pPr>
-              <w:pStyle w:val="Compact"/>
-            </w:pPr>
-            <w:r>
-              <w:rPr>
-                <w:rFonts w:hint="eastAsia"/>
-              </w:rPr>
-              <w:t xml:space="preserve">数据查询响应时间</w:t>
-            </w:r>
-          </w:p>
-        </w:tc>
-        <w:tc>
-          <w:tcPr/>
-          <w:p>
-            <w:pPr>
-              <w:pStyle w:val="Compact"/>
-            </w:pPr>
-            <w:r>
-              <w:t xml:space="preserve">P95 ≤ </w:t>
-            </w:r>
-            <w:r>
-              <w:rPr>
-                <w:rFonts w:hint="eastAsia"/>
-              </w:rPr>
-              <w:t xml:space="preserve">5秒</w:t>
-            </w:r>
-          </w:p>
-        </w:tc>
-        <w:tc>
-          <w:tcPr/>
-          <w:p>
-            <w:pPr>
-              <w:pStyle w:val="Compact"/>
-            </w:pPr>
-            <w:r>
-              <w:rPr>
-                <w:rFonts w:hint="eastAsia"/>
-              </w:rPr>
-              <w:t xml:space="preserve">含外部接口调用时</w:t>
-            </w:r>
-          </w:p>
-        </w:tc>
-      </w:tr>
-      <w:tr>
-        <w:tc>
-          <w:tcPr/>
-          <w:p>
-            <w:pPr>
-              <w:pStyle w:val="Compact"/>
-            </w:pPr>
-            <w:r>
-              <w:rPr>
-                <w:rFonts w:hint="eastAsia"/>
-              </w:rPr>
-              <w:t xml:space="preserve">系统可用率</w:t>
-            </w:r>
-          </w:p>
-        </w:tc>
-        <w:tc>
-          <w:tcPr/>
-          <w:p>
-            <w:pPr>
-              <w:pStyle w:val="Compact"/>
-            </w:pPr>
-            <w:r>
-              <w:t xml:space="preserve">≥ 99.5%</w:t>
-            </w:r>
-          </w:p>
-        </w:tc>
-        <w:tc>
-          <w:tcPr/>
-          <w:p>
-            <w:pPr>
-              <w:pStyle w:val="Compact"/>
-            </w:pPr>
-            <w:r>
-              <w:rPr>
-                <w:rFonts w:hint="eastAsia"/>
-              </w:rPr>
-              <w:t xml:space="preserve">生产建设目标</w:t>
-            </w:r>
-          </w:p>
-        </w:tc>
-      </w:tr>
-      <w:tr>
-        <w:tc>
-          <w:tcPr/>
-          <w:p>
-            <w:pPr>
-              <w:pStyle w:val="Compact"/>
-            </w:pPr>
-            <w:r>
-              <w:rPr>
-                <w:rFonts w:hint="eastAsia"/>
-              </w:rPr>
-              <w:t xml:space="preserve">知识库答案正确率</w:t>
-            </w:r>
-          </w:p>
-        </w:tc>
-        <w:tc>
-          <w:tcPr/>
-          <w:p>
-            <w:pPr>
-              <w:pStyle w:val="Compact"/>
-            </w:pPr>
-            <w:r>
-              <w:t xml:space="preserve">≥ 95%</w:t>
-            </w:r>
-          </w:p>
-        </w:tc>
-        <w:tc>
-          <w:tcPr/>
-          <w:p>
-            <w:pPr>
-              <w:pStyle w:val="Compact"/>
-            </w:pPr>
-            <w:r>
-              <w:rPr>
-                <w:rFonts w:hint="eastAsia"/>
-              </w:rPr>
-              <w:t xml:space="preserve">以评审样本和用户反馈统计</w:t>
-            </w:r>
-          </w:p>
-        </w:tc>
-      </w:tr>
-      <w:tr>
-        <w:tc>
-          <w:tcPr/>
-          <w:p>
-            <w:pPr>
-              <w:pStyle w:val="Compact"/>
-            </w:pPr>
-            <w:r>
-              <w:rPr>
-                <w:rFonts w:hint="eastAsia"/>
-              </w:rPr>
-              <w:t xml:space="preserve">意图识别准确率</w:t>
-            </w:r>
-          </w:p>
-        </w:tc>
-        <w:tc>
-          <w:tcPr/>
-          <w:p>
-            <w:pPr>
-              <w:pStyle w:val="Compact"/>
-            </w:pPr>
-            <w:r>
-              <w:t xml:space="preserve">≥ 85%</w:t>
-            </w:r>
-          </w:p>
-        </w:tc>
-        <w:tc>
-          <w:tcPr/>
-          <w:p>
-            <w:pPr>
-              <w:pStyle w:val="Compact"/>
-            </w:pPr>
-            <w:r>
-              <w:rPr>
-                <w:rFonts w:hint="eastAsia"/>
-              </w:rPr>
-              <w:t xml:space="preserve">针对常见意图测试集</w:t>
-            </w:r>
-          </w:p>
-        </w:tc>
-      </w:tr>
-      <w:tr>
-        <w:tc>
-          <w:tcPr/>
-          <w:p>
-            <w:pPr>
-              <w:pStyle w:val="Compact"/>
-            </w:pPr>
-            <w:r>
-              <w:rPr>
-                <w:rFonts w:hint="eastAsia"/>
-              </w:rPr>
-              <w:t xml:space="preserve">单用户频率限制</w:t>
-            </w:r>
-          </w:p>
-        </w:tc>
-        <w:tc>
-          <w:tcPr/>
-          <w:p>
-            <w:pPr>
-              <w:pStyle w:val="Compact"/>
-            </w:pPr>
-            <w:r>
-              <w:rPr>
-                <w:rFonts w:hint="eastAsia"/>
-              </w:rPr>
-              <w:t xml:space="preserve">30次/分钟</w:t>
-            </w:r>
-          </w:p>
-        </w:tc>
-        <w:tc>
-          <w:tcPr/>
-          <w:p>
-            <w:pPr>
-              <w:pStyle w:val="Compact"/>
-            </w:pPr>
-            <w:r>
-              <w:rPr>
-                <w:rFonts w:hint="eastAsia"/>
-              </w:rPr>
-              <w:t xml:space="preserve">防止滥用和异常请求</w:t>
+              <w:t xml:space="preserve">需求与设计</w:t>
+            </w:r>
+          </w:p>
+        </w:tc>
+        <w:tc>
+          <w:tcPr/>
+          <w:p>
+            <w:pPr>
+              <w:pStyle w:val="Compact"/>
+            </w:pPr>
+            <w:r>
+              <w:rPr>
+                <w:rFonts w:hint="eastAsia"/>
+              </w:rPr>
+              <w:t xml:space="preserve">调研、用例、原型、SRS、设计文档</w:t>
+            </w:r>
+          </w:p>
+        </w:tc>
+        <w:tc>
+          <w:tcPr/>
+          <w:p>
+            <w:pPr>
+              <w:pStyle w:val="Compact"/>
+            </w:pPr>
+            <w:r>
+              <w:rPr>
+                <w:rFonts w:hint="eastAsia"/>
+              </w:rPr>
+              <w:t xml:space="preserve">课程阶段主要投入</w:t>
+            </w:r>
+          </w:p>
+        </w:tc>
+      </w:tr>
+      <w:tr>
+        <w:tc>
+          <w:tcPr/>
+          <w:p>
+            <w:pPr>
+              <w:pStyle w:val="Compact"/>
+            </w:pPr>
+            <w:r>
+              <w:rPr>
+                <w:rFonts w:hint="eastAsia"/>
+              </w:rPr>
+              <w:t xml:space="preserve">软件开发</w:t>
+            </w:r>
+          </w:p>
+        </w:tc>
+        <w:tc>
+          <w:tcPr/>
+          <w:p>
+            <w:pPr>
+              <w:pStyle w:val="Compact"/>
+            </w:pPr>
+            <w:r>
+              <w:rPr>
+                <w:rFonts w:hint="eastAsia"/>
+              </w:rPr>
+              <w:t xml:space="preserve">用户端、问答服务、知识库、管理后台</w:t>
+            </w:r>
+          </w:p>
+        </w:tc>
+        <w:tc>
+          <w:tcPr/>
+          <w:p>
+            <w:pPr>
+              <w:pStyle w:val="Compact"/>
+            </w:pPr>
+            <w:r>
+              <w:rPr>
+                <w:rFonts w:hint="eastAsia"/>
+              </w:rPr>
+              <w:t xml:space="preserve">生产阶段主要成本</w:t>
+            </w:r>
+          </w:p>
+        </w:tc>
+      </w:tr>
+      <w:tr>
+        <w:tc>
+          <w:tcPr/>
+          <w:p>
+            <w:pPr>
+              <w:pStyle w:val="Compact"/>
+            </w:pPr>
+            <w:r>
+              <w:rPr>
+                <w:rFonts w:hint="eastAsia"/>
+              </w:rPr>
+              <w:t xml:space="preserve">知识建设</w:t>
+            </w:r>
+          </w:p>
+        </w:tc>
+        <w:tc>
+          <w:tcPr/>
+          <w:p>
+            <w:pPr>
+              <w:pStyle w:val="Compact"/>
+            </w:pPr>
+            <w:r>
+              <w:rPr>
+                <w:rFonts w:hint="eastAsia"/>
+              </w:rPr>
+              <w:t xml:space="preserve">FAQ整理、制度拆解、标注、审核</w:t>
+            </w:r>
+          </w:p>
+        </w:tc>
+        <w:tc>
+          <w:tcPr/>
+          <w:p>
+            <w:pPr>
+              <w:pStyle w:val="Compact"/>
+            </w:pPr>
+            <w:r>
+              <w:rPr>
+                <w:rFonts w:hint="eastAsia"/>
+              </w:rPr>
+              <w:t xml:space="preserve">需要部门长期参与</w:t>
+            </w:r>
+          </w:p>
+        </w:tc>
+      </w:tr>
+      <w:tr>
+        <w:tc>
+          <w:tcPr/>
+          <w:p>
+            <w:pPr>
+              <w:pStyle w:val="Compact"/>
+            </w:pPr>
+            <w:r>
+              <w:rPr>
+                <w:rFonts w:hint="eastAsia"/>
+              </w:rPr>
+              <w:t xml:space="preserve">基础资源</w:t>
+            </w:r>
+          </w:p>
+        </w:tc>
+        <w:tc>
+          <w:tcPr/>
+          <w:p>
+            <w:pPr>
+              <w:pStyle w:val="Compact"/>
+            </w:pPr>
+            <w:r>
+              <w:rPr>
+                <w:rFonts w:hint="eastAsia"/>
+              </w:rPr>
+              <w:t xml:space="preserve">数据库、检索服务、模型推理资源、存储</w:t>
+            </w:r>
+          </w:p>
+        </w:tc>
+        <w:tc>
+          <w:tcPr/>
+          <w:p>
+            <w:pPr>
+              <w:pStyle w:val="Compact"/>
+            </w:pPr>
+            <w:r>
+              <w:rPr>
+                <w:rFonts w:hint="eastAsia"/>
+              </w:rPr>
+              <w:t xml:space="preserve">可优先使用校内资源</w:t>
+            </w:r>
+          </w:p>
+        </w:tc>
+      </w:tr>
+      <w:tr>
+        <w:tc>
+          <w:tcPr/>
+          <w:p>
+            <w:pPr>
+              <w:pStyle w:val="Compact"/>
+            </w:pPr>
+            <w:r>
+              <w:rPr>
+                <w:rFonts w:hint="eastAsia"/>
+              </w:rPr>
+              <w:t xml:space="preserve">安全合规</w:t>
+            </w:r>
+          </w:p>
+        </w:tc>
+        <w:tc>
+          <w:tcPr/>
+          <w:p>
+            <w:pPr>
+              <w:pStyle w:val="Compact"/>
+            </w:pPr>
+            <w:r>
+              <w:rPr>
+                <w:rFonts w:hint="eastAsia"/>
+              </w:rPr>
+              <w:t xml:space="preserve">鉴权、审计、脱敏、测评整改</w:t>
+            </w:r>
+          </w:p>
+        </w:tc>
+        <w:tc>
+          <w:tcPr/>
+          <w:p>
+            <w:pPr>
+              <w:pStyle w:val="Compact"/>
+            </w:pPr>
+            <w:r>
+              <w:rPr>
+                <w:rFonts w:hint="eastAsia"/>
+              </w:rPr>
+              <w:t xml:space="preserve">生产上线必要成本</w:t>
+            </w:r>
+          </w:p>
+        </w:tc>
+      </w:tr>
+      <w:tr>
+        <w:tc>
+          <w:tcPr/>
+          <w:p>
+            <w:pPr>
+              <w:pStyle w:val="Compact"/>
+            </w:pPr>
+            <w:r>
+              <w:rPr>
+                <w:rFonts w:hint="eastAsia"/>
+              </w:rPr>
+              <w:t xml:space="preserve">运维迭代</w:t>
+            </w:r>
+          </w:p>
+        </w:tc>
+        <w:tc>
+          <w:tcPr/>
+          <w:p>
+            <w:pPr>
+              <w:pStyle w:val="Compact"/>
+            </w:pPr>
+            <w:r>
+              <w:rPr>
+                <w:rFonts w:hint="eastAsia"/>
+              </w:rPr>
+              <w:t xml:space="preserve">内容维护、模型优化、监控告警、故障处理</w:t>
+            </w:r>
+          </w:p>
+        </w:tc>
+        <w:tc>
+          <w:tcPr/>
+          <w:p>
+            <w:pPr>
+              <w:pStyle w:val="Compact"/>
+            </w:pPr>
+            <w:r>
+              <w:rPr>
+                <w:rFonts w:hint="eastAsia"/>
+              </w:rPr>
+              <w:t xml:space="preserve">影响长期效果</w:t>
             </w:r>
           </w:p>
         </w:tc>
       </w:tr>
     </w:tbl>
+    <w:bookmarkEnd w:id="23"/>
+    <w:bookmarkStart w:id="24" w:name="收益分析"/>
+    <w:p>
+      <w:pPr>
+        <w:pStyle w:val="Heading3"/>
+      </w:pPr>
+      <w:r>
+        <w:t xml:space="preserve">4.2 </w:t>
+      </w:r>
+      <w:r>
+        <w:rPr>
+          <w:rFonts w:hint="eastAsia"/>
+        </w:rPr>
+        <w:t xml:space="preserve">收益分析</w:t>
+      </w:r>
+    </w:p>
+    <w:tbl>
+      <w:tblPr>
+        <w:tblStyle w:val="Table"/>
+        <w:tblW w:type="auto" w:w="0"/>
+        <w:tblLook w:firstRow="1" w:lastRow="0" w:firstColumn="0" w:lastColumn="0" w:noHBand="0" w:noVBand="0" w:val="0020"/>
+      </w:tblPr>
+      <w:tblGrid>
+        <w:gridCol w:w="3960"/>
+        <w:gridCol w:w="3960"/>
+      </w:tblGrid>
+      <w:tr>
+        <w:trPr>
+          <w:tblHeader w:val="on"/>
+        </w:trPr>
+        <w:tc>
+          <w:tcPr/>
+          <w:p>
+            <w:pPr>
+              <w:pStyle w:val="Compact"/>
+            </w:pPr>
+            <w:r>
+              <w:rPr>
+                <w:rFonts w:hint="eastAsia"/>
+              </w:rPr>
+              <w:t xml:space="preserve">收益类别</w:t>
+            </w:r>
+          </w:p>
+        </w:tc>
+        <w:tc>
+          <w:tcPr/>
+          <w:p>
+            <w:pPr>
+              <w:pStyle w:val="Compact"/>
+            </w:pPr>
+            <w:r>
+              <w:rPr>
+                <w:rFonts w:hint="eastAsia"/>
+              </w:rPr>
+              <w:t xml:space="preserve">具体体现</w:t>
+            </w:r>
+          </w:p>
+        </w:tc>
+      </w:tr>
+      <w:tr>
+        <w:tc>
+          <w:tcPr/>
+          <w:p>
+            <w:pPr>
+              <w:pStyle w:val="Compact"/>
+            </w:pPr>
+            <w:r>
+              <w:rPr>
+                <w:rFonts w:hint="eastAsia"/>
+              </w:rPr>
+              <w:t xml:space="preserve">用户效率</w:t>
+            </w:r>
+          </w:p>
+        </w:tc>
+        <w:tc>
+          <w:tcPr/>
+          <w:p>
+            <w:pPr>
+              <w:pStyle w:val="Compact"/>
+            </w:pPr>
+            <w:r>
+              <w:rPr>
+                <w:rFonts w:hint="eastAsia"/>
+              </w:rPr>
+              <w:t xml:space="preserve">缩短师生查询校务信息的时间，降低跨系统查找成本</w:t>
+            </w:r>
+          </w:p>
+        </w:tc>
+      </w:tr>
+      <w:tr>
+        <w:tc>
+          <w:tcPr/>
+          <w:p>
+            <w:pPr>
+              <w:pStyle w:val="Compact"/>
+            </w:pPr>
+            <w:r>
+              <w:rPr>
+                <w:rFonts w:hint="eastAsia"/>
+              </w:rPr>
+              <w:t xml:space="preserve">部门减负</w:t>
+            </w:r>
+          </w:p>
+        </w:tc>
+        <w:tc>
+          <w:tcPr/>
+          <w:p>
+            <w:pPr>
+              <w:pStyle w:val="Compact"/>
+            </w:pPr>
+            <w:r>
+              <w:rPr>
+                <w:rFonts w:hint="eastAsia"/>
+              </w:rPr>
+              <w:t xml:space="preserve">高频重复咨询由系统承接，人工集中处理复杂问题</w:t>
+            </w:r>
+          </w:p>
+        </w:tc>
+      </w:tr>
+      <w:tr>
+        <w:tc>
+          <w:tcPr/>
+          <w:p>
+            <w:pPr>
+              <w:pStyle w:val="Compact"/>
+            </w:pPr>
+            <w:r>
+              <w:rPr>
+                <w:rFonts w:hint="eastAsia"/>
+              </w:rPr>
+              <w:t xml:space="preserve">服务连续性</w:t>
+            </w:r>
+          </w:p>
+        </w:tc>
+        <w:tc>
+          <w:tcPr/>
+          <w:p>
+            <w:pPr>
+              <w:pStyle w:val="Compact"/>
+            </w:pPr>
+            <w:r>
+              <w:rPr>
+                <w:rFonts w:hint="eastAsia"/>
+              </w:rPr>
+              <w:t xml:space="preserve">提供非工作时间咨询入口，增强服务可达性</w:t>
+            </w:r>
+          </w:p>
+        </w:tc>
+      </w:tr>
+      <w:tr>
+        <w:tc>
+          <w:tcPr/>
+          <w:p>
+            <w:pPr>
+              <w:pStyle w:val="Compact"/>
+            </w:pPr>
+            <w:r>
+              <w:rPr>
+                <w:rFonts w:hint="eastAsia"/>
+              </w:rPr>
+              <w:t xml:space="preserve">管理改进</w:t>
+            </w:r>
+          </w:p>
+        </w:tc>
+        <w:tc>
+          <w:tcPr/>
+          <w:p>
+            <w:pPr>
+              <w:pStyle w:val="Compact"/>
+            </w:pPr>
+            <w:r>
+              <w:rPr>
+                <w:rFonts w:hint="eastAsia"/>
+              </w:rPr>
+              <w:t xml:space="preserve">通过咨询热点和未命中统计发现制度说明薄弱点</w:t>
+            </w:r>
+          </w:p>
+        </w:tc>
+      </w:tr>
+      <w:tr>
+        <w:tc>
+          <w:tcPr/>
+          <w:p>
+            <w:pPr>
+              <w:pStyle w:val="Compact"/>
+            </w:pPr>
+            <w:r>
+              <w:rPr>
+                <w:rFonts w:hint="eastAsia"/>
+              </w:rPr>
+              <w:t xml:space="preserve">知识资产</w:t>
+            </w:r>
+          </w:p>
+        </w:tc>
+        <w:tc>
+          <w:tcPr/>
+          <w:p>
+            <w:pPr>
+              <w:pStyle w:val="Compact"/>
+            </w:pPr>
+            <w:r>
+              <w:rPr>
+                <w:rFonts w:hint="eastAsia"/>
+              </w:rPr>
+              <w:t xml:space="preserve">将分散材料沉淀为可维护、可审计、可复用的知识库</w:t>
+            </w:r>
+          </w:p>
+        </w:tc>
+      </w:tr>
+    </w:tbl>
+    <w:bookmarkEnd w:id="24"/>
+    <w:bookmarkStart w:id="25" w:name="经济结论"/>
+    <w:p>
+      <w:pPr>
+        <w:pStyle w:val="Heading3"/>
+      </w:pPr>
+      <w:r>
+        <w:t xml:space="preserve">4.3 </w:t>
+      </w:r>
+      <w:r>
+        <w:rPr>
+          <w:rFonts w:hint="eastAsia"/>
+        </w:rPr>
+        <w:t xml:space="preserve">经济结论</w:t>
+      </w:r>
+    </w:p>
+    <w:p>
+      <w:pPr>
+        <w:pStyle w:val="FirstParagraph"/>
+      </w:pPr>
+      <w:r>
+        <w:rPr>
+          <w:rFonts w:hint="eastAsia"/>
+        </w:rPr>
+        <w:t xml:space="preserve">校务问答机器人属于校园公共服务能力建设项目，经济性不能只按直接收入或人工成本节省评估。若采用“首期高频问答</w:t>
+      </w:r>
+      <w:r>
+        <w:t xml:space="preserve"> + </w:t>
+      </w:r>
+      <w:r>
+        <w:rPr>
+          <w:rFonts w:hint="eastAsia"/>
+        </w:rPr>
+        <w:t xml:space="preserve">后续按需扩展”的方式，可在较小投入下形成可演示、可评审、可迭代的成果，综合经济效益和管理效益均合理。</w:t>
+      </w:r>
+    </w:p>
     <w:p>
       <w:pPr>
         <w:pStyle w:val="BodyText"/>
@@ -1657,39 +2498,456 @@
         <w:rPr>
           <w:rFonts w:hint="eastAsia"/>
         </w:rPr>
-        <w:t xml:space="preserve">技术可行性结论：可行。系统核心能力可通过现有Web技术、数据库、检索技术和LLM服务实现；主要挑战在知识质量、权限控制和外部接口协调。</w:t>
-      </w:r>
-    </w:p>
-    <w:bookmarkEnd w:id="18"/>
-    <w:bookmarkEnd w:id="19"/>
-    <w:bookmarkStart w:id="23" w:name="经济可行性分析"/>
+        <w:t xml:space="preserve">经济可行性结论：可行。</w:t>
+      </w:r>
+    </w:p>
+    <w:bookmarkEnd w:id="25"/>
+    <w:bookmarkEnd w:id="26"/>
+    <w:bookmarkStart w:id="30" w:name="操作可行性分析"/>
     <w:p>
       <w:pPr>
         <w:pStyle w:val="Heading2"/>
       </w:pPr>
       <w:r>
-        <w:t xml:space="preserve">4. </w:t>
-      </w:r>
-      <w:r>
-        <w:rPr>
-          <w:rFonts w:hint="eastAsia"/>
-        </w:rPr>
-        <w:t xml:space="preserve">经济可行性分析</w:t>
-      </w:r>
-    </w:p>
-    <w:bookmarkStart w:id="20" w:name="成本估算"/>
+        <w:t xml:space="preserve">5. </w:t>
+      </w:r>
+      <w:r>
+        <w:rPr>
+          <w:rFonts w:hint="eastAsia"/>
+        </w:rPr>
+        <w:t xml:space="preserve">操作可行性分析</w:t>
+      </w:r>
+    </w:p>
+    <w:bookmarkStart w:id="27" w:name="用户接受度"/>
     <w:p>
       <w:pPr>
         <w:pStyle w:val="Heading3"/>
       </w:pPr>
       <w:r>
-        <w:t xml:space="preserve">4.1 </w:t>
-      </w:r>
-      <w:r>
-        <w:rPr>
-          <w:rFonts w:hint="eastAsia"/>
-        </w:rPr>
-        <w:t xml:space="preserve">成本估算</w:t>
+        <w:t xml:space="preserve">5.1 </w:t>
+      </w:r>
+      <w:r>
+        <w:rPr>
+          <w:rFonts w:hint="eastAsia"/>
+        </w:rPr>
+        <w:t xml:space="preserve">用户接受度</w:t>
+      </w:r>
+    </w:p>
+    <w:p>
+      <w:pPr>
+        <w:pStyle w:val="FirstParagraph"/>
+      </w:pPr>
+      <w:r>
+        <w:rPr>
+          <w:rFonts w:hint="eastAsia"/>
+        </w:rPr>
+        <w:t xml:space="preserve">系统采用聊天式交互，对学生、教师和家长具有较低学习成本。访客可通过公开入口查询招生、交通、校园地图和办事指南。行政人员虽需承担知识维护工作，但可通过模板化编辑、审核流和热点统计提升维护效率。</w:t>
+      </w:r>
+    </w:p>
+    <w:bookmarkEnd w:id="27"/>
+    <w:bookmarkStart w:id="28" w:name="组织保障"/>
+    <w:p>
+      <w:pPr>
+        <w:pStyle w:val="Heading3"/>
+      </w:pPr>
+      <w:r>
+        <w:t xml:space="preserve">5.2 </w:t>
+      </w:r>
+      <w:r>
+        <w:rPr>
+          <w:rFonts w:hint="eastAsia"/>
+        </w:rPr>
+        <w:t xml:space="preserve">组织保障</w:t>
+      </w:r>
+    </w:p>
+    <w:p>
+      <w:pPr>
+        <w:pStyle w:val="FirstParagraph"/>
+      </w:pPr>
+      <w:r>
+        <w:rPr>
+          <w:rFonts w:hint="eastAsia"/>
+        </w:rPr>
+        <w:t xml:space="preserve">项目后续落地需要信息中心提供平台与安全规范，教务处、学工部等部门提供知识来源和审核责任，项目团队完成需求分析、原型设计、技术方案和文档交付。上线后需明确部门知识管理员和系统管理员，保证内容持续更新。</w:t>
+      </w:r>
+    </w:p>
+    <w:bookmarkEnd w:id="28"/>
+    <w:bookmarkStart w:id="29" w:name="操作结论"/>
+    <w:p>
+      <w:pPr>
+        <w:pStyle w:val="Heading3"/>
+      </w:pPr>
+      <w:r>
+        <w:t xml:space="preserve">5.3 </w:t>
+      </w:r>
+      <w:r>
+        <w:rPr>
+          <w:rFonts w:hint="eastAsia"/>
+        </w:rPr>
+        <w:t xml:space="preserve">操作结论</w:t>
+      </w:r>
+    </w:p>
+    <w:p>
+      <w:pPr>
+        <w:pStyle w:val="FirstParagraph"/>
+      </w:pPr>
+      <w:r>
+        <w:rPr>
+          <w:rFonts w:hint="eastAsia"/>
+        </w:rPr>
+        <w:t xml:space="preserve">项目操作方式易于被用户接受，组织实施难点主要在跨部门资料整理和持续维护。通过知识条目责任人、审核发布流程和反馈处理机制，可将操作风险控制在可接受范围内。</w:t>
+      </w:r>
+    </w:p>
+    <w:p>
+      <w:pPr>
+        <w:pStyle w:val="BodyText"/>
+      </w:pPr>
+      <w:r>
+        <w:rPr>
+          <w:rFonts w:hint="eastAsia"/>
+        </w:rPr>
+        <w:t xml:space="preserve">操作可行性结论：可行。</w:t>
+      </w:r>
+    </w:p>
+    <w:bookmarkEnd w:id="29"/>
+    <w:bookmarkEnd w:id="30"/>
+    <w:bookmarkStart w:id="31" w:name="法律与合规可行性分析"/>
+    <w:p>
+      <w:pPr>
+        <w:pStyle w:val="Heading2"/>
+      </w:pPr>
+      <w:r>
+        <w:t xml:space="preserve">6. </w:t>
+      </w:r>
+      <w:r>
+        <w:rPr>
+          <w:rFonts w:hint="eastAsia"/>
+        </w:rPr>
+        <w:t xml:space="preserve">法律与合规可行性分析</w:t>
+      </w:r>
+    </w:p>
+    <w:p>
+      <w:pPr>
+        <w:pStyle w:val="FirstParagraph"/>
+      </w:pPr>
+      <w:r>
+        <w:rPr>
+          <w:rFonts w:hint="eastAsia"/>
+        </w:rPr>
+        <w:t xml:space="preserve">系统应符合个人信息保护、数据安全、网络安全和教育数据管理要求。具体措施包括：</w:t>
+      </w:r>
+    </w:p>
+    <w:p>
+      <w:pPr>
+        <w:pStyle w:val="Compact"/>
+        <w:numPr>
+          <w:ilvl w:val="0"/>
+          <w:numId w:val="1003"/>
+        </w:numPr>
+      </w:pPr>
+      <w:r>
+        <w:rPr>
+          <w:rFonts w:hint="eastAsia"/>
+        </w:rPr>
+        <w:t xml:space="preserve">接入学校统一认证，系统不保存明文密码。</w:t>
+      </w:r>
+    </w:p>
+    <w:p>
+      <w:pPr>
+        <w:pStyle w:val="Compact"/>
+        <w:numPr>
+          <w:ilvl w:val="0"/>
+          <w:numId w:val="1003"/>
+        </w:numPr>
+      </w:pPr>
+      <w:r>
+        <w:rPr>
+          <w:rFonts w:hint="eastAsia"/>
+        </w:rPr>
+        <w:t xml:space="preserve">按角色控制访问权限，学生、教师、辅导员、管理员和访客权限分离。</w:t>
+      </w:r>
+    </w:p>
+    <w:p>
+      <w:pPr>
+        <w:pStyle w:val="Compact"/>
+        <w:numPr>
+          <w:ilvl w:val="0"/>
+          <w:numId w:val="1003"/>
+        </w:numPr>
+      </w:pPr>
+      <w:r>
+        <w:rPr>
+          <w:rFonts w:hint="eastAsia"/>
+        </w:rPr>
+        <w:t xml:space="preserve">对身份证号、手机号、学号、成绩等敏感字段进行脱敏展示和加密存储。</w:t>
+      </w:r>
+    </w:p>
+    <w:p>
+      <w:pPr>
+        <w:pStyle w:val="Compact"/>
+        <w:numPr>
+          <w:ilvl w:val="0"/>
+          <w:numId w:val="1003"/>
+        </w:numPr>
+      </w:pPr>
+      <w:r>
+        <w:rPr>
+          <w:rFonts w:hint="eastAsia"/>
+        </w:rPr>
+        <w:t xml:space="preserve">对用户对话、知识库修改和管理员操作进行审计记录。</w:t>
+      </w:r>
+    </w:p>
+    <w:p>
+      <w:pPr>
+        <w:pStyle w:val="Compact"/>
+        <w:numPr>
+          <w:ilvl w:val="0"/>
+          <w:numId w:val="1003"/>
+        </w:numPr>
+      </w:pPr>
+      <w:r>
+        <w:rPr>
+          <w:rFonts w:hint="eastAsia"/>
+        </w:rPr>
+        <w:t xml:space="preserve">首次使用时提示隐私政策和数据使用范围。</w:t>
+      </w:r>
+    </w:p>
+    <w:p>
+      <w:pPr>
+        <w:pStyle w:val="Compact"/>
+        <w:numPr>
+          <w:ilvl w:val="0"/>
+          <w:numId w:val="1003"/>
+        </w:numPr>
+      </w:pPr>
+      <w:r>
+        <w:rPr>
+          <w:rFonts w:hint="eastAsia"/>
+        </w:rPr>
+        <w:t xml:space="preserve">课程阶段仅使用公开材料和模拟数据。</w:t>
+      </w:r>
+    </w:p>
+    <w:p>
+      <w:pPr>
+        <w:pStyle w:val="Compact"/>
+        <w:numPr>
+          <w:ilvl w:val="0"/>
+          <w:numId w:val="1003"/>
+        </w:numPr>
+      </w:pPr>
+      <w:r>
+        <w:rPr>
+          <w:rFonts w:hint="eastAsia"/>
+        </w:rPr>
+        <w:t xml:space="preserve">生产上线前按等保2.0二级要求进行安全设计和整改。</w:t>
+      </w:r>
+    </w:p>
+    <w:p>
+      <w:pPr>
+        <w:pStyle w:val="FirstParagraph"/>
+      </w:pPr>
+      <w:r>
+        <w:rPr>
+          <w:rFonts w:hint="eastAsia"/>
+        </w:rPr>
+        <w:t xml:space="preserve">法律与合规可行性结论：可行，前提是安全和隐私要求进入SRS并在设计中落实。</w:t>
+      </w:r>
+    </w:p>
+    <w:bookmarkEnd w:id="31"/>
+    <w:bookmarkStart w:id="32" w:name="swot分析"/>
+    <w:p>
+      <w:pPr>
+        <w:pStyle w:val="Heading2"/>
+      </w:pPr>
+      <w:r>
+        <w:t xml:space="preserve">7. </w:t>
+      </w:r>
+      <w:r>
+        <w:rPr>
+          <w:rFonts w:hint="eastAsia"/>
+        </w:rPr>
+        <w:t xml:space="preserve">SWOT分析</w:t>
+      </w:r>
+    </w:p>
+    <w:tbl>
+      <w:tblPr>
+        <w:tblStyle w:val="Table"/>
+        <w:tblW w:type="pct" w:w="5000"/>
+        <w:tblLayout w:type="fixed"/>
+        <w:tblLook w:firstRow="1" w:lastRow="0" w:firstColumn="0" w:lastColumn="0" w:noHBand="0" w:noVBand="0" w:val="0020"/>
+      </w:tblPr>
+      <w:tblGrid>
+        <w:gridCol w:w="3960"/>
+        <w:gridCol w:w="3960"/>
+      </w:tblGrid>
+      <w:tr>
+        <w:trPr>
+          <w:tblHeader w:val="on"/>
+        </w:trPr>
+        <w:tc>
+          <w:tcPr/>
+          <w:p>
+            <w:pPr>
+              <w:pStyle w:val="Compact"/>
+            </w:pPr>
+            <w:r>
+              <w:rPr>
+                <w:rFonts w:hint="eastAsia"/>
+              </w:rPr>
+              <w:t xml:space="preserve">类型</w:t>
+            </w:r>
+          </w:p>
+        </w:tc>
+        <w:tc>
+          <w:tcPr/>
+          <w:p>
+            <w:pPr>
+              <w:pStyle w:val="Compact"/>
+            </w:pPr>
+            <w:r>
+              <w:rPr>
+                <w:rFonts w:hint="eastAsia"/>
+              </w:rPr>
+              <w:t xml:space="preserve">内容</w:t>
+            </w:r>
+          </w:p>
+        </w:tc>
+      </w:tr>
+      <w:tr>
+        <w:tc>
+          <w:tcPr/>
+          <w:p>
+            <w:pPr>
+              <w:pStyle w:val="Compact"/>
+            </w:pPr>
+            <w:r>
+              <w:rPr>
+                <w:rFonts w:hint="eastAsia"/>
+              </w:rPr>
+              <w:t xml:space="preserve">优势</w:t>
+            </w:r>
+          </w:p>
+        </w:tc>
+        <w:tc>
+          <w:tcPr/>
+          <w:p>
+            <w:pPr>
+              <w:pStyle w:val="Compact"/>
+            </w:pPr>
+            <w:r>
+              <w:rPr>
+                <w:rFonts w:hint="eastAsia"/>
+              </w:rPr>
+              <w:t xml:space="preserve">用户需求明确；聊天式交互接受度高；校务知识可逐步沉淀；与智慧校园方向一致</w:t>
+            </w:r>
+          </w:p>
+        </w:tc>
+      </w:tr>
+      <w:tr>
+        <w:tc>
+          <w:tcPr/>
+          <w:p>
+            <w:pPr>
+              <w:pStyle w:val="Compact"/>
+            </w:pPr>
+            <w:r>
+              <w:rPr>
+                <w:rFonts w:hint="eastAsia"/>
+              </w:rPr>
+              <w:t xml:space="preserve">劣势</w:t>
+            </w:r>
+          </w:p>
+        </w:tc>
+        <w:tc>
+          <w:tcPr/>
+          <w:p>
+            <w:pPr>
+              <w:pStyle w:val="Compact"/>
+            </w:pPr>
+            <w:r>
+              <w:rPr>
+                <w:rFonts w:hint="eastAsia"/>
+              </w:rPr>
+              <w:t xml:space="preserve">初始知识库建设工作量较大；跨部门维护责任需要明确；模型回答存在边界控制要求</w:t>
+            </w:r>
+          </w:p>
+        </w:tc>
+      </w:tr>
+      <w:tr>
+        <w:tc>
+          <w:tcPr/>
+          <w:p>
+            <w:pPr>
+              <w:pStyle w:val="Compact"/>
+            </w:pPr>
+            <w:r>
+              <w:rPr>
+                <w:rFonts w:hint="eastAsia"/>
+              </w:rPr>
+              <w:t xml:space="preserve">机会</w:t>
+            </w:r>
+          </w:p>
+        </w:tc>
+        <w:tc>
+          <w:tcPr/>
+          <w:p>
+            <w:pPr>
+              <w:pStyle w:val="Compact"/>
+            </w:pPr>
+            <w:r>
+              <w:rPr>
+                <w:rFonts w:hint="eastAsia"/>
+              </w:rPr>
+              <w:t xml:space="preserve">LLM和RAG技术成熟度提升；学校信息化服务需要统一入口；咨询数据可支持管理优化</w:t>
+            </w:r>
+          </w:p>
+        </w:tc>
+      </w:tr>
+      <w:tr>
+        <w:tc>
+          <w:tcPr/>
+          <w:p>
+            <w:pPr>
+              <w:pStyle w:val="Compact"/>
+            </w:pPr>
+            <w:r>
+              <w:rPr>
+                <w:rFonts w:hint="eastAsia"/>
+              </w:rPr>
+              <w:t xml:space="preserve">威胁</w:t>
+            </w:r>
+          </w:p>
+        </w:tc>
+        <w:tc>
+          <w:tcPr/>
+          <w:p>
+            <w:pPr>
+              <w:pStyle w:val="Compact"/>
+            </w:pPr>
+            <w:r>
+              <w:rPr>
+                <w:rFonts w:hint="eastAsia"/>
+              </w:rPr>
+              <w:t xml:space="preserve">外部系统接口变动；政策内容过期；合规要求提升；用户对错误回答容忍度低</w:t>
+            </w:r>
+          </w:p>
+        </w:tc>
+      </w:tr>
+    </w:tbl>
+    <w:bookmarkEnd w:id="32"/>
+    <w:bookmarkStart w:id="33" w:name="方案比较与推荐"/>
+    <w:p>
+      <w:pPr>
+        <w:pStyle w:val="Heading2"/>
+      </w:pPr>
+      <w:r>
+        <w:t xml:space="preserve">8. </w:t>
+      </w:r>
+      <w:r>
+        <w:rPr>
+          <w:rFonts w:hint="eastAsia"/>
+        </w:rPr>
+        <w:t xml:space="preserve">方案比较与推荐</w:t>
       </w:r>
     </w:p>
     <w:tbl>
@@ -1719,582 +2977,402 @@
               <w:rPr>
                 <w:rFonts w:hint="eastAsia"/>
               </w:rPr>
-              <w:t xml:space="preserve">成本类别</w:t>
-            </w:r>
-          </w:p>
-        </w:tc>
-        <w:tc>
-          <w:tcPr/>
-          <w:p>
-            <w:pPr>
-              <w:pStyle w:val="Compact"/>
-            </w:pPr>
-            <w:r>
-              <w:rPr>
-                <w:rFonts w:hint="eastAsia"/>
-              </w:rPr>
-              <w:t xml:space="preserve">估算内容</w:t>
-            </w:r>
-          </w:p>
-        </w:tc>
-        <w:tc>
-          <w:tcPr/>
-          <w:p>
-            <w:pPr>
-              <w:pStyle w:val="Compact"/>
-            </w:pPr>
-            <w:r>
-              <w:rPr>
-                <w:rFonts w:hint="eastAsia"/>
-              </w:rPr>
-              <w:t xml:space="preserve">课程阶段</w:t>
-            </w:r>
-          </w:p>
-        </w:tc>
-        <w:tc>
-          <w:tcPr/>
-          <w:p>
-            <w:pPr>
-              <w:pStyle w:val="Compact"/>
-            </w:pPr>
-            <w:r>
-              <w:rPr>
-                <w:rFonts w:hint="eastAsia"/>
-              </w:rPr>
-              <w:t xml:space="preserve">生产阶段参考</w:t>
-            </w:r>
-          </w:p>
-        </w:tc>
-      </w:tr>
-      <w:tr>
-        <w:tc>
-          <w:tcPr/>
-          <w:p>
-            <w:pPr>
-              <w:pStyle w:val="Compact"/>
-            </w:pPr>
-            <w:r>
-              <w:rPr>
-                <w:rFonts w:hint="eastAsia"/>
-              </w:rPr>
-              <w:t xml:space="preserve">人员投入</w:t>
-            </w:r>
-          </w:p>
-        </w:tc>
-        <w:tc>
-          <w:tcPr/>
-          <w:p>
-            <w:pPr>
-              <w:pStyle w:val="Compact"/>
-            </w:pPr>
-            <w:r>
-              <w:rPr>
-                <w:rFonts w:hint="eastAsia"/>
-              </w:rPr>
-              <w:t xml:space="preserve">需求调研、设计、开发、测试、文档</w:t>
-            </w:r>
-          </w:p>
-        </w:tc>
-        <w:tc>
-          <w:tcPr/>
-          <w:p>
-            <w:pPr>
-              <w:pStyle w:val="Compact"/>
-            </w:pPr>
-            <w:r>
-              <w:rPr>
-                <w:rFonts w:hint="eastAsia"/>
-              </w:rPr>
-              <w:t xml:space="preserve">小组成员投入</w:t>
-            </w:r>
-          </w:p>
-        </w:tc>
-        <w:tc>
-          <w:tcPr/>
-          <w:p>
-            <w:pPr>
-              <w:pStyle w:val="Compact"/>
-            </w:pPr>
-            <w:r>
-              <w:rPr>
-                <w:rFonts w:hint="eastAsia"/>
-              </w:rPr>
-              <w:t xml:space="preserve">4至6人，约3至6个月</w:t>
-            </w:r>
-          </w:p>
-        </w:tc>
-      </w:tr>
-      <w:tr>
-        <w:tc>
-          <w:tcPr/>
-          <w:p>
-            <w:pPr>
-              <w:pStyle w:val="Compact"/>
-            </w:pPr>
-            <w:r>
-              <w:rPr>
-                <w:rFonts w:hint="eastAsia"/>
-              </w:rPr>
-              <w:t xml:space="preserve">知识库建设</w:t>
-            </w:r>
-          </w:p>
-        </w:tc>
-        <w:tc>
-          <w:tcPr/>
-          <w:p>
-            <w:pPr>
-              <w:pStyle w:val="Compact"/>
-            </w:pPr>
-            <w:r>
-              <w:rPr>
-                <w:rFonts w:hint="eastAsia"/>
-              </w:rPr>
-              <w:t xml:space="preserve">FAQ整理、制度梳理、标注和审核</w:t>
-            </w:r>
-          </w:p>
-        </w:tc>
-        <w:tc>
-          <w:tcPr/>
-          <w:p>
-            <w:pPr>
-              <w:pStyle w:val="Compact"/>
-            </w:pPr>
-            <w:r>
-              <w:rPr>
-                <w:rFonts w:hint="eastAsia"/>
-              </w:rPr>
-              <w:t xml:space="preserve">样例库</w:t>
-            </w:r>
-          </w:p>
-        </w:tc>
-        <w:tc>
-          <w:tcPr/>
-          <w:p>
-            <w:pPr>
-              <w:pStyle w:val="Compact"/>
-            </w:pPr>
-            <w:r>
-              <w:rPr>
-                <w:rFonts w:hint="eastAsia"/>
-              </w:rPr>
-              <w:t xml:space="preserve">需各部门持续参与</w:t>
-            </w:r>
-          </w:p>
-        </w:tc>
-      </w:tr>
-      <w:tr>
-        <w:tc>
-          <w:tcPr/>
-          <w:p>
-            <w:pPr>
-              <w:pStyle w:val="Compact"/>
-            </w:pPr>
-            <w:r>
-              <w:rPr>
-                <w:rFonts w:hint="eastAsia"/>
-              </w:rPr>
-              <w:t xml:space="preserve">基础资源</w:t>
-            </w:r>
-          </w:p>
-        </w:tc>
-        <w:tc>
-          <w:tcPr/>
-          <w:p>
-            <w:pPr>
-              <w:pStyle w:val="Compact"/>
-            </w:pPr>
-            <w:r>
-              <w:rPr>
-                <w:rFonts w:hint="eastAsia"/>
-              </w:rPr>
-              <w:t xml:space="preserve">服务器、数据库、模型推理资源</w:t>
-            </w:r>
-          </w:p>
-        </w:tc>
-        <w:tc>
-          <w:tcPr/>
-          <w:p>
-            <w:pPr>
-              <w:pStyle w:val="Compact"/>
-            </w:pPr>
-            <w:r>
-              <w:rPr>
-                <w:rFonts w:hint="eastAsia"/>
-              </w:rPr>
-              <w:t xml:space="preserve">本地或模拟环境</w:t>
-            </w:r>
-          </w:p>
-        </w:tc>
-        <w:tc>
-          <w:tcPr/>
-          <w:p>
-            <w:pPr>
-              <w:pStyle w:val="Compact"/>
-            </w:pPr>
-            <w:r>
-              <w:rPr>
-                <w:rFonts w:hint="eastAsia"/>
-              </w:rPr>
-              <w:t xml:space="preserve">校内私有云或专用资源</w:t>
-            </w:r>
-          </w:p>
-        </w:tc>
-      </w:tr>
-      <w:tr>
-        <w:tc>
-          <w:tcPr/>
-          <w:p>
-            <w:pPr>
-              <w:pStyle w:val="Compact"/>
-            </w:pPr>
-            <w:r>
-              <w:rPr>
-                <w:rFonts w:hint="eastAsia"/>
-              </w:rPr>
-              <w:t xml:space="preserve">安全合规</w:t>
-            </w:r>
-          </w:p>
-        </w:tc>
-        <w:tc>
-          <w:tcPr/>
-          <w:p>
-            <w:pPr>
-              <w:pStyle w:val="Compact"/>
-            </w:pPr>
-            <w:r>
-              <w:rPr>
-                <w:rFonts w:hint="eastAsia"/>
-              </w:rPr>
-              <w:t xml:space="preserve">权限设计、日志审计、测评整改</w:t>
-            </w:r>
-          </w:p>
-        </w:tc>
-        <w:tc>
-          <w:tcPr/>
-          <w:p>
-            <w:pPr>
-              <w:pStyle w:val="Compact"/>
-            </w:pPr>
-            <w:r>
-              <w:rPr>
-                <w:rFonts w:hint="eastAsia"/>
-              </w:rPr>
-              <w:t xml:space="preserve">文档分析</w:t>
-            </w:r>
-          </w:p>
-        </w:tc>
-        <w:tc>
-          <w:tcPr/>
-          <w:p>
-            <w:pPr>
-              <w:pStyle w:val="Compact"/>
-            </w:pPr>
-            <w:r>
-              <w:rPr>
-                <w:rFonts w:hint="eastAsia"/>
-              </w:rPr>
-              <w:t xml:space="preserve">等保测评与安全加固</w:t>
-            </w:r>
-          </w:p>
-        </w:tc>
-      </w:tr>
-      <w:tr>
-        <w:tc>
-          <w:tcPr/>
-          <w:p>
-            <w:pPr>
-              <w:pStyle w:val="Compact"/>
-            </w:pPr>
-            <w:r>
-              <w:rPr>
-                <w:rFonts w:hint="eastAsia"/>
-              </w:rPr>
-              <w:t xml:space="preserve">运维迭代</w:t>
-            </w:r>
-          </w:p>
-        </w:tc>
-        <w:tc>
-          <w:tcPr/>
-          <w:p>
-            <w:pPr>
-              <w:pStyle w:val="Compact"/>
-            </w:pPr>
-            <w:r>
-              <w:rPr>
-                <w:rFonts w:hint="eastAsia"/>
-              </w:rPr>
-              <w:t xml:space="preserve">内容维护、故障处理、模型优化</w:t>
-            </w:r>
-          </w:p>
-        </w:tc>
-        <w:tc>
-          <w:tcPr/>
-          <w:p>
-            <w:pPr>
-              <w:pStyle w:val="Compact"/>
-            </w:pPr>
-            <w:r>
-              <w:rPr>
-                <w:rFonts w:hint="eastAsia"/>
-              </w:rPr>
-              <w:t xml:space="preserve">不纳入</w:t>
-            </w:r>
-          </w:p>
-        </w:tc>
-        <w:tc>
-          <w:tcPr/>
-          <w:p>
-            <w:pPr>
-              <w:pStyle w:val="Compact"/>
-            </w:pPr>
-            <w:r>
-              <w:rPr>
-                <w:rFonts w:hint="eastAsia"/>
-              </w:rPr>
-              <w:t xml:space="preserve">需长期人员支持</w:t>
+              <w:t xml:space="preserve">维度</w:t>
+            </w:r>
+          </w:p>
+        </w:tc>
+        <w:tc>
+          <w:tcPr/>
+          <w:p>
+            <w:pPr>
+              <w:pStyle w:val="Compact"/>
+            </w:pPr>
+            <w:r>
+              <w:rPr>
+                <w:rFonts w:hint="eastAsia"/>
+              </w:rPr>
+              <w:t xml:space="preserve">方案A：校内定制问答机器人</w:t>
+            </w:r>
+          </w:p>
+        </w:tc>
+        <w:tc>
+          <w:tcPr/>
+          <w:p>
+            <w:pPr>
+              <w:pStyle w:val="Compact"/>
+            </w:pPr>
+            <w:r>
+              <w:rPr>
+                <w:rFonts w:hint="eastAsia"/>
+              </w:rPr>
+              <w:t xml:space="preserve">方案B：商业SaaS客服</w:t>
+            </w:r>
+          </w:p>
+        </w:tc>
+        <w:tc>
+          <w:tcPr/>
+          <w:p>
+            <w:pPr>
+              <w:pStyle w:val="Compact"/>
+            </w:pPr>
+            <w:r>
+              <w:rPr>
+                <w:rFonts w:hint="eastAsia"/>
+              </w:rPr>
+              <w:t xml:space="preserve">方案C：传统FAQ网页</w:t>
+            </w:r>
+          </w:p>
+        </w:tc>
+      </w:tr>
+      <w:tr>
+        <w:tc>
+          <w:tcPr/>
+          <w:p>
+            <w:pPr>
+              <w:pStyle w:val="Compact"/>
+            </w:pPr>
+            <w:r>
+              <w:rPr>
+                <w:rFonts w:hint="eastAsia"/>
+              </w:rPr>
+              <w:t xml:space="preserve">数据安全</w:t>
+            </w:r>
+          </w:p>
+        </w:tc>
+        <w:tc>
+          <w:tcPr/>
+          <w:p>
+            <w:pPr>
+              <w:pStyle w:val="Compact"/>
+            </w:pPr>
+            <w:r>
+              <w:rPr>
+                <w:rFonts w:hint="eastAsia"/>
+              </w:rPr>
+              <w:t xml:space="preserve">数据可控，适合校内部署</w:t>
+            </w:r>
+          </w:p>
+        </w:tc>
+        <w:tc>
+          <w:tcPr/>
+          <w:p>
+            <w:pPr>
+              <w:pStyle w:val="Compact"/>
+            </w:pPr>
+            <w:r>
+              <w:rPr>
+                <w:rFonts w:hint="eastAsia"/>
+              </w:rPr>
+              <w:t xml:space="preserve">可能涉及第三方数据处理</w:t>
+            </w:r>
+          </w:p>
+        </w:tc>
+        <w:tc>
+          <w:tcPr/>
+          <w:p>
+            <w:pPr>
+              <w:pStyle w:val="Compact"/>
+            </w:pPr>
+            <w:r>
+              <w:rPr>
+                <w:rFonts w:hint="eastAsia"/>
+              </w:rPr>
+              <w:t xml:space="preserve">数据可控</w:t>
+            </w:r>
+          </w:p>
+        </w:tc>
+      </w:tr>
+      <w:tr>
+        <w:tc>
+          <w:tcPr/>
+          <w:p>
+            <w:pPr>
+              <w:pStyle w:val="Compact"/>
+            </w:pPr>
+            <w:r>
+              <w:rPr>
+                <w:rFonts w:hint="eastAsia"/>
+              </w:rPr>
+              <w:t xml:space="preserve">业务适配</w:t>
+            </w:r>
+          </w:p>
+        </w:tc>
+        <w:tc>
+          <w:tcPr/>
+          <w:p>
+            <w:pPr>
+              <w:pStyle w:val="Compact"/>
+            </w:pPr>
+            <w:r>
+              <w:rPr>
+                <w:rFonts w:hint="eastAsia"/>
+              </w:rPr>
+              <w:t xml:space="preserve">可按校务流程定制</w:t>
+            </w:r>
+          </w:p>
+        </w:tc>
+        <w:tc>
+          <w:tcPr/>
+          <w:p>
+            <w:pPr>
+              <w:pStyle w:val="Compact"/>
+            </w:pPr>
+            <w:r>
+              <w:rPr>
+                <w:rFonts w:hint="eastAsia"/>
+              </w:rPr>
+              <w:t xml:space="preserve">受平台能力限制</w:t>
+            </w:r>
+          </w:p>
+        </w:tc>
+        <w:tc>
+          <w:tcPr/>
+          <w:p>
+            <w:pPr>
+              <w:pStyle w:val="Compact"/>
+            </w:pPr>
+            <w:r>
+              <w:rPr>
+                <w:rFonts w:hint="eastAsia"/>
+              </w:rPr>
+              <w:t xml:space="preserve">适配能力弱</w:t>
+            </w:r>
+          </w:p>
+        </w:tc>
+      </w:tr>
+      <w:tr>
+        <w:tc>
+          <w:tcPr/>
+          <w:p>
+            <w:pPr>
+              <w:pStyle w:val="Compact"/>
+            </w:pPr>
+            <w:r>
+              <w:rPr>
+                <w:rFonts w:hint="eastAsia"/>
+              </w:rPr>
+              <w:t xml:space="preserve">智能化程度</w:t>
+            </w:r>
+          </w:p>
+        </w:tc>
+        <w:tc>
+          <w:tcPr/>
+          <w:p>
+            <w:pPr>
+              <w:pStyle w:val="Compact"/>
+            </w:pPr>
+            <w:r>
+              <w:rPr>
+                <w:rFonts w:hint="eastAsia"/>
+              </w:rPr>
+              <w:t xml:space="preserve">高，可支持语义检索和生成式回答</w:t>
+            </w:r>
+          </w:p>
+        </w:tc>
+        <w:tc>
+          <w:tcPr/>
+          <w:p>
+            <w:pPr>
+              <w:pStyle w:val="Compact"/>
+            </w:pPr>
+            <w:r>
+              <w:rPr>
+                <w:rFonts w:hint="eastAsia"/>
+              </w:rPr>
+              <w:t xml:space="preserve">中高，依赖产品能力</w:t>
+            </w:r>
+          </w:p>
+        </w:tc>
+        <w:tc>
+          <w:tcPr/>
+          <w:p>
+            <w:pPr>
+              <w:pStyle w:val="Compact"/>
+            </w:pPr>
+            <w:r>
+              <w:rPr>
+                <w:rFonts w:hint="eastAsia"/>
+              </w:rPr>
+              <w:t xml:space="preserve">低</w:t>
+            </w:r>
+          </w:p>
+        </w:tc>
+      </w:tr>
+      <w:tr>
+        <w:tc>
+          <w:tcPr/>
+          <w:p>
+            <w:pPr>
+              <w:pStyle w:val="Compact"/>
+            </w:pPr>
+            <w:r>
+              <w:rPr>
+                <w:rFonts w:hint="eastAsia"/>
+              </w:rPr>
+              <w:t xml:space="preserve">建设成本</w:t>
+            </w:r>
+          </w:p>
+        </w:tc>
+        <w:tc>
+          <w:tcPr/>
+          <w:p>
+            <w:pPr>
+              <w:pStyle w:val="Compact"/>
+            </w:pPr>
+            <w:r>
+              <w:rPr>
+                <w:rFonts w:hint="eastAsia"/>
+              </w:rPr>
+              <w:t xml:space="preserve">中等，需开发和维护</w:t>
+            </w:r>
+          </w:p>
+        </w:tc>
+        <w:tc>
+          <w:tcPr/>
+          <w:p>
+            <w:pPr>
+              <w:pStyle w:val="Compact"/>
+            </w:pPr>
+            <w:r>
+              <w:rPr>
+                <w:rFonts w:hint="eastAsia"/>
+              </w:rPr>
+              <w:t xml:space="preserve">初期低，长期按服务付费</w:t>
+            </w:r>
+          </w:p>
+        </w:tc>
+        <w:tc>
+          <w:tcPr/>
+          <w:p>
+            <w:pPr>
+              <w:pStyle w:val="Compact"/>
+            </w:pPr>
+            <w:r>
+              <w:rPr>
+                <w:rFonts w:hint="eastAsia"/>
+              </w:rPr>
+              <w:t xml:space="preserve">低</w:t>
+            </w:r>
+          </w:p>
+        </w:tc>
+      </w:tr>
+      <w:tr>
+        <w:tc>
+          <w:tcPr/>
+          <w:p>
+            <w:pPr>
+              <w:pStyle w:val="Compact"/>
+            </w:pPr>
+            <w:r>
+              <w:rPr>
+                <w:rFonts w:hint="eastAsia"/>
+              </w:rPr>
+              <w:t xml:space="preserve">扩展能力</w:t>
+            </w:r>
+          </w:p>
+        </w:tc>
+        <w:tc>
+          <w:tcPr/>
+          <w:p>
+            <w:pPr>
+              <w:pStyle w:val="Compact"/>
+            </w:pPr>
+            <w:r>
+              <w:rPr>
+                <w:rFonts w:hint="eastAsia"/>
+              </w:rPr>
+              <w:t xml:space="preserve">强，可逐步对接校园系统</w:t>
+            </w:r>
+          </w:p>
+        </w:tc>
+        <w:tc>
+          <w:tcPr/>
+          <w:p>
+            <w:pPr>
+              <w:pStyle w:val="Compact"/>
+            </w:pPr>
+            <w:r>
+              <w:rPr>
+                <w:rFonts w:hint="eastAsia"/>
+              </w:rPr>
+              <w:t xml:space="preserve">受供应商限制</w:t>
+            </w:r>
+          </w:p>
+        </w:tc>
+        <w:tc>
+          <w:tcPr/>
+          <w:p>
+            <w:pPr>
+              <w:pStyle w:val="Compact"/>
+            </w:pPr>
+            <w:r>
+              <w:rPr>
+                <w:rFonts w:hint="eastAsia"/>
+              </w:rPr>
+              <w:t xml:space="preserve">弱</w:t>
+            </w:r>
+          </w:p>
+        </w:tc>
+      </w:tr>
+      <w:tr>
+        <w:tc>
+          <w:tcPr/>
+          <w:p>
+            <w:pPr>
+              <w:pStyle w:val="Compact"/>
+            </w:pPr>
+            <w:r>
+              <w:rPr>
+                <w:rFonts w:hint="eastAsia"/>
+              </w:rPr>
+              <w:t xml:space="preserve">推荐程度</w:t>
+            </w:r>
+          </w:p>
+        </w:tc>
+        <w:tc>
+          <w:tcPr/>
+          <w:p>
+            <w:pPr>
+              <w:pStyle w:val="Compact"/>
+            </w:pPr>
+            <w:r>
+              <w:rPr>
+                <w:rFonts w:hint="eastAsia"/>
+              </w:rPr>
+              <w:t xml:space="preserve">推荐</w:t>
+            </w:r>
+          </w:p>
+        </w:tc>
+        <w:tc>
+          <w:tcPr/>
+          <w:p>
+            <w:pPr>
+              <w:pStyle w:val="Compact"/>
+            </w:pPr>
+            <w:r>
+              <w:rPr>
+                <w:rFonts w:hint="eastAsia"/>
+              </w:rPr>
+              <w:t xml:space="preserve">谨慎采用</w:t>
+            </w:r>
+          </w:p>
+        </w:tc>
+        <w:tc>
+          <w:tcPr/>
+          <w:p>
+            <w:pPr>
+              <w:pStyle w:val="Compact"/>
+            </w:pPr>
+            <w:r>
+              <w:rPr>
+                <w:rFonts w:hint="eastAsia"/>
+              </w:rPr>
+              <w:t xml:space="preserve">可作为辅助</w:t>
             </w:r>
           </w:p>
         </w:tc>
       </w:tr>
     </w:tbl>
-    <w:bookmarkEnd w:id="20"/>
-    <w:bookmarkStart w:id="21" w:name="收益分析"/>
-    <w:p>
-      <w:pPr>
-        <w:pStyle w:val="Heading3"/>
-      </w:pPr>
-      <w:r>
-        <w:t xml:space="preserve">4.2 </w:t>
-      </w:r>
-      <w:r>
-        <w:rPr>
-          <w:rFonts w:hint="eastAsia"/>
-        </w:rPr>
-        <w:t xml:space="preserve">收益分析</w:t>
-      </w:r>
-    </w:p>
-    <w:tbl>
-      <w:tblPr>
-        <w:tblStyle w:val="Table"/>
-        <w:tblW w:type="pct" w:w="5000"/>
-        <w:tblLayout w:type="fixed"/>
-        <w:tblLook w:firstRow="1" w:lastRow="0" w:firstColumn="0" w:lastColumn="0" w:noHBand="0" w:noVBand="0" w:val="0020"/>
-      </w:tblPr>
-      <w:tblGrid>
-        <w:gridCol w:w="3960"/>
-        <w:gridCol w:w="3960"/>
-      </w:tblGrid>
-      <w:tr>
-        <w:trPr>
-          <w:tblHeader w:val="on"/>
-        </w:trPr>
-        <w:tc>
-          <w:tcPr/>
-          <w:p>
-            <w:pPr>
-              <w:pStyle w:val="Compact"/>
-            </w:pPr>
-            <w:r>
-              <w:rPr>
-                <w:rFonts w:hint="eastAsia"/>
-              </w:rPr>
-              <w:t xml:space="preserve">收益类别</w:t>
-            </w:r>
-          </w:p>
-        </w:tc>
-        <w:tc>
-          <w:tcPr/>
-          <w:p>
-            <w:pPr>
-              <w:pStyle w:val="Compact"/>
-            </w:pPr>
-            <w:r>
-              <w:rPr>
-                <w:rFonts w:hint="eastAsia"/>
-              </w:rPr>
-              <w:t xml:space="preserve">说明</w:t>
-            </w:r>
-          </w:p>
-        </w:tc>
-      </w:tr>
-      <w:tr>
-        <w:tc>
-          <w:tcPr/>
-          <w:p>
-            <w:pPr>
-              <w:pStyle w:val="Compact"/>
-            </w:pPr>
-            <w:r>
-              <w:rPr>
-                <w:rFonts w:hint="eastAsia"/>
-              </w:rPr>
-              <w:t xml:space="preserve">服务效率</w:t>
-            </w:r>
-          </w:p>
-        </w:tc>
-        <w:tc>
-          <w:tcPr/>
-          <w:p>
-            <w:pPr>
-              <w:pStyle w:val="Compact"/>
-            </w:pPr>
-            <w:r>
-              <w:rPr>
-                <w:rFonts w:hint="eastAsia"/>
-              </w:rPr>
-              <w:t xml:space="preserve">用户可直接通过自然语言获取校务信息，减少搜索和电话咨询时间</w:t>
-            </w:r>
-          </w:p>
-        </w:tc>
-      </w:tr>
-      <w:tr>
-        <w:tc>
-          <w:tcPr/>
-          <w:p>
-            <w:pPr>
-              <w:pStyle w:val="Compact"/>
-            </w:pPr>
-            <w:r>
-              <w:rPr>
-                <w:rFonts w:hint="eastAsia"/>
-              </w:rPr>
-              <w:t xml:space="preserve">人工减负</w:t>
-            </w:r>
-          </w:p>
-        </w:tc>
-        <w:tc>
-          <w:tcPr/>
-          <w:p>
-            <w:pPr>
-              <w:pStyle w:val="Compact"/>
-            </w:pPr>
-            <w:r>
-              <w:rPr>
-                <w:rFonts w:hint="eastAsia"/>
-              </w:rPr>
-              <w:t xml:space="preserve">高频重复问题由系统承担，人工窗口处理复杂问题</w:t>
-            </w:r>
-          </w:p>
-        </w:tc>
-      </w:tr>
-      <w:tr>
-        <w:tc>
-          <w:tcPr/>
-          <w:p>
-            <w:pPr>
-              <w:pStyle w:val="Compact"/>
-            </w:pPr>
-            <w:r>
-              <w:rPr>
-                <w:rFonts w:hint="eastAsia"/>
-              </w:rPr>
-              <w:t xml:space="preserve">管理改进</w:t>
-            </w:r>
-          </w:p>
-        </w:tc>
-        <w:tc>
-          <w:tcPr/>
-          <w:p>
-            <w:pPr>
-              <w:pStyle w:val="Compact"/>
-            </w:pPr>
-            <w:r>
-              <w:rPr>
-                <w:rFonts w:hint="eastAsia"/>
-              </w:rPr>
-              <w:t xml:space="preserve">热点问题统计可反映制度理解难点和服务流程问题</w:t>
-            </w:r>
-          </w:p>
-        </w:tc>
-      </w:tr>
-      <w:tr>
-        <w:tc>
-          <w:tcPr/>
-          <w:p>
-            <w:pPr>
-              <w:pStyle w:val="Compact"/>
-            </w:pPr>
-            <w:r>
-              <w:rPr>
-                <w:rFonts w:hint="eastAsia"/>
-              </w:rPr>
-              <w:t xml:space="preserve">知识沉淀</w:t>
-            </w:r>
-          </w:p>
-        </w:tc>
-        <w:tc>
-          <w:tcPr/>
-          <w:p>
-            <w:pPr>
-              <w:pStyle w:val="Compact"/>
-            </w:pPr>
-            <w:r>
-              <w:rPr>
-                <w:rFonts w:hint="eastAsia"/>
-              </w:rPr>
-              <w:t xml:space="preserve">将分散制度、通知和经验问答沉淀为结构化知识资产</w:t>
-            </w:r>
-          </w:p>
-        </w:tc>
-      </w:tr>
-      <w:tr>
-        <w:tc>
-          <w:tcPr/>
-          <w:p>
-            <w:pPr>
-              <w:pStyle w:val="Compact"/>
-            </w:pPr>
-            <w:r>
-              <w:rPr>
-                <w:rFonts w:hint="eastAsia"/>
-              </w:rPr>
-              <w:t xml:space="preserve">服务形象</w:t>
-            </w:r>
-          </w:p>
-        </w:tc>
-        <w:tc>
-          <w:tcPr/>
-          <w:p>
-            <w:pPr>
-              <w:pStyle w:val="Compact"/>
-            </w:pPr>
-            <w:r>
-              <w:rPr>
-                <w:rFonts w:hint="eastAsia"/>
-              </w:rPr>
-              <w:t xml:space="preserve">体现学校智慧校园建设能力，改善用户体验</w:t>
-            </w:r>
-          </w:p>
-        </w:tc>
-      </w:tr>
-    </w:tbl>
-    <w:bookmarkEnd w:id="21"/>
-    <w:bookmarkStart w:id="22" w:name="经济性结论"/>
-    <w:p>
-      <w:pPr>
-        <w:pStyle w:val="Heading3"/>
-      </w:pPr>
-      <w:r>
-        <w:t xml:space="preserve">4.3 </w:t>
-      </w:r>
-      <w:r>
-        <w:rPr>
-          <w:rFonts w:hint="eastAsia"/>
-        </w:rPr>
-        <w:t xml:space="preserve">经济性结论</w:t>
-      </w:r>
-    </w:p>
-    <w:p>
-      <w:pPr>
-        <w:pStyle w:val="FirstParagraph"/>
-      </w:pPr>
-      <w:r>
-        <w:rPr>
-          <w:rFonts w:hint="eastAsia"/>
-        </w:rPr>
-        <w:t xml:space="preserve">本项目不宜仅以直接财务回报衡量。作为校园公共信息服务系统，其主要收益体现在服务质量、管理效率和知识资产沉淀。采用分期建设、优先覆盖高频场景的方式，可以控制投入并较快形成可见效果。</w:t>
-      </w:r>
-    </w:p>
     <w:p>
       <w:pPr>
         <w:pStyle w:val="BodyText"/>
@@ -2303,191 +3381,34 @@
         <w:rPr>
           <w:rFonts w:hint="eastAsia"/>
         </w:rPr>
-        <w:t xml:space="preserve">经济可行性结论：可行。</w:t>
-      </w:r>
-    </w:p>
-    <w:bookmarkEnd w:id="22"/>
-    <w:bookmarkEnd w:id="23"/>
-    <w:bookmarkStart w:id="26" w:name="操作可行性分析"/>
+        <w:t xml:space="preserve">推荐方案：方案A，校内定制问答机器人。</w:t>
+      </w:r>
+    </w:p>
+    <w:p>
+      <w:pPr>
+        <w:pStyle w:val="BodyText"/>
+      </w:pPr>
+      <w:r>
+        <w:rPr>
+          <w:rFonts w:hint="eastAsia"/>
+        </w:rPr>
+        <w:t xml:space="preserve">推荐理由：该方案在数据安全、业务适配、知识沉淀和长期扩展方面更符合校园场景。传统FAQ可作为知识来源和降级补充，商业SaaS可作为技术参考但不宜作为首选方案。</w:t>
+      </w:r>
+    </w:p>
+    <w:bookmarkEnd w:id="33"/>
+    <w:bookmarkStart w:id="34" w:name="风险与控制措施"/>
     <w:p>
       <w:pPr>
         <w:pStyle w:val="Heading2"/>
       </w:pPr>
       <w:r>
-        <w:t xml:space="preserve">5. </w:t>
-      </w:r>
-      <w:r>
-        <w:rPr>
-          <w:rFonts w:hint="eastAsia"/>
-        </w:rPr>
-        <w:t xml:space="preserve">操作可行性分析</w:t>
-      </w:r>
-    </w:p>
-    <w:bookmarkStart w:id="24" w:name="用户接受度"/>
-    <w:p>
-      <w:pPr>
-        <w:pStyle w:val="Heading3"/>
-      </w:pPr>
-      <w:r>
-        <w:t xml:space="preserve">5.1 </w:t>
-      </w:r>
-      <w:r>
-        <w:rPr>
-          <w:rFonts w:hint="eastAsia"/>
-        </w:rPr>
-        <w:t xml:space="preserve">用户接受度</w:t>
-      </w:r>
-    </w:p>
-    <w:p>
-      <w:pPr>
-        <w:pStyle w:val="FirstParagraph"/>
-      </w:pPr>
-      <w:r>
-        <w:rPr>
-          <w:rFonts w:hint="eastAsia"/>
-        </w:rPr>
-        <w:t xml:space="preserve">聊天式问答入口对主要用户群体具有较高可接受性。学生和教师可通过自然语言提问减少查找成本；行政人员可通过后台维护知识和查看统计结果；家长和访客可在无需复杂登录的情况下查询公开信息。</w:t>
-      </w:r>
-    </w:p>
-    <w:bookmarkEnd w:id="24"/>
-    <w:bookmarkStart w:id="25" w:name="运营机制"/>
-    <w:p>
-      <w:pPr>
-        <w:pStyle w:val="Heading3"/>
-      </w:pPr>
-      <w:r>
-        <w:t xml:space="preserve">5.2 </w:t>
-      </w:r>
-      <w:r>
-        <w:rPr>
-          <w:rFonts w:hint="eastAsia"/>
-        </w:rPr>
-        <w:t xml:space="preserve">运营机制</w:t>
-      </w:r>
-    </w:p>
-    <w:p>
-      <w:pPr>
-        <w:pStyle w:val="FirstParagraph"/>
-      </w:pPr>
-      <w:r>
-        <w:rPr>
-          <w:rFonts w:hint="eastAsia"/>
-        </w:rPr>
-        <w:t xml:space="preserve">为保证系统长期有效，应建立以下机制：</w:t>
-      </w:r>
-    </w:p>
-    <w:p>
-      <w:pPr>
-        <w:pStyle w:val="Compact"/>
-        <w:numPr>
-          <w:ilvl w:val="0"/>
-          <w:numId w:val="1003"/>
-        </w:numPr>
-      </w:pPr>
-      <w:r>
-        <w:rPr>
-          <w:rFonts w:hint="eastAsia"/>
-        </w:rPr>
-        <w:t xml:space="preserve">知识条目必须标明来源、适用对象、生效日期和维护部门。</w:t>
-      </w:r>
-    </w:p>
-    <w:p>
-      <w:pPr>
-        <w:pStyle w:val="Compact"/>
-        <w:numPr>
-          <w:ilvl w:val="0"/>
-          <w:numId w:val="1003"/>
-        </w:numPr>
-      </w:pPr>
-      <w:r>
-        <w:rPr>
-          <w:rFonts w:hint="eastAsia"/>
-        </w:rPr>
-        <w:t xml:space="preserve">重要政策条目需经部门管理员审核后发布。</w:t>
-      </w:r>
-    </w:p>
-    <w:p>
-      <w:pPr>
-        <w:pStyle w:val="Compact"/>
-        <w:numPr>
-          <w:ilvl w:val="0"/>
-          <w:numId w:val="1003"/>
-        </w:numPr>
-      </w:pPr>
-      <w:r>
-        <w:rPr>
-          <w:rFonts w:hint="eastAsia"/>
-        </w:rPr>
-        <w:t xml:space="preserve">对低评分回答和未命中问题定期复盘。</w:t>
-      </w:r>
-    </w:p>
-    <w:p>
-      <w:pPr>
-        <w:pStyle w:val="Compact"/>
-        <w:numPr>
-          <w:ilvl w:val="0"/>
-          <w:numId w:val="1003"/>
-        </w:numPr>
-      </w:pPr>
-      <w:r>
-        <w:rPr>
-          <w:rFonts w:hint="eastAsia"/>
-        </w:rPr>
-        <w:t xml:space="preserve">对过期通知和失效流程设置自动提醒或人工检查。</w:t>
-      </w:r>
-    </w:p>
-    <w:p>
-      <w:pPr>
-        <w:pStyle w:val="Compact"/>
-        <w:numPr>
-          <w:ilvl w:val="0"/>
-          <w:numId w:val="1003"/>
-        </w:numPr>
-      </w:pPr>
-      <w:r>
-        <w:rPr>
-          <w:rFonts w:hint="eastAsia"/>
-        </w:rPr>
-        <w:t xml:space="preserve">高风险问题应默认转人工处理，不由模型直接判断。</w:t>
-      </w:r>
-    </w:p>
-    <w:p>
-      <w:pPr>
-        <w:pStyle w:val="FirstParagraph"/>
-      </w:pPr>
-      <w:r>
-        <w:rPr>
-          <w:rFonts w:hint="eastAsia"/>
-        </w:rPr>
-        <w:t xml:space="preserve">操作可行性结论：可行，需配套知识治理和部门协作流程。</w:t>
-      </w:r>
-    </w:p>
-    <w:bookmarkEnd w:id="25"/>
-    <w:bookmarkEnd w:id="26"/>
-    <w:bookmarkStart w:id="27" w:name="法律与合规可行性分析"/>
-    <w:p>
-      <w:pPr>
-        <w:pStyle w:val="Heading2"/>
-      </w:pPr>
-      <w:r>
-        <w:t xml:space="preserve">6. </w:t>
-      </w:r>
-      <w:r>
-        <w:rPr>
-          <w:rFonts w:hint="eastAsia"/>
-        </w:rPr>
-        <w:t xml:space="preserve">法律与合规可行性分析</w:t>
-      </w:r>
-    </w:p>
-    <w:p>
-      <w:pPr>
-        <w:pStyle w:val="FirstParagraph"/>
-      </w:pPr>
-      <w:r>
-        <w:rPr>
-          <w:rFonts w:hint="eastAsia"/>
-        </w:rPr>
-        <w:t xml:space="preserve">系统应遵守个人信息保护、网络安全、数据安全和教育管理相关要求。重点控制措施如下：</w:t>
+        <w:t xml:space="preserve">9. </w:t>
+      </w:r>
+      <w:r>
+        <w:rPr>
+          <w:rFonts w:hint="eastAsia"/>
+        </w:rPr>
+        <w:t xml:space="preserve">风险与控制措施</w:t>
       </w:r>
     </w:p>
     <w:tbl>
@@ -2497,8 +3418,9 @@
         <w:tblLook w:firstRow="1" w:lastRow="0" w:firstColumn="0" w:lastColumn="0" w:noHBand="0" w:noVBand="0" w:val="0020"/>
       </w:tblPr>
       <w:tblGrid>
-        <w:gridCol w:w="3960"/>
-        <w:gridCol w:w="3960"/>
+        <w:gridCol w:w="2640"/>
+        <w:gridCol w:w="2640"/>
+        <w:gridCol w:w="2640"/>
       </w:tblGrid>
       <w:tr>
         <w:trPr>
@@ -2514,7 +3436,21 @@
               <w:rPr>
                 <w:rFonts w:hint="eastAsia"/>
               </w:rPr>
-              <w:t xml:space="preserve">合规事项</w:t>
+              <w:t xml:space="preserve">风险</w:t>
+            </w:r>
+          </w:p>
+        </w:tc>
+        <w:tc>
+          <w:tcPr/>
+          <w:p>
+            <w:pPr>
+              <w:pStyle w:val="Compact"/>
+            </w:pPr>
+            <w:r>
+              <w:rPr>
+                <w:rFonts w:hint="eastAsia"/>
+              </w:rPr>
+              <w:t xml:space="preserve">等级</w:t>
             </w:r>
           </w:p>
         </w:tc>
@@ -2544,720 +3480,274 @@
               <w:rPr>
                 <w:rFonts w:hint="eastAsia"/>
               </w:rPr>
-              <w:t xml:space="preserve">个人信息保护</w:t>
-            </w:r>
-          </w:p>
-        </w:tc>
-        <w:tc>
-          <w:tcPr/>
-          <w:p>
-            <w:pPr>
-              <w:pStyle w:val="Compact"/>
-            </w:pPr>
-            <w:r>
-              <w:rPr>
-                <w:rFonts w:hint="eastAsia"/>
-              </w:rPr>
-              <w:t xml:space="preserve">最小化采集、用户授权、敏感字段脱敏</w:t>
-            </w:r>
-          </w:p>
-        </w:tc>
-      </w:tr>
-      <w:tr>
-        <w:tc>
-          <w:tcPr/>
-          <w:p>
-            <w:pPr>
-              <w:pStyle w:val="Compact"/>
-            </w:pPr>
-            <w:r>
-              <w:rPr>
-                <w:rFonts w:hint="eastAsia"/>
-              </w:rPr>
-              <w:t xml:space="preserve">数据安全</w:t>
-            </w:r>
-          </w:p>
-        </w:tc>
-        <w:tc>
-          <w:tcPr/>
-          <w:p>
-            <w:pPr>
-              <w:pStyle w:val="Compact"/>
-            </w:pPr>
-            <w:r>
-              <w:rPr>
-                <w:rFonts w:hint="eastAsia"/>
-              </w:rPr>
-              <w:t xml:space="preserve">数据分级分类、访问控制、备份恢复</w:t>
-            </w:r>
-          </w:p>
-        </w:tc>
-      </w:tr>
-      <w:tr>
-        <w:tc>
-          <w:tcPr/>
-          <w:p>
-            <w:pPr>
-              <w:pStyle w:val="Compact"/>
-            </w:pPr>
-            <w:r>
-              <w:rPr>
-                <w:rFonts w:hint="eastAsia"/>
-              </w:rPr>
-              <w:t xml:space="preserve">网络安全</w:t>
-            </w:r>
-          </w:p>
-        </w:tc>
-        <w:tc>
-          <w:tcPr/>
-          <w:p>
-            <w:pPr>
-              <w:pStyle w:val="Compact"/>
-            </w:pPr>
-            <w:r>
-              <w:rPr>
-                <w:rFonts w:hint="eastAsia"/>
-              </w:rPr>
-              <w:t xml:space="preserve">HTTPS传输、接口鉴权、日志审计、异常告警</w:t>
-            </w:r>
-          </w:p>
-        </w:tc>
-      </w:tr>
-      <w:tr>
-        <w:tc>
-          <w:tcPr/>
-          <w:p>
-            <w:pPr>
-              <w:pStyle w:val="Compact"/>
-            </w:pPr>
-            <w:r>
-              <w:rPr>
-                <w:rFonts w:hint="eastAsia"/>
-              </w:rPr>
-              <w:t xml:space="preserve">教育数据管理</w:t>
-            </w:r>
-          </w:p>
-        </w:tc>
-        <w:tc>
-          <w:tcPr/>
-          <w:p>
-            <w:pPr>
-              <w:pStyle w:val="Compact"/>
-            </w:pPr>
-            <w:r>
-              <w:rPr>
-                <w:rFonts w:hint="eastAsia"/>
-              </w:rPr>
-              <w:t xml:space="preserve">校内数据不用于无关用途，生产数据不出校内受控环境</w:t>
-            </w:r>
-          </w:p>
-        </w:tc>
-      </w:tr>
-      <w:tr>
-        <w:tc>
-          <w:tcPr/>
-          <w:p>
-            <w:pPr>
-              <w:pStyle w:val="Compact"/>
-            </w:pPr>
-            <w:r>
-              <w:rPr>
-                <w:rFonts w:hint="eastAsia"/>
-              </w:rPr>
-              <w:t xml:space="preserve">内容合规</w:t>
-            </w:r>
-          </w:p>
-        </w:tc>
-        <w:tc>
-          <w:tcPr/>
-          <w:p>
-            <w:pPr>
-              <w:pStyle w:val="Compact"/>
-            </w:pPr>
-            <w:r>
-              <w:rPr>
-                <w:rFonts w:hint="eastAsia"/>
-              </w:rPr>
-              <w:t xml:space="preserve">敏感词过滤、来源标注、人工审核和投诉处理</w:t>
+              <w:t xml:space="preserve">知识库内容不完整</w:t>
+            </w:r>
+          </w:p>
+        </w:tc>
+        <w:tc>
+          <w:tcPr/>
+          <w:p>
+            <w:pPr>
+              <w:pStyle w:val="Compact"/>
+            </w:pPr>
+            <w:r>
+              <w:rPr>
+                <w:rFonts w:hint="eastAsia"/>
+              </w:rPr>
+              <w:t xml:space="preserve">高</w:t>
+            </w:r>
+          </w:p>
+        </w:tc>
+        <w:tc>
+          <w:tcPr/>
+          <w:p>
+            <w:pPr>
+              <w:pStyle w:val="Compact"/>
+            </w:pPr>
+            <w:r>
+              <w:rPr>
+                <w:rFonts w:hint="eastAsia"/>
+              </w:rPr>
+              <w:t xml:space="preserve">优先覆盖高频问题，建立部门维护责任</w:t>
+            </w:r>
+          </w:p>
+        </w:tc>
+      </w:tr>
+      <w:tr>
+        <w:tc>
+          <w:tcPr/>
+          <w:p>
+            <w:pPr>
+              <w:pStyle w:val="Compact"/>
+            </w:pPr>
+            <w:r>
+              <w:rPr>
+                <w:rFonts w:hint="eastAsia"/>
+              </w:rPr>
+              <w:t xml:space="preserve">回答与政策原文不一致</w:t>
+            </w:r>
+          </w:p>
+        </w:tc>
+        <w:tc>
+          <w:tcPr/>
+          <w:p>
+            <w:pPr>
+              <w:pStyle w:val="Compact"/>
+            </w:pPr>
+            <w:r>
+              <w:rPr>
+                <w:rFonts w:hint="eastAsia"/>
+              </w:rPr>
+              <w:t xml:space="preserve">高</w:t>
+            </w:r>
+          </w:p>
+        </w:tc>
+        <w:tc>
+          <w:tcPr/>
+          <w:p>
+            <w:pPr>
+              <w:pStyle w:val="Compact"/>
+            </w:pPr>
+            <w:r>
+              <w:rPr>
+                <w:rFonts w:hint="eastAsia"/>
+              </w:rPr>
+              <w:t xml:space="preserve">引用来源、审核发布、用户纠错、人工兜底</w:t>
+            </w:r>
+          </w:p>
+        </w:tc>
+      </w:tr>
+      <w:tr>
+        <w:tc>
+          <w:tcPr/>
+          <w:p>
+            <w:pPr>
+              <w:pStyle w:val="Compact"/>
+            </w:pPr>
+            <w:r>
+              <w:rPr>
+                <w:rFonts w:hint="eastAsia"/>
+              </w:rPr>
+              <w:t xml:space="preserve">外部系统接口延期</w:t>
+            </w:r>
+          </w:p>
+        </w:tc>
+        <w:tc>
+          <w:tcPr/>
+          <w:p>
+            <w:pPr>
+              <w:pStyle w:val="Compact"/>
+            </w:pPr>
+            <w:r>
+              <w:rPr>
+                <w:rFonts w:hint="eastAsia"/>
+              </w:rPr>
+              <w:t xml:space="preserve">中</w:t>
+            </w:r>
+          </w:p>
+        </w:tc>
+        <w:tc>
+          <w:tcPr/>
+          <w:p>
+            <w:pPr>
+              <w:pStyle w:val="Compact"/>
+            </w:pPr>
+            <w:r>
+              <w:rPr>
+                <w:rFonts w:hint="eastAsia"/>
+              </w:rPr>
+              <w:t xml:space="preserve">首期不强依赖真实接口，使用模拟数据和缓存机制</w:t>
+            </w:r>
+          </w:p>
+        </w:tc>
+      </w:tr>
+      <w:tr>
+        <w:tc>
+          <w:tcPr/>
+          <w:p>
+            <w:pPr>
+              <w:pStyle w:val="Compact"/>
+            </w:pPr>
+            <w:r>
+              <w:rPr>
+                <w:rFonts w:hint="eastAsia"/>
+              </w:rPr>
+              <w:t xml:space="preserve">用户数据泄露</w:t>
+            </w:r>
+          </w:p>
+        </w:tc>
+        <w:tc>
+          <w:tcPr/>
+          <w:p>
+            <w:pPr>
+              <w:pStyle w:val="Compact"/>
+            </w:pPr>
+            <w:r>
+              <w:rPr>
+                <w:rFonts w:hint="eastAsia"/>
+              </w:rPr>
+              <w:t xml:space="preserve">高</w:t>
+            </w:r>
+          </w:p>
+        </w:tc>
+        <w:tc>
+          <w:tcPr/>
+          <w:p>
+            <w:pPr>
+              <w:pStyle w:val="Compact"/>
+            </w:pPr>
+            <w:r>
+              <w:rPr>
+                <w:rFonts w:hint="eastAsia"/>
+              </w:rPr>
+              <w:t xml:space="preserve">统一认证、权限控制、加密存储、日志脱敏</w:t>
+            </w:r>
+          </w:p>
+        </w:tc>
+      </w:tr>
+      <w:tr>
+        <w:tc>
+          <w:tcPr/>
+          <w:p>
+            <w:pPr>
+              <w:pStyle w:val="Compact"/>
+            </w:pPr>
+            <w:r>
+              <w:rPr>
+                <w:rFonts w:hint="eastAsia"/>
+              </w:rPr>
+              <w:t xml:space="preserve">模型输出不当内容</w:t>
+            </w:r>
+          </w:p>
+        </w:tc>
+        <w:tc>
+          <w:tcPr/>
+          <w:p>
+            <w:pPr>
+              <w:pStyle w:val="Compact"/>
+            </w:pPr>
+            <w:r>
+              <w:rPr>
+                <w:rFonts w:hint="eastAsia"/>
+              </w:rPr>
+              <w:t xml:space="preserve">中</w:t>
+            </w:r>
+          </w:p>
+        </w:tc>
+        <w:tc>
+          <w:tcPr/>
+          <w:p>
+            <w:pPr>
+              <w:pStyle w:val="Compact"/>
+            </w:pPr>
+            <w:r>
+              <w:rPr>
+                <w:rFonts w:hint="eastAsia"/>
+              </w:rPr>
+              <w:t xml:space="preserve">敏感词过滤、提示词约束、拒答策略</w:t>
+            </w:r>
+          </w:p>
+        </w:tc>
+      </w:tr>
+      <w:tr>
+        <w:tc>
+          <w:tcPr/>
+          <w:p>
+            <w:pPr>
+              <w:pStyle w:val="Compact"/>
+            </w:pPr>
+            <w:r>
+              <w:rPr>
+                <w:rFonts w:hint="eastAsia"/>
+              </w:rPr>
+              <w:t xml:space="preserve">运维资源不足</w:t>
+            </w:r>
+          </w:p>
+        </w:tc>
+        <w:tc>
+          <w:tcPr/>
+          <w:p>
+            <w:pPr>
+              <w:pStyle w:val="Compact"/>
+            </w:pPr>
+            <w:r>
+              <w:rPr>
+                <w:rFonts w:hint="eastAsia"/>
+              </w:rPr>
+              <w:t xml:space="preserve">中</w:t>
+            </w:r>
+          </w:p>
+        </w:tc>
+        <w:tc>
+          <w:tcPr/>
+          <w:p>
+            <w:pPr>
+              <w:pStyle w:val="Compact"/>
+            </w:pPr>
+            <w:r>
+              <w:rPr>
+                <w:rFonts w:hint="eastAsia"/>
+              </w:rPr>
+              <w:t xml:space="preserve">分期上线，明确知识管理员和系统管理员</w:t>
             </w:r>
           </w:p>
         </w:tc>
       </w:tr>
     </w:tbl>
-    <w:p>
-      <w:pPr>
-        <w:pStyle w:val="BodyText"/>
-      </w:pPr>
-      <w:r>
-        <w:rPr>
-          <w:rFonts w:hint="eastAsia"/>
-        </w:rPr>
-        <w:t xml:space="preserve">法律与合规可行性结论：可行，但需在设计阶段落实安全需求。</w:t>
-      </w:r>
-    </w:p>
-    <w:bookmarkEnd w:id="27"/>
-    <w:bookmarkStart w:id="28" w:name="风险矩阵"/>
+    <w:bookmarkEnd w:id="34"/>
+    <w:bookmarkStart w:id="35" w:name="实施建议"/>
     <w:p>
       <w:pPr>
         <w:pStyle w:val="Heading2"/>
       </w:pPr>
       <w:r>
-        <w:t xml:space="preserve">7. </w:t>
-      </w:r>
-      <w:r>
-        <w:rPr>
-          <w:rFonts w:hint="eastAsia"/>
-        </w:rPr>
-        <w:t xml:space="preserve">风险矩阵</w:t>
-      </w:r>
-    </w:p>
-    <w:tbl>
-      <w:tblPr>
-        <w:tblStyle w:val="Table"/>
-        <w:tblW w:type="pct" w:w="5000"/>
-        <w:tblLayout w:type="fixed"/>
-        <w:tblLook w:firstRow="1" w:lastRow="0" w:firstColumn="0" w:lastColumn="0" w:noHBand="0" w:noVBand="0" w:val="0020"/>
-      </w:tblPr>
-      <w:tblGrid>
-        <w:gridCol w:w="1584"/>
-        <w:gridCol w:w="1584"/>
-        <w:gridCol w:w="1584"/>
-        <w:gridCol w:w="1584"/>
-        <w:gridCol w:w="1584"/>
-      </w:tblGrid>
-      <w:tr>
-        <w:trPr>
-          <w:tblHeader w:val="on"/>
-        </w:trPr>
-        <w:tc>
-          <w:tcPr/>
-          <w:p>
-            <w:pPr>
-              <w:pStyle w:val="Compact"/>
-            </w:pPr>
-            <w:r>
-              <w:rPr>
-                <w:rFonts w:hint="eastAsia"/>
-              </w:rPr>
-              <w:t xml:space="preserve">风险</w:t>
-            </w:r>
-          </w:p>
-        </w:tc>
-        <w:tc>
-          <w:tcPr/>
-          <w:p>
-            <w:pPr>
-              <w:pStyle w:val="Compact"/>
-            </w:pPr>
-            <w:r>
-              <w:rPr>
-                <w:rFonts w:hint="eastAsia"/>
-              </w:rPr>
-              <w:t xml:space="preserve">概率</w:t>
-            </w:r>
-          </w:p>
-        </w:tc>
-        <w:tc>
-          <w:tcPr/>
-          <w:p>
-            <w:pPr>
-              <w:pStyle w:val="Compact"/>
-            </w:pPr>
-            <w:r>
-              <w:rPr>
-                <w:rFonts w:hint="eastAsia"/>
-              </w:rPr>
-              <w:t xml:space="preserve">影响</w:t>
-            </w:r>
-          </w:p>
-        </w:tc>
-        <w:tc>
-          <w:tcPr/>
-          <w:p>
-            <w:pPr>
-              <w:pStyle w:val="Compact"/>
-            </w:pPr>
-            <w:r>
-              <w:rPr>
-                <w:rFonts w:hint="eastAsia"/>
-              </w:rPr>
-              <w:t xml:space="preserve">等级</w:t>
-            </w:r>
-          </w:p>
-        </w:tc>
-        <w:tc>
-          <w:tcPr/>
-          <w:p>
-            <w:pPr>
-              <w:pStyle w:val="Compact"/>
-            </w:pPr>
-            <w:r>
-              <w:rPr>
-                <w:rFonts w:hint="eastAsia"/>
-              </w:rPr>
-              <w:t xml:space="preserve">应对措施</w:t>
-            </w:r>
-          </w:p>
-        </w:tc>
-      </w:tr>
-      <w:tr>
-        <w:tc>
-          <w:tcPr/>
-          <w:p>
-            <w:pPr>
-              <w:pStyle w:val="Compact"/>
-            </w:pPr>
-            <w:r>
-              <w:rPr>
-                <w:rFonts w:hint="eastAsia"/>
-              </w:rPr>
-              <w:t xml:space="preserve">知识库内容不完整</w:t>
-            </w:r>
-          </w:p>
-        </w:tc>
-        <w:tc>
-          <w:tcPr/>
-          <w:p>
-            <w:pPr>
-              <w:pStyle w:val="Compact"/>
-            </w:pPr>
-            <w:r>
-              <w:rPr>
-                <w:rFonts w:hint="eastAsia"/>
-              </w:rPr>
-              <w:t xml:space="preserve">中</w:t>
-            </w:r>
-          </w:p>
-        </w:tc>
-        <w:tc>
-          <w:tcPr/>
-          <w:p>
-            <w:pPr>
-              <w:pStyle w:val="Compact"/>
-            </w:pPr>
-            <w:r>
-              <w:rPr>
-                <w:rFonts w:hint="eastAsia"/>
-              </w:rPr>
-              <w:t xml:space="preserve">高</w:t>
-            </w:r>
-          </w:p>
-        </w:tc>
-        <w:tc>
-          <w:tcPr/>
-          <w:p>
-            <w:pPr>
-              <w:pStyle w:val="Compact"/>
-            </w:pPr>
-            <w:r>
-              <w:rPr>
-                <w:rFonts w:hint="eastAsia"/>
-              </w:rPr>
-              <w:t xml:space="preserve">高</w:t>
-            </w:r>
-          </w:p>
-        </w:tc>
-        <w:tc>
-          <w:tcPr/>
-          <w:p>
-            <w:pPr>
-              <w:pStyle w:val="Compact"/>
-            </w:pPr>
-            <w:r>
-              <w:rPr>
-                <w:rFonts w:hint="eastAsia"/>
-              </w:rPr>
-              <w:t xml:space="preserve">优先建设高频场景，按部门补充知识条目</w:t>
-            </w:r>
-          </w:p>
-        </w:tc>
-      </w:tr>
-      <w:tr>
-        <w:tc>
-          <w:tcPr/>
-          <w:p>
-            <w:pPr>
-              <w:pStyle w:val="Compact"/>
-            </w:pPr>
-            <w:r>
-              <w:rPr>
-                <w:rFonts w:hint="eastAsia"/>
-              </w:rPr>
-              <w:t xml:space="preserve">回答与政策原文不一致</w:t>
-            </w:r>
-          </w:p>
-        </w:tc>
-        <w:tc>
-          <w:tcPr/>
-          <w:p>
-            <w:pPr>
-              <w:pStyle w:val="Compact"/>
-            </w:pPr>
-            <w:r>
-              <w:rPr>
-                <w:rFonts w:hint="eastAsia"/>
-              </w:rPr>
-              <w:t xml:space="preserve">中</w:t>
-            </w:r>
-          </w:p>
-        </w:tc>
-        <w:tc>
-          <w:tcPr/>
-          <w:p>
-            <w:pPr>
-              <w:pStyle w:val="Compact"/>
-            </w:pPr>
-            <w:r>
-              <w:rPr>
-                <w:rFonts w:hint="eastAsia"/>
-              </w:rPr>
-              <w:t xml:space="preserve">高</w:t>
-            </w:r>
-          </w:p>
-        </w:tc>
-        <w:tc>
-          <w:tcPr/>
-          <w:p>
-            <w:pPr>
-              <w:pStyle w:val="Compact"/>
-            </w:pPr>
-            <w:r>
-              <w:rPr>
-                <w:rFonts w:hint="eastAsia"/>
-              </w:rPr>
-              <w:t xml:space="preserve">高</w:t>
-            </w:r>
-          </w:p>
-        </w:tc>
-        <w:tc>
-          <w:tcPr/>
-          <w:p>
-            <w:pPr>
-              <w:pStyle w:val="Compact"/>
-            </w:pPr>
-            <w:r>
-              <w:rPr>
-                <w:rFonts w:hint="eastAsia"/>
-              </w:rPr>
-              <w:t xml:space="preserve">强制引用知识来源，设置审核和纠错流程</w:t>
-            </w:r>
-          </w:p>
-        </w:tc>
-      </w:tr>
-      <w:tr>
-        <w:tc>
-          <w:tcPr/>
-          <w:p>
-            <w:pPr>
-              <w:pStyle w:val="Compact"/>
-            </w:pPr>
-            <w:r>
-              <w:rPr>
-                <w:rFonts w:hint="eastAsia"/>
-              </w:rPr>
-              <w:t xml:space="preserve">外部接口对接延期</w:t>
-            </w:r>
-          </w:p>
-        </w:tc>
-        <w:tc>
-          <w:tcPr/>
-          <w:p>
-            <w:pPr>
-              <w:pStyle w:val="Compact"/>
-            </w:pPr>
-            <w:r>
-              <w:rPr>
-                <w:rFonts w:hint="eastAsia"/>
-              </w:rPr>
-              <w:t xml:space="preserve">中</w:t>
-            </w:r>
-          </w:p>
-        </w:tc>
-        <w:tc>
-          <w:tcPr/>
-          <w:p>
-            <w:pPr>
-              <w:pStyle w:val="Compact"/>
-            </w:pPr>
-            <w:r>
-              <w:rPr>
-                <w:rFonts w:hint="eastAsia"/>
-              </w:rPr>
-              <w:t xml:space="preserve">中</w:t>
-            </w:r>
-          </w:p>
-        </w:tc>
-        <w:tc>
-          <w:tcPr/>
-          <w:p>
-            <w:pPr>
-              <w:pStyle w:val="Compact"/>
-            </w:pPr>
-            <w:r>
-              <w:rPr>
-                <w:rFonts w:hint="eastAsia"/>
-              </w:rPr>
-              <w:t xml:space="preserve">中</w:t>
-            </w:r>
-          </w:p>
-        </w:tc>
-        <w:tc>
-          <w:tcPr/>
-          <w:p>
-            <w:pPr>
-              <w:pStyle w:val="Compact"/>
-            </w:pPr>
-            <w:r>
-              <w:rPr>
-                <w:rFonts w:hint="eastAsia"/>
-              </w:rPr>
-              <w:t xml:space="preserve">首期使用模拟接口和缓存数据，降低依赖</w:t>
-            </w:r>
-          </w:p>
-        </w:tc>
-      </w:tr>
-      <w:tr>
-        <w:tc>
-          <w:tcPr/>
-          <w:p>
-            <w:pPr>
-              <w:pStyle w:val="Compact"/>
-            </w:pPr>
-            <w:r>
-              <w:rPr>
-                <w:rFonts w:hint="eastAsia"/>
-              </w:rPr>
-              <w:t xml:space="preserve">用户反馈处理不及时</w:t>
-            </w:r>
-          </w:p>
-        </w:tc>
-        <w:tc>
-          <w:tcPr/>
-          <w:p>
-            <w:pPr>
-              <w:pStyle w:val="Compact"/>
-            </w:pPr>
-            <w:r>
-              <w:rPr>
-                <w:rFonts w:hint="eastAsia"/>
-              </w:rPr>
-              <w:t xml:space="preserve">中</w:t>
-            </w:r>
-          </w:p>
-        </w:tc>
-        <w:tc>
-          <w:tcPr/>
-          <w:p>
-            <w:pPr>
-              <w:pStyle w:val="Compact"/>
-            </w:pPr>
-            <w:r>
-              <w:rPr>
-                <w:rFonts w:hint="eastAsia"/>
-              </w:rPr>
-              <w:t xml:space="preserve">中</w:t>
-            </w:r>
-          </w:p>
-        </w:tc>
-        <w:tc>
-          <w:tcPr/>
-          <w:p>
-            <w:pPr>
-              <w:pStyle w:val="Compact"/>
-            </w:pPr>
-            <w:r>
-              <w:rPr>
-                <w:rFonts w:hint="eastAsia"/>
-              </w:rPr>
-              <w:t xml:space="preserve">中</w:t>
-            </w:r>
-          </w:p>
-        </w:tc>
-        <w:tc>
-          <w:tcPr/>
-          <w:p>
-            <w:pPr>
-              <w:pStyle w:val="Compact"/>
-            </w:pPr>
-            <w:r>
-              <w:rPr>
-                <w:rFonts w:hint="eastAsia"/>
-              </w:rPr>
-              <w:t xml:space="preserve">建立反馈处理SLA和责任人</w:t>
-            </w:r>
-          </w:p>
-        </w:tc>
-      </w:tr>
-      <w:tr>
-        <w:tc>
-          <w:tcPr/>
-          <w:p>
-            <w:pPr>
-              <w:pStyle w:val="Compact"/>
-            </w:pPr>
-            <w:r>
-              <w:rPr>
-                <w:rFonts w:hint="eastAsia"/>
-              </w:rPr>
-              <w:t xml:space="preserve">模型输出不当内容</w:t>
-            </w:r>
-          </w:p>
-        </w:tc>
-        <w:tc>
-          <w:tcPr/>
-          <w:p>
-            <w:pPr>
-              <w:pStyle w:val="Compact"/>
-            </w:pPr>
-            <w:r>
-              <w:rPr>
-                <w:rFonts w:hint="eastAsia"/>
-              </w:rPr>
-              <w:t xml:space="preserve">低</w:t>
-            </w:r>
-          </w:p>
-        </w:tc>
-        <w:tc>
-          <w:tcPr/>
-          <w:p>
-            <w:pPr>
-              <w:pStyle w:val="Compact"/>
-            </w:pPr>
-            <w:r>
-              <w:rPr>
-                <w:rFonts w:hint="eastAsia"/>
-              </w:rPr>
-              <w:t xml:space="preserve">高</w:t>
-            </w:r>
-          </w:p>
-        </w:tc>
-        <w:tc>
-          <w:tcPr/>
-          <w:p>
-            <w:pPr>
-              <w:pStyle w:val="Compact"/>
-            </w:pPr>
-            <w:r>
-              <w:rPr>
-                <w:rFonts w:hint="eastAsia"/>
-              </w:rPr>
-              <w:t xml:space="preserve">中</w:t>
-            </w:r>
-          </w:p>
-        </w:tc>
-        <w:tc>
-          <w:tcPr/>
-          <w:p>
-            <w:pPr>
-              <w:pStyle w:val="Compact"/>
-            </w:pPr>
-            <w:r>
-              <w:rPr>
-                <w:rFonts w:hint="eastAsia"/>
-              </w:rPr>
-              <w:t xml:space="preserve">敏感词过滤、提示词约束、人工兜底</w:t>
-            </w:r>
-          </w:p>
-        </w:tc>
-      </w:tr>
-      <w:tr>
-        <w:tc>
-          <w:tcPr/>
-          <w:p>
-            <w:pPr>
-              <w:pStyle w:val="Compact"/>
-            </w:pPr>
-            <w:r>
-              <w:rPr>
-                <w:rFonts w:hint="eastAsia"/>
-              </w:rPr>
-              <w:t xml:space="preserve">运维资源不足</w:t>
-            </w:r>
-          </w:p>
-        </w:tc>
-        <w:tc>
-          <w:tcPr/>
-          <w:p>
-            <w:pPr>
-              <w:pStyle w:val="Compact"/>
-            </w:pPr>
-            <w:r>
-              <w:rPr>
-                <w:rFonts w:hint="eastAsia"/>
-              </w:rPr>
-              <w:t xml:space="preserve">中</w:t>
-            </w:r>
-          </w:p>
-        </w:tc>
-        <w:tc>
-          <w:tcPr/>
-          <w:p>
-            <w:pPr>
-              <w:pStyle w:val="Compact"/>
-            </w:pPr>
-            <w:r>
-              <w:rPr>
-                <w:rFonts w:hint="eastAsia"/>
-              </w:rPr>
-              <w:t xml:space="preserve">中</w:t>
-            </w:r>
-          </w:p>
-        </w:tc>
-        <w:tc>
-          <w:tcPr/>
-          <w:p>
-            <w:pPr>
-              <w:pStyle w:val="Compact"/>
-            </w:pPr>
-            <w:r>
-              <w:rPr>
-                <w:rFonts w:hint="eastAsia"/>
-              </w:rPr>
-              <w:t xml:space="preserve">中</w:t>
-            </w:r>
-          </w:p>
-        </w:tc>
-        <w:tc>
-          <w:tcPr/>
-          <w:p>
-            <w:pPr>
-              <w:pStyle w:val="Compact"/>
-            </w:pPr>
-            <w:r>
-              <w:rPr>
-                <w:rFonts w:hint="eastAsia"/>
-              </w:rPr>
-              <w:t xml:space="preserve">采用分期建设，明确上线后的维护角色</w:t>
-            </w:r>
-          </w:p>
-        </w:tc>
-      </w:tr>
-    </w:tbl>
-    <w:bookmarkEnd w:id="28"/>
-    <w:bookmarkStart w:id="29" w:name="实施建议"/>
-    <w:p>
-      <w:pPr>
-        <w:pStyle w:val="Heading2"/>
-      </w:pPr>
-      <w:r>
-        <w:t xml:space="preserve">8. </w:t>
+        <w:t xml:space="preserve">10. </w:t>
       </w:r>
       <w:r>
         <w:rPr>
           <w:rFonts w:hint="eastAsia"/>
         </w:rPr>
         <w:t xml:space="preserve">实施建议</w:t>
-      </w:r>
-    </w:p>
-    <w:p>
-      <w:pPr>
-        <w:pStyle w:val="FirstParagraph"/>
-      </w:pPr>
-      <w:r>
-        <w:rPr>
-          <w:rFonts w:hint="eastAsia"/>
-        </w:rPr>
-        <w:t xml:space="preserve">建议按以下步骤推进：</w:t>
       </w:r>
     </w:p>
     <w:p>
@@ -3272,7 +3762,7 @@
         <w:rPr>
           <w:rFonts w:hint="eastAsia"/>
         </w:rPr>
-        <w:t xml:space="preserve">完成核心用户访谈和问卷分析，确定首期高频问题清单。</w:t>
+        <w:t xml:space="preserve">第一阶段完成需求调研、用户分类、核心用例、原型设计和可行性评审。</w:t>
       </w:r>
     </w:p>
     <w:p>
@@ -3287,7 +3777,7 @@
         <w:rPr>
           <w:rFonts w:hint="eastAsia"/>
         </w:rPr>
-        <w:t xml:space="preserve">建立校务知识分类体系，形成不少于100条样例知识条目。</w:t>
+        <w:t xml:space="preserve">第二阶段建立高频知识库和问答流程，形成可演示MVP。</w:t>
       </w:r>
     </w:p>
     <w:p>
@@ -3302,7 +3792,7 @@
         <w:rPr>
           <w:rFonts w:hint="eastAsia"/>
         </w:rPr>
-        <w:t xml:space="preserve">完成问答原型、管理后台原型和反馈流程设计。</w:t>
+        <w:t xml:space="preserve">第三阶段完善知识审核、反馈闭环、统计分析和非功能测试。</w:t>
       </w:r>
     </w:p>
     <w:p>
@@ -3317,7 +3807,7 @@
         <w:rPr>
           <w:rFonts w:hint="eastAsia"/>
         </w:rPr>
-        <w:t xml:space="preserve">制定非功能需求和测试计划，覆盖性能、安全、易用性和准确率。</w:t>
+        <w:t xml:space="preserve">第四阶段在合规前提下评估与教务、OA、图书馆、一卡通等系统的接口集成。</w:t>
       </w:r>
     </w:p>
     <w:p>
@@ -3332,23 +3822,23 @@
         <w:rPr>
           <w:rFonts w:hint="eastAsia"/>
         </w:rPr>
-        <w:t xml:space="preserve">在阶段评审后进入SRS基线确认，并同步规划后续设计文档。</w:t>
-      </w:r>
-    </w:p>
-    <w:bookmarkEnd w:id="29"/>
-    <w:bookmarkStart w:id="30" w:name="结论"/>
+        <w:t xml:space="preserve">项目全过程保留版本记录、评审记录和变更记录，确保文档基线可追溯。</w:t>
+      </w:r>
+    </w:p>
+    <w:bookmarkEnd w:id="35"/>
+    <w:bookmarkStart w:id="36" w:name="最终结论"/>
     <w:p>
       <w:pPr>
         <w:pStyle w:val="Heading2"/>
       </w:pPr>
       <w:r>
-        <w:t xml:space="preserve">9. </w:t>
-      </w:r>
-      <w:r>
-        <w:rPr>
-          <w:rFonts w:hint="eastAsia"/>
-        </w:rPr>
-        <w:t xml:space="preserve">结论</w:t>
+        <w:t xml:space="preserve">11. </w:t>
+      </w:r>
+      <w:r>
+        <w:rPr>
+          <w:rFonts w:hint="eastAsia"/>
+        </w:rPr>
+        <w:t xml:space="preserve">最终结论</w:t>
       </w:r>
     </w:p>
     <w:p>
@@ -3359,11 +3849,22 @@
         <w:rPr>
           <w:rFonts w:hint="eastAsia"/>
         </w:rPr>
-        <w:t xml:space="preserve">V1.2评审稿认为，校务问答机器人项目具备技术可行性、经济合理性、操作可接受性和合规可控性。项目可以继续推进，但必须将知识库质量、内容审核、数据权限和反馈闭环作为核心建设条件。</w:t>
-      </w:r>
-    </w:p>
-    <w:bookmarkEnd w:id="30"/>
-    <w:bookmarkEnd w:id="31"/>
+        <w:t xml:space="preserve">经过技术、经济、操作和法律合规四个维度分析，校务问答机器人项目总体可行。项目建设价值明确，核心技术路线成熟，用户接受度较高，成本和风险可通过分期建设、知识治理、权限控制和人工兜底机制进行控制。</w:t>
+      </w:r>
+    </w:p>
+    <w:p>
+      <w:pPr>
+        <w:pStyle w:val="BodyText"/>
+      </w:pPr>
+      <w:r>
+        <w:rPr>
+          <w:rFonts w:hint="eastAsia"/>
+        </w:rPr>
+        <w:t xml:space="preserve">建议项目继续推进，并以本报告V1.3作为可行性分析定稿进入后续需求规格说明、系统设计、测试计划和项目收尾评审流程。</w:t>
+      </w:r>
+    </w:p>
+    <w:bookmarkEnd w:id="36"/>
+    <w:bookmarkEnd w:id="37"/>
     <w:sectPr>
       <w:footnotePr>
         <w:numRestart w:val="eachSect"/>

--- a/03-可行性分析报告/可行性分析报告(FAR).docx
+++ b/03-可行性分析报告/可行性分析报告(FAR).docx
@@ -2,6 +2,209 @@
 <file path=word/document.xml><?xml version="1.0" encoding="utf-8"?>
 <w:document xmlns:w="http://schemas.openxmlformats.org/wordprocessingml/2006/main" xmlns:m="http://schemas.openxmlformats.org/officeDocument/2006/math" xmlns:r="http://schemas.openxmlformats.org/officeDocument/2006/relationships" xmlns:o="urn:schemas-microsoft-com:office:office" xmlns:v="urn:schemas-microsoft-com:vml" xmlns:w10="urn:schemas-microsoft-com:office:word" xmlns:a="http://schemas.openxmlformats.org/drawingml/2006/main" xmlns:pic="http://schemas.openxmlformats.org/drawingml/2006/picture" xmlns:wp="http://schemas.openxmlformats.org/drawingml/2006/wordprocessingDrawing">
   <w:body>
+    <w:p>
+      <w:pPr>
+        <w:spacing w:before="0" w:after="360"/>
+        <w:jc w:val="center"/>
+      </w:pPr>
+      <w:r>
+        <w:rPr>
+          <w:rFonts w:ascii="宋体" w:hAnsi="宋体" w:eastAsia="宋体"/>
+          <w:b w:val="0"/>
+          <w:sz w:val="16"/>
+        </w:rPr>
+      </w:r>
+    </w:p>
+    <w:p>
+      <w:pPr>
+        <w:spacing w:before="0" w:after="160"/>
+        <w:jc w:val="center"/>
+      </w:pPr>
+      <w:r>
+        <w:rPr>
+          <w:rFonts w:ascii="宋体" w:hAnsi="宋体" w:eastAsia="宋体"/>
+          <w:b/>
+          <w:sz w:val="48"/>
+        </w:rPr>
+        <w:t>校务问答机器人</w:t>
+      </w:r>
+    </w:p>
+    <w:p>
+      <w:pPr>
+        <w:spacing w:before="0" w:after="360"/>
+        <w:jc w:val="center"/>
+      </w:pPr>
+      <w:r>
+        <w:rPr>
+          <w:rFonts w:ascii="宋体" w:hAnsi="宋体" w:eastAsia="宋体"/>
+          <w:b/>
+          <w:sz w:val="40"/>
+        </w:rPr>
+        <w:t>可行性分析报告(FAR)</w:t>
+      </w:r>
+    </w:p>
+    <w:p>
+      <w:pPr>
+        <w:spacing w:after="480"/>
+        <w:jc w:val="center"/>
+      </w:pPr>
+      <w:r>
+        <w:drawing>
+          <wp:inline>
+            <wp:extent cx="1143000" cy="953011"/>
+            <wp:docPr id="2" name="Picture 2"/>
+            <wp:cNvGraphicFramePr>
+              <a:graphicFrameLocks noChangeAspect="1"/>
+            </wp:cNvGraphicFramePr>
+            <a:graphic>
+              <a:graphicData uri="http://schemas.openxmlformats.org/drawingml/2006/picture">
+                <pic:pic>
+                  <pic:nvPicPr>
+                    <pic:cNvPr id="0" name="image.png"/>
+                    <pic:cNvPicPr/>
+                  </pic:nvPicPr>
+                  <pic:blipFill>
+                    <a:blip r:embed="rId9"/>
+                    <a:stretch>
+                      <a:fillRect/>
+                    </a:stretch>
+                  </pic:blipFill>
+                  <pic:spPr>
+                    <a:xfrm>
+                      <a:off x="0" y="0"/>
+                      <a:ext cx="1143000" cy="953011"/>
+                    </a:xfrm>
+                    <a:prstGeom prst="rect"/>
+                  </pic:spPr>
+                </pic:pic>
+              </a:graphicData>
+            </a:graphic>
+          </wp:inline>
+        </w:drawing>
+      </w:r>
+    </w:p>
+    <w:p>
+      <w:pPr>
+        <w:spacing w:before="0" w:after="80"/>
+        <w:jc w:val="center"/>
+      </w:pPr>
+      <w:r>
+        <w:rPr>
+          <w:rFonts w:ascii="宋体" w:hAnsi="宋体" w:eastAsia="宋体"/>
+          <w:b w:val="0"/>
+          <w:sz w:val="24"/>
+        </w:rPr>
+        <w:t>项目名称：智慧校园助手（SRA2026）校务问答机器人</w:t>
+      </w:r>
+    </w:p>
+    <w:p>
+      <w:pPr>
+        <w:spacing w:before="0" w:after="80"/>
+        <w:jc w:val="center"/>
+      </w:pPr>
+      <w:r>
+        <w:rPr>
+          <w:rFonts w:ascii="宋体" w:hAnsi="宋体" w:eastAsia="宋体"/>
+          <w:b w:val="0"/>
+          <w:sz w:val="24"/>
+        </w:rPr>
+        <w:t>文档编号：SRA2026-FAR-V1.3</w:t>
+      </w:r>
+    </w:p>
+    <w:p>
+      <w:pPr>
+        <w:spacing w:before="0" w:after="80"/>
+        <w:jc w:val="center"/>
+      </w:pPr>
+      <w:r>
+        <w:rPr>
+          <w:rFonts w:ascii="宋体" w:hAnsi="宋体" w:eastAsia="宋体"/>
+          <w:b w:val="0"/>
+          <w:sz w:val="24"/>
+        </w:rPr>
+        <w:t>版本：V1.3</w:t>
+      </w:r>
+    </w:p>
+    <w:p>
+      <w:pPr>
+        <w:spacing w:before="0" w:after="80"/>
+        <w:jc w:val="center"/>
+      </w:pPr>
+      <w:r>
+        <w:rPr>
+          <w:rFonts w:ascii="宋体" w:hAnsi="宋体" w:eastAsia="宋体"/>
+          <w:b w:val="0"/>
+          <w:sz w:val="24"/>
+        </w:rPr>
+        <w:t>状态：基线定稿编制</w:t>
+      </w:r>
+    </w:p>
+    <w:p>
+      <w:pPr>
+        <w:spacing w:before="0" w:after="80"/>
+        <w:jc w:val="center"/>
+      </w:pPr>
+      <w:r>
+        <w:rPr>
+          <w:rFonts w:ascii="宋体" w:hAnsi="宋体" w:eastAsia="宋体"/>
+          <w:b w:val="0"/>
+          <w:sz w:val="24"/>
+        </w:rPr>
+        <w:t>编制日期：2026年4月21日</w:t>
+      </w:r>
+    </w:p>
+    <w:p>
+      <w:pPr>
+        <w:spacing w:before="0" w:after="80"/>
+        <w:jc w:val="center"/>
+      </w:pPr>
+      <w:r>
+        <w:rPr>
+          <w:rFonts w:ascii="宋体" w:hAnsi="宋体" w:eastAsia="宋体"/>
+          <w:b w:val="0"/>
+          <w:sz w:val="24"/>
+        </w:rPr>
+        <w:t>编制团队：SRA2026-G10 项目组</w:t>
+      </w:r>
+    </w:p>
+    <w:p>
+      <w:pPr>
+        <w:spacing w:before="0" w:after="0"/>
+        <w:jc w:val="center"/>
+      </w:pPr>
+      <w:r>
+        <w:rPr>
+          <w:rFonts w:ascii="宋体" w:hAnsi="宋体" w:eastAsia="宋体"/>
+          <w:b w:val="0"/>
+          <w:color w:val="666666"/>
+          <w:sz w:val="21"/>
+        </w:rPr>
+        <w:t>适用范围：软件需求工程课程项目交付文档</w:t>
+      </w:r>
+    </w:p>
+    <w:p>
+      <w:pPr>
+        <w:spacing w:before="480" w:after="0"/>
+        <w:jc w:val="center"/>
+      </w:pPr>
+      <w:r>
+        <w:rPr>
+          <w:rFonts w:ascii="宋体" w:hAnsi="宋体" w:eastAsia="宋体"/>
+          <w:b w:val="0"/>
+          <w:color w:val="666666"/>
+          <w:sz w:val="18"/>
+        </w:rPr>
+        <w:t>依据：SRS、RG、UG、UC、PT、设计、测试、评审与配置管理基线材料</w:t>
+      </w:r>
+    </w:p>
+    <w:p>
+      <w:pPr>
+        <w:spacing w:after="0"/>
+      </w:pPr>
+      <w:r>
+        <w:br w:type="page"/>
+      </w:r>
+    </w:p>
     <w:bookmarkStart w:id="37" w:name="可行性分析报告farv1.3"/>
     <w:p>
       <w:pPr>
@@ -14,281 +217,6 @@
         <w:t xml:space="preserve">可行性分析报告（FAR）V1.3</w:t>
       </w:r>
     </w:p>
-    <w:tbl>
-      <w:tblPr>
-        <w:tblStyle w:val="Table"/>
-        <w:tblW w:type="auto" w:w="0"/>
-        <w:tblLook w:firstRow="1" w:lastRow="0" w:firstColumn="0" w:lastColumn="0" w:noHBand="0" w:noVBand="0" w:val="0020"/>
-      </w:tblPr>
-      <w:tblGrid>
-        <w:gridCol w:w="3960"/>
-        <w:gridCol w:w="3960"/>
-      </w:tblGrid>
-      <w:tr>
-        <w:trPr>
-          <w:tblHeader w:val="on"/>
-        </w:trPr>
-        <w:tc>
-          <w:tcPr/>
-          <w:p>
-            <w:pPr>
-              <w:pStyle w:val="Compact"/>
-            </w:pPr>
-            <w:r>
-              <w:rPr>
-                <w:rFonts w:hint="eastAsia"/>
-              </w:rPr>
-              <w:t xml:space="preserve">项目</w:t>
-            </w:r>
-          </w:p>
-        </w:tc>
-        <w:tc>
-          <w:tcPr/>
-          <w:p>
-            <w:pPr>
-              <w:pStyle w:val="Compact"/>
-            </w:pPr>
-            <w:r>
-              <w:rPr>
-                <w:rFonts w:hint="eastAsia"/>
-              </w:rPr>
-              <w:t xml:space="preserve">内容</w:t>
-            </w:r>
-          </w:p>
-        </w:tc>
-      </w:tr>
-      <w:tr>
-        <w:tc>
-          <w:tcPr/>
-          <w:p>
-            <w:pPr>
-              <w:pStyle w:val="Compact"/>
-            </w:pPr>
-            <w:r>
-              <w:rPr>
-                <w:rFonts w:hint="eastAsia"/>
-              </w:rPr>
-              <w:t xml:space="preserve">项目名称</w:t>
-            </w:r>
-          </w:p>
-        </w:tc>
-        <w:tc>
-          <w:tcPr/>
-          <w:p>
-            <w:pPr>
-              <w:pStyle w:val="Compact"/>
-            </w:pPr>
-            <w:r>
-              <w:rPr>
-                <w:rFonts w:hint="eastAsia"/>
-              </w:rPr>
-              <w:t xml:space="preserve">智慧校园助手（SRA2026）校务问答机器人</w:t>
-            </w:r>
-          </w:p>
-        </w:tc>
-      </w:tr>
-      <w:tr>
-        <w:tc>
-          <w:tcPr/>
-          <w:p>
-            <w:pPr>
-              <w:pStyle w:val="Compact"/>
-            </w:pPr>
-            <w:r>
-              <w:rPr>
-                <w:rFonts w:hint="eastAsia"/>
-              </w:rPr>
-              <w:t xml:space="preserve">文档编号</w:t>
-            </w:r>
-          </w:p>
-        </w:tc>
-        <w:tc>
-          <w:tcPr/>
-          <w:p>
-            <w:pPr>
-              <w:pStyle w:val="Compact"/>
-            </w:pPr>
-            <w:r>
-              <w:t xml:space="preserve">SRA2026-FAR-V1.3</w:t>
-            </w:r>
-          </w:p>
-        </w:tc>
-      </w:tr>
-      <w:tr>
-        <w:tc>
-          <w:tcPr/>
-          <w:p>
-            <w:pPr>
-              <w:pStyle w:val="Compact"/>
-            </w:pPr>
-            <w:r>
-              <w:rPr>
-                <w:rFonts w:hint="eastAsia"/>
-              </w:rPr>
-              <w:t xml:space="preserve">版本号</w:t>
-            </w:r>
-          </w:p>
-        </w:tc>
-        <w:tc>
-          <w:tcPr/>
-          <w:p>
-            <w:pPr>
-              <w:pStyle w:val="Compact"/>
-            </w:pPr>
-            <w:r>
-              <w:t xml:space="preserve">V1.3</w:t>
-            </w:r>
-          </w:p>
-        </w:tc>
-      </w:tr>
-      <w:tr>
-        <w:tc>
-          <w:tcPr/>
-          <w:p>
-            <w:pPr>
-              <w:pStyle w:val="Compact"/>
-            </w:pPr>
-            <w:r>
-              <w:rPr>
-                <w:rFonts w:hint="eastAsia"/>
-              </w:rPr>
-              <w:t xml:space="preserve">日期</w:t>
-            </w:r>
-          </w:p>
-        </w:tc>
-        <w:tc>
-          <w:tcPr/>
-          <w:p>
-            <w:pPr>
-              <w:pStyle w:val="Compact"/>
-            </w:pPr>
-            <w:r>
-              <w:rPr>
-                <w:rFonts w:hint="eastAsia"/>
-              </w:rPr>
-              <w:t xml:space="preserve">2026年4月21日</w:t>
-            </w:r>
-          </w:p>
-        </w:tc>
-      </w:tr>
-      <w:tr>
-        <w:tc>
-          <w:tcPr/>
-          <w:p>
-            <w:pPr>
-              <w:pStyle w:val="Compact"/>
-            </w:pPr>
-            <w:r>
-              <w:rPr>
-                <w:rFonts w:hint="eastAsia"/>
-              </w:rPr>
-              <w:t xml:space="preserve">状态</w:t>
-            </w:r>
-          </w:p>
-        </w:tc>
-        <w:tc>
-          <w:tcPr/>
-          <w:p>
-            <w:pPr>
-              <w:pStyle w:val="Compact"/>
-            </w:pPr>
-            <w:r>
-              <w:rPr>
-                <w:rFonts w:hint="eastAsia"/>
-              </w:rPr>
-              <w:t xml:space="preserve">定稿</w:t>
-            </w:r>
-          </w:p>
-        </w:tc>
-      </w:tr>
-      <w:tr>
-        <w:tc>
-          <w:tcPr/>
-          <w:p>
-            <w:pPr>
-              <w:pStyle w:val="Compact"/>
-            </w:pPr>
-            <w:r>
-              <w:rPr>
-                <w:rFonts w:hint="eastAsia"/>
-              </w:rPr>
-              <w:t xml:space="preserve">建设单位</w:t>
-            </w:r>
-          </w:p>
-        </w:tc>
-        <w:tc>
-          <w:tcPr/>
-          <w:p>
-            <w:pPr>
-              <w:pStyle w:val="Compact"/>
-            </w:pPr>
-            <w:r>
-              <w:rPr>
-                <w:rFonts w:hint="eastAsia"/>
-              </w:rPr>
-              <w:t xml:space="preserve">校园信息中心、教务处、学工部</w:t>
-            </w:r>
-          </w:p>
-        </w:tc>
-      </w:tr>
-      <w:tr>
-        <w:tc>
-          <w:tcPr/>
-          <w:p>
-            <w:pPr>
-              <w:pStyle w:val="Compact"/>
-            </w:pPr>
-            <w:r>
-              <w:rPr>
-                <w:rFonts w:hint="eastAsia"/>
-              </w:rPr>
-              <w:t xml:space="preserve">承担单位</w:t>
-            </w:r>
-          </w:p>
-        </w:tc>
-        <w:tc>
-          <w:tcPr/>
-          <w:p>
-            <w:pPr>
-              <w:pStyle w:val="Compact"/>
-            </w:pPr>
-            <w:r>
-              <w:t xml:space="preserve">SRA2026-G10</w:t>
-            </w:r>
-          </w:p>
-        </w:tc>
-      </w:tr>
-      <w:tr>
-        <w:tc>
-          <w:tcPr/>
-          <w:p>
-            <w:pPr>
-              <w:pStyle w:val="Compact"/>
-            </w:pPr>
-            <w:r>
-              <w:rPr>
-                <w:rFonts w:hint="eastAsia"/>
-              </w:rPr>
-              <w:t xml:space="preserve">编写人员</w:t>
-            </w:r>
-          </w:p>
-        </w:tc>
-        <w:tc>
-          <w:tcPr/>
-          <w:p>
-            <w:pPr>
-              <w:pStyle w:val="Compact"/>
-            </w:pPr>
-            <w:r>
-              <w:rPr>
-                <w:rFonts w:hint="eastAsia"/>
-              </w:rPr>
-              <w:t xml:space="preserve">项目需求分析团队</w:t>
-            </w:r>
-          </w:p>
-        </w:tc>
-      </w:tr>
-    </w:tbl>
     <w:bookmarkStart w:id="9" w:name="版本修订记录"/>
     <w:p>
       <w:pPr>
@@ -301,230 +229,6 @@
         <w:t xml:space="preserve">版本修订记录</w:t>
       </w:r>
     </w:p>
-    <w:tbl>
-      <w:tblPr>
-        <w:tblStyle w:val="Table"/>
-        <w:tblW w:type="pct" w:w="5000"/>
-        <w:tblLayout w:type="fixed"/>
-        <w:tblLook w:firstRow="1" w:lastRow="0" w:firstColumn="0" w:lastColumn="0" w:noHBand="0" w:noVBand="0" w:val="0020"/>
-      </w:tblPr>
-      <w:tblGrid>
-        <w:gridCol w:w="2640"/>
-        <w:gridCol w:w="2640"/>
-        <w:gridCol w:w="2640"/>
-      </w:tblGrid>
-      <w:tr>
-        <w:trPr>
-          <w:tblHeader w:val="on"/>
-        </w:trPr>
-        <w:tc>
-          <w:tcPr/>
-          <w:p>
-            <w:pPr>
-              <w:pStyle w:val="Compact"/>
-            </w:pPr>
-            <w:r>
-              <w:rPr>
-                <w:rFonts w:hint="eastAsia"/>
-              </w:rPr>
-              <w:t xml:space="preserve">版本</w:t>
-            </w:r>
-          </w:p>
-        </w:tc>
-        <w:tc>
-          <w:tcPr/>
-          <w:p>
-            <w:pPr>
-              <w:pStyle w:val="Compact"/>
-            </w:pPr>
-            <w:r>
-              <w:rPr>
-                <w:rFonts w:hint="eastAsia"/>
-              </w:rPr>
-              <w:t xml:space="preserve">日期</w:t>
-            </w:r>
-          </w:p>
-        </w:tc>
-        <w:tc>
-          <w:tcPr/>
-          <w:p>
-            <w:pPr>
-              <w:pStyle w:val="Compact"/>
-            </w:pPr>
-            <w:r>
-              <w:rPr>
-                <w:rFonts w:hint="eastAsia"/>
-              </w:rPr>
-              <w:t xml:space="preserve">修订说明</w:t>
-            </w:r>
-          </w:p>
-        </w:tc>
-      </w:tr>
-      <w:tr>
-        <w:tc>
-          <w:tcPr/>
-          <w:p>
-            <w:pPr>
-              <w:pStyle w:val="Compact"/>
-            </w:pPr>
-            <w:r>
-              <w:t xml:space="preserve">V1.0</w:t>
-            </w:r>
-          </w:p>
-        </w:tc>
-        <w:tc>
-          <w:tcPr/>
-          <w:p>
-            <w:pPr>
-              <w:pStyle w:val="Compact"/>
-            </w:pPr>
-            <w:r>
-              <w:rPr>
-                <w:rFonts w:hint="eastAsia"/>
-              </w:rPr>
-              <w:t xml:space="preserve">2026年3月15日</w:t>
-            </w:r>
-          </w:p>
-        </w:tc>
-        <w:tc>
-          <w:tcPr/>
-          <w:p>
-            <w:pPr>
-              <w:pStyle w:val="Compact"/>
-            </w:pPr>
-            <w:r>
-              <w:rPr>
-                <w:rFonts w:hint="eastAsia"/>
-              </w:rPr>
-              <w:t xml:space="preserve">建立可行性分析框架，完成项目背景、初步目标、初步技术与组织可行性判断。</w:t>
-            </w:r>
-          </w:p>
-        </w:tc>
-      </w:tr>
-      <w:tr>
-        <w:tc>
-          <w:tcPr/>
-          <w:p>
-            <w:pPr>
-              <w:pStyle w:val="Compact"/>
-            </w:pPr>
-            <w:r>
-              <w:t xml:space="preserve">V1.1</w:t>
-            </w:r>
-          </w:p>
-        </w:tc>
-        <w:tc>
-          <w:tcPr/>
-          <w:p>
-            <w:pPr>
-              <w:pStyle w:val="Compact"/>
-            </w:pPr>
-            <w:r>
-              <w:rPr>
-                <w:rFonts w:hint="eastAsia"/>
-              </w:rPr>
-              <w:t xml:space="preserve">2026年3月22日</w:t>
-            </w:r>
-          </w:p>
-        </w:tc>
-        <w:tc>
-          <w:tcPr/>
-          <w:p>
-            <w:pPr>
-              <w:pStyle w:val="Compact"/>
-            </w:pPr>
-            <w:r>
-              <w:rPr>
-                <w:rFonts w:hint="eastAsia"/>
-              </w:rPr>
-              <w:t xml:space="preserve">根据用户调研补充用户群体、问题场景、方案比较和阶段实施建议。</w:t>
-            </w:r>
-          </w:p>
-        </w:tc>
-      </w:tr>
-      <w:tr>
-        <w:tc>
-          <w:tcPr/>
-          <w:p>
-            <w:pPr>
-              <w:pStyle w:val="Compact"/>
-            </w:pPr>
-            <w:r>
-              <w:t xml:space="preserve">V1.2</w:t>
-            </w:r>
-          </w:p>
-        </w:tc>
-        <w:tc>
-          <w:tcPr/>
-          <w:p>
-            <w:pPr>
-              <w:pStyle w:val="Compact"/>
-            </w:pPr>
-            <w:r>
-              <w:rPr>
-                <w:rFonts w:hint="eastAsia"/>
-              </w:rPr>
-              <w:t xml:space="preserve">2026年4月5日</w:t>
-            </w:r>
-          </w:p>
-        </w:tc>
-        <w:tc>
-          <w:tcPr/>
-          <w:p>
-            <w:pPr>
-              <w:pStyle w:val="Compact"/>
-            </w:pPr>
-            <w:r>
-              <w:rPr>
-                <w:rFonts w:hint="eastAsia"/>
-              </w:rPr>
-              <w:t xml:space="preserve">补充成本收益估算、非功能指标、风险矩阵和合规控制措施，形成评审稿。</w:t>
-            </w:r>
-          </w:p>
-        </w:tc>
-      </w:tr>
-      <w:tr>
-        <w:tc>
-          <w:tcPr/>
-          <w:p>
-            <w:pPr>
-              <w:pStyle w:val="Compact"/>
-            </w:pPr>
-            <w:r>
-              <w:t xml:space="preserve">V1.3</w:t>
-            </w:r>
-          </w:p>
-        </w:tc>
-        <w:tc>
-          <w:tcPr/>
-          <w:p>
-            <w:pPr>
-              <w:pStyle w:val="Compact"/>
-            </w:pPr>
-            <w:r>
-              <w:rPr>
-                <w:rFonts w:hint="eastAsia"/>
-              </w:rPr>
-              <w:t xml:space="preserve">2026年4月21日</w:t>
-            </w:r>
-          </w:p>
-        </w:tc>
-        <w:tc>
-          <w:tcPr/>
-          <w:p>
-            <w:pPr>
-              <w:pStyle w:val="Compact"/>
-            </w:pPr>
-            <w:r>
-              <w:rPr>
-                <w:rFonts w:hint="eastAsia"/>
-              </w:rPr>
-              <w:t xml:space="preserve">根据评审意见统一项目范围、关键指标和结论，形成可行性分析定稿。</w:t>
-            </w:r>
-          </w:p>
-        </w:tc>
-      </w:tr>
-    </w:tbl>
     <w:bookmarkEnd w:id="9"/>
     <w:bookmarkStart w:id="13" w:name="引言"/>
     <w:p>
@@ -621,230 +325,6 @@
         <w:t xml:space="preserve">术语说明</w:t>
       </w:r>
     </w:p>
-    <w:tbl>
-      <w:tblPr>
-        <w:tblStyle w:val="Table"/>
-        <w:tblW w:type="auto" w:w="0"/>
-        <w:tblLook w:firstRow="1" w:lastRow="0" w:firstColumn="0" w:lastColumn="0" w:noHBand="0" w:noVBand="0" w:val="0020"/>
-      </w:tblPr>
-      <w:tblGrid>
-        <w:gridCol w:w="3960"/>
-        <w:gridCol w:w="3960"/>
-      </w:tblGrid>
-      <w:tr>
-        <w:trPr>
-          <w:tblHeader w:val="on"/>
-        </w:trPr>
-        <w:tc>
-          <w:tcPr/>
-          <w:p>
-            <w:pPr>
-              <w:pStyle w:val="Compact"/>
-            </w:pPr>
-            <w:r>
-              <w:rPr>
-                <w:rFonts w:hint="eastAsia"/>
-              </w:rPr>
-              <w:t xml:space="preserve">术语</w:t>
-            </w:r>
-          </w:p>
-        </w:tc>
-        <w:tc>
-          <w:tcPr/>
-          <w:p>
-            <w:pPr>
-              <w:pStyle w:val="Compact"/>
-            </w:pPr>
-            <w:r>
-              <w:rPr>
-                <w:rFonts w:hint="eastAsia"/>
-              </w:rPr>
-              <w:t xml:space="preserve">说明</w:t>
-            </w:r>
-          </w:p>
-        </w:tc>
-      </w:tr>
-      <w:tr>
-        <w:tc>
-          <w:tcPr/>
-          <w:p>
-            <w:pPr>
-              <w:pStyle w:val="Compact"/>
-            </w:pPr>
-            <w:r>
-              <w:t xml:space="preserve">LLM</w:t>
-            </w:r>
-          </w:p>
-        </w:tc>
-        <w:tc>
-          <w:tcPr/>
-          <w:p>
-            <w:pPr>
-              <w:pStyle w:val="Compact"/>
-            </w:pPr>
-            <w:r>
-              <w:t xml:space="preserve">Large Language </w:t>
-            </w:r>
-            <w:r>
-              <w:rPr>
-                <w:rFonts w:hint="eastAsia"/>
-              </w:rPr>
-              <w:t xml:space="preserve">Model，大语言模型</w:t>
-            </w:r>
-          </w:p>
-        </w:tc>
-      </w:tr>
-      <w:tr>
-        <w:tc>
-          <w:tcPr/>
-          <w:p>
-            <w:pPr>
-              <w:pStyle w:val="Compact"/>
-            </w:pPr>
-            <w:r>
-              <w:t xml:space="preserve">RAG</w:t>
-            </w:r>
-          </w:p>
-        </w:tc>
-        <w:tc>
-          <w:tcPr/>
-          <w:p>
-            <w:pPr>
-              <w:pStyle w:val="Compact"/>
-            </w:pPr>
-            <w:r>
-              <w:t xml:space="preserve">Retrieval-Augmented </w:t>
-            </w:r>
-            <w:r>
-              <w:rPr>
-                <w:rFonts w:hint="eastAsia"/>
-              </w:rPr>
-              <w:t xml:space="preserve">Generation，检索增强生成</w:t>
-            </w:r>
-          </w:p>
-        </w:tc>
-      </w:tr>
-      <w:tr>
-        <w:tc>
-          <w:tcPr/>
-          <w:p>
-            <w:pPr>
-              <w:pStyle w:val="Compact"/>
-            </w:pPr>
-            <w:r>
-              <w:t xml:space="preserve">FAQ</w:t>
-            </w:r>
-          </w:p>
-        </w:tc>
-        <w:tc>
-          <w:tcPr/>
-          <w:p>
-            <w:pPr>
-              <w:pStyle w:val="Compact"/>
-            </w:pPr>
-            <w:r>
-              <w:t xml:space="preserve">Frequently Asked </w:t>
-            </w:r>
-            <w:r>
-              <w:rPr>
-                <w:rFonts w:hint="eastAsia"/>
-              </w:rPr>
-              <w:t xml:space="preserve">Questions，常见问题</w:t>
-            </w:r>
-          </w:p>
-        </w:tc>
-      </w:tr>
-      <w:tr>
-        <w:tc>
-          <w:tcPr/>
-          <w:p>
-            <w:pPr>
-              <w:pStyle w:val="Compact"/>
-            </w:pPr>
-            <w:r>
-              <w:t xml:space="preserve">CAS</w:t>
-            </w:r>
-          </w:p>
-        </w:tc>
-        <w:tc>
-          <w:tcPr/>
-          <w:p>
-            <w:pPr>
-              <w:pStyle w:val="Compact"/>
-            </w:pPr>
-            <w:r>
-              <w:t xml:space="preserve">Central Authentication </w:t>
-            </w:r>
-            <w:r>
-              <w:rPr>
-                <w:rFonts w:hint="eastAsia"/>
-              </w:rPr>
-              <w:t xml:space="preserve">Service，统一身份认证</w:t>
-            </w:r>
-          </w:p>
-        </w:tc>
-      </w:tr>
-      <w:tr>
-        <w:tc>
-          <w:tcPr/>
-          <w:p>
-            <w:pPr>
-              <w:pStyle w:val="Compact"/>
-            </w:pPr>
-            <w:r>
-              <w:t xml:space="preserve">RBAC</w:t>
-            </w:r>
-          </w:p>
-        </w:tc>
-        <w:tc>
-          <w:tcPr/>
-          <w:p>
-            <w:pPr>
-              <w:pStyle w:val="Compact"/>
-            </w:pPr>
-            <w:r>
-              <w:t xml:space="preserve">Role-Based Access </w:t>
-            </w:r>
-            <w:r>
-              <w:rPr>
-                <w:rFonts w:hint="eastAsia"/>
-              </w:rPr>
-              <w:t xml:space="preserve">Control，基于角色的访问控制</w:t>
-            </w:r>
-          </w:p>
-        </w:tc>
-      </w:tr>
-      <w:tr>
-        <w:tc>
-          <w:tcPr/>
-          <w:p>
-            <w:pPr>
-              <w:pStyle w:val="Compact"/>
-            </w:pPr>
-            <w:r>
-              <w:t xml:space="preserve">MVP</w:t>
-            </w:r>
-          </w:p>
-        </w:tc>
-        <w:tc>
-          <w:tcPr/>
-          <w:p>
-            <w:pPr>
-              <w:pStyle w:val="Compact"/>
-            </w:pPr>
-            <w:r>
-              <w:t xml:space="preserve">Minimum Viable </w:t>
-            </w:r>
-            <w:r>
-              <w:rPr>
-                <w:rFonts w:hint="eastAsia"/>
-              </w:rPr>
-              <w:t xml:space="preserve">Product，最小可行产品</w:t>
-            </w:r>
-          </w:p>
-        </w:tc>
-      </w:tr>
-    </w:tbl>
     <w:bookmarkEnd w:id="12"/>
     <w:bookmarkEnd w:id="13"/>
     <w:bookmarkStart w:id="17" w:name="项目目标与范围"/>
@@ -862,7 +342,6 @@
         <w:t xml:space="preserve">项目目标与范围</w:t>
       </w:r>
     </w:p>
-    <w:bookmarkStart w:id="14" w:name="项目目标"/>
     <w:p>
       <w:pPr>
         <w:pStyle w:val="Heading3"/>
@@ -952,7 +431,6 @@
         <w:t xml:space="preserve">为后续对接教务、OA、图书馆、一卡通等系统预留接口和权限设计。</w:t>
       </w:r>
     </w:p>
-    <w:bookmarkEnd w:id="14"/>
     <w:bookmarkStart w:id="15" w:name="范围内内容"/>
     <w:p>
       <w:pPr>
@@ -968,201 +446,6 @@
         <w:t xml:space="preserve">范围内内容</w:t>
       </w:r>
     </w:p>
-    <w:tbl>
-      <w:tblPr>
-        <w:tblStyle w:val="Table"/>
-        <w:tblW w:type="auto" w:w="0"/>
-        <w:tblLook w:firstRow="1" w:lastRow="0" w:firstColumn="0" w:lastColumn="0" w:noHBand="0" w:noVBand="0" w:val="0020"/>
-      </w:tblPr>
-      <w:tblGrid>
-        <w:gridCol w:w="3960"/>
-        <w:gridCol w:w="3960"/>
-      </w:tblGrid>
-      <w:tr>
-        <w:trPr>
-          <w:tblHeader w:val="on"/>
-        </w:trPr>
-        <w:tc>
-          <w:tcPr/>
-          <w:p>
-            <w:pPr>
-              <w:pStyle w:val="Compact"/>
-            </w:pPr>
-            <w:r>
-              <w:rPr>
-                <w:rFonts w:hint="eastAsia"/>
-              </w:rPr>
-              <w:t xml:space="preserve">类别</w:t>
-            </w:r>
-          </w:p>
-        </w:tc>
-        <w:tc>
-          <w:tcPr/>
-          <w:p>
-            <w:pPr>
-              <w:pStyle w:val="Compact"/>
-            </w:pPr>
-            <w:r>
-              <w:rPr>
-                <w:rFonts w:hint="eastAsia"/>
-              </w:rPr>
-              <w:t xml:space="preserve">内容</w:t>
-            </w:r>
-          </w:p>
-        </w:tc>
-      </w:tr>
-      <w:tr>
-        <w:tc>
-          <w:tcPr/>
-          <w:p>
-            <w:pPr>
-              <w:pStyle w:val="Compact"/>
-            </w:pPr>
-            <w:r>
-              <w:rPr>
-                <w:rFonts w:hint="eastAsia"/>
-              </w:rPr>
-              <w:t xml:space="preserve">智能问答</w:t>
-            </w:r>
-          </w:p>
-        </w:tc>
-        <w:tc>
-          <w:tcPr/>
-          <w:p>
-            <w:pPr>
-              <w:pStyle w:val="Compact"/>
-            </w:pPr>
-            <w:r>
-              <w:rPr>
-                <w:rFonts w:hint="eastAsia"/>
-              </w:rPr>
-              <w:t xml:space="preserve">高频校务FAQ、制度解释、办事流程、公开通知摘要</w:t>
-            </w:r>
-          </w:p>
-        </w:tc>
-      </w:tr>
-      <w:tr>
-        <w:tc>
-          <w:tcPr/>
-          <w:p>
-            <w:pPr>
-              <w:pStyle w:val="Compact"/>
-            </w:pPr>
-            <w:r>
-              <w:rPr>
-                <w:rFonts w:hint="eastAsia"/>
-              </w:rPr>
-              <w:t xml:space="preserve">用户服务</w:t>
-            </w:r>
-          </w:p>
-        </w:tc>
-        <w:tc>
-          <w:tcPr/>
-          <w:p>
-            <w:pPr>
-              <w:pStyle w:val="Compact"/>
-            </w:pPr>
-            <w:r>
-              <w:rPr>
-                <w:rFonts w:hint="eastAsia"/>
-              </w:rPr>
-              <w:t xml:space="preserve">聊天式问答、常见问题推荐、历史记录、回答评价、问题反馈</w:t>
-            </w:r>
-          </w:p>
-        </w:tc>
-      </w:tr>
-      <w:tr>
-        <w:tc>
-          <w:tcPr/>
-          <w:p>
-            <w:pPr>
-              <w:pStyle w:val="Compact"/>
-            </w:pPr>
-            <w:r>
-              <w:rPr>
-                <w:rFonts w:hint="eastAsia"/>
-              </w:rPr>
-              <w:t xml:space="preserve">知识管理</w:t>
-            </w:r>
-          </w:p>
-        </w:tc>
-        <w:tc>
-          <w:tcPr/>
-          <w:p>
-            <w:pPr>
-              <w:pStyle w:val="Compact"/>
-            </w:pPr>
-            <w:r>
-              <w:rPr>
-                <w:rFonts w:hint="eastAsia"/>
-              </w:rPr>
-              <w:t xml:space="preserve">知识条目分类、编辑、审核、发布、下线、版本记录</w:t>
-            </w:r>
-          </w:p>
-        </w:tc>
-      </w:tr>
-      <w:tr>
-        <w:tc>
-          <w:tcPr/>
-          <w:p>
-            <w:pPr>
-              <w:pStyle w:val="Compact"/>
-            </w:pPr>
-            <w:r>
-              <w:rPr>
-                <w:rFonts w:hint="eastAsia"/>
-              </w:rPr>
-              <w:t xml:space="preserve">管理分析</w:t>
-            </w:r>
-          </w:p>
-        </w:tc>
-        <w:tc>
-          <w:tcPr/>
-          <w:p>
-            <w:pPr>
-              <w:pStyle w:val="Compact"/>
-            </w:pPr>
-            <w:r>
-              <w:rPr>
-                <w:rFonts w:hint="eastAsia"/>
-              </w:rPr>
-              <w:t xml:space="preserve">热点问题统计、未命中统计、反馈处理、内容质量分析</w:t>
-            </w:r>
-          </w:p>
-        </w:tc>
-      </w:tr>
-      <w:tr>
-        <w:tc>
-          <w:tcPr/>
-          <w:p>
-            <w:pPr>
-              <w:pStyle w:val="Compact"/>
-            </w:pPr>
-            <w:r>
-              <w:rPr>
-                <w:rFonts w:hint="eastAsia"/>
-              </w:rPr>
-              <w:t xml:space="preserve">安全合规</w:t>
-            </w:r>
-          </w:p>
-        </w:tc>
-        <w:tc>
-          <w:tcPr/>
-          <w:p>
-            <w:pPr>
-              <w:pStyle w:val="Compact"/>
-            </w:pPr>
-            <w:r>
-              <w:rPr>
-                <w:rFonts w:hint="eastAsia"/>
-              </w:rPr>
-              <w:t xml:space="preserve">统一认证、角色权限、敏感数据脱敏、日志审计</w:t>
-            </w:r>
-          </w:p>
-        </w:tc>
-      </w:tr>
-    </w:tbl>
-    <w:bookmarkEnd w:id="15"/>
     <w:bookmarkStart w:id="16" w:name="范围外内容"/>
     <w:p>
       <w:pPr>
@@ -1238,7 +521,6 @@
         <w:t xml:space="preserve">个性化数据查询和跨系统联动作为后续扩展能力，不作为首期验收必需项。</w:t>
       </w:r>
     </w:p>
-    <w:bookmarkEnd w:id="16"/>
     <w:bookmarkEnd w:id="17"/>
     <w:bookmarkStart w:id="22" w:name="技术可行性分析"/>
     <w:p>
@@ -1255,7 +537,6 @@
         <w:t xml:space="preserve">技术可行性分析</w:t>
       </w:r>
     </w:p>
-    <w:bookmarkStart w:id="18" w:name="推荐方案"/>
     <w:p>
       <w:pPr>
         <w:pStyle w:val="Heading3"/>
@@ -1299,7 +580,6 @@
         <w:t xml:space="preserve">人工反馈”方案。系统以校务知识库为主要事实来源，通过语义检索获取相关条目，再由大语言模型生成面向用户的自然语言回答。对于检索置信度不足、权限不足、涉及敏感信息或政策解释风险较高的问题，系统应拒绝直接生成结论，并引导用户查看原文、联系部门或转人工处理。</w:t>
       </w:r>
     </w:p>
-    <w:bookmarkEnd w:id="18"/>
     <w:bookmarkStart w:id="19" w:name="架构可行性"/>
     <w:p>
       <w:pPr>
@@ -1315,287 +595,6 @@
         <w:t xml:space="preserve">架构可行性</w:t>
       </w:r>
     </w:p>
-    <w:tbl>
-      <w:tblPr>
-        <w:tblStyle w:val="Table"/>
-        <w:tblW w:type="pct" w:w="5000"/>
-        <w:tblLayout w:type="fixed"/>
-        <w:tblLook w:firstRow="1" w:lastRow="0" w:firstColumn="0" w:lastColumn="0" w:noHBand="0" w:noVBand="0" w:val="0020"/>
-      </w:tblPr>
-      <w:tblGrid>
-        <w:gridCol w:w="2640"/>
-        <w:gridCol w:w="2640"/>
-        <w:gridCol w:w="2640"/>
-      </w:tblGrid>
-      <w:tr>
-        <w:trPr>
-          <w:tblHeader w:val="on"/>
-        </w:trPr>
-        <w:tc>
-          <w:tcPr/>
-          <w:p>
-            <w:pPr>
-              <w:pStyle w:val="Compact"/>
-            </w:pPr>
-            <w:r>
-              <w:rPr>
-                <w:rFonts w:hint="eastAsia"/>
-              </w:rPr>
-              <w:t xml:space="preserve">层次</w:t>
-            </w:r>
-          </w:p>
-        </w:tc>
-        <w:tc>
-          <w:tcPr/>
-          <w:p>
-            <w:pPr>
-              <w:pStyle w:val="Compact"/>
-            </w:pPr>
-            <w:r>
-              <w:rPr>
-                <w:rFonts w:hint="eastAsia"/>
-              </w:rPr>
-              <w:t xml:space="preserve">主要能力</w:t>
-            </w:r>
-          </w:p>
-        </w:tc>
-        <w:tc>
-          <w:tcPr/>
-          <w:p>
-            <w:pPr>
-              <w:pStyle w:val="Compact"/>
-            </w:pPr>
-            <w:r>
-              <w:rPr>
-                <w:rFonts w:hint="eastAsia"/>
-              </w:rPr>
-              <w:t xml:space="preserve">可行性判断</w:t>
-            </w:r>
-          </w:p>
-        </w:tc>
-      </w:tr>
-      <w:tr>
-        <w:tc>
-          <w:tcPr/>
-          <w:p>
-            <w:pPr>
-              <w:pStyle w:val="Compact"/>
-            </w:pPr>
-            <w:r>
-              <w:rPr>
-                <w:rFonts w:hint="eastAsia"/>
-              </w:rPr>
-              <w:t xml:space="preserve">访问层</w:t>
-            </w:r>
-          </w:p>
-        </w:tc>
-        <w:tc>
-          <w:tcPr/>
-          <w:p>
-            <w:pPr>
-              <w:pStyle w:val="Compact"/>
-            </w:pPr>
-            <w:r>
-              <w:rPr>
-                <w:rFonts w:hint="eastAsia"/>
-              </w:rPr>
-              <w:t xml:space="preserve">Web端、移动端、后续微信小程序</w:t>
-            </w:r>
-          </w:p>
-        </w:tc>
-        <w:tc>
-          <w:tcPr/>
-          <w:p>
-            <w:pPr>
-              <w:pStyle w:val="Compact"/>
-            </w:pPr>
-            <w:r>
-              <w:rPr>
-                <w:rFonts w:hint="eastAsia"/>
-              </w:rPr>
-              <w:t xml:space="preserve">可行，技术成熟</w:t>
-            </w:r>
-          </w:p>
-        </w:tc>
-      </w:tr>
-      <w:tr>
-        <w:tc>
-          <w:tcPr/>
-          <w:p>
-            <w:pPr>
-              <w:pStyle w:val="Compact"/>
-            </w:pPr>
-            <w:r>
-              <w:rPr>
-                <w:rFonts w:hint="eastAsia"/>
-              </w:rPr>
-              <w:t xml:space="preserve">服务层</w:t>
-            </w:r>
-          </w:p>
-        </w:tc>
-        <w:tc>
-          <w:tcPr/>
-          <w:p>
-            <w:pPr>
-              <w:pStyle w:val="Compact"/>
-            </w:pPr>
-            <w:r>
-              <w:rPr>
-                <w:rFonts w:hint="eastAsia"/>
-              </w:rPr>
-              <w:t xml:space="preserve">问答编排、权限判断、反馈处理、统计分析</w:t>
-            </w:r>
-          </w:p>
-        </w:tc>
-        <w:tc>
-          <w:tcPr/>
-          <w:p>
-            <w:pPr>
-              <w:pStyle w:val="Compact"/>
-            </w:pPr>
-            <w:r>
-              <w:rPr>
-                <w:rFonts w:hint="eastAsia"/>
-              </w:rPr>
-              <w:t xml:space="preserve">可行，复杂度可控</w:t>
-            </w:r>
-          </w:p>
-        </w:tc>
-      </w:tr>
-      <w:tr>
-        <w:tc>
-          <w:tcPr/>
-          <w:p>
-            <w:pPr>
-              <w:pStyle w:val="Compact"/>
-            </w:pPr>
-            <w:r>
-              <w:rPr>
-                <w:rFonts w:hint="eastAsia"/>
-              </w:rPr>
-              <w:t xml:space="preserve">知识层</w:t>
-            </w:r>
-          </w:p>
-        </w:tc>
-        <w:tc>
-          <w:tcPr/>
-          <w:p>
-            <w:pPr>
-              <w:pStyle w:val="Compact"/>
-            </w:pPr>
-            <w:r>
-              <w:rPr>
-                <w:rFonts w:hint="eastAsia"/>
-              </w:rPr>
-              <w:t xml:space="preserve">FAQ、制度文件、流程说明、通知摘要、向量索引</w:t>
-            </w:r>
-          </w:p>
-        </w:tc>
-        <w:tc>
-          <w:tcPr/>
-          <w:p>
-            <w:pPr>
-              <w:pStyle w:val="Compact"/>
-            </w:pPr>
-            <w:r>
-              <w:rPr>
-                <w:rFonts w:hint="eastAsia"/>
-              </w:rPr>
-              <w:t xml:space="preserve">可行，需持续维护</w:t>
-            </w:r>
-          </w:p>
-        </w:tc>
-      </w:tr>
-      <w:tr>
-        <w:tc>
-          <w:tcPr/>
-          <w:p>
-            <w:pPr>
-              <w:pStyle w:val="Compact"/>
-            </w:pPr>
-            <w:r>
-              <w:rPr>
-                <w:rFonts w:hint="eastAsia"/>
-              </w:rPr>
-              <w:t xml:space="preserve">模型层</w:t>
-            </w:r>
-          </w:p>
-        </w:tc>
-        <w:tc>
-          <w:tcPr/>
-          <w:p>
-            <w:pPr>
-              <w:pStyle w:val="Compact"/>
-            </w:pPr>
-            <w:r>
-              <w:rPr>
-                <w:rFonts w:hint="eastAsia"/>
-              </w:rPr>
-              <w:t xml:space="preserve">意图识别、语义检索、回答生成、敏感内容检测</w:t>
-            </w:r>
-          </w:p>
-        </w:tc>
-        <w:tc>
-          <w:tcPr/>
-          <w:p>
-            <w:pPr>
-              <w:pStyle w:val="Compact"/>
-            </w:pPr>
-            <w:r>
-              <w:rPr>
-                <w:rFonts w:hint="eastAsia"/>
-              </w:rPr>
-              <w:t xml:space="preserve">可行，需限制生成边界</w:t>
-            </w:r>
-          </w:p>
-        </w:tc>
-      </w:tr>
-      <w:tr>
-        <w:tc>
-          <w:tcPr/>
-          <w:p>
-            <w:pPr>
-              <w:pStyle w:val="Compact"/>
-            </w:pPr>
-            <w:r>
-              <w:rPr>
-                <w:rFonts w:hint="eastAsia"/>
-              </w:rPr>
-              <w:t xml:space="preserve">数据层</w:t>
-            </w:r>
-          </w:p>
-        </w:tc>
-        <w:tc>
-          <w:tcPr/>
-          <w:p>
-            <w:pPr>
-              <w:pStyle w:val="Compact"/>
-            </w:pPr>
-            <w:r>
-              <w:rPr>
-                <w:rFonts w:hint="eastAsia"/>
-              </w:rPr>
-              <w:t xml:space="preserve">用户、角色、日志、知识版本、反馈记录</w:t>
-            </w:r>
-          </w:p>
-        </w:tc>
-        <w:tc>
-          <w:tcPr/>
-          <w:p>
-            <w:pPr>
-              <w:pStyle w:val="Compact"/>
-            </w:pPr>
-            <w:r>
-              <w:rPr>
-                <w:rFonts w:hint="eastAsia"/>
-              </w:rPr>
-              <w:t xml:space="preserve">可行，需数据分级和权限控制</w:t>
-            </w:r>
-          </w:p>
-        </w:tc>
-      </w:tr>
-    </w:tbl>
-    <w:bookmarkEnd w:id="19"/>
     <w:bookmarkStart w:id="20" w:name="关键指标"/>
     <w:p>
       <w:pPr>
@@ -1611,258 +610,6 @@
         <w:t xml:space="preserve">关键指标</w:t>
       </w:r>
     </w:p>
-    <w:tbl>
-      <w:tblPr>
-        <w:tblStyle w:val="Table"/>
-        <w:tblW w:type="auto" w:w="0"/>
-        <w:tblLook w:firstRow="1" w:lastRow="0" w:firstColumn="0" w:lastColumn="0" w:noHBand="0" w:noVBand="0" w:val="0020"/>
-      </w:tblPr>
-      <w:tblGrid>
-        <w:gridCol w:w="3960"/>
-        <w:gridCol w:w="3960"/>
-      </w:tblGrid>
-      <w:tr>
-        <w:trPr>
-          <w:tblHeader w:val="on"/>
-        </w:trPr>
-        <w:tc>
-          <w:tcPr/>
-          <w:p>
-            <w:pPr>
-              <w:pStyle w:val="Compact"/>
-            </w:pPr>
-            <w:r>
-              <w:rPr>
-                <w:rFonts w:hint="eastAsia"/>
-              </w:rPr>
-              <w:t xml:space="preserve">指标</w:t>
-            </w:r>
-          </w:p>
-        </w:tc>
-        <w:tc>
-          <w:tcPr/>
-          <w:p>
-            <w:pPr>
-              <w:pStyle w:val="Compact"/>
-            </w:pPr>
-            <w:r>
-              <w:rPr>
-                <w:rFonts w:hint="eastAsia"/>
-              </w:rPr>
-              <w:t xml:space="preserve">建议目标</w:t>
-            </w:r>
-          </w:p>
-        </w:tc>
-      </w:tr>
-      <w:tr>
-        <w:tc>
-          <w:tcPr/>
-          <w:p>
-            <w:pPr>
-              <w:pStyle w:val="Compact"/>
-            </w:pPr>
-            <w:r>
-              <w:rPr>
-                <w:rFonts w:hint="eastAsia"/>
-              </w:rPr>
-              <w:t xml:space="preserve">知识库命中问答响应时间</w:t>
-            </w:r>
-          </w:p>
-        </w:tc>
-        <w:tc>
-          <w:tcPr/>
-          <w:p>
-            <w:pPr>
-              <w:pStyle w:val="Compact"/>
-            </w:pPr>
-            <w:r>
-              <w:t xml:space="preserve">P95 ≤ </w:t>
-            </w:r>
-            <w:r>
-              <w:rPr>
-                <w:rFonts w:hint="eastAsia"/>
-              </w:rPr>
-              <w:t xml:space="preserve">3秒</w:t>
-            </w:r>
-          </w:p>
-        </w:tc>
-      </w:tr>
-      <w:tr>
-        <w:tc>
-          <w:tcPr/>
-          <w:p>
-            <w:pPr>
-              <w:pStyle w:val="Compact"/>
-            </w:pPr>
-            <w:r>
-              <w:rPr>
-                <w:rFonts w:hint="eastAsia"/>
-              </w:rPr>
-              <w:t xml:space="preserve">含外部接口查询响应时间</w:t>
-            </w:r>
-          </w:p>
-        </w:tc>
-        <w:tc>
-          <w:tcPr/>
-          <w:p>
-            <w:pPr>
-              <w:pStyle w:val="Compact"/>
-            </w:pPr>
-            <w:r>
-              <w:t xml:space="preserve">P95 ≤ </w:t>
-            </w:r>
-            <w:r>
-              <w:rPr>
-                <w:rFonts w:hint="eastAsia"/>
-              </w:rPr>
-              <w:t xml:space="preserve">5秒</w:t>
-            </w:r>
-          </w:p>
-        </w:tc>
-      </w:tr>
-      <w:tr>
-        <w:tc>
-          <w:tcPr/>
-          <w:p>
-            <w:pPr>
-              <w:pStyle w:val="Compact"/>
-            </w:pPr>
-            <w:r>
-              <w:rPr>
-                <w:rFonts w:hint="eastAsia"/>
-              </w:rPr>
-              <w:t xml:space="preserve">系统可用率</w:t>
-            </w:r>
-          </w:p>
-        </w:tc>
-        <w:tc>
-          <w:tcPr/>
-          <w:p>
-            <w:pPr>
-              <w:pStyle w:val="Compact"/>
-            </w:pPr>
-            <w:r>
-              <w:t xml:space="preserve">≥ 99.5%</w:t>
-            </w:r>
-          </w:p>
-        </w:tc>
-      </w:tr>
-      <w:tr>
-        <w:tc>
-          <w:tcPr/>
-          <w:p>
-            <w:pPr>
-              <w:pStyle w:val="Compact"/>
-            </w:pPr>
-            <w:r>
-              <w:rPr>
-                <w:rFonts w:hint="eastAsia"/>
-              </w:rPr>
-              <w:t xml:space="preserve">知识库覆盖范围内答案正确率</w:t>
-            </w:r>
-          </w:p>
-        </w:tc>
-        <w:tc>
-          <w:tcPr/>
-          <w:p>
-            <w:pPr>
-              <w:pStyle w:val="Compact"/>
-            </w:pPr>
-            <w:r>
-              <w:t xml:space="preserve">≥ 95%</w:t>
-            </w:r>
-          </w:p>
-        </w:tc>
-      </w:tr>
-      <w:tr>
-        <w:tc>
-          <w:tcPr/>
-          <w:p>
-            <w:pPr>
-              <w:pStyle w:val="Compact"/>
-            </w:pPr>
-            <w:r>
-              <w:rPr>
-                <w:rFonts w:hint="eastAsia"/>
-              </w:rPr>
-              <w:t xml:space="preserve">常见意图识别准确率</w:t>
-            </w:r>
-          </w:p>
-        </w:tc>
-        <w:tc>
-          <w:tcPr/>
-          <w:p>
-            <w:pPr>
-              <w:pStyle w:val="Compact"/>
-            </w:pPr>
-            <w:r>
-              <w:t xml:space="preserve">≥ 85%</w:t>
-            </w:r>
-          </w:p>
-        </w:tc>
-      </w:tr>
-      <w:tr>
-        <w:tc>
-          <w:tcPr/>
-          <w:p>
-            <w:pPr>
-              <w:pStyle w:val="Compact"/>
-            </w:pPr>
-            <w:r>
-              <w:rPr>
-                <w:rFonts w:hint="eastAsia"/>
-              </w:rPr>
-              <w:t xml:space="preserve">高频问题首期覆盖量</w:t>
-            </w:r>
-          </w:p>
-        </w:tc>
-        <w:tc>
-          <w:tcPr/>
-          <w:p>
-            <w:pPr>
-              <w:pStyle w:val="Compact"/>
-            </w:pPr>
-            <w:r>
-              <w:rPr>
-                <w:rFonts w:hint="eastAsia"/>
-              </w:rPr>
-              <w:t xml:space="preserve">不少于100条知识条目</w:t>
-            </w:r>
-          </w:p>
-        </w:tc>
-      </w:tr>
-      <w:tr>
-        <w:tc>
-          <w:tcPr/>
-          <w:p>
-            <w:pPr>
-              <w:pStyle w:val="Compact"/>
-            </w:pPr>
-            <w:r>
-              <w:rPr>
-                <w:rFonts w:hint="eastAsia"/>
-              </w:rPr>
-              <w:t xml:space="preserve">用户反馈闭环</w:t>
-            </w:r>
-          </w:p>
-        </w:tc>
-        <w:tc>
-          <w:tcPr/>
-          <w:p>
-            <w:pPr>
-              <w:pStyle w:val="Compact"/>
-            </w:pPr>
-            <w:r>
-              <w:rPr>
-                <w:rFonts w:hint="eastAsia"/>
-              </w:rPr>
-              <w:t xml:space="preserve">低评分和未命中问题定期处理</w:t>
-            </w:r>
-          </w:p>
-        </w:tc>
-      </w:tr>
-    </w:tbl>
-    <w:bookmarkEnd w:id="20"/>
     <w:bookmarkStart w:id="21" w:name="技术结论"/>
     <w:p>
       <w:pPr>
@@ -1889,7 +636,6 @@
         <w:t xml:space="preserve">项目所需的Web开发、数据库、权限控制、语义检索和大语言模型应用技术均具备现实基础。主要技术难点不是单点技术不可实现，而是知识质量、回答边界、权限控制和外部系统协调。因此，只要采用分期建设并设置人工兜底，技术上可行。</w:t>
       </w:r>
     </w:p>
-    <w:bookmarkEnd w:id="21"/>
     <w:bookmarkEnd w:id="22"/>
     <w:bookmarkStart w:id="26" w:name="经济可行性分析"/>
     <w:p>
@@ -1906,7 +652,6 @@
         <w:t xml:space="preserve">经济可行性分析</w:t>
       </w:r>
     </w:p>
-    <w:bookmarkStart w:id="23" w:name="投入分析"/>
     <w:p>
       <w:pPr>
         <w:pStyle w:val="Heading3"/>
@@ -1921,330 +666,6 @@
         <w:t xml:space="preserve">投入分析</w:t>
       </w:r>
     </w:p>
-    <w:tbl>
-      <w:tblPr>
-        <w:tblStyle w:val="Table"/>
-        <w:tblW w:type="auto" w:w="0"/>
-        <w:tblLook w:firstRow="1" w:lastRow="0" w:firstColumn="0" w:lastColumn="0" w:noHBand="0" w:noVBand="0" w:val="0020"/>
-      </w:tblPr>
-      <w:tblGrid>
-        <w:gridCol w:w="2640"/>
-        <w:gridCol w:w="2640"/>
-        <w:gridCol w:w="2640"/>
-      </w:tblGrid>
-      <w:tr>
-        <w:trPr>
-          <w:tblHeader w:val="on"/>
-        </w:trPr>
-        <w:tc>
-          <w:tcPr/>
-          <w:p>
-            <w:pPr>
-              <w:pStyle w:val="Compact"/>
-            </w:pPr>
-            <w:r>
-              <w:rPr>
-                <w:rFonts w:hint="eastAsia"/>
-              </w:rPr>
-              <w:t xml:space="preserve">投入类别</w:t>
-            </w:r>
-          </w:p>
-        </w:tc>
-        <w:tc>
-          <w:tcPr/>
-          <w:p>
-            <w:pPr>
-              <w:pStyle w:val="Compact"/>
-            </w:pPr>
-            <w:r>
-              <w:rPr>
-                <w:rFonts w:hint="eastAsia"/>
-              </w:rPr>
-              <w:t xml:space="preserve">内容</w:t>
-            </w:r>
-          </w:p>
-        </w:tc>
-        <w:tc>
-          <w:tcPr/>
-          <w:p>
-            <w:pPr>
-              <w:pStyle w:val="Compact"/>
-            </w:pPr>
-            <w:r>
-              <w:rPr>
-                <w:rFonts w:hint="eastAsia"/>
-              </w:rPr>
-              <w:t xml:space="preserve">说明</w:t>
-            </w:r>
-          </w:p>
-        </w:tc>
-      </w:tr>
-      <w:tr>
-        <w:tc>
-          <w:tcPr/>
-          <w:p>
-            <w:pPr>
-              <w:pStyle w:val="Compact"/>
-            </w:pPr>
-            <w:r>
-              <w:rPr>
-                <w:rFonts w:hint="eastAsia"/>
-              </w:rPr>
-              <w:t xml:space="preserve">需求与设计</w:t>
-            </w:r>
-          </w:p>
-        </w:tc>
-        <w:tc>
-          <w:tcPr/>
-          <w:p>
-            <w:pPr>
-              <w:pStyle w:val="Compact"/>
-            </w:pPr>
-            <w:r>
-              <w:rPr>
-                <w:rFonts w:hint="eastAsia"/>
-              </w:rPr>
-              <w:t xml:space="preserve">调研、用例、原型、SRS、设计文档</w:t>
-            </w:r>
-          </w:p>
-        </w:tc>
-        <w:tc>
-          <w:tcPr/>
-          <w:p>
-            <w:pPr>
-              <w:pStyle w:val="Compact"/>
-            </w:pPr>
-            <w:r>
-              <w:rPr>
-                <w:rFonts w:hint="eastAsia"/>
-              </w:rPr>
-              <w:t xml:space="preserve">课程阶段主要投入</w:t>
-            </w:r>
-          </w:p>
-        </w:tc>
-      </w:tr>
-      <w:tr>
-        <w:tc>
-          <w:tcPr/>
-          <w:p>
-            <w:pPr>
-              <w:pStyle w:val="Compact"/>
-            </w:pPr>
-            <w:r>
-              <w:rPr>
-                <w:rFonts w:hint="eastAsia"/>
-              </w:rPr>
-              <w:t xml:space="preserve">软件开发</w:t>
-            </w:r>
-          </w:p>
-        </w:tc>
-        <w:tc>
-          <w:tcPr/>
-          <w:p>
-            <w:pPr>
-              <w:pStyle w:val="Compact"/>
-            </w:pPr>
-            <w:r>
-              <w:rPr>
-                <w:rFonts w:hint="eastAsia"/>
-              </w:rPr>
-              <w:t xml:space="preserve">用户端、问答服务、知识库、管理后台</w:t>
-            </w:r>
-          </w:p>
-        </w:tc>
-        <w:tc>
-          <w:tcPr/>
-          <w:p>
-            <w:pPr>
-              <w:pStyle w:val="Compact"/>
-            </w:pPr>
-            <w:r>
-              <w:rPr>
-                <w:rFonts w:hint="eastAsia"/>
-              </w:rPr>
-              <w:t xml:space="preserve">生产阶段主要成本</w:t>
-            </w:r>
-          </w:p>
-        </w:tc>
-      </w:tr>
-      <w:tr>
-        <w:tc>
-          <w:tcPr/>
-          <w:p>
-            <w:pPr>
-              <w:pStyle w:val="Compact"/>
-            </w:pPr>
-            <w:r>
-              <w:rPr>
-                <w:rFonts w:hint="eastAsia"/>
-              </w:rPr>
-              <w:t xml:space="preserve">知识建设</w:t>
-            </w:r>
-          </w:p>
-        </w:tc>
-        <w:tc>
-          <w:tcPr/>
-          <w:p>
-            <w:pPr>
-              <w:pStyle w:val="Compact"/>
-            </w:pPr>
-            <w:r>
-              <w:rPr>
-                <w:rFonts w:hint="eastAsia"/>
-              </w:rPr>
-              <w:t xml:space="preserve">FAQ整理、制度拆解、标注、审核</w:t>
-            </w:r>
-          </w:p>
-        </w:tc>
-        <w:tc>
-          <w:tcPr/>
-          <w:p>
-            <w:pPr>
-              <w:pStyle w:val="Compact"/>
-            </w:pPr>
-            <w:r>
-              <w:rPr>
-                <w:rFonts w:hint="eastAsia"/>
-              </w:rPr>
-              <w:t xml:space="preserve">需要部门长期参与</w:t>
-            </w:r>
-          </w:p>
-        </w:tc>
-      </w:tr>
-      <w:tr>
-        <w:tc>
-          <w:tcPr/>
-          <w:p>
-            <w:pPr>
-              <w:pStyle w:val="Compact"/>
-            </w:pPr>
-            <w:r>
-              <w:rPr>
-                <w:rFonts w:hint="eastAsia"/>
-              </w:rPr>
-              <w:t xml:space="preserve">基础资源</w:t>
-            </w:r>
-          </w:p>
-        </w:tc>
-        <w:tc>
-          <w:tcPr/>
-          <w:p>
-            <w:pPr>
-              <w:pStyle w:val="Compact"/>
-            </w:pPr>
-            <w:r>
-              <w:rPr>
-                <w:rFonts w:hint="eastAsia"/>
-              </w:rPr>
-              <w:t xml:space="preserve">数据库、检索服务、模型推理资源、存储</w:t>
-            </w:r>
-          </w:p>
-        </w:tc>
-        <w:tc>
-          <w:tcPr/>
-          <w:p>
-            <w:pPr>
-              <w:pStyle w:val="Compact"/>
-            </w:pPr>
-            <w:r>
-              <w:rPr>
-                <w:rFonts w:hint="eastAsia"/>
-              </w:rPr>
-              <w:t xml:space="preserve">可优先使用校内资源</w:t>
-            </w:r>
-          </w:p>
-        </w:tc>
-      </w:tr>
-      <w:tr>
-        <w:tc>
-          <w:tcPr/>
-          <w:p>
-            <w:pPr>
-              <w:pStyle w:val="Compact"/>
-            </w:pPr>
-            <w:r>
-              <w:rPr>
-                <w:rFonts w:hint="eastAsia"/>
-              </w:rPr>
-              <w:t xml:space="preserve">安全合规</w:t>
-            </w:r>
-          </w:p>
-        </w:tc>
-        <w:tc>
-          <w:tcPr/>
-          <w:p>
-            <w:pPr>
-              <w:pStyle w:val="Compact"/>
-            </w:pPr>
-            <w:r>
-              <w:rPr>
-                <w:rFonts w:hint="eastAsia"/>
-              </w:rPr>
-              <w:t xml:space="preserve">鉴权、审计、脱敏、测评整改</w:t>
-            </w:r>
-          </w:p>
-        </w:tc>
-        <w:tc>
-          <w:tcPr/>
-          <w:p>
-            <w:pPr>
-              <w:pStyle w:val="Compact"/>
-            </w:pPr>
-            <w:r>
-              <w:rPr>
-                <w:rFonts w:hint="eastAsia"/>
-              </w:rPr>
-              <w:t xml:space="preserve">生产上线必要成本</w:t>
-            </w:r>
-          </w:p>
-        </w:tc>
-      </w:tr>
-      <w:tr>
-        <w:tc>
-          <w:tcPr/>
-          <w:p>
-            <w:pPr>
-              <w:pStyle w:val="Compact"/>
-            </w:pPr>
-            <w:r>
-              <w:rPr>
-                <w:rFonts w:hint="eastAsia"/>
-              </w:rPr>
-              <w:t xml:space="preserve">运维迭代</w:t>
-            </w:r>
-          </w:p>
-        </w:tc>
-        <w:tc>
-          <w:tcPr/>
-          <w:p>
-            <w:pPr>
-              <w:pStyle w:val="Compact"/>
-            </w:pPr>
-            <w:r>
-              <w:rPr>
-                <w:rFonts w:hint="eastAsia"/>
-              </w:rPr>
-              <w:t xml:space="preserve">内容维护、模型优化、监控告警、故障处理</w:t>
-            </w:r>
-          </w:p>
-        </w:tc>
-        <w:tc>
-          <w:tcPr/>
-          <w:p>
-            <w:pPr>
-              <w:pStyle w:val="Compact"/>
-            </w:pPr>
-            <w:r>
-              <w:rPr>
-                <w:rFonts w:hint="eastAsia"/>
-              </w:rPr>
-              <w:t xml:space="preserve">影响长期效果</w:t>
-            </w:r>
-          </w:p>
-        </w:tc>
-      </w:tr>
-    </w:tbl>
-    <w:bookmarkEnd w:id="23"/>
     <w:bookmarkStart w:id="24" w:name="收益分析"/>
     <w:p>
       <w:pPr>
@@ -2260,201 +681,6 @@
         <w:t xml:space="preserve">收益分析</w:t>
       </w:r>
     </w:p>
-    <w:tbl>
-      <w:tblPr>
-        <w:tblStyle w:val="Table"/>
-        <w:tblW w:type="auto" w:w="0"/>
-        <w:tblLook w:firstRow="1" w:lastRow="0" w:firstColumn="0" w:lastColumn="0" w:noHBand="0" w:noVBand="0" w:val="0020"/>
-      </w:tblPr>
-      <w:tblGrid>
-        <w:gridCol w:w="3960"/>
-        <w:gridCol w:w="3960"/>
-      </w:tblGrid>
-      <w:tr>
-        <w:trPr>
-          <w:tblHeader w:val="on"/>
-        </w:trPr>
-        <w:tc>
-          <w:tcPr/>
-          <w:p>
-            <w:pPr>
-              <w:pStyle w:val="Compact"/>
-            </w:pPr>
-            <w:r>
-              <w:rPr>
-                <w:rFonts w:hint="eastAsia"/>
-              </w:rPr>
-              <w:t xml:space="preserve">收益类别</w:t>
-            </w:r>
-          </w:p>
-        </w:tc>
-        <w:tc>
-          <w:tcPr/>
-          <w:p>
-            <w:pPr>
-              <w:pStyle w:val="Compact"/>
-            </w:pPr>
-            <w:r>
-              <w:rPr>
-                <w:rFonts w:hint="eastAsia"/>
-              </w:rPr>
-              <w:t xml:space="preserve">具体体现</w:t>
-            </w:r>
-          </w:p>
-        </w:tc>
-      </w:tr>
-      <w:tr>
-        <w:tc>
-          <w:tcPr/>
-          <w:p>
-            <w:pPr>
-              <w:pStyle w:val="Compact"/>
-            </w:pPr>
-            <w:r>
-              <w:rPr>
-                <w:rFonts w:hint="eastAsia"/>
-              </w:rPr>
-              <w:t xml:space="preserve">用户效率</w:t>
-            </w:r>
-          </w:p>
-        </w:tc>
-        <w:tc>
-          <w:tcPr/>
-          <w:p>
-            <w:pPr>
-              <w:pStyle w:val="Compact"/>
-            </w:pPr>
-            <w:r>
-              <w:rPr>
-                <w:rFonts w:hint="eastAsia"/>
-              </w:rPr>
-              <w:t xml:space="preserve">缩短师生查询校务信息的时间，降低跨系统查找成本</w:t>
-            </w:r>
-          </w:p>
-        </w:tc>
-      </w:tr>
-      <w:tr>
-        <w:tc>
-          <w:tcPr/>
-          <w:p>
-            <w:pPr>
-              <w:pStyle w:val="Compact"/>
-            </w:pPr>
-            <w:r>
-              <w:rPr>
-                <w:rFonts w:hint="eastAsia"/>
-              </w:rPr>
-              <w:t xml:space="preserve">部门减负</w:t>
-            </w:r>
-          </w:p>
-        </w:tc>
-        <w:tc>
-          <w:tcPr/>
-          <w:p>
-            <w:pPr>
-              <w:pStyle w:val="Compact"/>
-            </w:pPr>
-            <w:r>
-              <w:rPr>
-                <w:rFonts w:hint="eastAsia"/>
-              </w:rPr>
-              <w:t xml:space="preserve">高频重复咨询由系统承接，人工集中处理复杂问题</w:t>
-            </w:r>
-          </w:p>
-        </w:tc>
-      </w:tr>
-      <w:tr>
-        <w:tc>
-          <w:tcPr/>
-          <w:p>
-            <w:pPr>
-              <w:pStyle w:val="Compact"/>
-            </w:pPr>
-            <w:r>
-              <w:rPr>
-                <w:rFonts w:hint="eastAsia"/>
-              </w:rPr>
-              <w:t xml:space="preserve">服务连续性</w:t>
-            </w:r>
-          </w:p>
-        </w:tc>
-        <w:tc>
-          <w:tcPr/>
-          <w:p>
-            <w:pPr>
-              <w:pStyle w:val="Compact"/>
-            </w:pPr>
-            <w:r>
-              <w:rPr>
-                <w:rFonts w:hint="eastAsia"/>
-              </w:rPr>
-              <w:t xml:space="preserve">提供非工作时间咨询入口，增强服务可达性</w:t>
-            </w:r>
-          </w:p>
-        </w:tc>
-      </w:tr>
-      <w:tr>
-        <w:tc>
-          <w:tcPr/>
-          <w:p>
-            <w:pPr>
-              <w:pStyle w:val="Compact"/>
-            </w:pPr>
-            <w:r>
-              <w:rPr>
-                <w:rFonts w:hint="eastAsia"/>
-              </w:rPr>
-              <w:t xml:space="preserve">管理改进</w:t>
-            </w:r>
-          </w:p>
-        </w:tc>
-        <w:tc>
-          <w:tcPr/>
-          <w:p>
-            <w:pPr>
-              <w:pStyle w:val="Compact"/>
-            </w:pPr>
-            <w:r>
-              <w:rPr>
-                <w:rFonts w:hint="eastAsia"/>
-              </w:rPr>
-              <w:t xml:space="preserve">通过咨询热点和未命中统计发现制度说明薄弱点</w:t>
-            </w:r>
-          </w:p>
-        </w:tc>
-      </w:tr>
-      <w:tr>
-        <w:tc>
-          <w:tcPr/>
-          <w:p>
-            <w:pPr>
-              <w:pStyle w:val="Compact"/>
-            </w:pPr>
-            <w:r>
-              <w:rPr>
-                <w:rFonts w:hint="eastAsia"/>
-              </w:rPr>
-              <w:t xml:space="preserve">知识资产</w:t>
-            </w:r>
-          </w:p>
-        </w:tc>
-        <w:tc>
-          <w:tcPr/>
-          <w:p>
-            <w:pPr>
-              <w:pStyle w:val="Compact"/>
-            </w:pPr>
-            <w:r>
-              <w:rPr>
-                <w:rFonts w:hint="eastAsia"/>
-              </w:rPr>
-              <w:t xml:space="preserve">将分散材料沉淀为可维护、可审计、可复用的知识库</w:t>
-            </w:r>
-          </w:p>
-        </w:tc>
-      </w:tr>
-    </w:tbl>
-    <w:bookmarkEnd w:id="24"/>
     <w:bookmarkStart w:id="25" w:name="经济结论"/>
     <w:p>
       <w:pPr>
@@ -2501,7 +727,6 @@
         <w:t xml:space="preserve">经济可行性结论：可行。</w:t>
       </w:r>
     </w:p>
-    <w:bookmarkEnd w:id="25"/>
     <w:bookmarkEnd w:id="26"/>
     <w:bookmarkStart w:id="30" w:name="操作可行性分析"/>
     <w:p>
@@ -2518,7 +743,6 @@
         <w:t xml:space="preserve">操作可行性分析</w:t>
       </w:r>
     </w:p>
-    <w:bookmarkStart w:id="27" w:name="用户接受度"/>
     <w:p>
       <w:pPr>
         <w:pStyle w:val="Heading3"/>
@@ -2544,7 +768,6 @@
         <w:t xml:space="preserve">系统采用聊天式交互，对学生、教师和家长具有较低学习成本。访客可通过公开入口查询招生、交通、校园地图和办事指南。行政人员虽需承担知识维护工作，但可通过模板化编辑、审核流和热点统计提升维护效率。</w:t>
       </w:r>
     </w:p>
-    <w:bookmarkEnd w:id="27"/>
     <w:bookmarkStart w:id="28" w:name="组织保障"/>
     <w:p>
       <w:pPr>
@@ -2571,7 +794,6 @@
         <w:t xml:space="preserve">项目后续落地需要信息中心提供平台与安全规范，教务处、学工部等部门提供知识来源和审核责任，项目团队完成需求分析、原型设计、技术方案和文档交付。上线后需明确部门知识管理员和系统管理员，保证内容持续更新。</w:t>
       </w:r>
     </w:p>
-    <w:bookmarkEnd w:id="28"/>
     <w:bookmarkStart w:id="29" w:name="操作结论"/>
     <w:p>
       <w:pPr>
@@ -2609,7 +831,6 @@
         <w:t xml:space="preserve">操作可行性结论：可行。</w:t>
       </w:r>
     </w:p>
-    <w:bookmarkEnd w:id="29"/>
     <w:bookmarkEnd w:id="30"/>
     <w:bookmarkStart w:id="31" w:name="法律与合规可行性分析"/>
     <w:p>
@@ -2753,7 +974,6 @@
         <w:t xml:space="preserve">法律与合规可行性结论：可行，前提是安全和隐私要求进入SRS并在设计中落实。</w:t>
       </w:r>
     </w:p>
-    <w:bookmarkEnd w:id="31"/>
     <w:bookmarkStart w:id="32" w:name="swot分析"/>
     <w:p>
       <w:pPr>
@@ -2934,7 +1154,6 @@
         </w:tc>
       </w:tr>
     </w:tbl>
-    <w:bookmarkEnd w:id="32"/>
     <w:bookmarkStart w:id="33" w:name="方案比较与推荐"/>
     <w:p>
       <w:pPr>
@@ -3395,7 +1614,6 @@
         <w:t xml:space="preserve">推荐理由：该方案在数据安全、业务适配、知识沉淀和长期扩展方面更符合校园场景。传统FAQ可作为知识来源和降级补充，商业SaaS可作为技术参考但不宜作为首选方案。</w:t>
       </w:r>
     </w:p>
-    <w:bookmarkEnd w:id="33"/>
     <w:bookmarkStart w:id="34" w:name="风险与控制措施"/>
     <w:p>
       <w:pPr>
@@ -3734,7 +1952,6 @@
         </w:tc>
       </w:tr>
     </w:tbl>
-    <w:bookmarkEnd w:id="34"/>
     <w:bookmarkStart w:id="35" w:name="实施建议"/>
     <w:p>
       <w:pPr>
@@ -3825,7 +2042,6 @@
         <w:t xml:space="preserve">项目全过程保留版本记录、评审记录和变更记录，确保文档基线可追溯。</w:t>
       </w:r>
     </w:p>
-    <w:bookmarkEnd w:id="35"/>
     <w:bookmarkStart w:id="36" w:name="最终结论"/>
     <w:p>
       <w:pPr>
@@ -3863,13 +2079,2013 @@
         <w:t xml:space="preserve">建议项目继续推进，并以本报告V1.3作为可行性分析定稿进入后续需求规格说明、系统设计、测试计划和项目收尾评审流程。</w:t>
       </w:r>
     </w:p>
-    <w:bookmarkEnd w:id="36"/>
     <w:bookmarkEnd w:id="37"/>
+    <w:p>
+      <w:pPr>
+        <w:spacing w:before="0" w:after="360"/>
+        <w:jc w:val="center"/>
+      </w:pPr>
+      <w:r>
+        <w:rPr>
+          <w:rFonts w:ascii="宋体" w:hAnsi="宋体" w:eastAsia="宋体"/>
+          <w:b w:val="0"/>
+          <w:sz w:val="16"/>
+        </w:rPr>
+      </w:r>
+    </w:p>
     <w:sectPr>
       <w:footnotePr>
         <w:numRestart w:val="eachSect"/>
       </w:footnotePr>
     </w:sectPr>
+    <w:tbl>
+      <w:tblPr>
+        <w:tblStyle w:val="Table"/>
+        <w:tblW w:type="auto" w:w="0"/>
+        <w:tblLook w:firstRow="1" w:lastRow="0" w:firstColumn="0" w:lastColumn="0" w:noHBand="0" w:noVBand="0" w:val="0020"/>
+      </w:tblPr>
+      <w:tblGrid>
+        <w:gridCol w:w="3960"/>
+        <w:gridCol w:w="3960"/>
+      </w:tblGrid>
+      <w:tr>
+        <w:trPr>
+          <w:tblHeader w:val="on"/>
+        </w:trPr>
+        <w:tc>
+          <w:tcPr/>
+          <w:p>
+            <w:pPr>
+              <w:pStyle w:val="Compact"/>
+            </w:pPr>
+            <w:r>
+              <w:rPr>
+                <w:rFonts w:hint="eastAsia"/>
+              </w:rPr>
+              <w:t xml:space="preserve">项目</w:t>
+            </w:r>
+          </w:p>
+        </w:tc>
+        <w:tc>
+          <w:tcPr/>
+          <w:p>
+            <w:pPr>
+              <w:pStyle w:val="Compact"/>
+            </w:pPr>
+            <w:r>
+              <w:rPr>
+                <w:rFonts w:hint="eastAsia"/>
+              </w:rPr>
+              <w:t xml:space="preserve">内容</w:t>
+            </w:r>
+          </w:p>
+        </w:tc>
+      </w:tr>
+      <w:tr>
+        <w:tc>
+          <w:tcPr/>
+          <w:p>
+            <w:pPr>
+              <w:pStyle w:val="Compact"/>
+            </w:pPr>
+            <w:r>
+              <w:rPr>
+                <w:rFonts w:hint="eastAsia"/>
+              </w:rPr>
+              <w:t xml:space="preserve">项目名称</w:t>
+            </w:r>
+          </w:p>
+        </w:tc>
+        <w:tc>
+          <w:tcPr/>
+          <w:p>
+            <w:pPr>
+              <w:pStyle w:val="Compact"/>
+            </w:pPr>
+            <w:r>
+              <w:rPr>
+                <w:rFonts w:hint="eastAsia"/>
+              </w:rPr>
+              <w:t xml:space="preserve">智慧校园助手（SRA2026）校务问答机器人</w:t>
+            </w:r>
+          </w:p>
+        </w:tc>
+      </w:tr>
+      <w:tr>
+        <w:tc>
+          <w:tcPr/>
+          <w:p>
+            <w:pPr>
+              <w:pStyle w:val="Compact"/>
+            </w:pPr>
+            <w:r>
+              <w:rPr>
+                <w:rFonts w:hint="eastAsia"/>
+              </w:rPr>
+              <w:t xml:space="preserve">文档编号</w:t>
+            </w:r>
+          </w:p>
+        </w:tc>
+        <w:tc>
+          <w:tcPr/>
+          <w:p>
+            <w:pPr>
+              <w:pStyle w:val="Compact"/>
+            </w:pPr>
+            <w:r>
+              <w:t xml:space="preserve">SRA2026-FAR-V1.3</w:t>
+            </w:r>
+          </w:p>
+        </w:tc>
+      </w:tr>
+      <w:tr>
+        <w:tc>
+          <w:tcPr/>
+          <w:p>
+            <w:pPr>
+              <w:pStyle w:val="Compact"/>
+            </w:pPr>
+            <w:r>
+              <w:rPr>
+                <w:rFonts w:hint="eastAsia"/>
+              </w:rPr>
+              <w:t xml:space="preserve">版本号</w:t>
+            </w:r>
+          </w:p>
+        </w:tc>
+        <w:tc>
+          <w:tcPr/>
+          <w:p>
+            <w:pPr>
+              <w:pStyle w:val="Compact"/>
+            </w:pPr>
+            <w:r>
+              <w:t xml:space="preserve">V1.3</w:t>
+            </w:r>
+          </w:p>
+        </w:tc>
+      </w:tr>
+      <w:tr>
+        <w:tc>
+          <w:tcPr/>
+          <w:p>
+            <w:pPr>
+              <w:pStyle w:val="Compact"/>
+            </w:pPr>
+            <w:r>
+              <w:rPr>
+                <w:rFonts w:hint="eastAsia"/>
+              </w:rPr>
+              <w:t xml:space="preserve">日期</w:t>
+            </w:r>
+          </w:p>
+        </w:tc>
+        <w:tc>
+          <w:tcPr/>
+          <w:p>
+            <w:pPr>
+              <w:pStyle w:val="Compact"/>
+            </w:pPr>
+            <w:r>
+              <w:rPr>
+                <w:rFonts w:hint="eastAsia"/>
+              </w:rPr>
+              <w:t xml:space="preserve">2026年4月21日</w:t>
+            </w:r>
+          </w:p>
+        </w:tc>
+      </w:tr>
+      <w:tr>
+        <w:tc>
+          <w:tcPr/>
+          <w:p>
+            <w:pPr>
+              <w:pStyle w:val="Compact"/>
+            </w:pPr>
+            <w:r>
+              <w:rPr>
+                <w:rFonts w:hint="eastAsia"/>
+              </w:rPr>
+              <w:t xml:space="preserve">状态</w:t>
+            </w:r>
+          </w:p>
+        </w:tc>
+        <w:tc>
+          <w:tcPr/>
+          <w:p>
+            <w:pPr>
+              <w:pStyle w:val="Compact"/>
+            </w:pPr>
+            <w:r>
+              <w:rPr>
+                <w:rFonts w:hint="eastAsia"/>
+              </w:rPr>
+              <w:t xml:space="preserve">定稿</w:t>
+            </w:r>
+          </w:p>
+        </w:tc>
+      </w:tr>
+      <w:tr>
+        <w:tc>
+          <w:tcPr/>
+          <w:p>
+            <w:pPr>
+              <w:pStyle w:val="Compact"/>
+            </w:pPr>
+            <w:r>
+              <w:rPr>
+                <w:rFonts w:hint="eastAsia"/>
+              </w:rPr>
+              <w:t xml:space="preserve">建设单位</w:t>
+            </w:r>
+          </w:p>
+        </w:tc>
+        <w:tc>
+          <w:tcPr/>
+          <w:p>
+            <w:pPr>
+              <w:pStyle w:val="Compact"/>
+            </w:pPr>
+            <w:r>
+              <w:rPr>
+                <w:rFonts w:hint="eastAsia"/>
+              </w:rPr>
+              <w:t xml:space="preserve">校园信息中心、教务处、学工部</w:t>
+            </w:r>
+          </w:p>
+        </w:tc>
+      </w:tr>
+      <w:tr>
+        <w:tc>
+          <w:tcPr/>
+          <w:p>
+            <w:pPr>
+              <w:pStyle w:val="Compact"/>
+            </w:pPr>
+            <w:r>
+              <w:rPr>
+                <w:rFonts w:hint="eastAsia"/>
+              </w:rPr>
+              <w:t xml:space="preserve">承担单位</w:t>
+            </w:r>
+          </w:p>
+        </w:tc>
+        <w:tc>
+          <w:tcPr/>
+          <w:p>
+            <w:pPr>
+              <w:pStyle w:val="Compact"/>
+            </w:pPr>
+            <w:r>
+              <w:t xml:space="preserve">SRA2026-G10</w:t>
+            </w:r>
+          </w:p>
+        </w:tc>
+      </w:tr>
+      <w:tr>
+        <w:tc>
+          <w:tcPr/>
+          <w:p>
+            <w:pPr>
+              <w:pStyle w:val="Compact"/>
+            </w:pPr>
+            <w:r>
+              <w:rPr>
+                <w:rFonts w:hint="eastAsia"/>
+              </w:rPr>
+              <w:t xml:space="preserve">编写人员</w:t>
+            </w:r>
+          </w:p>
+        </w:tc>
+        <w:tc>
+          <w:tcPr/>
+          <w:p>
+            <w:pPr>
+              <w:pStyle w:val="Compact"/>
+            </w:pPr>
+            <w:r>
+              <w:rPr>
+                <w:rFonts w:hint="eastAsia"/>
+              </w:rPr>
+              <w:t xml:space="preserve">项目需求分析团队</w:t>
+            </w:r>
+          </w:p>
+        </w:tc>
+      </w:tr>
+    </w:tbl>
+    <w:tbl>
+      <w:tblPr>
+        <w:tblStyle w:val="Table"/>
+        <w:tblW w:type="pct" w:w="5000"/>
+        <w:tblLayout w:type="fixed"/>
+        <w:tblLook w:firstRow="1" w:lastRow="0" w:firstColumn="0" w:lastColumn="0" w:noHBand="0" w:noVBand="0" w:val="0020"/>
+      </w:tblPr>
+      <w:tblGrid>
+        <w:gridCol w:w="2640"/>
+        <w:gridCol w:w="2640"/>
+        <w:gridCol w:w="2640"/>
+      </w:tblGrid>
+      <w:tr>
+        <w:trPr>
+          <w:tblHeader w:val="on"/>
+        </w:trPr>
+        <w:tc>
+          <w:tcPr/>
+          <w:p>
+            <w:pPr>
+              <w:pStyle w:val="Compact"/>
+            </w:pPr>
+            <w:r>
+              <w:rPr>
+                <w:rFonts w:hint="eastAsia"/>
+              </w:rPr>
+              <w:t xml:space="preserve">版本</w:t>
+            </w:r>
+          </w:p>
+        </w:tc>
+        <w:tc>
+          <w:tcPr/>
+          <w:p>
+            <w:pPr>
+              <w:pStyle w:val="Compact"/>
+            </w:pPr>
+            <w:r>
+              <w:rPr>
+                <w:rFonts w:hint="eastAsia"/>
+              </w:rPr>
+              <w:t xml:space="preserve">日期</w:t>
+            </w:r>
+          </w:p>
+        </w:tc>
+        <w:tc>
+          <w:tcPr/>
+          <w:p>
+            <w:pPr>
+              <w:pStyle w:val="Compact"/>
+            </w:pPr>
+            <w:r>
+              <w:rPr>
+                <w:rFonts w:hint="eastAsia"/>
+              </w:rPr>
+              <w:t xml:space="preserve">修订说明</w:t>
+            </w:r>
+          </w:p>
+        </w:tc>
+      </w:tr>
+      <w:tr>
+        <w:tc>
+          <w:tcPr/>
+          <w:p>
+            <w:pPr>
+              <w:pStyle w:val="Compact"/>
+            </w:pPr>
+            <w:r>
+              <w:t xml:space="preserve">V1.0</w:t>
+            </w:r>
+          </w:p>
+        </w:tc>
+        <w:tc>
+          <w:tcPr/>
+          <w:p>
+            <w:pPr>
+              <w:pStyle w:val="Compact"/>
+            </w:pPr>
+            <w:r>
+              <w:rPr>
+                <w:rFonts w:hint="eastAsia"/>
+              </w:rPr>
+              <w:t xml:space="preserve">2026年3月15日</w:t>
+            </w:r>
+          </w:p>
+        </w:tc>
+        <w:tc>
+          <w:tcPr/>
+          <w:p>
+            <w:pPr>
+              <w:pStyle w:val="Compact"/>
+            </w:pPr>
+            <w:r>
+              <w:rPr>
+                <w:rFonts w:hint="eastAsia"/>
+              </w:rPr>
+              <w:t xml:space="preserve">建立可行性分析框架，完成项目背景、初步目标、初步技术与组织可行性判断。</w:t>
+            </w:r>
+          </w:p>
+        </w:tc>
+      </w:tr>
+      <w:tr>
+        <w:tc>
+          <w:tcPr/>
+          <w:p>
+            <w:pPr>
+              <w:pStyle w:val="Compact"/>
+            </w:pPr>
+            <w:r>
+              <w:t xml:space="preserve">V1.1</w:t>
+            </w:r>
+          </w:p>
+        </w:tc>
+        <w:tc>
+          <w:tcPr/>
+          <w:p>
+            <w:pPr>
+              <w:pStyle w:val="Compact"/>
+            </w:pPr>
+            <w:r>
+              <w:rPr>
+                <w:rFonts w:hint="eastAsia"/>
+              </w:rPr>
+              <w:t xml:space="preserve">2026年3月22日</w:t>
+            </w:r>
+          </w:p>
+        </w:tc>
+        <w:tc>
+          <w:tcPr/>
+          <w:p>
+            <w:pPr>
+              <w:pStyle w:val="Compact"/>
+            </w:pPr>
+            <w:r>
+              <w:rPr>
+                <w:rFonts w:hint="eastAsia"/>
+              </w:rPr>
+              <w:t xml:space="preserve">根据用户调研补充用户群体、问题场景、方案比较和阶段实施建议。</w:t>
+            </w:r>
+          </w:p>
+        </w:tc>
+      </w:tr>
+      <w:tr>
+        <w:tc>
+          <w:tcPr/>
+          <w:p>
+            <w:pPr>
+              <w:pStyle w:val="Compact"/>
+            </w:pPr>
+            <w:r>
+              <w:t xml:space="preserve">V1.2</w:t>
+            </w:r>
+          </w:p>
+        </w:tc>
+        <w:tc>
+          <w:tcPr/>
+          <w:p>
+            <w:pPr>
+              <w:pStyle w:val="Compact"/>
+            </w:pPr>
+            <w:r>
+              <w:rPr>
+                <w:rFonts w:hint="eastAsia"/>
+              </w:rPr>
+              <w:t xml:space="preserve">2026年4月5日</w:t>
+            </w:r>
+          </w:p>
+        </w:tc>
+        <w:tc>
+          <w:tcPr/>
+          <w:p>
+            <w:pPr>
+              <w:pStyle w:val="Compact"/>
+            </w:pPr>
+            <w:r>
+              <w:rPr>
+                <w:rFonts w:hint="eastAsia"/>
+              </w:rPr>
+              <w:t xml:space="preserve">补充成本收益估算、非功能指标、风险矩阵和合规控制措施，形成评审稿。</w:t>
+            </w:r>
+          </w:p>
+        </w:tc>
+      </w:tr>
+      <w:tr>
+        <w:tc>
+          <w:tcPr/>
+          <w:p>
+            <w:pPr>
+              <w:pStyle w:val="Compact"/>
+            </w:pPr>
+            <w:r>
+              <w:t xml:space="preserve">V1.3</w:t>
+            </w:r>
+          </w:p>
+        </w:tc>
+        <w:tc>
+          <w:tcPr/>
+          <w:p>
+            <w:pPr>
+              <w:pStyle w:val="Compact"/>
+            </w:pPr>
+            <w:r>
+              <w:rPr>
+                <w:rFonts w:hint="eastAsia"/>
+              </w:rPr>
+              <w:t xml:space="preserve">2026年4月21日</w:t>
+            </w:r>
+          </w:p>
+        </w:tc>
+        <w:tc>
+          <w:tcPr/>
+          <w:p>
+            <w:pPr>
+              <w:pStyle w:val="Compact"/>
+            </w:pPr>
+            <w:r>
+              <w:rPr>
+                <w:rFonts w:hint="eastAsia"/>
+              </w:rPr>
+              <w:t xml:space="preserve">根据评审意见统一项目范围、关键指标和结论，形成可行性分析定稿。</w:t>
+            </w:r>
+          </w:p>
+        </w:tc>
+      </w:tr>
+    </w:tbl>
+    <w:tbl>
+      <w:tblPr>
+        <w:tblStyle w:val="Table"/>
+        <w:tblW w:type="auto" w:w="0"/>
+        <w:tblLook w:firstRow="1" w:lastRow="0" w:firstColumn="0" w:lastColumn="0" w:noHBand="0" w:noVBand="0" w:val="0020"/>
+      </w:tblPr>
+      <w:tblGrid>
+        <w:gridCol w:w="3960"/>
+        <w:gridCol w:w="3960"/>
+      </w:tblGrid>
+      <w:tr>
+        <w:trPr>
+          <w:tblHeader w:val="on"/>
+        </w:trPr>
+        <w:tc>
+          <w:tcPr/>
+          <w:p>
+            <w:pPr>
+              <w:pStyle w:val="Compact"/>
+            </w:pPr>
+            <w:r>
+              <w:rPr>
+                <w:rFonts w:hint="eastAsia"/>
+              </w:rPr>
+              <w:t xml:space="preserve">术语</w:t>
+            </w:r>
+          </w:p>
+        </w:tc>
+        <w:tc>
+          <w:tcPr/>
+          <w:p>
+            <w:pPr>
+              <w:pStyle w:val="Compact"/>
+            </w:pPr>
+            <w:r>
+              <w:rPr>
+                <w:rFonts w:hint="eastAsia"/>
+              </w:rPr>
+              <w:t xml:space="preserve">说明</w:t>
+            </w:r>
+          </w:p>
+        </w:tc>
+      </w:tr>
+      <w:tr>
+        <w:tc>
+          <w:tcPr/>
+          <w:p>
+            <w:pPr>
+              <w:pStyle w:val="Compact"/>
+            </w:pPr>
+            <w:r>
+              <w:t xml:space="preserve">LLM</w:t>
+            </w:r>
+          </w:p>
+        </w:tc>
+        <w:tc>
+          <w:tcPr/>
+          <w:p>
+            <w:pPr>
+              <w:pStyle w:val="Compact"/>
+            </w:pPr>
+            <w:r>
+              <w:t xml:space="preserve">Large Language </w:t>
+            </w:r>
+            <w:r>
+              <w:rPr>
+                <w:rFonts w:hint="eastAsia"/>
+              </w:rPr>
+              <w:t xml:space="preserve">Model，大语言模型</w:t>
+            </w:r>
+          </w:p>
+        </w:tc>
+      </w:tr>
+      <w:tr>
+        <w:tc>
+          <w:tcPr/>
+          <w:p>
+            <w:pPr>
+              <w:pStyle w:val="Compact"/>
+            </w:pPr>
+            <w:r>
+              <w:t xml:space="preserve">RAG</w:t>
+            </w:r>
+          </w:p>
+        </w:tc>
+        <w:tc>
+          <w:tcPr/>
+          <w:p>
+            <w:pPr>
+              <w:pStyle w:val="Compact"/>
+            </w:pPr>
+            <w:r>
+              <w:t xml:space="preserve">Retrieval-Augmented </w:t>
+            </w:r>
+            <w:r>
+              <w:rPr>
+                <w:rFonts w:hint="eastAsia"/>
+              </w:rPr>
+              <w:t xml:space="preserve">Generation，检索增强生成</w:t>
+            </w:r>
+          </w:p>
+        </w:tc>
+      </w:tr>
+      <w:tr>
+        <w:tc>
+          <w:tcPr/>
+          <w:p>
+            <w:pPr>
+              <w:pStyle w:val="Compact"/>
+            </w:pPr>
+            <w:r>
+              <w:t xml:space="preserve">FAQ</w:t>
+            </w:r>
+          </w:p>
+        </w:tc>
+        <w:tc>
+          <w:tcPr/>
+          <w:p>
+            <w:pPr>
+              <w:pStyle w:val="Compact"/>
+            </w:pPr>
+            <w:r>
+              <w:t xml:space="preserve">Frequently Asked </w:t>
+            </w:r>
+            <w:r>
+              <w:rPr>
+                <w:rFonts w:hint="eastAsia"/>
+              </w:rPr>
+              <w:t xml:space="preserve">Questions，常见问题</w:t>
+            </w:r>
+          </w:p>
+        </w:tc>
+      </w:tr>
+      <w:tr>
+        <w:tc>
+          <w:tcPr/>
+          <w:p>
+            <w:pPr>
+              <w:pStyle w:val="Compact"/>
+            </w:pPr>
+            <w:r>
+              <w:t xml:space="preserve">CAS</w:t>
+            </w:r>
+          </w:p>
+        </w:tc>
+        <w:tc>
+          <w:tcPr/>
+          <w:p>
+            <w:pPr>
+              <w:pStyle w:val="Compact"/>
+            </w:pPr>
+            <w:r>
+              <w:t xml:space="preserve">Central Authentication </w:t>
+            </w:r>
+            <w:r>
+              <w:rPr>
+                <w:rFonts w:hint="eastAsia"/>
+              </w:rPr>
+              <w:t xml:space="preserve">Service，统一身份认证</w:t>
+            </w:r>
+          </w:p>
+        </w:tc>
+      </w:tr>
+      <w:tr>
+        <w:tc>
+          <w:tcPr/>
+          <w:p>
+            <w:pPr>
+              <w:pStyle w:val="Compact"/>
+            </w:pPr>
+            <w:r>
+              <w:t xml:space="preserve">RBAC</w:t>
+            </w:r>
+          </w:p>
+        </w:tc>
+        <w:tc>
+          <w:tcPr/>
+          <w:p>
+            <w:pPr>
+              <w:pStyle w:val="Compact"/>
+            </w:pPr>
+            <w:r>
+              <w:t xml:space="preserve">Role-Based Access </w:t>
+            </w:r>
+            <w:r>
+              <w:rPr>
+                <w:rFonts w:hint="eastAsia"/>
+              </w:rPr>
+              <w:t xml:space="preserve">Control，基于角色的访问控制</w:t>
+            </w:r>
+          </w:p>
+        </w:tc>
+      </w:tr>
+      <w:tr>
+        <w:tc>
+          <w:tcPr/>
+          <w:p>
+            <w:pPr>
+              <w:pStyle w:val="Compact"/>
+            </w:pPr>
+            <w:r>
+              <w:t xml:space="preserve">MVP</w:t>
+            </w:r>
+          </w:p>
+        </w:tc>
+        <w:tc>
+          <w:tcPr/>
+          <w:p>
+            <w:pPr>
+              <w:pStyle w:val="Compact"/>
+            </w:pPr>
+            <w:r>
+              <w:t xml:space="preserve">Minimum Viable </w:t>
+            </w:r>
+            <w:r>
+              <w:rPr>
+                <w:rFonts w:hint="eastAsia"/>
+              </w:rPr>
+              <w:t xml:space="preserve">Product，最小可行产品</w:t>
+            </w:r>
+          </w:p>
+        </w:tc>
+      </w:tr>
+    </w:tbl>
+    <w:bookmarkStart w:id="14" w:name="项目目标"/>
+    <w:bookmarkEnd w:id="14"/>
+    <w:tbl>
+      <w:tblPr>
+        <w:tblStyle w:val="Table"/>
+        <w:tblW w:type="auto" w:w="0"/>
+        <w:tblLook w:firstRow="1" w:lastRow="0" w:firstColumn="0" w:lastColumn="0" w:noHBand="0" w:noVBand="0" w:val="0020"/>
+      </w:tblPr>
+      <w:tblGrid>
+        <w:gridCol w:w="3960"/>
+        <w:gridCol w:w="3960"/>
+      </w:tblGrid>
+      <w:tr>
+        <w:trPr>
+          <w:tblHeader w:val="on"/>
+        </w:trPr>
+        <w:tc>
+          <w:tcPr/>
+          <w:p>
+            <w:pPr>
+              <w:pStyle w:val="Compact"/>
+            </w:pPr>
+            <w:r>
+              <w:rPr>
+                <w:rFonts w:hint="eastAsia"/>
+              </w:rPr>
+              <w:t xml:space="preserve">类别</w:t>
+            </w:r>
+          </w:p>
+        </w:tc>
+        <w:tc>
+          <w:tcPr/>
+          <w:p>
+            <w:pPr>
+              <w:pStyle w:val="Compact"/>
+            </w:pPr>
+            <w:r>
+              <w:rPr>
+                <w:rFonts w:hint="eastAsia"/>
+              </w:rPr>
+              <w:t xml:space="preserve">内容</w:t>
+            </w:r>
+          </w:p>
+        </w:tc>
+      </w:tr>
+      <w:tr>
+        <w:tc>
+          <w:tcPr/>
+          <w:p>
+            <w:pPr>
+              <w:pStyle w:val="Compact"/>
+            </w:pPr>
+            <w:r>
+              <w:rPr>
+                <w:rFonts w:hint="eastAsia"/>
+              </w:rPr>
+              <w:t xml:space="preserve">智能问答</w:t>
+            </w:r>
+          </w:p>
+        </w:tc>
+        <w:tc>
+          <w:tcPr/>
+          <w:p>
+            <w:pPr>
+              <w:pStyle w:val="Compact"/>
+            </w:pPr>
+            <w:r>
+              <w:rPr>
+                <w:rFonts w:hint="eastAsia"/>
+              </w:rPr>
+              <w:t xml:space="preserve">高频校务FAQ、制度解释、办事流程、公开通知摘要</w:t>
+            </w:r>
+          </w:p>
+        </w:tc>
+      </w:tr>
+      <w:tr>
+        <w:tc>
+          <w:tcPr/>
+          <w:p>
+            <w:pPr>
+              <w:pStyle w:val="Compact"/>
+            </w:pPr>
+            <w:r>
+              <w:rPr>
+                <w:rFonts w:hint="eastAsia"/>
+              </w:rPr>
+              <w:t xml:space="preserve">用户服务</w:t>
+            </w:r>
+          </w:p>
+        </w:tc>
+        <w:tc>
+          <w:tcPr/>
+          <w:p>
+            <w:pPr>
+              <w:pStyle w:val="Compact"/>
+            </w:pPr>
+            <w:r>
+              <w:rPr>
+                <w:rFonts w:hint="eastAsia"/>
+              </w:rPr>
+              <w:t xml:space="preserve">聊天式问答、常见问题推荐、历史记录、回答评价、问题反馈</w:t>
+            </w:r>
+          </w:p>
+        </w:tc>
+      </w:tr>
+      <w:tr>
+        <w:tc>
+          <w:tcPr/>
+          <w:p>
+            <w:pPr>
+              <w:pStyle w:val="Compact"/>
+            </w:pPr>
+            <w:r>
+              <w:rPr>
+                <w:rFonts w:hint="eastAsia"/>
+              </w:rPr>
+              <w:t xml:space="preserve">知识管理</w:t>
+            </w:r>
+          </w:p>
+        </w:tc>
+        <w:tc>
+          <w:tcPr/>
+          <w:p>
+            <w:pPr>
+              <w:pStyle w:val="Compact"/>
+            </w:pPr>
+            <w:r>
+              <w:rPr>
+                <w:rFonts w:hint="eastAsia"/>
+              </w:rPr>
+              <w:t xml:space="preserve">知识条目分类、编辑、审核、发布、下线、版本记录</w:t>
+            </w:r>
+          </w:p>
+        </w:tc>
+      </w:tr>
+      <w:tr>
+        <w:tc>
+          <w:tcPr/>
+          <w:p>
+            <w:pPr>
+              <w:pStyle w:val="Compact"/>
+            </w:pPr>
+            <w:r>
+              <w:rPr>
+                <w:rFonts w:hint="eastAsia"/>
+              </w:rPr>
+              <w:t xml:space="preserve">管理分析</w:t>
+            </w:r>
+          </w:p>
+        </w:tc>
+        <w:tc>
+          <w:tcPr/>
+          <w:p>
+            <w:pPr>
+              <w:pStyle w:val="Compact"/>
+            </w:pPr>
+            <w:r>
+              <w:rPr>
+                <w:rFonts w:hint="eastAsia"/>
+              </w:rPr>
+              <w:t xml:space="preserve">热点问题统计、未命中统计、反馈处理、内容质量分析</w:t>
+            </w:r>
+          </w:p>
+        </w:tc>
+      </w:tr>
+      <w:tr>
+        <w:tc>
+          <w:tcPr/>
+          <w:p>
+            <w:pPr>
+              <w:pStyle w:val="Compact"/>
+            </w:pPr>
+            <w:r>
+              <w:rPr>
+                <w:rFonts w:hint="eastAsia"/>
+              </w:rPr>
+              <w:t xml:space="preserve">安全合规</w:t>
+            </w:r>
+          </w:p>
+        </w:tc>
+        <w:tc>
+          <w:tcPr/>
+          <w:p>
+            <w:pPr>
+              <w:pStyle w:val="Compact"/>
+            </w:pPr>
+            <w:r>
+              <w:rPr>
+                <w:rFonts w:hint="eastAsia"/>
+              </w:rPr>
+              <w:t xml:space="preserve">统一认证、角色权限、敏感数据脱敏、日志审计</w:t>
+            </w:r>
+          </w:p>
+        </w:tc>
+      </w:tr>
+    </w:tbl>
+    <w:bookmarkEnd w:id="15"/>
+    <w:bookmarkEnd w:id="16"/>
+    <w:bookmarkStart w:id="18" w:name="推荐方案"/>
+    <w:bookmarkEnd w:id="18"/>
+    <w:tbl>
+      <w:tblPr>
+        <w:tblStyle w:val="Table"/>
+        <w:tblW w:type="pct" w:w="5000"/>
+        <w:tblLayout w:type="fixed"/>
+        <w:tblLook w:firstRow="1" w:lastRow="0" w:firstColumn="0" w:lastColumn="0" w:noHBand="0" w:noVBand="0" w:val="0020"/>
+      </w:tblPr>
+      <w:tblGrid>
+        <w:gridCol w:w="2640"/>
+        <w:gridCol w:w="2640"/>
+        <w:gridCol w:w="2640"/>
+      </w:tblGrid>
+      <w:tr>
+        <w:trPr>
+          <w:tblHeader w:val="on"/>
+        </w:trPr>
+        <w:tc>
+          <w:tcPr/>
+          <w:p>
+            <w:pPr>
+              <w:pStyle w:val="Compact"/>
+            </w:pPr>
+            <w:r>
+              <w:rPr>
+                <w:rFonts w:hint="eastAsia"/>
+              </w:rPr>
+              <w:t xml:space="preserve">层次</w:t>
+            </w:r>
+          </w:p>
+        </w:tc>
+        <w:tc>
+          <w:tcPr/>
+          <w:p>
+            <w:pPr>
+              <w:pStyle w:val="Compact"/>
+            </w:pPr>
+            <w:r>
+              <w:rPr>
+                <w:rFonts w:hint="eastAsia"/>
+              </w:rPr>
+              <w:t xml:space="preserve">主要能力</w:t>
+            </w:r>
+          </w:p>
+        </w:tc>
+        <w:tc>
+          <w:tcPr/>
+          <w:p>
+            <w:pPr>
+              <w:pStyle w:val="Compact"/>
+            </w:pPr>
+            <w:r>
+              <w:rPr>
+                <w:rFonts w:hint="eastAsia"/>
+              </w:rPr>
+              <w:t xml:space="preserve">可行性判断</w:t>
+            </w:r>
+          </w:p>
+        </w:tc>
+      </w:tr>
+      <w:tr>
+        <w:tc>
+          <w:tcPr/>
+          <w:p>
+            <w:pPr>
+              <w:pStyle w:val="Compact"/>
+            </w:pPr>
+            <w:r>
+              <w:rPr>
+                <w:rFonts w:hint="eastAsia"/>
+              </w:rPr>
+              <w:t xml:space="preserve">访问层</w:t>
+            </w:r>
+          </w:p>
+        </w:tc>
+        <w:tc>
+          <w:tcPr/>
+          <w:p>
+            <w:pPr>
+              <w:pStyle w:val="Compact"/>
+            </w:pPr>
+            <w:r>
+              <w:rPr>
+                <w:rFonts w:hint="eastAsia"/>
+              </w:rPr>
+              <w:t xml:space="preserve">Web端、移动端、后续微信小程序</w:t>
+            </w:r>
+          </w:p>
+        </w:tc>
+        <w:tc>
+          <w:tcPr/>
+          <w:p>
+            <w:pPr>
+              <w:pStyle w:val="Compact"/>
+            </w:pPr>
+            <w:r>
+              <w:rPr>
+                <w:rFonts w:hint="eastAsia"/>
+              </w:rPr>
+              <w:t xml:space="preserve">可行，技术成熟</w:t>
+            </w:r>
+          </w:p>
+        </w:tc>
+      </w:tr>
+      <w:tr>
+        <w:tc>
+          <w:tcPr/>
+          <w:p>
+            <w:pPr>
+              <w:pStyle w:val="Compact"/>
+            </w:pPr>
+            <w:r>
+              <w:rPr>
+                <w:rFonts w:hint="eastAsia"/>
+              </w:rPr>
+              <w:t xml:space="preserve">服务层</w:t>
+            </w:r>
+          </w:p>
+        </w:tc>
+        <w:tc>
+          <w:tcPr/>
+          <w:p>
+            <w:pPr>
+              <w:pStyle w:val="Compact"/>
+            </w:pPr>
+            <w:r>
+              <w:rPr>
+                <w:rFonts w:hint="eastAsia"/>
+              </w:rPr>
+              <w:t xml:space="preserve">问答编排、权限判断、反馈处理、统计分析</w:t>
+            </w:r>
+          </w:p>
+        </w:tc>
+        <w:tc>
+          <w:tcPr/>
+          <w:p>
+            <w:pPr>
+              <w:pStyle w:val="Compact"/>
+            </w:pPr>
+            <w:r>
+              <w:rPr>
+                <w:rFonts w:hint="eastAsia"/>
+              </w:rPr>
+              <w:t xml:space="preserve">可行，复杂度可控</w:t>
+            </w:r>
+          </w:p>
+        </w:tc>
+      </w:tr>
+      <w:tr>
+        <w:tc>
+          <w:tcPr/>
+          <w:p>
+            <w:pPr>
+              <w:pStyle w:val="Compact"/>
+            </w:pPr>
+            <w:r>
+              <w:rPr>
+                <w:rFonts w:hint="eastAsia"/>
+              </w:rPr>
+              <w:t xml:space="preserve">知识层</w:t>
+            </w:r>
+          </w:p>
+        </w:tc>
+        <w:tc>
+          <w:tcPr/>
+          <w:p>
+            <w:pPr>
+              <w:pStyle w:val="Compact"/>
+            </w:pPr>
+            <w:r>
+              <w:rPr>
+                <w:rFonts w:hint="eastAsia"/>
+              </w:rPr>
+              <w:t xml:space="preserve">FAQ、制度文件、流程说明、通知摘要、向量索引</w:t>
+            </w:r>
+          </w:p>
+        </w:tc>
+        <w:tc>
+          <w:tcPr/>
+          <w:p>
+            <w:pPr>
+              <w:pStyle w:val="Compact"/>
+            </w:pPr>
+            <w:r>
+              <w:rPr>
+                <w:rFonts w:hint="eastAsia"/>
+              </w:rPr>
+              <w:t xml:space="preserve">可行，需持续维护</w:t>
+            </w:r>
+          </w:p>
+        </w:tc>
+      </w:tr>
+      <w:tr>
+        <w:tc>
+          <w:tcPr/>
+          <w:p>
+            <w:pPr>
+              <w:pStyle w:val="Compact"/>
+            </w:pPr>
+            <w:r>
+              <w:rPr>
+                <w:rFonts w:hint="eastAsia"/>
+              </w:rPr>
+              <w:t xml:space="preserve">模型层</w:t>
+            </w:r>
+          </w:p>
+        </w:tc>
+        <w:tc>
+          <w:tcPr/>
+          <w:p>
+            <w:pPr>
+              <w:pStyle w:val="Compact"/>
+            </w:pPr>
+            <w:r>
+              <w:rPr>
+                <w:rFonts w:hint="eastAsia"/>
+              </w:rPr>
+              <w:t xml:space="preserve">意图识别、语义检索、回答生成、敏感内容检测</w:t>
+            </w:r>
+          </w:p>
+        </w:tc>
+        <w:tc>
+          <w:tcPr/>
+          <w:p>
+            <w:pPr>
+              <w:pStyle w:val="Compact"/>
+            </w:pPr>
+            <w:r>
+              <w:rPr>
+                <w:rFonts w:hint="eastAsia"/>
+              </w:rPr>
+              <w:t xml:space="preserve">可行，需限制生成边界</w:t>
+            </w:r>
+          </w:p>
+        </w:tc>
+      </w:tr>
+      <w:tr>
+        <w:tc>
+          <w:tcPr/>
+          <w:p>
+            <w:pPr>
+              <w:pStyle w:val="Compact"/>
+            </w:pPr>
+            <w:r>
+              <w:rPr>
+                <w:rFonts w:hint="eastAsia"/>
+              </w:rPr>
+              <w:t xml:space="preserve">数据层</w:t>
+            </w:r>
+          </w:p>
+        </w:tc>
+        <w:tc>
+          <w:tcPr/>
+          <w:p>
+            <w:pPr>
+              <w:pStyle w:val="Compact"/>
+            </w:pPr>
+            <w:r>
+              <w:rPr>
+                <w:rFonts w:hint="eastAsia"/>
+              </w:rPr>
+              <w:t xml:space="preserve">用户、角色、日志、知识版本、反馈记录</w:t>
+            </w:r>
+          </w:p>
+        </w:tc>
+        <w:tc>
+          <w:tcPr/>
+          <w:p>
+            <w:pPr>
+              <w:pStyle w:val="Compact"/>
+            </w:pPr>
+            <w:r>
+              <w:rPr>
+                <w:rFonts w:hint="eastAsia"/>
+              </w:rPr>
+              <w:t xml:space="preserve">可行，需数据分级和权限控制</w:t>
+            </w:r>
+          </w:p>
+        </w:tc>
+      </w:tr>
+    </w:tbl>
+    <w:bookmarkEnd w:id="19"/>
+    <w:tbl>
+      <w:tblPr>
+        <w:tblStyle w:val="Table"/>
+        <w:tblW w:type="auto" w:w="0"/>
+        <w:tblLook w:firstRow="1" w:lastRow="0" w:firstColumn="0" w:lastColumn="0" w:noHBand="0" w:noVBand="0" w:val="0020"/>
+      </w:tblPr>
+      <w:tblGrid>
+        <w:gridCol w:w="3960"/>
+        <w:gridCol w:w="3960"/>
+      </w:tblGrid>
+      <w:tr>
+        <w:trPr>
+          <w:tblHeader w:val="on"/>
+        </w:trPr>
+        <w:tc>
+          <w:tcPr/>
+          <w:p>
+            <w:pPr>
+              <w:pStyle w:val="Compact"/>
+            </w:pPr>
+            <w:r>
+              <w:rPr>
+                <w:rFonts w:hint="eastAsia"/>
+              </w:rPr>
+              <w:t xml:space="preserve">指标</w:t>
+            </w:r>
+          </w:p>
+        </w:tc>
+        <w:tc>
+          <w:tcPr/>
+          <w:p>
+            <w:pPr>
+              <w:pStyle w:val="Compact"/>
+            </w:pPr>
+            <w:r>
+              <w:rPr>
+                <w:rFonts w:hint="eastAsia"/>
+              </w:rPr>
+              <w:t xml:space="preserve">建议目标</w:t>
+            </w:r>
+          </w:p>
+        </w:tc>
+      </w:tr>
+      <w:tr>
+        <w:tc>
+          <w:tcPr/>
+          <w:p>
+            <w:pPr>
+              <w:pStyle w:val="Compact"/>
+            </w:pPr>
+            <w:r>
+              <w:rPr>
+                <w:rFonts w:hint="eastAsia"/>
+              </w:rPr>
+              <w:t xml:space="preserve">知识库命中问答响应时间</w:t>
+            </w:r>
+          </w:p>
+        </w:tc>
+        <w:tc>
+          <w:tcPr/>
+          <w:p>
+            <w:pPr>
+              <w:pStyle w:val="Compact"/>
+            </w:pPr>
+            <w:r>
+              <w:t xml:space="preserve">P95 ≤ </w:t>
+            </w:r>
+            <w:r>
+              <w:rPr>
+                <w:rFonts w:hint="eastAsia"/>
+              </w:rPr>
+              <w:t xml:space="preserve">3秒</w:t>
+            </w:r>
+          </w:p>
+        </w:tc>
+      </w:tr>
+      <w:tr>
+        <w:tc>
+          <w:tcPr/>
+          <w:p>
+            <w:pPr>
+              <w:pStyle w:val="Compact"/>
+            </w:pPr>
+            <w:r>
+              <w:rPr>
+                <w:rFonts w:hint="eastAsia"/>
+              </w:rPr>
+              <w:t xml:space="preserve">含外部接口查询响应时间</w:t>
+            </w:r>
+          </w:p>
+        </w:tc>
+        <w:tc>
+          <w:tcPr/>
+          <w:p>
+            <w:pPr>
+              <w:pStyle w:val="Compact"/>
+            </w:pPr>
+            <w:r>
+              <w:t xml:space="preserve">P95 ≤ </w:t>
+            </w:r>
+            <w:r>
+              <w:rPr>
+                <w:rFonts w:hint="eastAsia"/>
+              </w:rPr>
+              <w:t xml:space="preserve">5秒</w:t>
+            </w:r>
+          </w:p>
+        </w:tc>
+      </w:tr>
+      <w:tr>
+        <w:tc>
+          <w:tcPr/>
+          <w:p>
+            <w:pPr>
+              <w:pStyle w:val="Compact"/>
+            </w:pPr>
+            <w:r>
+              <w:rPr>
+                <w:rFonts w:hint="eastAsia"/>
+              </w:rPr>
+              <w:t xml:space="preserve">系统可用率</w:t>
+            </w:r>
+          </w:p>
+        </w:tc>
+        <w:tc>
+          <w:tcPr/>
+          <w:p>
+            <w:pPr>
+              <w:pStyle w:val="Compact"/>
+            </w:pPr>
+            <w:r>
+              <w:t xml:space="preserve">≥ 99.5%</w:t>
+            </w:r>
+          </w:p>
+        </w:tc>
+      </w:tr>
+      <w:tr>
+        <w:tc>
+          <w:tcPr/>
+          <w:p>
+            <w:pPr>
+              <w:pStyle w:val="Compact"/>
+            </w:pPr>
+            <w:r>
+              <w:rPr>
+                <w:rFonts w:hint="eastAsia"/>
+              </w:rPr>
+              <w:t xml:space="preserve">知识库覆盖范围内答案正确率</w:t>
+            </w:r>
+          </w:p>
+        </w:tc>
+        <w:tc>
+          <w:tcPr/>
+          <w:p>
+            <w:pPr>
+              <w:pStyle w:val="Compact"/>
+            </w:pPr>
+            <w:r>
+              <w:t xml:space="preserve">≥ 95%</w:t>
+            </w:r>
+          </w:p>
+        </w:tc>
+      </w:tr>
+      <w:tr>
+        <w:tc>
+          <w:tcPr/>
+          <w:p>
+            <w:pPr>
+              <w:pStyle w:val="Compact"/>
+            </w:pPr>
+            <w:r>
+              <w:rPr>
+                <w:rFonts w:hint="eastAsia"/>
+              </w:rPr>
+              <w:t xml:space="preserve">常见意图识别准确率</w:t>
+            </w:r>
+          </w:p>
+        </w:tc>
+        <w:tc>
+          <w:tcPr/>
+          <w:p>
+            <w:pPr>
+              <w:pStyle w:val="Compact"/>
+            </w:pPr>
+            <w:r>
+              <w:t xml:space="preserve">≥ 85%</w:t>
+            </w:r>
+          </w:p>
+        </w:tc>
+      </w:tr>
+      <w:tr>
+        <w:tc>
+          <w:tcPr/>
+          <w:p>
+            <w:pPr>
+              <w:pStyle w:val="Compact"/>
+            </w:pPr>
+            <w:r>
+              <w:rPr>
+                <w:rFonts w:hint="eastAsia"/>
+              </w:rPr>
+              <w:t xml:space="preserve">高频问题首期覆盖量</w:t>
+            </w:r>
+          </w:p>
+        </w:tc>
+        <w:tc>
+          <w:tcPr/>
+          <w:p>
+            <w:pPr>
+              <w:pStyle w:val="Compact"/>
+            </w:pPr>
+            <w:r>
+              <w:rPr>
+                <w:rFonts w:hint="eastAsia"/>
+              </w:rPr>
+              <w:t xml:space="preserve">不少于100条知识条目</w:t>
+            </w:r>
+          </w:p>
+        </w:tc>
+      </w:tr>
+      <w:tr>
+        <w:tc>
+          <w:tcPr/>
+          <w:p>
+            <w:pPr>
+              <w:pStyle w:val="Compact"/>
+            </w:pPr>
+            <w:r>
+              <w:rPr>
+                <w:rFonts w:hint="eastAsia"/>
+              </w:rPr>
+              <w:t xml:space="preserve">用户反馈闭环</w:t>
+            </w:r>
+          </w:p>
+        </w:tc>
+        <w:tc>
+          <w:tcPr/>
+          <w:p>
+            <w:pPr>
+              <w:pStyle w:val="Compact"/>
+            </w:pPr>
+            <w:r>
+              <w:rPr>
+                <w:rFonts w:hint="eastAsia"/>
+              </w:rPr>
+              <w:t xml:space="preserve">低评分和未命中问题定期处理</w:t>
+            </w:r>
+          </w:p>
+        </w:tc>
+      </w:tr>
+    </w:tbl>
+    <w:bookmarkEnd w:id="20"/>
+    <w:bookmarkEnd w:id="21"/>
+    <w:bookmarkStart w:id="23" w:name="投入分析"/>
+    <w:tbl>
+      <w:tblPr>
+        <w:tblStyle w:val="Table"/>
+        <w:tblW w:type="auto" w:w="0"/>
+        <w:tblLook w:firstRow="1" w:lastRow="0" w:firstColumn="0" w:lastColumn="0" w:noHBand="0" w:noVBand="0" w:val="0020"/>
+      </w:tblPr>
+      <w:tblGrid>
+        <w:gridCol w:w="2640"/>
+        <w:gridCol w:w="2640"/>
+        <w:gridCol w:w="2640"/>
+      </w:tblGrid>
+      <w:tr>
+        <w:trPr>
+          <w:tblHeader w:val="on"/>
+        </w:trPr>
+        <w:tc>
+          <w:tcPr/>
+          <w:p>
+            <w:pPr>
+              <w:pStyle w:val="Compact"/>
+            </w:pPr>
+            <w:r>
+              <w:rPr>
+                <w:rFonts w:hint="eastAsia"/>
+              </w:rPr>
+              <w:t xml:space="preserve">投入类别</w:t>
+            </w:r>
+          </w:p>
+        </w:tc>
+        <w:tc>
+          <w:tcPr/>
+          <w:p>
+            <w:pPr>
+              <w:pStyle w:val="Compact"/>
+            </w:pPr>
+            <w:r>
+              <w:rPr>
+                <w:rFonts w:hint="eastAsia"/>
+              </w:rPr>
+              <w:t xml:space="preserve">内容</w:t>
+            </w:r>
+          </w:p>
+        </w:tc>
+        <w:tc>
+          <w:tcPr/>
+          <w:p>
+            <w:pPr>
+              <w:pStyle w:val="Compact"/>
+            </w:pPr>
+            <w:r>
+              <w:rPr>
+                <w:rFonts w:hint="eastAsia"/>
+              </w:rPr>
+              <w:t xml:space="preserve">说明</w:t>
+            </w:r>
+          </w:p>
+        </w:tc>
+      </w:tr>
+      <w:tr>
+        <w:tc>
+          <w:tcPr/>
+          <w:p>
+            <w:pPr>
+              <w:pStyle w:val="Compact"/>
+            </w:pPr>
+            <w:r>
+              <w:rPr>
+                <w:rFonts w:hint="eastAsia"/>
+              </w:rPr>
+              <w:t xml:space="preserve">需求与设计</w:t>
+            </w:r>
+          </w:p>
+        </w:tc>
+        <w:tc>
+          <w:tcPr/>
+          <w:p>
+            <w:pPr>
+              <w:pStyle w:val="Compact"/>
+            </w:pPr>
+            <w:r>
+              <w:rPr>
+                <w:rFonts w:hint="eastAsia"/>
+              </w:rPr>
+              <w:t xml:space="preserve">调研、用例、原型、SRS、设计文档</w:t>
+            </w:r>
+          </w:p>
+        </w:tc>
+        <w:tc>
+          <w:tcPr/>
+          <w:p>
+            <w:pPr>
+              <w:pStyle w:val="Compact"/>
+            </w:pPr>
+            <w:r>
+              <w:rPr>
+                <w:rFonts w:hint="eastAsia"/>
+              </w:rPr>
+              <w:t xml:space="preserve">课程阶段主要投入</w:t>
+            </w:r>
+          </w:p>
+        </w:tc>
+      </w:tr>
+      <w:tr>
+        <w:tc>
+          <w:tcPr/>
+          <w:p>
+            <w:pPr>
+              <w:pStyle w:val="Compact"/>
+            </w:pPr>
+            <w:r>
+              <w:rPr>
+                <w:rFonts w:hint="eastAsia"/>
+              </w:rPr>
+              <w:t xml:space="preserve">软件开发</w:t>
+            </w:r>
+          </w:p>
+        </w:tc>
+        <w:tc>
+          <w:tcPr/>
+          <w:p>
+            <w:pPr>
+              <w:pStyle w:val="Compact"/>
+            </w:pPr>
+            <w:r>
+              <w:rPr>
+                <w:rFonts w:hint="eastAsia"/>
+              </w:rPr>
+              <w:t xml:space="preserve">用户端、问答服务、知识库、管理后台</w:t>
+            </w:r>
+          </w:p>
+        </w:tc>
+        <w:tc>
+          <w:tcPr/>
+          <w:p>
+            <w:pPr>
+              <w:pStyle w:val="Compact"/>
+            </w:pPr>
+            <w:r>
+              <w:rPr>
+                <w:rFonts w:hint="eastAsia"/>
+              </w:rPr>
+              <w:t xml:space="preserve">生产阶段主要成本</w:t>
+            </w:r>
+          </w:p>
+        </w:tc>
+      </w:tr>
+      <w:tr>
+        <w:tc>
+          <w:tcPr/>
+          <w:p>
+            <w:pPr>
+              <w:pStyle w:val="Compact"/>
+            </w:pPr>
+            <w:r>
+              <w:rPr>
+                <w:rFonts w:hint="eastAsia"/>
+              </w:rPr>
+              <w:t xml:space="preserve">知识建设</w:t>
+            </w:r>
+          </w:p>
+        </w:tc>
+        <w:tc>
+          <w:tcPr/>
+          <w:p>
+            <w:pPr>
+              <w:pStyle w:val="Compact"/>
+            </w:pPr>
+            <w:r>
+              <w:rPr>
+                <w:rFonts w:hint="eastAsia"/>
+              </w:rPr>
+              <w:t xml:space="preserve">FAQ整理、制度拆解、标注、审核</w:t>
+            </w:r>
+          </w:p>
+        </w:tc>
+        <w:tc>
+          <w:tcPr/>
+          <w:p>
+            <w:pPr>
+              <w:pStyle w:val="Compact"/>
+            </w:pPr>
+            <w:r>
+              <w:rPr>
+                <w:rFonts w:hint="eastAsia"/>
+              </w:rPr>
+              <w:t xml:space="preserve">需要部门长期参与</w:t>
+            </w:r>
+          </w:p>
+        </w:tc>
+      </w:tr>
+      <w:tr>
+        <w:tc>
+          <w:tcPr/>
+          <w:p>
+            <w:pPr>
+              <w:pStyle w:val="Compact"/>
+            </w:pPr>
+            <w:r>
+              <w:rPr>
+                <w:rFonts w:hint="eastAsia"/>
+              </w:rPr>
+              <w:t xml:space="preserve">基础资源</w:t>
+            </w:r>
+          </w:p>
+        </w:tc>
+        <w:tc>
+          <w:tcPr/>
+          <w:p>
+            <w:pPr>
+              <w:pStyle w:val="Compact"/>
+            </w:pPr>
+            <w:r>
+              <w:rPr>
+                <w:rFonts w:hint="eastAsia"/>
+              </w:rPr>
+              <w:t xml:space="preserve">数据库、检索服务、模型推理资源、存储</w:t>
+            </w:r>
+          </w:p>
+        </w:tc>
+        <w:tc>
+          <w:tcPr/>
+          <w:p>
+            <w:pPr>
+              <w:pStyle w:val="Compact"/>
+            </w:pPr>
+            <w:r>
+              <w:rPr>
+                <w:rFonts w:hint="eastAsia"/>
+              </w:rPr>
+              <w:t xml:space="preserve">可优先使用校内资源</w:t>
+            </w:r>
+          </w:p>
+        </w:tc>
+      </w:tr>
+      <w:tr>
+        <w:tc>
+          <w:tcPr/>
+          <w:p>
+            <w:pPr>
+              <w:pStyle w:val="Compact"/>
+            </w:pPr>
+            <w:r>
+              <w:rPr>
+                <w:rFonts w:hint="eastAsia"/>
+              </w:rPr>
+              <w:t xml:space="preserve">安全合规</w:t>
+            </w:r>
+          </w:p>
+        </w:tc>
+        <w:tc>
+          <w:tcPr/>
+          <w:p>
+            <w:pPr>
+              <w:pStyle w:val="Compact"/>
+            </w:pPr>
+            <w:r>
+              <w:rPr>
+                <w:rFonts w:hint="eastAsia"/>
+              </w:rPr>
+              <w:t xml:space="preserve">鉴权、审计、脱敏、测评整改</w:t>
+            </w:r>
+          </w:p>
+        </w:tc>
+        <w:tc>
+          <w:tcPr/>
+          <w:p>
+            <w:pPr>
+              <w:pStyle w:val="Compact"/>
+            </w:pPr>
+            <w:r>
+              <w:rPr>
+                <w:rFonts w:hint="eastAsia"/>
+              </w:rPr>
+              <w:t xml:space="preserve">生产上线必要成本</w:t>
+            </w:r>
+          </w:p>
+        </w:tc>
+      </w:tr>
+      <w:tr>
+        <w:tc>
+          <w:tcPr/>
+          <w:p>
+            <w:pPr>
+              <w:pStyle w:val="Compact"/>
+            </w:pPr>
+            <w:r>
+              <w:rPr>
+                <w:rFonts w:hint="eastAsia"/>
+              </w:rPr>
+              <w:t xml:space="preserve">运维迭代</w:t>
+            </w:r>
+          </w:p>
+        </w:tc>
+        <w:tc>
+          <w:tcPr/>
+          <w:p>
+            <w:pPr>
+              <w:pStyle w:val="Compact"/>
+            </w:pPr>
+            <w:r>
+              <w:rPr>
+                <w:rFonts w:hint="eastAsia"/>
+              </w:rPr>
+              <w:t xml:space="preserve">内容维护、模型优化、监控告警、故障处理</w:t>
+            </w:r>
+          </w:p>
+        </w:tc>
+        <w:tc>
+          <w:tcPr/>
+          <w:p>
+            <w:pPr>
+              <w:pStyle w:val="Compact"/>
+            </w:pPr>
+            <w:r>
+              <w:rPr>
+                <w:rFonts w:hint="eastAsia"/>
+              </w:rPr>
+              <w:t xml:space="preserve">影响长期效果</w:t>
+            </w:r>
+          </w:p>
+        </w:tc>
+      </w:tr>
+    </w:tbl>
+    <w:bookmarkEnd w:id="23"/>
+    <w:tbl>
+      <w:tblPr>
+        <w:tblStyle w:val="Table"/>
+        <w:tblW w:type="auto" w:w="0"/>
+        <w:tblLook w:firstRow="1" w:lastRow="0" w:firstColumn="0" w:lastColumn="0" w:noHBand="0" w:noVBand="0" w:val="0020"/>
+      </w:tblPr>
+      <w:tblGrid>
+        <w:gridCol w:w="3960"/>
+        <w:gridCol w:w="3960"/>
+      </w:tblGrid>
+      <w:tr>
+        <w:trPr>
+          <w:tblHeader w:val="on"/>
+        </w:trPr>
+        <w:tc>
+          <w:tcPr/>
+          <w:p>
+            <w:pPr>
+              <w:pStyle w:val="Compact"/>
+            </w:pPr>
+            <w:r>
+              <w:rPr>
+                <w:rFonts w:hint="eastAsia"/>
+              </w:rPr>
+              <w:t xml:space="preserve">收益类别</w:t>
+            </w:r>
+          </w:p>
+        </w:tc>
+        <w:tc>
+          <w:tcPr/>
+          <w:p>
+            <w:pPr>
+              <w:pStyle w:val="Compact"/>
+            </w:pPr>
+            <w:r>
+              <w:rPr>
+                <w:rFonts w:hint="eastAsia"/>
+              </w:rPr>
+              <w:t xml:space="preserve">具体体现</w:t>
+            </w:r>
+          </w:p>
+        </w:tc>
+      </w:tr>
+      <w:tr>
+        <w:tc>
+          <w:tcPr/>
+          <w:p>
+            <w:pPr>
+              <w:pStyle w:val="Compact"/>
+            </w:pPr>
+            <w:r>
+              <w:rPr>
+                <w:rFonts w:hint="eastAsia"/>
+              </w:rPr>
+              <w:t xml:space="preserve">用户效率</w:t>
+            </w:r>
+          </w:p>
+        </w:tc>
+        <w:tc>
+          <w:tcPr/>
+          <w:p>
+            <w:pPr>
+              <w:pStyle w:val="Compact"/>
+            </w:pPr>
+            <w:r>
+              <w:rPr>
+                <w:rFonts w:hint="eastAsia"/>
+              </w:rPr>
+              <w:t xml:space="preserve">缩短师生查询校务信息的时间，降低跨系统查找成本</w:t>
+            </w:r>
+          </w:p>
+        </w:tc>
+      </w:tr>
+      <w:tr>
+        <w:tc>
+          <w:tcPr/>
+          <w:p>
+            <w:pPr>
+              <w:pStyle w:val="Compact"/>
+            </w:pPr>
+            <w:r>
+              <w:rPr>
+                <w:rFonts w:hint="eastAsia"/>
+              </w:rPr>
+              <w:t xml:space="preserve">部门减负</w:t>
+            </w:r>
+          </w:p>
+        </w:tc>
+        <w:tc>
+          <w:tcPr/>
+          <w:p>
+            <w:pPr>
+              <w:pStyle w:val="Compact"/>
+            </w:pPr>
+            <w:r>
+              <w:rPr>
+                <w:rFonts w:hint="eastAsia"/>
+              </w:rPr>
+              <w:t xml:space="preserve">高频重复咨询由系统承接，人工集中处理复杂问题</w:t>
+            </w:r>
+          </w:p>
+        </w:tc>
+      </w:tr>
+      <w:tr>
+        <w:tc>
+          <w:tcPr/>
+          <w:p>
+            <w:pPr>
+              <w:pStyle w:val="Compact"/>
+            </w:pPr>
+            <w:r>
+              <w:rPr>
+                <w:rFonts w:hint="eastAsia"/>
+              </w:rPr>
+              <w:t xml:space="preserve">服务连续性</w:t>
+            </w:r>
+          </w:p>
+        </w:tc>
+        <w:tc>
+          <w:tcPr/>
+          <w:p>
+            <w:pPr>
+              <w:pStyle w:val="Compact"/>
+            </w:pPr>
+            <w:r>
+              <w:rPr>
+                <w:rFonts w:hint="eastAsia"/>
+              </w:rPr>
+              <w:t xml:space="preserve">提供非工作时间咨询入口，增强服务可达性</w:t>
+            </w:r>
+          </w:p>
+        </w:tc>
+      </w:tr>
+      <w:tr>
+        <w:tc>
+          <w:tcPr/>
+          <w:p>
+            <w:pPr>
+              <w:pStyle w:val="Compact"/>
+            </w:pPr>
+            <w:r>
+              <w:rPr>
+                <w:rFonts w:hint="eastAsia"/>
+              </w:rPr>
+              <w:t xml:space="preserve">管理改进</w:t>
+            </w:r>
+          </w:p>
+        </w:tc>
+        <w:tc>
+          <w:tcPr/>
+          <w:p>
+            <w:pPr>
+              <w:pStyle w:val="Compact"/>
+            </w:pPr>
+            <w:r>
+              <w:rPr>
+                <w:rFonts w:hint="eastAsia"/>
+              </w:rPr>
+              <w:t xml:space="preserve">通过咨询热点和未命中统计发现制度说明薄弱点</w:t>
+            </w:r>
+          </w:p>
+        </w:tc>
+      </w:tr>
+      <w:tr>
+        <w:tc>
+          <w:tcPr/>
+          <w:p>
+            <w:pPr>
+              <w:pStyle w:val="Compact"/>
+            </w:pPr>
+            <w:r>
+              <w:rPr>
+                <w:rFonts w:hint="eastAsia"/>
+              </w:rPr>
+              <w:t xml:space="preserve">知识资产</w:t>
+            </w:r>
+          </w:p>
+        </w:tc>
+        <w:tc>
+          <w:tcPr/>
+          <w:p>
+            <w:pPr>
+              <w:pStyle w:val="Compact"/>
+            </w:pPr>
+            <w:r>
+              <w:rPr>
+                <w:rFonts w:hint="eastAsia"/>
+              </w:rPr>
+              <w:t xml:space="preserve">将分散材料沉淀为可维护、可审计、可复用的知识库</w:t>
+            </w:r>
+          </w:p>
+        </w:tc>
+      </w:tr>
+    </w:tbl>
+    <w:bookmarkEnd w:id="24"/>
+    <w:bookmarkEnd w:id="25"/>
+    <w:bookmarkStart w:id="27" w:name="用户接受度"/>
+    <w:bookmarkEnd w:id="27"/>
+    <w:bookmarkEnd w:id="28"/>
+    <w:bookmarkEnd w:id="29"/>
+    <w:bookmarkEnd w:id="31"/>
+    <w:bookmarkEnd w:id="32"/>
+    <w:bookmarkEnd w:id="33"/>
+    <w:bookmarkEnd w:id="34"/>
+    <w:bookmarkEnd w:id="35"/>
+    <w:bookmarkEnd w:id="36"/>
   </w:body>
 </w:document>
 </file>
